--- a/ohio_taxation/docs/Labor_draft/writeup_250722_roads_wages_employment.docx
+++ b/ohio_taxation/docs/Labor_draft/writeup_250722_roads_wages_employment.docx
@@ -4,28 +4,92 @@
   <w:body>
     <w:p>
       <w:pPr>
+        <w:jc w:val="center"/>
         <w:rPr>
           <w:b/>
           <w:bCs/>
-          <w:sz w:val="28"/>
-          <w:szCs w:val="28"/>
-        </w:rPr>
+          <w:sz w:val="48"/>
+          <w:szCs w:val="48"/>
+          <w:rPrChange w:id="0" w:author="Rawat, Saani (rawatsa)" w:date="2025-08-29T11:36:00Z">
+            <w:rPr>
+              <w:b/>
+              <w:bCs/>
+              <w:sz w:val="28"/>
+              <w:szCs w:val="28"/>
+            </w:rPr>
+          </w:rPrChange>
+        </w:rPr>
+        <w:pPrChange w:id="1" w:author="Rawat, Saani (rawatsa)" w:date="2025-08-29T11:36:00Z">
+          <w:pPr/>
+        </w:pPrChange>
       </w:pPr>
       <w:r>
         <w:rPr>
           <w:b/>
           <w:bCs/>
-          <w:sz w:val="28"/>
-          <w:szCs w:val="28"/>
-        </w:rPr>
-        <w:t xml:space="preserve">The Effect of Road Maintenance Taxes on </w:t>
-      </w:r>
+          <w:sz w:val="48"/>
+          <w:szCs w:val="48"/>
+          <w:rPrChange w:id="2" w:author="Rawat, Saani (rawatsa)" w:date="2025-08-29T11:36:00Z">
+            <w:rPr>
+              <w:b/>
+              <w:bCs/>
+              <w:sz w:val="28"/>
+              <w:szCs w:val="28"/>
+            </w:rPr>
+          </w:rPrChange>
+        </w:rPr>
+        <w:t xml:space="preserve">The Effect of Road </w:t>
+      </w:r>
+      <w:del w:id="3" w:author="Rawat, Saani (rawatsa)" w:date="2025-08-29T11:36:00Z">
+        <w:r>
+          <w:rPr>
+            <w:b/>
+            <w:bCs/>
+            <w:sz w:val="48"/>
+            <w:szCs w:val="48"/>
+            <w:rPrChange w:id="4" w:author="Rawat, Saani (rawatsa)" w:date="2025-08-29T11:36:00Z">
+              <w:rPr>
+                <w:b/>
+                <w:bCs/>
+                <w:sz w:val="28"/>
+                <w:szCs w:val="28"/>
+              </w:rPr>
+            </w:rPrChange>
+          </w:rPr>
+          <w:delText xml:space="preserve">Maintenance </w:delText>
+        </w:r>
+      </w:del>
       <w:r>
         <w:rPr>
           <w:b/>
           <w:bCs/>
-          <w:sz w:val="28"/>
-          <w:szCs w:val="28"/>
+          <w:sz w:val="48"/>
+          <w:szCs w:val="48"/>
+          <w:rPrChange w:id="5" w:author="Rawat, Saani (rawatsa)" w:date="2025-08-29T11:36:00Z">
+            <w:rPr>
+              <w:b/>
+              <w:bCs/>
+              <w:sz w:val="28"/>
+              <w:szCs w:val="28"/>
+            </w:rPr>
+          </w:rPrChange>
+        </w:rPr>
+        <w:t xml:space="preserve">Taxes on </w:t>
+      </w:r>
+      <w:r>
+        <w:rPr>
+          <w:b/>
+          <w:bCs/>
+          <w:sz w:val="48"/>
+          <w:szCs w:val="48"/>
+          <w:rPrChange w:id="6" w:author="Rawat, Saani (rawatsa)" w:date="2025-08-29T11:36:00Z">
+            <w:rPr>
+              <w:b/>
+              <w:bCs/>
+              <w:sz w:val="28"/>
+              <w:szCs w:val="28"/>
+            </w:rPr>
+          </w:rPrChange>
         </w:rPr>
         <w:t xml:space="preserve">Local </w:t>
       </w:r>
@@ -33,8 +97,16 @@
         <w:rPr>
           <w:b/>
           <w:bCs/>
-          <w:sz w:val="28"/>
-          <w:szCs w:val="28"/>
+          <w:sz w:val="48"/>
+          <w:szCs w:val="48"/>
+          <w:rPrChange w:id="7" w:author="Rawat, Saani (rawatsa)" w:date="2025-08-29T11:36:00Z">
+            <w:rPr>
+              <w:b/>
+              <w:bCs/>
+              <w:sz w:val="28"/>
+              <w:szCs w:val="28"/>
+            </w:rPr>
+          </w:rPrChange>
         </w:rPr>
         <w:t>Wages and Employment</w:t>
       </w:r>
@@ -62,6 +134,29 @@
     <w:p>
       <w:pPr>
         <w:rPr>
+          <w:del w:id="8" w:author="Rawat, Saani (rawatsa)" w:date="2025-08-29T11:36:00Z"/>
+          <w:b/>
+          <w:bCs/>
+          <w:sz w:val="28"/>
+          <w:szCs w:val="28"/>
+        </w:rPr>
+      </w:pPr>
+      <w:ins w:id="9" w:author="Rawat, Saani (rawatsa)" w:date="2025-08-29T11:36:00Z">
+        <w:r>
+          <w:rPr>
+            <w:b/>
+            <w:bCs/>
+            <w:sz w:val="28"/>
+            <w:szCs w:val="28"/>
+          </w:rPr>
+          <w:t xml:space="preserve">Abstract: </w:t>
+        </w:r>
+      </w:ins>
+    </w:p>
+    <w:p>
+      <w:pPr>
+        <w:rPr>
+          <w:del w:id="10" w:author="Rawat, Saani (rawatsa)" w:date="2025-08-29T11:36:00Z"/>
           <w:b/>
           <w:bCs/>
           <w:sz w:val="28"/>
@@ -78,25 +173,17 @@
           <w:szCs w:val="28"/>
         </w:rPr>
       </w:pPr>
-    </w:p>
-    <w:p>
-      <w:pPr>
-        <w:rPr>
-          <w:b/>
-          <w:bCs/>
-          <w:sz w:val="28"/>
-          <w:szCs w:val="28"/>
-        </w:rPr>
-      </w:pPr>
-      <w:r>
-        <w:rPr>
-          <w:b/>
-          <w:bCs/>
-          <w:sz w:val="28"/>
-          <w:szCs w:val="28"/>
-        </w:rPr>
-        <w:br w:type="page"/>
-      </w:r>
+      <w:del w:id="11" w:author="Rawat, Saani (rawatsa)" w:date="2025-08-29T11:36:00Z">
+        <w:r>
+          <w:rPr>
+            <w:b/>
+            <w:bCs/>
+            <w:sz w:val="28"/>
+            <w:szCs w:val="28"/>
+          </w:rPr>
+          <w:br w:type="page"/>
+        </w:r>
+      </w:del>
     </w:p>
     <w:p>
       <w:pPr>
@@ -110,21 +197,18 @@
     </w:p>
     <w:p>
       <w:pPr>
-        <w:spacing w:line="480" w:lineRule="auto"/>
-        <w:rPr>
-          <w:b/>
-          <w:bCs/>
-          <w:sz w:val="28"/>
-          <w:szCs w:val="28"/>
-        </w:rPr>
+        <w:pStyle w:val="Heading1"/>
+        <w:numPr>
+          <w:ilvl w:val="0"/>
+          <w:numId w:val="1"/>
+        </w:numPr>
+        <w:pPrChange w:id="12" w:author="Rawat, Saani (rawatsa)" w:date="2025-08-29T11:36:00Z">
+          <w:pPr>
+            <w:spacing w:line="480" w:lineRule="auto"/>
+          </w:pPr>
+        </w:pPrChange>
       </w:pPr>
       <w:r>
-        <w:rPr>
-          <w:b/>
-          <w:bCs/>
-          <w:sz w:val="28"/>
-          <w:szCs w:val="28"/>
-        </w:rPr>
         <w:t>Introduction</w:t>
       </w:r>
     </w:p>
@@ -141,21 +225,18 @@
     </w:p>
     <w:p>
       <w:pPr>
-        <w:spacing w:line="480" w:lineRule="auto"/>
-        <w:rPr>
-          <w:b/>
-          <w:bCs/>
-          <w:sz w:val="28"/>
-          <w:szCs w:val="28"/>
-        </w:rPr>
+        <w:pStyle w:val="Heading1"/>
+        <w:numPr>
+          <w:ilvl w:val="0"/>
+          <w:numId w:val="1"/>
+        </w:numPr>
+        <w:pPrChange w:id="13" w:author="Rawat, Saani (rawatsa)" w:date="2025-08-29T11:36:00Z">
+          <w:pPr>
+            <w:spacing w:line="480" w:lineRule="auto"/>
+          </w:pPr>
+        </w:pPrChange>
       </w:pPr>
       <w:r>
-        <w:rPr>
-          <w:b/>
-          <w:bCs/>
-          <w:sz w:val="28"/>
-          <w:szCs w:val="28"/>
-        </w:rPr>
         <w:t>Literature Review</w:t>
       </w:r>
     </w:p>
@@ -168,7 +249,16 @@
           <w:szCs w:val="24"/>
         </w:rPr>
       </w:pPr>
-      <w:ins w:id="0" w:author="Rawat, Saani (rawatsa)" w:date="2025-08-21T12:22:00Z">
+      <w:ins w:id="14" w:author="Rawat, Saani (rawatsa)" w:date="2025-08-29T11:36:00Z">
+        <w:r>
+          <w:rPr>
+            <w:sz w:val="24"/>
+            <w:szCs w:val="24"/>
+          </w:rPr>
+          <w:br/>
+        </w:r>
+      </w:ins>
+      <w:ins w:id="15" w:author="Rawat, Saani (rawatsa)" w:date="2025-08-21T12:22:00Z">
         <w:r>
           <w:rPr>
             <w:sz w:val="24"/>
@@ -177,7 +267,7 @@
           <w:t>Roads and labor outcomes (wages and employment</w:t>
         </w:r>
       </w:ins>
-      <w:ins w:id="1" w:author="Rawat, Saani (rawatsa)" w:date="2025-08-21T12:23:00Z">
+      <w:ins w:id="16" w:author="Rawat, Saani (rawatsa)" w:date="2025-08-21T12:23:00Z">
         <w:r>
           <w:rPr>
             <w:sz w:val="24"/>
@@ -186,7 +276,7 @@
           <w:t>)</w:t>
         </w:r>
       </w:ins>
-      <w:ins w:id="2" w:author="Rawat, Saani (rawatsa)" w:date="2025-08-21T12:22:00Z">
+      <w:ins w:id="17" w:author="Rawat, Saani (rawatsa)" w:date="2025-08-21T12:22:00Z">
         <w:r>
           <w:rPr>
             <w:sz w:val="24"/>
@@ -207,7 +297,23 @@
           <w:sz w:val="24"/>
           <w:szCs w:val="24"/>
         </w:rPr>
-        <w:t>-oriented in nature, like Suarez-Cuesta and Latorre (2023), which models the impact on GDP and labor demand of the U.S. Infrastructure Investment and Jobs Act, our review focuses on studies on a more local geography.</w:t>
+        <w:t xml:space="preserve">-oriented in nature, like Suarez-Cuesta and </w:t>
+      </w:r>
+      <w:proofErr w:type="spellStart"/>
+      <w:r>
+        <w:rPr>
+          <w:sz w:val="24"/>
+          <w:szCs w:val="24"/>
+        </w:rPr>
+        <w:t>Latorre</w:t>
+      </w:r>
+      <w:proofErr w:type="spellEnd"/>
+      <w:r>
+        <w:rPr>
+          <w:sz w:val="24"/>
+          <w:szCs w:val="24"/>
+        </w:rPr>
+        <w:t xml:space="preserve"> (2023), which models the impact on GDP and labor demand of the U.S. Infrastructure Investment and Jobs Act, our review focuses on studies on a more local geography.</w:t>
       </w:r>
     </w:p>
     <w:p>
@@ -224,22 +330,35 @@
           <w:rFonts w:asciiTheme="minorHAnsi" w:hAnsiTheme="minorHAnsi" w:cstheme="minorHAnsi"/>
         </w:rPr>
         <w:tab/>
-        <w:t xml:space="preserve">Chaurey and Le (2022) examines the effects of infrastructure maintenance in India. The national government identified 17 of the poorest states and developed a “backwardness” index to rank districts within them. Based on this index, 115 of the most disadvantaged districts received 450 million rupees each, with flexibility in how the funds could be used—either to maintain and improve existing infrastructure or to make complementary investments. Eligible projects included road widening, lane additions, electricity transmission and distribution upgrades, new road links to markets, and bridge construction. As a result, the intervention combined both road and non-road investments, as well as maintenance and new construction. The most significant impacts were observed in districts lacking basic infrastructure like paved roads and </w:t>
-      </w:r>
-      <w:commentRangeStart w:id="3"/>
+      </w:r>
+      <w:proofErr w:type="spellStart"/>
       <w:r>
         <w:rPr>
           <w:rFonts w:asciiTheme="minorHAnsi" w:hAnsiTheme="minorHAnsi" w:cstheme="minorHAnsi"/>
         </w:rPr>
+        <w:t>Chaurey</w:t>
+      </w:r>
+      <w:proofErr w:type="spellEnd"/>
+      <w:r>
+        <w:rPr>
+          <w:rFonts w:asciiTheme="minorHAnsi" w:hAnsiTheme="minorHAnsi" w:cstheme="minorHAnsi"/>
+        </w:rPr>
+        <w:t xml:space="preserve"> and Le (2022) examines the effects of infrastructure maintenance in India. The national government identified 17 of the poorest states and developed a “backwardness” index to rank districts within them. Based on this index, 115 of the most disadvantaged districts received 450 million rupees each, with flexibility in how the funds could be used—either to maintain and improve existing infrastructure or to make complementary investments. Eligible projects included road widening, lane additions, electricity transmission and distribution upgrades, new road links to markets, and bridge construction. As a result, the intervention combined both road and non-road investments, as well as maintenance and new construction. The most significant impacts were observed in districts lacking basic infrastructure like paved roads and </w:t>
+      </w:r>
+      <w:commentRangeStart w:id="18"/>
+      <w:r>
+        <w:rPr>
+          <w:rFonts w:asciiTheme="minorHAnsi" w:hAnsiTheme="minorHAnsi" w:cstheme="minorHAnsi"/>
+        </w:rPr>
         <w:t>electricity</w:t>
       </w:r>
-      <w:commentRangeEnd w:id="3"/>
+      <w:commentRangeEnd w:id="18"/>
       <w:r>
         <w:rPr>
           <w:rStyle w:val="CommentReference"/>
           <w:rFonts w:asciiTheme="minorHAnsi" w:eastAsiaTheme="minorHAnsi" w:hAnsiTheme="minorHAnsi" w:cstheme="minorBidi"/>
         </w:rPr>
-        <w:commentReference w:id="3"/>
+        <w:commentReference w:id="18"/>
       </w:r>
       <w:r>
         <w:rPr>
@@ -262,14 +381,28 @@
         <w:rPr>
           <w:rFonts w:asciiTheme="minorHAnsi" w:hAnsiTheme="minorHAnsi" w:cstheme="minorHAnsi"/>
         </w:rPr>
-        <w:t xml:space="preserve">Although two other village-level infrastructure programs were active during the same period, Chaurey and Le argue that their estimates remain unaffected. This is because those programs allocated funds based on population rather than backwardness, and population was </w:t>
-      </w:r>
+        <w:t xml:space="preserve">Although two other village-level infrastructure programs were active during the same period, </w:t>
+      </w:r>
+      <w:proofErr w:type="spellStart"/>
       <w:r>
         <w:rPr>
           <w:rFonts w:asciiTheme="minorHAnsi" w:hAnsiTheme="minorHAnsi" w:cstheme="minorHAnsi"/>
         </w:rPr>
+        <w:t>Chaurey</w:t>
+      </w:r>
+      <w:proofErr w:type="spellEnd"/>
+      <w:r>
+        <w:rPr>
+          <w:rFonts w:asciiTheme="minorHAnsi" w:hAnsiTheme="minorHAnsi" w:cstheme="minorHAnsi"/>
+        </w:rPr>
+        <w:t xml:space="preserve"> and Le argue that their estimates remain unaffected. This is because those </w:t>
+      </w:r>
+      <w:r>
+        <w:rPr>
+          <w:rFonts w:asciiTheme="minorHAnsi" w:hAnsiTheme="minorHAnsi" w:cstheme="minorHAnsi"/>
+        </w:rPr>
         <w:lastRenderedPageBreak/>
-        <w:t>included as a covariate in their analysis. However, there is concern that some districts may have qualified under both criteria. Moreover, as noted by Lee and Lemieux (2010), including covariates in a regression discontinuity design does not eliminate bias but rather improves the precision of the estimated treatment effects.</w:t>
+        <w:t>programs allocated funds based on population rather than backwardness, and population was included as a covariate in their analysis. However, there is concern that some districts may have qualified under both criteria. Moreover, as noted by Lee and Lemieux (2010), including covariates in a regression discontinuity design does not eliminate bias but rather improves the precision of the estimated treatment effects.</w:t>
       </w:r>
       <w:r>
         <w:rPr>
@@ -292,19 +425,75 @@
         <w:rPr>
           <w:rFonts w:asciiTheme="minorHAnsi" w:hAnsiTheme="minorHAnsi" w:cstheme="minorHAnsi"/>
         </w:rPr>
-        <w:t xml:space="preserve">Our study differs in many ways, the most apparent of which is that we study Ohio, a developed economy.  Chaurey and Le (2022) are not given the "backwardness" ranking by the Indian government but do a careful job inferring it, achieving an 80.2% accuracy in predicting treatment status.  In contrast, </w:t>
-      </w:r>
+        <w:t xml:space="preserve">Our study differs in many ways, the most apparent of which is that we study Ohio, a developed economy.  </w:t>
+      </w:r>
+      <w:proofErr w:type="spellStart"/>
       <w:r>
         <w:rPr>
           <w:rFonts w:asciiTheme="minorHAnsi" w:hAnsiTheme="minorHAnsi" w:cstheme="minorHAnsi"/>
         </w:rPr>
-        <w:t xml:space="preserve">the data to construct our running variable, Vote Share, is obtained from the Ohio Secretary of State's office, ensuring a high degree of accuracy.  Next, while the treatment studied in Chaury and Le (2022) is additional funding, the districts are given discretion in how to use the funds to "improve and maintain" and to "make complementary investments" in existing infrastructure, so that the treatment is a mixture of maintenance spending and new investments.  While the use of regression discontinuity gives unconfounded treatment effects for district-level spending, districts are still free to invest the funds in faster-growing areas within the district, which may re-introduce the endogeneity of the effect of new infrastructure on outcomes.  In contrast, our treatments are cleanly divided into 1) the renewal of maintenance funds for existing infrastructure, and 2) new funds for additional infrastructure, and for the latter treatment we account for the endogeneity of the vote with the </w:t>
-      </w:r>
+        <w:t>Chaurey</w:t>
+      </w:r>
+      <w:proofErr w:type="spellEnd"/>
       <w:r>
         <w:rPr>
           <w:rFonts w:asciiTheme="minorHAnsi" w:hAnsiTheme="minorHAnsi" w:cstheme="minorHAnsi"/>
         </w:rPr>
-        <w:t xml:space="preserve">fancy RDD technique of BLS (2025) [even though it doesn't get around the endogeneity of how the city might spend the money].  Chaurey and Le (2022) studies more outcome variables than we do.  Both studies look at the effect on wages and employment, but Chaurey and Le (2022) also </w:t>
+        <w:t xml:space="preserve"> and Le (2022) are not given the "backwardness" ranking by the Indian government but do a careful job inferring it, achieving an 80.2% accuracy in predicting treatment status.  In contrast, </w:t>
+      </w:r>
+      <w:r>
+        <w:rPr>
+          <w:rFonts w:asciiTheme="minorHAnsi" w:hAnsiTheme="minorHAnsi" w:cstheme="minorHAnsi"/>
+        </w:rPr>
+        <w:t xml:space="preserve">the data to construct our running variable, Vote Share, is obtained from the Ohio Secretary of State's office, ensuring a high degree of accuracy.  Next, while the treatment studied in </w:t>
+      </w:r>
+      <w:proofErr w:type="spellStart"/>
+      <w:r>
+        <w:rPr>
+          <w:rFonts w:asciiTheme="minorHAnsi" w:hAnsiTheme="minorHAnsi" w:cstheme="minorHAnsi"/>
+        </w:rPr>
+        <w:t>Chaury</w:t>
+      </w:r>
+      <w:proofErr w:type="spellEnd"/>
+      <w:r>
+        <w:rPr>
+          <w:rFonts w:asciiTheme="minorHAnsi" w:hAnsiTheme="minorHAnsi" w:cstheme="minorHAnsi"/>
+        </w:rPr>
+        <w:t xml:space="preserve"> and Le (2022) is additional funding, the districts are given discretion in how to use the funds to "improve and maintain" and to "make complementary investments" in existing infrastructure, so that the treatment is a mixture of maintenance spending and new investments.  While the use of regression discontinuity gives unconfounded treatment effects for district-level spending, districts are still free to invest the funds in faster-growing areas within the district, which may re-introduce the endogeneity of the effect of new infrastructure on outcomes.  In contrast, our treatments are cleanly divided into 1) the renewal of maintenance funds for existing infrastructure, and 2) new funds for additional infrastructure, and for the latter treatment we account for the endogeneity of the vote with the </w:t>
+      </w:r>
+      <w:r>
+        <w:rPr>
+          <w:rFonts w:asciiTheme="minorHAnsi" w:hAnsiTheme="minorHAnsi" w:cstheme="minorHAnsi"/>
+        </w:rPr>
+        <w:t xml:space="preserve">fancy RDD technique of BLS (2025) [even though it doesn't get around the endogeneity of how the city might spend the money].  </w:t>
+      </w:r>
+      <w:proofErr w:type="spellStart"/>
+      <w:r>
+        <w:rPr>
+          <w:rFonts w:asciiTheme="minorHAnsi" w:hAnsiTheme="minorHAnsi" w:cstheme="minorHAnsi"/>
+        </w:rPr>
+        <w:t>Chaurey</w:t>
+      </w:r>
+      <w:proofErr w:type="spellEnd"/>
+      <w:r>
+        <w:rPr>
+          <w:rFonts w:asciiTheme="minorHAnsi" w:hAnsiTheme="minorHAnsi" w:cstheme="minorHAnsi"/>
+        </w:rPr>
+        <w:t xml:space="preserve"> and Le (2022) studies more outcome variables than we do.  Both studies look at the effect on wages and employment, but </w:t>
+      </w:r>
+      <w:proofErr w:type="spellStart"/>
+      <w:r>
+        <w:rPr>
+          <w:rFonts w:asciiTheme="minorHAnsi" w:hAnsiTheme="minorHAnsi" w:cstheme="minorHAnsi"/>
+        </w:rPr>
+        <w:t>Chaurey</w:t>
+      </w:r>
+      <w:proofErr w:type="spellEnd"/>
+      <w:r>
+        <w:rPr>
+          <w:rFonts w:asciiTheme="minorHAnsi" w:hAnsiTheme="minorHAnsi" w:cstheme="minorHAnsi"/>
+        </w:rPr>
+        <w:t xml:space="preserve"> and Le (2022) also </w:t>
       </w:r>
       <w:r>
         <w:rPr>
@@ -385,7 +574,39 @@
           <w:sz w:val="24"/>
           <w:szCs w:val="24"/>
         </w:rPr>
-        <w:t xml:space="preserve"> Our results are consistent with Gibbons et al. (2019) in that changes in road investment do not seem to be related to employment at the establishment level. Neither Dalenberg and Partridge (1995) nor Gibbons et al. (2019) look at the effect of transportation infrastructure in high-poverty areas specifically. While we find no link between transportation infrastructure investment and wages or employment in our overall sample, we do find a link in high-poverty cities.</w:t>
+        <w:t xml:space="preserve"> Our results are consistent with Gibbons et al. (2019) in </w:t>
+      </w:r>
+      <w:proofErr w:type="gramStart"/>
+      <w:r>
+        <w:rPr>
+          <w:sz w:val="24"/>
+          <w:szCs w:val="24"/>
+        </w:rPr>
+        <w:t>that changes</w:t>
+      </w:r>
+      <w:proofErr w:type="gramEnd"/>
+      <w:r>
+        <w:rPr>
+          <w:sz w:val="24"/>
+          <w:szCs w:val="24"/>
+        </w:rPr>
+        <w:t xml:space="preserve"> in road investment do not seem to be related to employment at the establishment level. Neither </w:t>
+      </w:r>
+      <w:proofErr w:type="spellStart"/>
+      <w:r>
+        <w:rPr>
+          <w:sz w:val="24"/>
+          <w:szCs w:val="24"/>
+        </w:rPr>
+        <w:t>Dalenberg</w:t>
+      </w:r>
+      <w:proofErr w:type="spellEnd"/>
+      <w:r>
+        <w:rPr>
+          <w:sz w:val="24"/>
+          <w:szCs w:val="24"/>
+        </w:rPr>
+        <w:t xml:space="preserve"> and Partridge (1995) nor Gibbons et al. (2019) look at the effect of transportation infrastructure in high-poverty areas specifically. While we find no link between transportation infrastructure investment and wages or employment in our overall sample, we do find a link in high-poverty cities.</w:t>
       </w:r>
       <w:r>
         <w:rPr>
@@ -431,14 +652,46 @@
           <w:sz w:val="24"/>
           <w:szCs w:val="24"/>
         </w:rPr>
-        <w:t xml:space="preserve">Asher and Novosad (2020) has many similarities with our study.  Both use regression discontinuity to compare otherwise-similar local governments, some of which receive treatment, others of which act as controls.  The running variable in our study is vote share to renew existing road funding or enact higher taxes for additional road funding, while the Indian government relied on a population cutoff to assign new road funding.  </w:t>
-      </w:r>
-      <w:r>
-        <w:rPr>
-          <w:sz w:val="24"/>
-          <w:szCs w:val="24"/>
-        </w:rPr>
-        <w:t xml:space="preserve">Asher and Novosad 2020) studies the effect of new road funding on a variety of outcomes.  It finds a 9% increase in wages and a small effect on village employment, while we find essentially the opposite:  no change in wages but large changes in employment in various subgroups of cities, like those with </w:t>
+        <w:t xml:space="preserve">Asher and </w:t>
+      </w:r>
+      <w:proofErr w:type="spellStart"/>
+      <w:r>
+        <w:rPr>
+          <w:sz w:val="24"/>
+          <w:szCs w:val="24"/>
+        </w:rPr>
+        <w:t>Novosad</w:t>
+      </w:r>
+      <w:proofErr w:type="spellEnd"/>
+      <w:r>
+        <w:rPr>
+          <w:sz w:val="24"/>
+          <w:szCs w:val="24"/>
+        </w:rPr>
+        <w:t xml:space="preserve"> (2020) has many similarities with our study.  Both use regression discontinuity to compare otherwise-similar local governments, some of which receive treatment, others of which act as controls.  The running variable in our study is vote share to renew existing road funding or enact higher taxes for additional road funding, while the Indian government relied on a population cutoff to assign new road funding.  </w:t>
+      </w:r>
+      <w:r>
+        <w:rPr>
+          <w:sz w:val="24"/>
+          <w:szCs w:val="24"/>
+        </w:rPr>
+        <w:t xml:space="preserve">Asher and </w:t>
+      </w:r>
+      <w:proofErr w:type="spellStart"/>
+      <w:r>
+        <w:rPr>
+          <w:sz w:val="24"/>
+          <w:szCs w:val="24"/>
+        </w:rPr>
+        <w:t>Novosad</w:t>
+      </w:r>
+      <w:proofErr w:type="spellEnd"/>
+      <w:r>
+        <w:rPr>
+          <w:sz w:val="24"/>
+          <w:szCs w:val="24"/>
+        </w:rPr>
+        <w:t xml:space="preserve"> 2020) studies the effect of new road funding on a variety of outcomes.  It finds a 9% increase in wages and a small effect on village employment, while we find essentially the opposite:  no change in wages but large changes in employment in various subgroups of cities, like those with </w:t>
       </w:r>
       <w:r>
         <w:rPr>
@@ -446,7 +699,23 @@
           <w:szCs w:val="24"/>
         </w:rPr>
         <w:lastRenderedPageBreak/>
-        <w:t>especially high poverty rates.  Like Asher and Novosad (2020), we generally find a lag of a few years until a significant treatment effect is found.</w:t>
+        <w:t xml:space="preserve">especially high poverty rates.  Like Asher and </w:t>
+      </w:r>
+      <w:proofErr w:type="spellStart"/>
+      <w:r>
+        <w:rPr>
+          <w:sz w:val="24"/>
+          <w:szCs w:val="24"/>
+        </w:rPr>
+        <w:t>Novosad</w:t>
+      </w:r>
+      <w:proofErr w:type="spellEnd"/>
+      <w:r>
+        <w:rPr>
+          <w:sz w:val="24"/>
+          <w:szCs w:val="24"/>
+        </w:rPr>
+        <w:t xml:space="preserve"> (2020), we generally find a lag of a few years until a significant treatment effect is found.</w:t>
       </w:r>
     </w:p>
     <w:p>
@@ -463,7 +732,55 @@
           <w:sz w:val="24"/>
           <w:szCs w:val="24"/>
         </w:rPr>
-        <w:t>While Chaurey and Le (2022) contains a component of infrastructure maintenance spending, few other studies do.  We regard the maintenance of road spending to have a special place in the identification of economic effects because the many studies on the placement of new infrastructure are always affected by, but rarely address, the reverse causation that new roads might be placed in the highest-growth areas, upwardly biasing the estimated impact of infrastructure spending on wages and employment.  In fact, the recent 300+ study survey of the effect of infrastructure on economic outcomes (Foster, et al. 2023) mentions "maintenance" only once, and that in the context of construction maintenance jobs; and "identification" once, and not in a statistical context. We find only two other studies on transportation infrastructure maintenance.  The landmark capitalization study of Edel and Sclar (1974) finds no effect on house prices of road maintenance spending in the Boston area, and Rioja (2003) develops a dynamic general equilibrium model that shows the</w:t>
+        <w:t xml:space="preserve">While </w:t>
+      </w:r>
+      <w:proofErr w:type="spellStart"/>
+      <w:r>
+        <w:rPr>
+          <w:sz w:val="24"/>
+          <w:szCs w:val="24"/>
+        </w:rPr>
+        <w:t>Chaurey</w:t>
+      </w:r>
+      <w:proofErr w:type="spellEnd"/>
+      <w:r>
+        <w:rPr>
+          <w:sz w:val="24"/>
+          <w:szCs w:val="24"/>
+        </w:rPr>
+        <w:t xml:space="preserve"> and Le (2022) contains a component of infrastructure maintenance spending, few other studies do.  We regard the maintenance of road spending to have a special place in the identification of economic effects because the many studies on the placement of new infrastructure are always affected by, but rarely address, the reverse causation that new roads might be placed in the highest-growth areas, upwardly biasing the estimated impact of infrastructure spending on wages and employment.  In fact, the recent 300+ study survey of the effect of infrastructure on economic outcomes (Foster, et al. 2023) mentions "maintenance" only once, and that in the context of construction maintenance jobs; and "identification" once, and not in a statistical context. We find only two other studies on transportation infrastructure maintenance.  The landmark capitalization study of </w:t>
+      </w:r>
+      <w:proofErr w:type="spellStart"/>
+      <w:r>
+        <w:rPr>
+          <w:sz w:val="24"/>
+          <w:szCs w:val="24"/>
+        </w:rPr>
+        <w:t>Edel</w:t>
+      </w:r>
+      <w:proofErr w:type="spellEnd"/>
+      <w:r>
+        <w:rPr>
+          <w:sz w:val="24"/>
+          <w:szCs w:val="24"/>
+        </w:rPr>
+        <w:t xml:space="preserve"> and </w:t>
+      </w:r>
+      <w:proofErr w:type="spellStart"/>
+      <w:r>
+        <w:rPr>
+          <w:sz w:val="24"/>
+          <w:szCs w:val="24"/>
+        </w:rPr>
+        <w:t>Sclar</w:t>
+      </w:r>
+      <w:proofErr w:type="spellEnd"/>
+      <w:r>
+        <w:rPr>
+          <w:sz w:val="24"/>
+          <w:szCs w:val="24"/>
+        </w:rPr>
+        <w:t xml:space="preserve"> (1974) finds no effect on house prices of road maintenance spending in the Boston area, and Rioja (2003) develops a dynamic general equilibrium model that shows the</w:t>
       </w:r>
       <w:r>
         <w:rPr>
@@ -520,12 +837,12 @@
         <w:shd w:val="clear" w:color="auto" w:fill="FFFFFF" w:themeFill="background1"/>
         <w:spacing w:line="480" w:lineRule="auto"/>
         <w:rPr>
-          <w:ins w:id="4" w:author="Rawat, Saani (rawatsa)" w:date="2025-08-21T12:23:00Z"/>
+          <w:ins w:id="19" w:author="Rawat, Saani (rawatsa)" w:date="2025-08-21T12:23:00Z"/>
           <w:sz w:val="24"/>
           <w:szCs w:val="24"/>
         </w:rPr>
       </w:pPr>
-      <w:ins w:id="5" w:author="Rawat, Saani (rawatsa)" w:date="2025-08-21T12:23:00Z">
+      <w:ins w:id="20" w:author="Rawat, Saani (rawatsa)" w:date="2025-08-21T12:23:00Z">
         <w:r>
           <w:rPr>
             <w:sz w:val="24"/>
@@ -540,12 +857,12 @@
         <w:shd w:val="clear" w:color="auto" w:fill="FFFFFF" w:themeFill="background1"/>
         <w:spacing w:line="480" w:lineRule="auto"/>
         <w:rPr>
-          <w:ins w:id="6" w:author="Rawat, Saani (rawatsa)" w:date="2025-08-21T12:24:00Z"/>
+          <w:ins w:id="21" w:author="Rawat, Saani (rawatsa)" w:date="2025-08-21T12:24:00Z"/>
           <w:sz w:val="24"/>
           <w:szCs w:val="24"/>
         </w:rPr>
       </w:pPr>
-      <w:ins w:id="7" w:author="Rawat, Saani (rawatsa)" w:date="2025-08-21T12:23:00Z">
+      <w:ins w:id="22" w:author="Rawat, Saani (rawatsa)" w:date="2025-08-21T12:23:00Z">
         <w:r>
           <w:rPr>
             <w:sz w:val="24"/>
@@ -554,7 +871,7 @@
           <w:t>Road</w:t>
         </w:r>
       </w:ins>
-      <w:ins w:id="8" w:author="Rawat, Saani (rawatsa)" w:date="2025-08-21T12:24:00Z">
+      <w:ins w:id="23" w:author="Rawat, Saani (rawatsa)" w:date="2025-08-21T12:24:00Z">
         <w:r>
           <w:rPr>
             <w:sz w:val="24"/>
@@ -573,7 +890,7 @@
           <w:szCs w:val="24"/>
         </w:rPr>
       </w:pPr>
-      <w:ins w:id="9" w:author="Rawat, Saani (rawatsa)" w:date="2025-08-21T12:24:00Z">
+      <w:ins w:id="24" w:author="Rawat, Saani (rawatsa)" w:date="2025-08-21T12:24:00Z">
         <w:r>
           <w:rPr>
             <w:sz w:val="24"/>
@@ -585,22 +902,16 @@
     </w:p>
     <w:p>
       <w:pPr>
-        <w:shd w:val="clear" w:color="auto" w:fill="FFFFFF" w:themeFill="background1"/>
-        <w:spacing w:line="480" w:lineRule="auto"/>
-        <w:rPr>
-          <w:b/>
-          <w:bCs/>
-          <w:sz w:val="28"/>
-          <w:szCs w:val="28"/>
-        </w:rPr>
+        <w:pStyle w:val="Heading2"/>
+        <w:pPrChange w:id="25" w:author="Rawat, Saani (rawatsa)" w:date="2025-08-29T11:37:00Z">
+          <w:pPr>
+            <w:shd w:val="clear" w:color="auto" w:fill="FFFFFF" w:themeFill="background1"/>
+            <w:spacing w:line="480" w:lineRule="auto"/>
+          </w:pPr>
+        </w:pPrChange>
       </w:pPr>
       <w:r>
-        <w:rPr>
-          <w:b/>
-          <w:bCs/>
-          <w:sz w:val="28"/>
-          <w:szCs w:val="28"/>
-        </w:rPr>
+        <w:lastRenderedPageBreak/>
         <w:t>Road Quality</w:t>
       </w:r>
     </w:p>
@@ -618,7 +929,6 @@
           <w:sz w:val="24"/>
           <w:szCs w:val="24"/>
         </w:rPr>
-        <w:lastRenderedPageBreak/>
         <w:t xml:space="preserve">The taxes we study are to renew and to increase road maintenance funding.  If cities vote to cut road taxes, we expect the drop in maintenance to be reflected in reduced road quality.  If cities pass tax levies for additional road maintenance, we expect visible improvement in road quality.  A novel feature of this study is the use of artificial intelligence to quantify the change in road quality following changes in road taxes.  </w:t>
       </w:r>
     </w:p>
@@ -637,7 +947,23 @@
           <w:szCs w:val="24"/>
         </w:rPr>
         <w:tab/>
-        <w:t xml:space="preserve">Brewer, et al. (2021) contains 54,000 images of roads classified into three quality levels--0 for poor, 1 for decent, and 2 for high.  We collect satellite images of local Ohio roads before and after tax changes from Google Earth Pro.  There are limitations to this process.  The images are not always of high resolution.  There is not a yearly panel of images available for the same road so, for example, we might have before and after images from 2017 and 2023 for a tax change in 2020, while for another city we might have before and after images from 2014 and 2021 for </w:t>
+        <w:t xml:space="preserve">Brewer, et al. (2021) contains 54,000 images of roads classified into three quality levels--0 for poor, 1 for decent, and 2 for high.  We collect satellite images of local Ohio roads before and </w:t>
+      </w:r>
+      <w:proofErr w:type="gramStart"/>
+      <w:r>
+        <w:rPr>
+          <w:sz w:val="24"/>
+          <w:szCs w:val="24"/>
+        </w:rPr>
+        <w:t>after tax</w:t>
+      </w:r>
+      <w:proofErr w:type="gramEnd"/>
+      <w:r>
+        <w:rPr>
+          <w:sz w:val="24"/>
+          <w:szCs w:val="24"/>
+        </w:rPr>
+        <w:t xml:space="preserve"> changes from Google Earth Pro.  There are limitations to this process.  The images are not always of high resolution.  There is not a yearly panel of images available for the same road so, for example, we might have before and after images from 2017 and 2023 for a tax change in 2020, while for another city we might have before and after images from 2014 and 2021 for </w:t>
       </w:r>
       <w:r>
         <w:rPr>
@@ -671,7 +997,34 @@
           <w:sz w:val="24"/>
           <w:szCs w:val="24"/>
         </w:rPr>
-        <w:t>Talk more about the results of the road scoring for the renewal and new taxes here, including possibly our conversion to a 0 to 100 scale like for the roads hp paper.</w:t>
+        <w:t xml:space="preserve">Talk more about the results of the road scoring for the </w:t>
+      </w:r>
+      <w:r>
+        <w:rPr>
+          <w:color w:val="FF0000"/>
+          <w:sz w:val="24"/>
+          <w:szCs w:val="24"/>
+        </w:rPr>
+        <w:lastRenderedPageBreak/>
+        <w:t>renewal and new taxes here, including possibly our conversion to a 0 to 100 scale like for the roads hp paper.</w:t>
+      </w:r>
+    </w:p>
+    <w:p>
+      <w:pPr>
+        <w:pStyle w:val="Heading1"/>
+        <w:numPr>
+          <w:ilvl w:val="0"/>
+          <w:numId w:val="1"/>
+        </w:numPr>
+        <w:pPrChange w:id="26" w:author="Rawat, Saani (rawatsa)" w:date="2025-08-29T11:38:00Z">
+          <w:pPr>
+            <w:shd w:val="clear" w:color="auto" w:fill="FFFFFF" w:themeFill="background1"/>
+            <w:spacing w:line="480" w:lineRule="auto"/>
+          </w:pPr>
+        </w:pPrChange>
+      </w:pPr>
+      <w:r>
+        <w:t>Methodology</w:t>
       </w:r>
     </w:p>
     <w:p>
@@ -679,21 +1032,26 @@
         <w:shd w:val="clear" w:color="auto" w:fill="FFFFFF" w:themeFill="background1"/>
         <w:spacing w:line="480" w:lineRule="auto"/>
         <w:rPr>
+          <w:ins w:id="27" w:author="Rawat, Saani (rawatsa)" w:date="2025-08-29T11:38:00Z"/>
           <w:b/>
           <w:bCs/>
           <w:sz w:val="28"/>
           <w:szCs w:val="28"/>
         </w:rPr>
       </w:pPr>
-      <w:r>
-        <w:rPr>
-          <w:b/>
-          <w:bCs/>
-          <w:sz w:val="28"/>
-          <w:szCs w:val="28"/>
-        </w:rPr>
-        <w:lastRenderedPageBreak/>
-        <w:t>Methodology</w:t>
+    </w:p>
+    <w:p>
+      <w:pPr>
+        <w:pStyle w:val="Heading2"/>
+        <w:pPrChange w:id="28" w:author="Rawat, Saani (rawatsa)" w:date="2025-08-29T11:38:00Z">
+          <w:pPr>
+            <w:shd w:val="clear" w:color="auto" w:fill="FFFFFF" w:themeFill="background1"/>
+            <w:spacing w:line="480" w:lineRule="auto"/>
+          </w:pPr>
+        </w:pPrChange>
+      </w:pPr>
+      <w:r>
+        <w:t>Event Study Style Regression Discontinuity</w:t>
       </w:r>
     </w:p>
     <w:p>
@@ -701,27 +1059,6 @@
         <w:shd w:val="clear" w:color="auto" w:fill="FFFFFF" w:themeFill="background1"/>
         <w:spacing w:line="480" w:lineRule="auto"/>
         <w:rPr>
-          <w:b/>
-          <w:bCs/>
-          <w:sz w:val="28"/>
-          <w:szCs w:val="28"/>
-        </w:rPr>
-      </w:pPr>
-      <w:r>
-        <w:rPr>
-          <w:b/>
-          <w:bCs/>
-          <w:sz w:val="28"/>
-          <w:szCs w:val="28"/>
-        </w:rPr>
-        <w:t>Event Study Style Regression Discontinuity</w:t>
-      </w:r>
-    </w:p>
-    <w:p>
-      <w:pPr>
-        <w:shd w:val="clear" w:color="auto" w:fill="FFFFFF" w:themeFill="background1"/>
-        <w:spacing w:line="480" w:lineRule="auto"/>
-        <w:rPr>
           <w:sz w:val="24"/>
           <w:szCs w:val="24"/>
         </w:rPr>
@@ -786,7 +1123,31 @@
           <w:sz w:val="24"/>
           <w:szCs w:val="24"/>
         </w:rPr>
-        <w:t xml:space="preserve">% of our sample.  When collection is about to expire, a city will propose to citizens that they renew the tax.  The decision of when to put the tax levy on the ballot is not determined by economic conditions or other tax levies on the ballot; it is set by the duration of the original tax levy and therefore exogenous to the city.  The event study style of regression discontinuity is therefore more internally valid than more general types of estimators like Cellini, Ferreira and Rothstein (2010) because there is less room to misspecify strategic behavior in the model.  </w:t>
+        <w:t xml:space="preserve">% of our sample.  When collection is about to expire, a city will propose to citizens that they renew the tax.  The decision of when to put the tax levy on the ballot is not determined by economic conditions or other tax levies on the ballot; it is set by the duration of the original tax levy and therefore exogenous to the city.  The event study style of regression discontinuity is </w:t>
+      </w:r>
+      <w:r>
+        <w:rPr>
+          <w:sz w:val="24"/>
+          <w:szCs w:val="24"/>
+        </w:rPr>
+        <w:lastRenderedPageBreak/>
+        <w:t xml:space="preserve">therefore more internally valid than more general types of estimators like Cellini, Ferreira and Rothstein (2010) because there is less room to </w:t>
+      </w:r>
+      <w:proofErr w:type="spellStart"/>
+      <w:r>
+        <w:rPr>
+          <w:sz w:val="24"/>
+          <w:szCs w:val="24"/>
+        </w:rPr>
+        <w:t>misspecify</w:t>
+      </w:r>
+      <w:proofErr w:type="spellEnd"/>
+      <w:r>
+        <w:rPr>
+          <w:sz w:val="24"/>
+          <w:szCs w:val="24"/>
+        </w:rPr>
+        <w:t xml:space="preserve"> strategic behavior in the model.  </w:t>
       </w:r>
     </w:p>
     <w:p>
@@ -811,7 +1172,25 @@
           <w:sz w:val="24"/>
           <w:szCs w:val="24"/>
         </w:rPr>
-        <w:t xml:space="preserve">I stole this section from my pctblack paper with Mike so I'll need to change it, and it might change anyway if the BLS description comes first </w:t>
+        <w:t xml:space="preserve">I stole this section from my </w:t>
+      </w:r>
+      <w:proofErr w:type="spellStart"/>
+      <w:r>
+        <w:rPr>
+          <w:color w:val="FF0000"/>
+          <w:sz w:val="24"/>
+          <w:szCs w:val="24"/>
+        </w:rPr>
+        <w:t>pctblack</w:t>
+      </w:r>
+      <w:proofErr w:type="spellEnd"/>
+      <w:r>
+        <w:rPr>
+          <w:color w:val="FF0000"/>
+          <w:sz w:val="24"/>
+          <w:szCs w:val="24"/>
+        </w:rPr>
+        <w:t xml:space="preserve"> paper with Mike so I'll need to change it, and it might change anyway if the BLS description comes first </w:t>
       </w:r>
       <w:r>
         <w:rPr>
@@ -859,16 +1238,9 @@
           <w:sz w:val="24"/>
           <w:szCs w:val="24"/>
         </w:rPr>
-        <w:t xml:space="preserve"> denote the outcome of interest </w:t>
-      </w:r>
-      <w:r>
-        <w:rPr>
-          <w:sz w:val="24"/>
-          <w:szCs w:val="24"/>
-        </w:rPr>
-        <w:lastRenderedPageBreak/>
-        <w:t xml:space="preserve">for a city </w:t>
-      </w:r>
+        <w:t xml:space="preserve"> denote the outcome of interest for a city </w:t>
+      </w:r>
+      <w:proofErr w:type="spellStart"/>
       <w:r>
         <w:rPr>
           <w:i/>
@@ -878,6 +1250,7 @@
         </w:rPr>
         <w:t>i</w:t>
       </w:r>
+      <w:proofErr w:type="spellEnd"/>
       <w:r>
         <w:rPr>
           <w:sz w:val="24"/>
@@ -1919,7 +2292,25 @@
           <w:sz w:val="24"/>
           <w:szCs w:val="24"/>
         </w:rPr>
-        <w:t xml:space="preserve">rrected inference as proposed by Calonico, et al. (2019).  The estimator is </w:t>
+        <w:t xml:space="preserve">rrected inference as proposed by </w:t>
+      </w:r>
+      <w:proofErr w:type="spellStart"/>
+      <w:r>
+        <w:rPr>
+          <w:rFonts w:eastAsiaTheme="minorEastAsia" w:cstheme="minorHAnsi"/>
+          <w:sz w:val="24"/>
+          <w:szCs w:val="24"/>
+        </w:rPr>
+        <w:t>Calonico</w:t>
+      </w:r>
+      <w:proofErr w:type="spellEnd"/>
+      <w:r>
+        <w:rPr>
+          <w:rFonts w:eastAsiaTheme="minorEastAsia" w:cstheme="minorHAnsi"/>
+          <w:sz w:val="24"/>
+          <w:szCs w:val="24"/>
+        </w:rPr>
+        <w:t xml:space="preserve">, et al. (2019).  The estimator is </w:t>
       </w:r>
     </w:p>
     <w:p>
@@ -2407,7 +2798,25 @@
           <w:sz w:val="24"/>
           <w:szCs w:val="24"/>
         </w:rPr>
-        <w:t xml:space="preserve"> is the bias correction term.  The literature favors the use of the local linear or quadratic polynomial (Gelman and Imbens, 2019), and testing shows the local linear has a lower asymptotic mean squared error in our sample (Pei, et al. 2022).</w:t>
+        <w:t xml:space="preserve"> is the bias correction term.  The literature favors the use of the local linear or quadratic polynomial (Gelman and Imbens, 2019), and testing sh</w:t>
+      </w:r>
+      <w:proofErr w:type="spellStart"/>
+      <w:r>
+        <w:rPr>
+          <w:rFonts w:eastAsiaTheme="minorEastAsia" w:cstheme="minorHAnsi"/>
+          <w:sz w:val="24"/>
+          <w:szCs w:val="24"/>
+        </w:rPr>
+        <w:t>ows</w:t>
+      </w:r>
+      <w:proofErr w:type="spellEnd"/>
+      <w:r>
+        <w:rPr>
+          <w:rFonts w:eastAsiaTheme="minorEastAsia" w:cstheme="minorHAnsi"/>
+          <w:sz w:val="24"/>
+          <w:szCs w:val="24"/>
+        </w:rPr>
+        <w:t xml:space="preserve"> the local linear has a lower asymptotic mean squared error in our sample (Pei, et al. 2022).</w:t>
       </w:r>
     </w:p>
     <w:p>
@@ -2644,14 +3053,69 @@
           <w:sz w:val="24"/>
           <w:szCs w:val="24"/>
         </w:rPr>
-        <w:t xml:space="preserve">This kernel if favored in the literature (Cattaneo, Idrobo, and Titiunik, </w:t>
-      </w:r>
+        <w:lastRenderedPageBreak/>
+        <w:t>This kernel if favored in the literature (</w:t>
+      </w:r>
+      <w:proofErr w:type="spellStart"/>
       <w:r>
         <w:rPr>
           <w:rFonts w:eastAsiaTheme="minorEastAsia" w:cstheme="minorHAnsi"/>
           <w:sz w:val="24"/>
           <w:szCs w:val="24"/>
         </w:rPr>
+        <w:t>Cattaneo</w:t>
+      </w:r>
+      <w:proofErr w:type="spellEnd"/>
+      <w:r>
+        <w:rPr>
+          <w:rFonts w:eastAsiaTheme="minorEastAsia" w:cstheme="minorHAnsi"/>
+          <w:sz w:val="24"/>
+          <w:szCs w:val="24"/>
+        </w:rPr>
+        <w:t xml:space="preserve">, </w:t>
+      </w:r>
+      <w:proofErr w:type="spellStart"/>
+      <w:r>
+        <w:rPr>
+          <w:rFonts w:eastAsiaTheme="minorEastAsia" w:cstheme="minorHAnsi"/>
+          <w:sz w:val="24"/>
+          <w:szCs w:val="24"/>
+        </w:rPr>
+        <w:t>Idrobo</w:t>
+      </w:r>
+      <w:proofErr w:type="spellEnd"/>
+      <w:r>
+        <w:rPr>
+          <w:rFonts w:eastAsiaTheme="minorEastAsia" w:cstheme="minorHAnsi"/>
+          <w:sz w:val="24"/>
+          <w:szCs w:val="24"/>
+        </w:rPr>
+        <w:t xml:space="preserve">, and </w:t>
+      </w:r>
+      <w:proofErr w:type="spellStart"/>
+      <w:r>
+        <w:rPr>
+          <w:rFonts w:eastAsiaTheme="minorEastAsia" w:cstheme="minorHAnsi"/>
+          <w:sz w:val="24"/>
+          <w:szCs w:val="24"/>
+        </w:rPr>
+        <w:t>Titiunik</w:t>
+      </w:r>
+      <w:proofErr w:type="spellEnd"/>
+      <w:r>
+        <w:rPr>
+          <w:rFonts w:eastAsiaTheme="minorEastAsia" w:cstheme="minorHAnsi"/>
+          <w:sz w:val="24"/>
+          <w:szCs w:val="24"/>
+        </w:rPr>
+        <w:t xml:space="preserve">, </w:t>
+      </w:r>
+      <w:r>
+        <w:rPr>
+          <w:rFonts w:eastAsiaTheme="minorEastAsia" w:cstheme="minorHAnsi"/>
+          <w:sz w:val="24"/>
+          <w:szCs w:val="24"/>
+        </w:rPr>
         <w:t>2020</w:t>
       </w:r>
       <w:r>
@@ -2662,7 +3126,7 @@
         </w:rPr>
         <w:t xml:space="preserve">) because it </w:t>
       </w:r>
-      <w:bookmarkStart w:id="10" w:name="_Hlk204148882"/>
+      <w:bookmarkStart w:id="29" w:name="_Hlk204148882"/>
       <w:r>
         <w:rPr>
           <w:rFonts w:eastAsiaTheme="minorEastAsia" w:cstheme="minorHAnsi"/>
@@ -2671,7 +3135,7 @@
         </w:rPr>
         <w:t>minimizes the asymptotic mean squared error in local polynomial estimation by placing more weight on observations close to the cutoff</w:t>
       </w:r>
-      <w:bookmarkEnd w:id="10"/>
+      <w:bookmarkEnd w:id="29"/>
       <w:r>
         <w:rPr>
           <w:rFonts w:eastAsiaTheme="minorEastAsia" w:cstheme="minorHAnsi"/>
@@ -2739,7 +3203,43 @@
           <w:sz w:val="24"/>
           <w:szCs w:val="24"/>
         </w:rPr>
-        <w:t xml:space="preserve"> be a vector of covariates.  Following Calonico, et al. (2019) we incorporate covariates to improve precision without introducing bias.  The covariate-adjusted estimator is </w:t>
+        <w:t xml:space="preserve"> be a vector of covar</w:t>
+      </w:r>
+      <w:proofErr w:type="spellStart"/>
+      <w:r>
+        <w:rPr>
+          <w:rFonts w:eastAsiaTheme="minorEastAsia" w:cstheme="minorHAnsi"/>
+          <w:sz w:val="24"/>
+          <w:szCs w:val="24"/>
+        </w:rPr>
+        <w:t>iates</w:t>
+      </w:r>
+      <w:proofErr w:type="spellEnd"/>
+      <w:r>
+        <w:rPr>
+          <w:rFonts w:eastAsiaTheme="minorEastAsia" w:cstheme="minorHAnsi"/>
+          <w:sz w:val="24"/>
+          <w:szCs w:val="24"/>
+        </w:rPr>
+        <w:t xml:space="preserve">.  Following </w:t>
+      </w:r>
+      <w:proofErr w:type="spellStart"/>
+      <w:r>
+        <w:rPr>
+          <w:rFonts w:eastAsiaTheme="minorEastAsia" w:cstheme="minorHAnsi"/>
+          <w:sz w:val="24"/>
+          <w:szCs w:val="24"/>
+        </w:rPr>
+        <w:t>Calonico</w:t>
+      </w:r>
+      <w:proofErr w:type="spellEnd"/>
+      <w:r>
+        <w:rPr>
+          <w:rFonts w:eastAsiaTheme="minorEastAsia" w:cstheme="minorHAnsi"/>
+          <w:sz w:val="24"/>
+          <w:szCs w:val="24"/>
+        </w:rPr>
+        <w:t xml:space="preserve">, et al. (2019) we incorporate covariates to improve precision without introducing bias.  The covariate-adjusted estimator is </w:t>
       </w:r>
     </w:p>
     <w:p>
@@ -3796,21 +4296,14 @@
     </w:p>
     <w:p>
       <w:pPr>
-        <w:spacing w:line="480" w:lineRule="auto"/>
-        <w:rPr>
-          <w:b/>
-          <w:bCs/>
-          <w:sz w:val="28"/>
-          <w:szCs w:val="28"/>
-        </w:rPr>
+        <w:pStyle w:val="Heading2"/>
+        <w:pPrChange w:id="30" w:author="Rawat, Saani (rawatsa)" w:date="2025-08-29T11:38:00Z">
+          <w:pPr>
+            <w:spacing w:line="480" w:lineRule="auto"/>
+          </w:pPr>
+        </w:pPrChange>
       </w:pPr>
       <w:r>
-        <w:rPr>
-          <w:b/>
-          <w:bCs/>
-          <w:sz w:val="28"/>
-          <w:szCs w:val="28"/>
-        </w:rPr>
         <w:t>Regression Discontinuity Design with Strategic Behavior</w:t>
       </w:r>
     </w:p>
@@ -3842,42 +4335,80 @@
     </w:p>
     <w:p>
       <w:pPr>
-        <w:spacing w:line="480" w:lineRule="auto"/>
-        <w:rPr>
-          <w:b/>
-          <w:bCs/>
-          <w:sz w:val="28"/>
-          <w:szCs w:val="28"/>
-        </w:rPr>
+        <w:pStyle w:val="Heading1"/>
+        <w:numPr>
+          <w:ilvl w:val="0"/>
+          <w:numId w:val="1"/>
+        </w:numPr>
+        <w:pPrChange w:id="31" w:author="Rawat, Saani (rawatsa)" w:date="2025-08-29T11:39:00Z">
+          <w:pPr>
+            <w:spacing w:line="480" w:lineRule="auto"/>
+          </w:pPr>
+        </w:pPrChange>
       </w:pPr>
       <w:r>
-        <w:rPr>
-          <w:b/>
-          <w:bCs/>
-          <w:sz w:val="28"/>
-          <w:szCs w:val="28"/>
-        </w:rPr>
         <w:t>Data</w:t>
+      </w:r>
+    </w:p>
+    <w:p>
+      <w:pPr>
+        <w:pStyle w:val="Heading2"/>
+        <w:pPrChange w:id="32" w:author="Rawat, Saani (rawatsa)" w:date="2025-08-29T11:38:00Z">
+          <w:pPr>
+            <w:spacing w:line="480" w:lineRule="auto"/>
+          </w:pPr>
+        </w:pPrChange>
+      </w:pPr>
+      <w:ins w:id="33" w:author="Rawat, Saani (rawatsa)" w:date="2025-08-29T11:38:00Z">
+        <w:r>
+          <w:br/>
+        </w:r>
+      </w:ins>
+      <w:ins w:id="34" w:author="Rawat, Saani (rawatsa)" w:date="2025-08-29T11:39:00Z">
+        <w:r>
+          <w:t>4.1</w:t>
+        </w:r>
+      </w:ins>
+      <w:ins w:id="35" w:author="Rawat, Saani (rawatsa)" w:date="2025-08-29T11:40:00Z">
+        <w:r>
+          <w:t xml:space="preserve">. </w:t>
+        </w:r>
+      </w:ins>
+      <w:r>
+        <w:t>Voting Data</w:t>
       </w:r>
     </w:p>
     <w:p>
       <w:pPr>
         <w:spacing w:line="480" w:lineRule="auto"/>
         <w:rPr>
-          <w:b/>
-          <w:bCs/>
-          <w:sz w:val="28"/>
-          <w:szCs w:val="28"/>
+          <w:sz w:val="24"/>
+          <w:szCs w:val="24"/>
         </w:rPr>
       </w:pPr>
-      <w:r>
-        <w:rPr>
-          <w:b/>
-          <w:bCs/>
-          <w:sz w:val="28"/>
-          <w:szCs w:val="28"/>
-        </w:rPr>
-        <w:t>Voting Data</w:t>
+      <w:ins w:id="36" w:author="Rawat, Saani (rawatsa)" w:date="2025-08-29T11:39:00Z">
+        <w:r>
+          <w:rPr>
+            <w:sz w:val="24"/>
+            <w:szCs w:val="24"/>
+          </w:rPr>
+          <w:br/>
+        </w:r>
+      </w:ins>
+      <w:r>
+        <w:rPr>
+          <w:sz w:val="24"/>
+          <w:szCs w:val="24"/>
+        </w:rPr>
+        <w:t xml:space="preserve">The crux of our study is a set of votes by Ohio cities on road tax levies from the Ohio Secretary </w:t>
+      </w:r>
+      <w:r>
+        <w:rPr>
+          <w:sz w:val="24"/>
+          <w:szCs w:val="24"/>
+        </w:rPr>
+        <w:lastRenderedPageBreak/>
+        <w:t xml:space="preserve">of State's office.  There are 5,154 such votes from 1991 to 2021, of which 1,606 are votes for additional funding and 3,548 are votes to renew existing funding.  </w:t>
       </w:r>
     </w:p>
     <w:p>
@@ -3893,102 +4424,91 @@
           <w:sz w:val="24"/>
           <w:szCs w:val="24"/>
         </w:rPr>
-        <w:t xml:space="preserve">The crux of our study is a set of votes by Ohio cities on road tax levies from the Ohio Secretary of State's office.  There are 5,154 such votes from 1991 to 2021, of which 1,606 are votes for additional funding and 3,548 are votes to renew existing funding.  </w:t>
+        <w:tab/>
+        <w:t>The running variable is Vote Share, the mean of which is 0.49 for new levies and 0.62 for renewal levies</w:t>
+      </w:r>
+      <w:r>
+        <w:rPr>
+          <w:sz w:val="24"/>
+          <w:szCs w:val="24"/>
+        </w:rPr>
+        <w:t xml:space="preserve">, each with a standard deviation of 0.16.  </w:t>
+      </w:r>
+      <w:r>
+        <w:rPr>
+          <w:sz w:val="24"/>
+          <w:szCs w:val="24"/>
+        </w:rPr>
+        <w:t xml:space="preserve">An important assumption of regression discontinuity studies is that no agent be able to precisely manipulate the vote share.  We test this assumption with the density test of </w:t>
+      </w:r>
+      <w:proofErr w:type="spellStart"/>
+      <w:r>
+        <w:rPr>
+          <w:sz w:val="24"/>
+          <w:szCs w:val="24"/>
+        </w:rPr>
+        <w:t>Cattaneo</w:t>
+      </w:r>
+      <w:proofErr w:type="spellEnd"/>
+      <w:r>
+        <w:rPr>
+          <w:sz w:val="24"/>
+          <w:szCs w:val="24"/>
+        </w:rPr>
+        <w:t>, Jansson, and Ma (</w:t>
+      </w:r>
+      <w:r>
+        <w:rPr>
+          <w:sz w:val="24"/>
+          <w:szCs w:val="24"/>
+        </w:rPr>
+        <w:t>2020</w:t>
+      </w:r>
+      <w:r>
+        <w:rPr>
+          <w:sz w:val="24"/>
+          <w:szCs w:val="24"/>
+        </w:rPr>
+        <w:t xml:space="preserve">).  The test fails to reject the null of equal density on either side of the cutoff, with a </w:t>
+      </w:r>
+      <w:r>
+        <w:rPr>
+          <w:i/>
+          <w:iCs/>
+          <w:sz w:val="24"/>
+          <w:szCs w:val="24"/>
+        </w:rPr>
+        <w:t>p</w:t>
+      </w:r>
+      <w:r>
+        <w:rPr>
+          <w:sz w:val="24"/>
+          <w:szCs w:val="24"/>
+        </w:rPr>
+        <w:t>-value of 0.51.</w:t>
+      </w:r>
+      <w:r>
+        <w:rPr>
+          <w:sz w:val="24"/>
+          <w:szCs w:val="24"/>
+        </w:rPr>
+        <w:t xml:space="preserve">  A graph of the results is available upon request.</w:t>
       </w:r>
     </w:p>
     <w:p>
       <w:pPr>
-        <w:spacing w:line="480" w:lineRule="auto"/>
-        <w:rPr>
-          <w:sz w:val="24"/>
-          <w:szCs w:val="24"/>
-        </w:rPr>
+        <w:pStyle w:val="Heading2"/>
+        <w:numPr>
+          <w:ilvl w:val="1"/>
+          <w:numId w:val="1"/>
+        </w:numPr>
+        <w:pPrChange w:id="37" w:author="Rawat, Saani (rawatsa)" w:date="2025-08-29T11:40:00Z">
+          <w:pPr>
+            <w:spacing w:line="480" w:lineRule="auto"/>
+          </w:pPr>
+        </w:pPrChange>
       </w:pPr>
       <w:r>
-        <w:rPr>
-          <w:sz w:val="24"/>
-          <w:szCs w:val="24"/>
-        </w:rPr>
-        <w:tab/>
-        <w:t>The running variable is Vote Share, the mean of which is 0.49 for new levies and 0.62 for renewal levies</w:t>
-      </w:r>
-      <w:r>
-        <w:rPr>
-          <w:sz w:val="24"/>
-          <w:szCs w:val="24"/>
-        </w:rPr>
-        <w:t xml:space="preserve">, each with a standard deviation of 0.16.  </w:t>
-      </w:r>
-      <w:r>
-        <w:rPr>
-          <w:sz w:val="24"/>
-          <w:szCs w:val="24"/>
-        </w:rPr>
-        <w:t>An important assumption of regression discontinuity studies is that no agent be able to precisely manipulate the vote share.  We test this assumption with the density test of Cattaneo, Jansson, and Ma (</w:t>
-      </w:r>
-      <w:r>
-        <w:rPr>
-          <w:sz w:val="24"/>
-          <w:szCs w:val="24"/>
-        </w:rPr>
-        <w:t>2020</w:t>
-      </w:r>
-      <w:r>
-        <w:rPr>
-          <w:sz w:val="24"/>
-          <w:szCs w:val="24"/>
-        </w:rPr>
-        <w:t xml:space="preserve">).  The test fails to </w:t>
-      </w:r>
-      <w:r>
-        <w:rPr>
-          <w:sz w:val="24"/>
-          <w:szCs w:val="24"/>
-        </w:rPr>
-        <w:lastRenderedPageBreak/>
-        <w:t xml:space="preserve">reject the null of equal density on either side of the cutoff, with a </w:t>
-      </w:r>
-      <w:r>
-        <w:rPr>
-          <w:i/>
-          <w:iCs/>
-          <w:sz w:val="24"/>
-          <w:szCs w:val="24"/>
-        </w:rPr>
-        <w:t>p</w:t>
-      </w:r>
-      <w:r>
-        <w:rPr>
-          <w:sz w:val="24"/>
-          <w:szCs w:val="24"/>
-        </w:rPr>
-        <w:t>-value of 0.51.</w:t>
-      </w:r>
-      <w:r>
-        <w:rPr>
-          <w:sz w:val="24"/>
-          <w:szCs w:val="24"/>
-        </w:rPr>
-        <w:t xml:space="preserve">  A graph of the results is available upon request.</w:t>
-      </w:r>
-    </w:p>
-    <w:p>
-      <w:pPr>
-        <w:spacing w:line="480" w:lineRule="auto"/>
-        <w:rPr>
-          <w:b/>
-          <w:bCs/>
-          <w:sz w:val="28"/>
-          <w:szCs w:val="28"/>
-        </w:rPr>
-      </w:pPr>
-      <w:r>
-        <w:rPr>
-          <w:b/>
-          <w:bCs/>
-          <w:sz w:val="28"/>
-          <w:szCs w:val="28"/>
-        </w:rPr>
         <w:t xml:space="preserve">Outcome Data </w:t>
       </w:r>
     </w:p>
@@ -4067,7 +4587,24 @@
           <w:sz w:val="24"/>
           <w:szCs w:val="24"/>
         </w:rPr>
-        <w:t>Within the typical effective bandwidth of 14 percentage points, mean city-level employment is 1,575 for the fail levy group with a standard deviation of 3,319; and it is 1,342 with a standard deviation of 3,514 for the pass levy group the year before the vote.</w:t>
+        <w:lastRenderedPageBreak/>
+        <w:t xml:space="preserve">Within the typical effective bandwidth of 14 percentage points, mean city-level employment is 1,575 for the </w:t>
+      </w:r>
+      <w:proofErr w:type="gramStart"/>
+      <w:r>
+        <w:rPr>
+          <w:sz w:val="24"/>
+          <w:szCs w:val="24"/>
+        </w:rPr>
+        <w:t>fail</w:t>
+      </w:r>
+      <w:proofErr w:type="gramEnd"/>
+      <w:r>
+        <w:rPr>
+          <w:sz w:val="24"/>
+          <w:szCs w:val="24"/>
+        </w:rPr>
+        <w:t xml:space="preserve"> levy group with a standard deviation of 3,319; and it is 1,342 with a standard deviation of 3,514 for the pass levy group the year before the vote.</w:t>
       </w:r>
       <w:r>
         <w:rPr>
@@ -4111,15 +4648,7 @@
           <w:sz w:val="24"/>
           <w:szCs w:val="24"/>
         </w:rPr>
-        <w:t xml:space="preserve">29,968 for the pass-levy sample with a standard </w:t>
-      </w:r>
-      <w:r>
-        <w:rPr>
-          <w:sz w:val="24"/>
-          <w:szCs w:val="24"/>
-        </w:rPr>
-        <w:lastRenderedPageBreak/>
-        <w:t>deviation of 7,524.</w:t>
+        <w:t>29,968 for the pass-levy sample with a standard deviation of 7,524.</w:t>
       </w:r>
       <w:r>
         <w:rPr>
@@ -4163,6 +4692,7 @@
           <w:szCs w:val="24"/>
         </w:rPr>
       </w:pPr>
+      <w:proofErr w:type="gramStart"/>
       <w:r>
         <w:rPr>
           <w:sz w:val="24"/>
@@ -4170,6 +4700,7 @@
         </w:rPr>
         <w:t>Figure ???</w:t>
       </w:r>
+      <w:proofErr w:type="gramEnd"/>
     </w:p>
     <w:p>
       <w:pPr>
@@ -4203,6 +4734,7 @@
           <w:sz w:val="24"/>
           <w:szCs w:val="24"/>
         </w:rPr>
+        <w:lastRenderedPageBreak/>
         <w:drawing>
           <wp:inline distT="0" distB="0" distL="0" distR="0" wp14:anchorId="29219D18" wp14:editId="703A087E">
             <wp:extent cx="5943600" cy="3545840"/>
@@ -4219,7 +4751,7 @@
                     <pic:cNvPicPr/>
                   </pic:nvPicPr>
                   <pic:blipFill>
-                    <a:blip r:embed="rId11">
+                    <a:blip r:embed="rId15">
                       <a:extLst>
                         <a:ext uri="{28A0092B-C50C-407E-A947-70E740481C1C}">
                           <a14:useLocalDpi xmlns:a14="http://schemas.microsoft.com/office/drawing/2010/main" val="0"/>
@@ -4259,8 +4791,33 @@
           <w:sz w:val="24"/>
           <w:szCs w:val="24"/>
         </w:rPr>
-        <w:t>Figure ??? shows binned data, not actual data points, and unlike regression analysis the bins are unadjusted for controls, but Figure ??? may show higher employment for cities that renew rather than cut road tax levies, a possibility explored by formal analysis in Section ???.  Similarly, we graph Wages against Vote Share, also six years after the vote, in Figure ???</w:t>
-      </w:r>
+        <w:t xml:space="preserve">Figure ??? shows binned data, not actual data points, and unlike regression analysis the bins are unadjusted for controls, but Figure ??? may show higher employment for cities that renew rather than cut road tax levies, a possibility explored by formal analysis in </w:t>
+      </w:r>
+      <w:proofErr w:type="gramStart"/>
+      <w:r>
+        <w:rPr>
+          <w:sz w:val="24"/>
+          <w:szCs w:val="24"/>
+        </w:rPr>
+        <w:t>Section ?</w:t>
+      </w:r>
+      <w:proofErr w:type="gramEnd"/>
+      <w:r>
+        <w:rPr>
+          <w:sz w:val="24"/>
+          <w:szCs w:val="24"/>
+        </w:rPr>
+        <w:t xml:space="preserve">??.  Similarly, we graph Wages against Vote Share, also six years after the vote, in </w:t>
+      </w:r>
+      <w:proofErr w:type="gramStart"/>
+      <w:r>
+        <w:rPr>
+          <w:sz w:val="24"/>
+          <w:szCs w:val="24"/>
+        </w:rPr>
+        <w:t>Figure ???</w:t>
+      </w:r>
+      <w:proofErr w:type="gramEnd"/>
     </w:p>
     <w:p>
       <w:pPr>
@@ -4271,14 +4828,15 @@
           <w:szCs w:val="24"/>
         </w:rPr>
       </w:pPr>
-      <w:r>
-        <w:rPr>
-          <w:sz w:val="24"/>
-          <w:szCs w:val="24"/>
-        </w:rPr>
-        <w:lastRenderedPageBreak/>
+      <w:proofErr w:type="gramStart"/>
+      <w:r>
+        <w:rPr>
+          <w:sz w:val="24"/>
+          <w:szCs w:val="24"/>
+        </w:rPr>
         <w:t>Figure ???</w:t>
       </w:r>
+      <w:proofErr w:type="gramEnd"/>
     </w:p>
     <w:p>
       <w:pPr>
@@ -4311,6 +4869,7 @@
           <w:sz w:val="24"/>
           <w:szCs w:val="24"/>
         </w:rPr>
+        <w:lastRenderedPageBreak/>
         <w:drawing>
           <wp:inline distT="0" distB="0" distL="0" distR="0" wp14:anchorId="2C105007" wp14:editId="580B4F56">
             <wp:extent cx="5943600" cy="3509010"/>
@@ -4327,7 +4886,7 @@
                     <pic:cNvPicPr/>
                   </pic:nvPicPr>
                   <pic:blipFill>
-                    <a:blip r:embed="rId12">
+                    <a:blip r:embed="rId16">
                       <a:extLst>
                         <a:ext uri="{28A0092B-C50C-407E-A947-70E740481C1C}">
                           <a14:useLocalDpi xmlns:a14="http://schemas.microsoft.com/office/drawing/2010/main" val="0"/>
@@ -4367,43 +4926,63 @@
           <w:sz w:val="24"/>
           <w:szCs w:val="24"/>
         </w:rPr>
-        <w:t>Figure ??? also may suggest higher outcome values for cities that renew rather than cut road taxes, a possibility formally explored in Section ???</w:t>
+        <w:t xml:space="preserve">Figure ??? also may suggest higher outcome values for cities that renew rather than cut road taxes, a possibility formally explored in </w:t>
+      </w:r>
+      <w:proofErr w:type="gramStart"/>
+      <w:r>
+        <w:rPr>
+          <w:sz w:val="24"/>
+          <w:szCs w:val="24"/>
+        </w:rPr>
+        <w:t>Section ???</w:t>
+      </w:r>
+      <w:proofErr w:type="gramEnd"/>
+    </w:p>
+    <w:p>
+      <w:pPr>
+        <w:pStyle w:val="Heading2"/>
+        <w:numPr>
+          <w:ilvl w:val="1"/>
+          <w:numId w:val="1"/>
+        </w:numPr>
+        <w:pPrChange w:id="38" w:author="Rawat, Saani (rawatsa)" w:date="2025-08-29T11:40:00Z">
+          <w:pPr>
+            <w:spacing w:line="480" w:lineRule="auto"/>
+          </w:pPr>
+        </w:pPrChange>
+      </w:pPr>
+      <w:r>
+        <w:t>Covariates</w:t>
       </w:r>
     </w:p>
     <w:p>
       <w:pPr>
         <w:spacing w:line="480" w:lineRule="auto"/>
         <w:rPr>
-          <w:b/>
-          <w:bCs/>
-          <w:sz w:val="28"/>
-          <w:szCs w:val="28"/>
+          <w:sz w:val="24"/>
+          <w:szCs w:val="24"/>
         </w:rPr>
       </w:pPr>
       <w:r>
         <w:rPr>
-          <w:b/>
-          <w:bCs/>
-          <w:sz w:val="28"/>
-          <w:szCs w:val="28"/>
-        </w:rPr>
-        <w:t>Covariates</w:t>
-      </w:r>
-    </w:p>
-    <w:p>
-      <w:pPr>
-        <w:spacing w:line="480" w:lineRule="auto"/>
-        <w:rPr>
-          <w:sz w:val="24"/>
-          <w:szCs w:val="24"/>
-        </w:rPr>
-      </w:pPr>
-      <w:r>
-        <w:rPr>
-          <w:sz w:val="24"/>
-          <w:szCs w:val="24"/>
-        </w:rPr>
-        <w:t xml:space="preserve"> Covariates in ordinary least squares regression help control for omitted variable bias, letting researchers isolate the independent relationship between the outcome variable and the key explanatory variable.  Regression discontinuity already identifies treatment effect estimates with only the treatment dummy and the running variable, so covariates are not necessary, but they are useful for increasing the precision of treatment effect estimates.  They are also essential to test key assumptions of the regression discontinuity model.  de la Cuesta and Imai (2016) shows that covariate balance is not necessary for identification, but traditionally this is a </w:t>
+          <w:sz w:val="24"/>
+          <w:szCs w:val="24"/>
+        </w:rPr>
+        <w:t xml:space="preserve"> Covariates in ordinary least squares regression help control for omitted variable bias, letting researchers isolate the independent relationship between the outcome variable and the key explanatory variable.  Regression discontinuity already identifies treatment effect estimates with only the treatment dummy and the running variable, so covariates are not necessary, but they are useful for increasing the precision of treatment effect estimates.  They are also essential to test key assumptions of the regression discontinuity model.  de la Cuesta and Imai (2016) shows that covariate balance is not necessary for identification, but traditionally this is a key assumption, and intuitively it makes sense that a researcher would want a treatment group to look like the control group in every </w:t>
+      </w:r>
+      <w:r>
+        <w:rPr>
+          <w:sz w:val="24"/>
+          <w:szCs w:val="24"/>
+        </w:rPr>
+        <w:t xml:space="preserve">measurable aspect other than the treatment itself.  </w:t>
+      </w:r>
+      <w:r>
+        <w:rPr>
+          <w:sz w:val="24"/>
+          <w:szCs w:val="24"/>
+        </w:rPr>
+        <w:t xml:space="preserve">We </w:t>
       </w:r>
       <w:r>
         <w:rPr>
@@ -4411,21 +4990,7 @@
           <w:szCs w:val="24"/>
         </w:rPr>
         <w:lastRenderedPageBreak/>
-        <w:t xml:space="preserve">key assumption, and intuitively it makes sense that a researcher would want a treatment group to look like the control group in every </w:t>
-      </w:r>
-      <w:r>
-        <w:rPr>
-          <w:sz w:val="24"/>
-          <w:szCs w:val="24"/>
-        </w:rPr>
-        <w:t xml:space="preserve">measurable aspect other than the treatment itself.  </w:t>
-      </w:r>
-      <w:r>
-        <w:rPr>
-          <w:sz w:val="24"/>
-          <w:szCs w:val="24"/>
-        </w:rPr>
-        <w:t xml:space="preserve">We do not show means for the full sample because we find no significant treatment effects for this sample.  We assure readers that the full-sample regressions show great similarity </w:t>
+        <w:t xml:space="preserve">do not show means for the full sample because we find no significant treatment effects for this sample.  We assure readers that the full-sample regressions show great similarity </w:t>
       </w:r>
       <w:r>
         <w:rPr>
@@ -4464,6 +5029,7 @@
           <w:szCs w:val="24"/>
         </w:rPr>
       </w:pPr>
+      <w:proofErr w:type="gramStart"/>
       <w:r>
         <w:rPr>
           <w:sz w:val="24"/>
@@ -4471,6 +5037,7 @@
         </w:rPr>
         <w:t>Table ???</w:t>
       </w:r>
+      <w:proofErr w:type="gramEnd"/>
     </w:p>
     <w:p>
       <w:pPr>
@@ -6553,13 +7120,23 @@
                 <w:bCs w:val="0"/>
               </w:rPr>
             </w:pPr>
+            <w:proofErr w:type="spellStart"/>
             <w:r>
               <w:rPr>
                 <w:b w:val="0"/>
                 <w:bCs w:val="0"/>
                 <w:caps w:val="0"/>
               </w:rPr>
-              <w:t>Bachelors Degree</w:t>
+              <w:t>Bachelors</w:t>
+            </w:r>
+            <w:proofErr w:type="spellEnd"/>
+            <w:r>
+              <w:rPr>
+                <w:b w:val="0"/>
+                <w:bCs w:val="0"/>
+                <w:caps w:val="0"/>
+              </w:rPr>
+              <w:t xml:space="preserve"> Degree</w:t>
             </w:r>
           </w:p>
         </w:tc>
@@ -7093,7 +7670,6 @@
               <w:cnfStyle w:val="000000100000" w:firstRow="0" w:lastRow="0" w:firstColumn="0" w:lastColumn="0" w:oddVBand="0" w:evenVBand="0" w:oddHBand="1" w:evenHBand="0" w:firstRowFirstColumn="0" w:firstRowLastColumn="0" w:lastRowFirstColumn="0" w:lastRowLastColumn="0"/>
             </w:pPr>
             <w:r>
-              <w:lastRenderedPageBreak/>
               <w:t>(0.13)</w:t>
             </w:r>
           </w:p>
@@ -7109,7 +7685,6 @@
               <w:cnfStyle w:val="000000100000" w:firstRow="0" w:lastRow="0" w:firstColumn="0" w:lastColumn="0" w:oddVBand="0" w:evenVBand="0" w:oddHBand="1" w:evenHBand="0" w:firstRowFirstColumn="0" w:firstRowLastColumn="0" w:lastRowFirstColumn="0" w:lastRowLastColumn="0"/>
             </w:pPr>
             <w:r>
-              <w:lastRenderedPageBreak/>
               <w:t>0.05</w:t>
             </w:r>
           </w:p>
@@ -7119,7 +7694,6 @@
               <w:cnfStyle w:val="000000100000" w:firstRow="0" w:lastRow="0" w:firstColumn="0" w:lastColumn="0" w:oddVBand="0" w:evenVBand="0" w:oddHBand="1" w:evenHBand="0" w:firstRowFirstColumn="0" w:firstRowLastColumn="0" w:lastRowFirstColumn="0" w:lastRowLastColumn="0"/>
             </w:pPr>
             <w:r>
-              <w:lastRenderedPageBreak/>
               <w:t>(0.12)</w:t>
             </w:r>
           </w:p>
@@ -7135,7 +7709,6 @@
               <w:cnfStyle w:val="000000100000" w:firstRow="0" w:lastRow="0" w:firstColumn="0" w:lastColumn="0" w:oddVBand="0" w:evenVBand="0" w:oddHBand="1" w:evenHBand="0" w:firstRowFirstColumn="0" w:firstRowLastColumn="0" w:lastRowFirstColumn="0" w:lastRowLastColumn="0"/>
             </w:pPr>
             <w:r>
-              <w:lastRenderedPageBreak/>
               <w:t>0.10</w:t>
             </w:r>
           </w:p>
@@ -7145,7 +7718,6 @@
               <w:cnfStyle w:val="000000100000" w:firstRow="0" w:lastRow="0" w:firstColumn="0" w:lastColumn="0" w:oddVBand="0" w:evenVBand="0" w:oddHBand="1" w:evenHBand="0" w:firstRowFirstColumn="0" w:firstRowLastColumn="0" w:lastRowFirstColumn="0" w:lastRowLastColumn="0"/>
             </w:pPr>
             <w:r>
-              <w:lastRenderedPageBreak/>
               <w:t>(0.21)</w:t>
             </w:r>
           </w:p>
@@ -7161,7 +7733,6 @@
               <w:cnfStyle w:val="000000100000" w:firstRow="0" w:lastRow="0" w:firstColumn="0" w:lastColumn="0" w:oddVBand="0" w:evenVBand="0" w:oddHBand="1" w:evenHBand="0" w:firstRowFirstColumn="0" w:firstRowLastColumn="0" w:lastRowFirstColumn="0" w:lastRowLastColumn="0"/>
             </w:pPr>
             <w:r>
-              <w:lastRenderedPageBreak/>
               <w:t>0.08</w:t>
             </w:r>
           </w:p>
@@ -7171,7 +7742,6 @@
               <w:cnfStyle w:val="000000100000" w:firstRow="0" w:lastRow="0" w:firstColumn="0" w:lastColumn="0" w:oddVBand="0" w:evenVBand="0" w:oddHBand="1" w:evenHBand="0" w:firstRowFirstColumn="0" w:firstRowLastColumn="0" w:lastRowFirstColumn="0" w:lastRowLastColumn="0"/>
             </w:pPr>
             <w:r>
-              <w:lastRenderedPageBreak/>
               <w:t>(0.17)</w:t>
             </w:r>
           </w:p>
@@ -7187,7 +7757,6 @@
               <w:cnfStyle w:val="000000100000" w:firstRow="0" w:lastRow="0" w:firstColumn="0" w:lastColumn="0" w:oddVBand="0" w:evenVBand="0" w:oddHBand="1" w:evenHBand="0" w:firstRowFirstColumn="0" w:firstRowLastColumn="0" w:lastRowFirstColumn="0" w:lastRowLastColumn="0"/>
             </w:pPr>
             <w:r>
-              <w:lastRenderedPageBreak/>
               <w:t>0.08</w:t>
             </w:r>
           </w:p>
@@ -7197,7 +7766,6 @@
               <w:cnfStyle w:val="000000100000" w:firstRow="0" w:lastRow="0" w:firstColumn="0" w:lastColumn="0" w:oddVBand="0" w:evenVBand="0" w:oddHBand="1" w:evenHBand="0" w:firstRowFirstColumn="0" w:firstRowLastColumn="0" w:lastRowFirstColumn="0" w:lastRowLastColumn="0"/>
             </w:pPr>
             <w:r>
-              <w:lastRenderedPageBreak/>
               <w:t>(0.18)</w:t>
             </w:r>
           </w:p>
@@ -7213,7 +7781,6 @@
               <w:cnfStyle w:val="000000100000" w:firstRow="0" w:lastRow="0" w:firstColumn="0" w:lastColumn="0" w:oddVBand="0" w:evenVBand="0" w:oddHBand="1" w:evenHBand="0" w:firstRowFirstColumn="0" w:firstRowLastColumn="0" w:lastRowFirstColumn="0" w:lastRowLastColumn="0"/>
             </w:pPr>
             <w:r>
-              <w:lastRenderedPageBreak/>
               <w:t>0.03</w:t>
             </w:r>
           </w:p>
@@ -7223,7 +7790,6 @@
               <w:cnfStyle w:val="000000100000" w:firstRow="0" w:lastRow="0" w:firstColumn="0" w:lastColumn="0" w:oddVBand="0" w:evenVBand="0" w:oddHBand="1" w:evenHBand="0" w:firstRowFirstColumn="0" w:firstRowLastColumn="0" w:lastRowFirstColumn="0" w:lastRowLastColumn="0"/>
             </w:pPr>
             <w:r>
-              <w:lastRenderedPageBreak/>
               <w:t>(0.06)</w:t>
             </w:r>
           </w:p>
@@ -7248,7 +7814,6 @@
                 <w:bCs w:val="0"/>
                 <w:caps w:val="0"/>
               </w:rPr>
-              <w:lastRenderedPageBreak/>
               <w:t>% Married</w:t>
             </w:r>
           </w:p>
@@ -7588,6 +8153,7 @@
                 <w:bCs w:val="0"/>
                 <w:caps w:val="0"/>
               </w:rPr>
+              <w:lastRenderedPageBreak/>
               <w:t>% Divorced</w:t>
             </w:r>
           </w:p>
@@ -8098,8 +8664,18 @@
                 <w:bCs w:val="0"/>
                 <w:caps w:val="0"/>
               </w:rPr>
-              <w:t>% Single Parent Hhld</w:t>
-            </w:r>
+              <w:t xml:space="preserve">% Single Parent </w:t>
+            </w:r>
+            <w:proofErr w:type="spellStart"/>
+            <w:r>
+              <w:rPr>
+                <w:b w:val="0"/>
+                <w:bCs w:val="0"/>
+                <w:caps w:val="0"/>
+              </w:rPr>
+              <w:t>Hhld</w:t>
+            </w:r>
+            <w:proofErr w:type="spellEnd"/>
           </w:p>
         </w:tc>
         <w:tc>
@@ -9002,7 +9578,25 @@
                 <w:bCs w:val="0"/>
                 <w:caps w:val="0"/>
               </w:rPr>
-              <w:t xml:space="preserve"> percentile of poverty rates, and the set of cities with higher than median proportion of residents aged less than five years.  Sample means shown at time of vote for the optimal estimated effective bandwidth from Calonico, et al. (2019).  Full number of votes</w:t>
+              <w:t xml:space="preserve"> percentile of poverty rates, and the set of cities with higher than median proportion of residents aged less than five years.  Sample means shown at time of vote for the optimal estimated effective bandwidth from </w:t>
+            </w:r>
+            <w:proofErr w:type="spellStart"/>
+            <w:r>
+              <w:rPr>
+                <w:b w:val="0"/>
+                <w:bCs w:val="0"/>
+                <w:caps w:val="0"/>
+              </w:rPr>
+              <w:t>Calonico</w:t>
+            </w:r>
+            <w:proofErr w:type="spellEnd"/>
+            <w:r>
+              <w:rPr>
+                <w:b w:val="0"/>
+                <w:bCs w:val="0"/>
+                <w:caps w:val="0"/>
+              </w:rPr>
+              <w:t>, et al. (2019).  Full number of votes</w:t>
             </w:r>
             <w:r>
               <w:rPr>
@@ -9060,7 +9654,35 @@
           <w:sz w:val="24"/>
           <w:szCs w:val="24"/>
         </w:rPr>
-        <w:t xml:space="preserve"> in readers' eyes, three arguments may help:  1) the other 22 covariates show similarity, 2) de la Cuesta and Imai (2016) argues that covariate </w:t>
+        <w:t xml:space="preserve"> in readers' eyes, three arguments may help:  1) the other 22 covariates show similarity, 2) de la Cuesta and Imai (2016) argues that covariate balance is not necessary for identification, and 3) there is a larger proportion of renters in the pass-levy group</w:t>
+      </w:r>
+      <w:r>
+        <w:rPr>
+          <w:sz w:val="24"/>
+          <w:szCs w:val="24"/>
+        </w:rPr>
+        <w:t>, not the fail-levy group.</w:t>
+      </w:r>
+      <w:r>
+        <w:rPr>
+          <w:sz w:val="24"/>
+          <w:szCs w:val="24"/>
+        </w:rPr>
+        <w:t xml:space="preserve">  </w:t>
+      </w:r>
+      <w:r>
+        <w:rPr>
+          <w:sz w:val="24"/>
+          <w:szCs w:val="24"/>
+        </w:rPr>
+        <w:t xml:space="preserve"> </w:t>
+      </w:r>
+      <w:r>
+        <w:rPr>
+          <w:sz w:val="24"/>
+          <w:szCs w:val="24"/>
+        </w:rPr>
+        <w:t xml:space="preserve">The final set of covariate differences are from the </w:t>
       </w:r>
       <w:r>
         <w:rPr>
@@ -9068,42 +9690,30 @@
           <w:szCs w:val="24"/>
         </w:rPr>
         <w:lastRenderedPageBreak/>
-        <w:t>balance is not necessary for identification, and 3) there is a larger proportion of renters in the pass-levy group</w:t>
-      </w:r>
-      <w:r>
-        <w:rPr>
-          <w:sz w:val="24"/>
-          <w:szCs w:val="24"/>
-        </w:rPr>
-        <w:t>, not the fail-levy group.</w:t>
-      </w:r>
-      <w:r>
-        <w:rPr>
-          <w:sz w:val="24"/>
-          <w:szCs w:val="24"/>
-        </w:rPr>
-        <w:t xml:space="preserve">  </w:t>
-      </w:r>
-      <w:r>
-        <w:rPr>
-          <w:sz w:val="24"/>
-          <w:szCs w:val="24"/>
-        </w:rPr>
-        <w:t xml:space="preserve"> </w:t>
-      </w:r>
-      <w:r>
-        <w:rPr>
-          <w:sz w:val="24"/>
-          <w:szCs w:val="24"/>
-        </w:rPr>
-        <w:t xml:space="preserve">The final set of covariate differences are from the subsample with a high share of the youngest children.  The 0.15 vs. 0.20 difference in % No HS Diploma shrinks to a 0.12 vs. 0.14 difference in medians; and </w:t>
-      </w:r>
-      <w:r>
-        <w:rPr>
-          <w:sz w:val="24"/>
-          <w:szCs w:val="24"/>
-        </w:rPr>
-        <w:t>the difference in % Black Population and % Minority Population are driven by outliers.  The largest value in the pass sample is 0.42 but 0.93 in the fail sample, leading to a kurtosis of 21.5 vs. 46.4.</w:t>
+        <w:t xml:space="preserve">subsample with a high share of the youngest children.  The 0.15 vs. 0.20 difference in % No HS Diploma shrinks to a 0.12 vs. 0.14 difference in medians; and </w:t>
+      </w:r>
+      <w:r>
+        <w:rPr>
+          <w:sz w:val="24"/>
+          <w:szCs w:val="24"/>
+        </w:rPr>
+        <w:t xml:space="preserve">the difference in % Black Population and % Minority Population are driven by outliers.  The largest value in the pass sample is 0.42 but 0.93 in the </w:t>
+      </w:r>
+      <w:proofErr w:type="gramStart"/>
+      <w:r>
+        <w:rPr>
+          <w:sz w:val="24"/>
+          <w:szCs w:val="24"/>
+        </w:rPr>
+        <w:t>fail</w:t>
+      </w:r>
+      <w:proofErr w:type="gramEnd"/>
+      <w:r>
+        <w:rPr>
+          <w:sz w:val="24"/>
+          <w:szCs w:val="24"/>
+        </w:rPr>
+        <w:t xml:space="preserve"> sample, leading to a kurtosis of 21.5 vs. 46.4.</w:t>
       </w:r>
     </w:p>
     <w:p>
@@ -9145,6 +9755,7 @@
           <w:szCs w:val="24"/>
         </w:rPr>
       </w:pPr>
+      <w:proofErr w:type="gramStart"/>
       <w:r>
         <w:rPr>
           <w:sz w:val="24"/>
@@ -9152,6 +9763,7 @@
         </w:rPr>
         <w:t>Figure ???</w:t>
       </w:r>
+      <w:proofErr w:type="gramEnd"/>
     </w:p>
     <w:p>
       <w:pPr>
@@ -9204,7 +9816,6 @@
           <w:sz w:val="24"/>
           <w:szCs w:val="24"/>
         </w:rPr>
-        <w:lastRenderedPageBreak/>
         <w:drawing>
           <wp:inline distT="0" distB="0" distL="0" distR="0" wp14:anchorId="50C26977" wp14:editId="047B94F8">
             <wp:extent cx="1581150" cy="1149927"/>
@@ -9223,7 +9834,7 @@
                     </pic:cNvPicPr>
                   </pic:nvPicPr>
                   <pic:blipFill>
-                    <a:blip r:embed="rId13" cstate="print">
+                    <a:blip r:embed="rId17" cstate="print">
                       <a:extLst>
                         <a:ext uri="{28A0092B-C50C-407E-A947-70E740481C1C}">
                           <a14:useLocalDpi xmlns:a14="http://schemas.microsoft.com/office/drawing/2010/main" val="0"/>
@@ -9278,7 +9889,7 @@
                     </pic:cNvPicPr>
                   </pic:nvPicPr>
                   <pic:blipFill>
-                    <a:blip r:embed="rId14" cstate="print">
+                    <a:blip r:embed="rId18" cstate="print">
                       <a:extLst>
                         <a:ext uri="{28A0092B-C50C-407E-A947-70E740481C1C}">
                           <a14:useLocalDpi xmlns:a14="http://schemas.microsoft.com/office/drawing/2010/main" val="0"/>
@@ -9335,254 +9946,6 @@
                 <pic:pic xmlns:pic="http://schemas.openxmlformats.org/drawingml/2006/picture">
                   <pic:nvPicPr>
                     <pic:cNvPr id="0" name="Picture 5"/>
-                    <pic:cNvPicPr>
-                      <a:picLocks noChangeAspect="1" noChangeArrowheads="1"/>
-                    </pic:cNvPicPr>
-                  </pic:nvPicPr>
-                  <pic:blipFill>
-                    <a:blip r:embed="rId15" cstate="print">
-                      <a:extLst>
-                        <a:ext uri="{28A0092B-C50C-407E-A947-70E740481C1C}">
-                          <a14:useLocalDpi xmlns:a14="http://schemas.microsoft.com/office/drawing/2010/main" val="0"/>
-                        </a:ext>
-                      </a:extLst>
-                    </a:blip>
-                    <a:srcRect/>
-                    <a:stretch>
-                      <a:fillRect/>
-                    </a:stretch>
-                  </pic:blipFill>
-                  <pic:spPr bwMode="auto">
-                    <a:xfrm>
-                      <a:off x="0" y="0"/>
-                      <a:ext cx="1676400" cy="1219835"/>
-                    </a:xfrm>
-                    <a:prstGeom prst="rect">
-                      <a:avLst/>
-                    </a:prstGeom>
-                    <a:noFill/>
-                    <a:ln>
-                      <a:noFill/>
-                    </a:ln>
-                  </pic:spPr>
-                </pic:pic>
-              </a:graphicData>
-            </a:graphic>
-          </wp:inline>
-        </w:drawing>
-      </w:r>
-      <w:r>
-        <w:rPr>
-          <w:sz w:val="24"/>
-          <w:szCs w:val="24"/>
-        </w:rPr>
-        <w:t xml:space="preserve"> </w:t>
-      </w:r>
-      <w:r>
-        <w:rPr>
-          <w:noProof/>
-          <w:sz w:val="24"/>
-          <w:szCs w:val="24"/>
-        </w:rPr>
-        <w:drawing>
-          <wp:inline distT="0" distB="0" distL="0" distR="0" wp14:anchorId="05F075B7" wp14:editId="64CCFC1C">
-            <wp:extent cx="1676400" cy="1219835"/>
-            <wp:effectExtent l="0" t="0" r="0" b="0"/>
-            <wp:docPr id="9" name="Picture 9"/>
-            <wp:cNvGraphicFramePr>
-              <a:graphicFrameLocks xmlns:a="http://schemas.openxmlformats.org/drawingml/2006/main" noChangeAspect="1"/>
-            </wp:cNvGraphicFramePr>
-            <a:graphic xmlns:a="http://schemas.openxmlformats.org/drawingml/2006/main">
-              <a:graphicData uri="http://schemas.openxmlformats.org/drawingml/2006/picture">
-                <pic:pic xmlns:pic="http://schemas.openxmlformats.org/drawingml/2006/picture">
-                  <pic:nvPicPr>
-                    <pic:cNvPr id="0" name="Picture 6"/>
-                    <pic:cNvPicPr>
-                      <a:picLocks noChangeAspect="1" noChangeArrowheads="1"/>
-                    </pic:cNvPicPr>
-                  </pic:nvPicPr>
-                  <pic:blipFill>
-                    <a:blip r:embed="rId16" cstate="print">
-                      <a:extLst>
-                        <a:ext uri="{28A0092B-C50C-407E-A947-70E740481C1C}">
-                          <a14:useLocalDpi xmlns:a14="http://schemas.microsoft.com/office/drawing/2010/main" val="0"/>
-                        </a:ext>
-                      </a:extLst>
-                    </a:blip>
-                    <a:srcRect/>
-                    <a:stretch>
-                      <a:fillRect/>
-                    </a:stretch>
-                  </pic:blipFill>
-                  <pic:spPr bwMode="auto">
-                    <a:xfrm>
-                      <a:off x="0" y="0"/>
-                      <a:ext cx="1676400" cy="1219835"/>
-                    </a:xfrm>
-                    <a:prstGeom prst="rect">
-                      <a:avLst/>
-                    </a:prstGeom>
-                    <a:noFill/>
-                    <a:ln>
-                      <a:noFill/>
-                    </a:ln>
-                  </pic:spPr>
-                </pic:pic>
-              </a:graphicData>
-            </a:graphic>
-          </wp:inline>
-        </w:drawing>
-      </w:r>
-      <w:r>
-        <w:rPr>
-          <w:sz w:val="24"/>
-          <w:szCs w:val="24"/>
-        </w:rPr>
-        <w:t xml:space="preserve"> </w:t>
-      </w:r>
-      <w:r>
-        <w:rPr>
-          <w:noProof/>
-          <w:sz w:val="24"/>
-          <w:szCs w:val="24"/>
-        </w:rPr>
-        <w:drawing>
-          <wp:inline distT="0" distB="0" distL="0" distR="0" wp14:anchorId="106BCD1B" wp14:editId="4A554E7D">
-            <wp:extent cx="1676400" cy="1219835"/>
-            <wp:effectExtent l="0" t="0" r="0" b="0"/>
-            <wp:docPr id="10" name="Picture 10"/>
-            <wp:cNvGraphicFramePr>
-              <a:graphicFrameLocks xmlns:a="http://schemas.openxmlformats.org/drawingml/2006/main" noChangeAspect="1"/>
-            </wp:cNvGraphicFramePr>
-            <a:graphic xmlns:a="http://schemas.openxmlformats.org/drawingml/2006/main">
-              <a:graphicData uri="http://schemas.openxmlformats.org/drawingml/2006/picture">
-                <pic:pic xmlns:pic="http://schemas.openxmlformats.org/drawingml/2006/picture">
-                  <pic:nvPicPr>
-                    <pic:cNvPr id="0" name="Picture 7"/>
-                    <pic:cNvPicPr>
-                      <a:picLocks noChangeAspect="1" noChangeArrowheads="1"/>
-                    </pic:cNvPicPr>
-                  </pic:nvPicPr>
-                  <pic:blipFill>
-                    <a:blip r:embed="rId17" cstate="print">
-                      <a:extLst>
-                        <a:ext uri="{28A0092B-C50C-407E-A947-70E740481C1C}">
-                          <a14:useLocalDpi xmlns:a14="http://schemas.microsoft.com/office/drawing/2010/main" val="0"/>
-                        </a:ext>
-                      </a:extLst>
-                    </a:blip>
-                    <a:srcRect/>
-                    <a:stretch>
-                      <a:fillRect/>
-                    </a:stretch>
-                  </pic:blipFill>
-                  <pic:spPr bwMode="auto">
-                    <a:xfrm>
-                      <a:off x="0" y="0"/>
-                      <a:ext cx="1676400" cy="1219835"/>
-                    </a:xfrm>
-                    <a:prstGeom prst="rect">
-                      <a:avLst/>
-                    </a:prstGeom>
-                    <a:noFill/>
-                    <a:ln>
-                      <a:noFill/>
-                    </a:ln>
-                  </pic:spPr>
-                </pic:pic>
-              </a:graphicData>
-            </a:graphic>
-          </wp:inline>
-        </w:drawing>
-      </w:r>
-      <w:r>
-        <w:rPr>
-          <w:sz w:val="24"/>
-          <w:szCs w:val="24"/>
-        </w:rPr>
-        <w:t xml:space="preserve"> </w:t>
-      </w:r>
-      <w:r>
-        <w:rPr>
-          <w:noProof/>
-          <w:sz w:val="24"/>
-          <w:szCs w:val="24"/>
-        </w:rPr>
-        <w:drawing>
-          <wp:inline distT="0" distB="0" distL="0" distR="0" wp14:anchorId="75211579" wp14:editId="01A976F7">
-            <wp:extent cx="1676400" cy="1219835"/>
-            <wp:effectExtent l="0" t="0" r="0" b="0"/>
-            <wp:docPr id="11" name="Picture 11"/>
-            <wp:cNvGraphicFramePr>
-              <a:graphicFrameLocks xmlns:a="http://schemas.openxmlformats.org/drawingml/2006/main" noChangeAspect="1"/>
-            </wp:cNvGraphicFramePr>
-            <a:graphic xmlns:a="http://schemas.openxmlformats.org/drawingml/2006/main">
-              <a:graphicData uri="http://schemas.openxmlformats.org/drawingml/2006/picture">
-                <pic:pic xmlns:pic="http://schemas.openxmlformats.org/drawingml/2006/picture">
-                  <pic:nvPicPr>
-                    <pic:cNvPr id="0" name="Picture 8"/>
-                    <pic:cNvPicPr>
-                      <a:picLocks noChangeAspect="1" noChangeArrowheads="1"/>
-                    </pic:cNvPicPr>
-                  </pic:nvPicPr>
-                  <pic:blipFill>
-                    <a:blip r:embed="rId18" cstate="print">
-                      <a:extLst>
-                        <a:ext uri="{28A0092B-C50C-407E-A947-70E740481C1C}">
-                          <a14:useLocalDpi xmlns:a14="http://schemas.microsoft.com/office/drawing/2010/main" val="0"/>
-                        </a:ext>
-                      </a:extLst>
-                    </a:blip>
-                    <a:srcRect/>
-                    <a:stretch>
-                      <a:fillRect/>
-                    </a:stretch>
-                  </pic:blipFill>
-                  <pic:spPr bwMode="auto">
-                    <a:xfrm>
-                      <a:off x="0" y="0"/>
-                      <a:ext cx="1676400" cy="1219835"/>
-                    </a:xfrm>
-                    <a:prstGeom prst="rect">
-                      <a:avLst/>
-                    </a:prstGeom>
-                    <a:noFill/>
-                    <a:ln>
-                      <a:noFill/>
-                    </a:ln>
-                  </pic:spPr>
-                </pic:pic>
-              </a:graphicData>
-            </a:graphic>
-          </wp:inline>
-        </w:drawing>
-      </w:r>
-      <w:r>
-        <w:rPr>
-          <w:sz w:val="24"/>
-          <w:szCs w:val="24"/>
-        </w:rPr>
-        <w:t xml:space="preserve"> </w:t>
-      </w:r>
-      <w:r>
-        <w:rPr>
-          <w:noProof/>
-          <w:sz w:val="24"/>
-          <w:szCs w:val="24"/>
-        </w:rPr>
-        <w:drawing>
-          <wp:inline distT="0" distB="0" distL="0" distR="0" wp14:anchorId="20D9E060" wp14:editId="7A36C958">
-            <wp:extent cx="1676400" cy="1219835"/>
-            <wp:effectExtent l="0" t="0" r="0" b="0"/>
-            <wp:docPr id="12" name="Picture 12"/>
-            <wp:cNvGraphicFramePr>
-              <a:graphicFrameLocks xmlns:a="http://schemas.openxmlformats.org/drawingml/2006/main" noChangeAspect="1"/>
-            </wp:cNvGraphicFramePr>
-            <a:graphic xmlns:a="http://schemas.openxmlformats.org/drawingml/2006/main">
-              <a:graphicData uri="http://schemas.openxmlformats.org/drawingml/2006/picture">
-                <pic:pic xmlns:pic="http://schemas.openxmlformats.org/drawingml/2006/picture">
-                  <pic:nvPicPr>
-                    <pic:cNvPr id="0" name="Picture 9"/>
                     <pic:cNvPicPr>
                       <a:picLocks noChangeAspect="1" noChangeArrowheads="1"/>
                     </pic:cNvPicPr>
@@ -9633,10 +9996,10 @@
           <w:szCs w:val="24"/>
         </w:rPr>
         <w:drawing>
-          <wp:inline distT="0" distB="0" distL="0" distR="0" wp14:anchorId="544EE3E3" wp14:editId="1FEBB875">
+          <wp:inline distT="0" distB="0" distL="0" distR="0" wp14:anchorId="05F075B7" wp14:editId="64CCFC1C">
             <wp:extent cx="1676400" cy="1219835"/>
             <wp:effectExtent l="0" t="0" r="0" b="0"/>
-            <wp:docPr id="13" name="Picture 13"/>
+            <wp:docPr id="9" name="Picture 9"/>
             <wp:cNvGraphicFramePr>
               <a:graphicFrameLocks xmlns:a="http://schemas.openxmlformats.org/drawingml/2006/main" noChangeAspect="1"/>
             </wp:cNvGraphicFramePr>
@@ -9644,7 +10007,7 @@
               <a:graphicData uri="http://schemas.openxmlformats.org/drawingml/2006/picture">
                 <pic:pic xmlns:pic="http://schemas.openxmlformats.org/drawingml/2006/picture">
                   <pic:nvPicPr>
-                    <pic:cNvPr id="0" name="Picture 10"/>
+                    <pic:cNvPr id="0" name="Picture 6"/>
                     <pic:cNvPicPr>
                       <a:picLocks noChangeAspect="1" noChangeArrowheads="1"/>
                     </pic:cNvPicPr>
@@ -9695,10 +10058,10 @@
           <w:szCs w:val="24"/>
         </w:rPr>
         <w:drawing>
-          <wp:inline distT="0" distB="0" distL="0" distR="0" wp14:anchorId="7F0D30C3" wp14:editId="010C9673">
+          <wp:inline distT="0" distB="0" distL="0" distR="0" wp14:anchorId="106BCD1B" wp14:editId="4A554E7D">
             <wp:extent cx="1676400" cy="1219835"/>
             <wp:effectExtent l="0" t="0" r="0" b="0"/>
-            <wp:docPr id="14" name="Picture 14"/>
+            <wp:docPr id="10" name="Picture 10"/>
             <wp:cNvGraphicFramePr>
               <a:graphicFrameLocks xmlns:a="http://schemas.openxmlformats.org/drawingml/2006/main" noChangeAspect="1"/>
             </wp:cNvGraphicFramePr>
@@ -9706,7 +10069,7 @@
               <a:graphicData uri="http://schemas.openxmlformats.org/drawingml/2006/picture">
                 <pic:pic xmlns:pic="http://schemas.openxmlformats.org/drawingml/2006/picture">
                   <pic:nvPicPr>
-                    <pic:cNvPr id="0" name="Picture 11"/>
+                    <pic:cNvPr id="0" name="Picture 7"/>
                     <pic:cNvPicPr>
                       <a:picLocks noChangeAspect="1" noChangeArrowheads="1"/>
                     </pic:cNvPicPr>
@@ -9757,10 +10120,10 @@
           <w:szCs w:val="24"/>
         </w:rPr>
         <w:drawing>
-          <wp:inline distT="0" distB="0" distL="0" distR="0" wp14:anchorId="569868CE" wp14:editId="213BA16A">
+          <wp:inline distT="0" distB="0" distL="0" distR="0" wp14:anchorId="75211579" wp14:editId="01A976F7">
             <wp:extent cx="1676400" cy="1219835"/>
             <wp:effectExtent l="0" t="0" r="0" b="0"/>
-            <wp:docPr id="20" name="Picture 20"/>
+            <wp:docPr id="11" name="Picture 11"/>
             <wp:cNvGraphicFramePr>
               <a:graphicFrameLocks xmlns:a="http://schemas.openxmlformats.org/drawingml/2006/main" noChangeAspect="1"/>
             </wp:cNvGraphicFramePr>
@@ -9768,7 +10131,7 @@
               <a:graphicData uri="http://schemas.openxmlformats.org/drawingml/2006/picture">
                 <pic:pic xmlns:pic="http://schemas.openxmlformats.org/drawingml/2006/picture">
                   <pic:nvPicPr>
-                    <pic:cNvPr id="0" name="Picture 17"/>
+                    <pic:cNvPr id="0" name="Picture 8"/>
                     <pic:cNvPicPr>
                       <a:picLocks noChangeAspect="1" noChangeArrowheads="1"/>
                     </pic:cNvPicPr>
@@ -9818,11 +10181,12 @@
           <w:sz w:val="24"/>
           <w:szCs w:val="24"/>
         </w:rPr>
+        <w:lastRenderedPageBreak/>
         <w:drawing>
-          <wp:inline distT="0" distB="0" distL="0" distR="0" wp14:anchorId="4387B843" wp14:editId="5533B8F3">
+          <wp:inline distT="0" distB="0" distL="0" distR="0" wp14:anchorId="20D9E060" wp14:editId="7A36C958">
             <wp:extent cx="1676400" cy="1219835"/>
             <wp:effectExtent l="0" t="0" r="0" b="0"/>
-            <wp:docPr id="15" name="Picture 15"/>
+            <wp:docPr id="12" name="Picture 12"/>
             <wp:cNvGraphicFramePr>
               <a:graphicFrameLocks xmlns:a="http://schemas.openxmlformats.org/drawingml/2006/main" noChangeAspect="1"/>
             </wp:cNvGraphicFramePr>
@@ -9830,7 +10194,7 @@
               <a:graphicData uri="http://schemas.openxmlformats.org/drawingml/2006/picture">
                 <pic:pic xmlns:pic="http://schemas.openxmlformats.org/drawingml/2006/picture">
                   <pic:nvPicPr>
-                    <pic:cNvPr id="0" name="Picture 12"/>
+                    <pic:cNvPr id="0" name="Picture 9"/>
                     <pic:cNvPicPr>
                       <a:picLocks noChangeAspect="1" noChangeArrowheads="1"/>
                     </pic:cNvPicPr>
@@ -9881,10 +10245,10 @@
           <w:szCs w:val="24"/>
         </w:rPr>
         <w:drawing>
-          <wp:inline distT="0" distB="0" distL="0" distR="0" wp14:anchorId="0BCDE6CA" wp14:editId="1D9760CB">
+          <wp:inline distT="0" distB="0" distL="0" distR="0" wp14:anchorId="544EE3E3" wp14:editId="1FEBB875">
             <wp:extent cx="1676400" cy="1219835"/>
             <wp:effectExtent l="0" t="0" r="0" b="0"/>
-            <wp:docPr id="16" name="Picture 16"/>
+            <wp:docPr id="13" name="Picture 13"/>
             <wp:cNvGraphicFramePr>
               <a:graphicFrameLocks xmlns:a="http://schemas.openxmlformats.org/drawingml/2006/main" noChangeAspect="1"/>
             </wp:cNvGraphicFramePr>
@@ -9892,7 +10256,7 @@
               <a:graphicData uri="http://schemas.openxmlformats.org/drawingml/2006/picture">
                 <pic:pic xmlns:pic="http://schemas.openxmlformats.org/drawingml/2006/picture">
                   <pic:nvPicPr>
-                    <pic:cNvPr id="0" name="Picture 13"/>
+                    <pic:cNvPr id="0" name="Picture 10"/>
                     <pic:cNvPicPr>
                       <a:picLocks noChangeAspect="1" noChangeArrowheads="1"/>
                     </pic:cNvPicPr>
@@ -9943,10 +10307,10 @@
           <w:szCs w:val="24"/>
         </w:rPr>
         <w:drawing>
-          <wp:inline distT="0" distB="0" distL="0" distR="0" wp14:anchorId="31CD5ABB" wp14:editId="68F1123D">
+          <wp:inline distT="0" distB="0" distL="0" distR="0" wp14:anchorId="7F0D30C3" wp14:editId="010C9673">
             <wp:extent cx="1676400" cy="1219835"/>
             <wp:effectExtent l="0" t="0" r="0" b="0"/>
-            <wp:docPr id="17" name="Picture 17"/>
+            <wp:docPr id="14" name="Picture 14"/>
             <wp:cNvGraphicFramePr>
               <a:graphicFrameLocks xmlns:a="http://schemas.openxmlformats.org/drawingml/2006/main" noChangeAspect="1"/>
             </wp:cNvGraphicFramePr>
@@ -9954,7 +10318,7 @@
               <a:graphicData uri="http://schemas.openxmlformats.org/drawingml/2006/picture">
                 <pic:pic xmlns:pic="http://schemas.openxmlformats.org/drawingml/2006/picture">
                   <pic:nvPicPr>
-                    <pic:cNvPr id="0" name="Picture 14"/>
+                    <pic:cNvPr id="0" name="Picture 11"/>
                     <pic:cNvPicPr>
                       <a:picLocks noChangeAspect="1" noChangeArrowheads="1"/>
                     </pic:cNvPicPr>
@@ -10005,10 +10369,10 @@
           <w:szCs w:val="24"/>
         </w:rPr>
         <w:drawing>
-          <wp:inline distT="0" distB="0" distL="0" distR="0" wp14:anchorId="36803EC4" wp14:editId="2D231008">
+          <wp:inline distT="0" distB="0" distL="0" distR="0" wp14:anchorId="569868CE" wp14:editId="213BA16A">
             <wp:extent cx="1676400" cy="1219835"/>
             <wp:effectExtent l="0" t="0" r="0" b="0"/>
-            <wp:docPr id="18" name="Picture 18"/>
+            <wp:docPr id="20" name="Picture 20"/>
             <wp:cNvGraphicFramePr>
               <a:graphicFrameLocks xmlns:a="http://schemas.openxmlformats.org/drawingml/2006/main" noChangeAspect="1"/>
             </wp:cNvGraphicFramePr>
@@ -10016,7 +10380,7 @@
               <a:graphicData uri="http://schemas.openxmlformats.org/drawingml/2006/picture">
                 <pic:pic xmlns:pic="http://schemas.openxmlformats.org/drawingml/2006/picture">
                   <pic:nvPicPr>
-                    <pic:cNvPr id="0" name="Picture 15"/>
+                    <pic:cNvPr id="0" name="Picture 17"/>
                     <pic:cNvPicPr>
                       <a:picLocks noChangeAspect="1" noChangeArrowheads="1"/>
                     </pic:cNvPicPr>
@@ -10067,10 +10431,10 @@
           <w:szCs w:val="24"/>
         </w:rPr>
         <w:drawing>
-          <wp:inline distT="0" distB="0" distL="0" distR="0" wp14:anchorId="15DF4AB4" wp14:editId="33C315E2">
+          <wp:inline distT="0" distB="0" distL="0" distR="0" wp14:anchorId="4387B843" wp14:editId="5533B8F3">
             <wp:extent cx="1676400" cy="1219835"/>
             <wp:effectExtent l="0" t="0" r="0" b="0"/>
-            <wp:docPr id="19" name="Picture 19"/>
+            <wp:docPr id="15" name="Picture 15"/>
             <wp:cNvGraphicFramePr>
               <a:graphicFrameLocks xmlns:a="http://schemas.openxmlformats.org/drawingml/2006/main" noChangeAspect="1"/>
             </wp:cNvGraphicFramePr>
@@ -10078,7 +10442,7 @@
               <a:graphicData uri="http://schemas.openxmlformats.org/drawingml/2006/picture">
                 <pic:pic xmlns:pic="http://schemas.openxmlformats.org/drawingml/2006/picture">
                   <pic:nvPicPr>
-                    <pic:cNvPr id="0" name="Picture 16"/>
+                    <pic:cNvPr id="0" name="Picture 12"/>
                     <pic:cNvPicPr>
                       <a:picLocks noChangeAspect="1" noChangeArrowheads="1"/>
                     </pic:cNvPicPr>
@@ -10129,10 +10493,10 @@
           <w:szCs w:val="24"/>
         </w:rPr>
         <w:drawing>
-          <wp:inline distT="0" distB="0" distL="0" distR="0" wp14:anchorId="68A6C885" wp14:editId="4342A0C7">
-            <wp:extent cx="1563997" cy="1137454"/>
-            <wp:effectExtent l="0" t="0" r="0" b="5715"/>
-            <wp:docPr id="6" name="Picture 6"/>
+          <wp:inline distT="0" distB="0" distL="0" distR="0" wp14:anchorId="0BCDE6CA" wp14:editId="1D9760CB">
+            <wp:extent cx="1676400" cy="1219835"/>
+            <wp:effectExtent l="0" t="0" r="0" b="0"/>
+            <wp:docPr id="16" name="Picture 16"/>
             <wp:cNvGraphicFramePr>
               <a:graphicFrameLocks xmlns:a="http://schemas.openxmlformats.org/drawingml/2006/main" noChangeAspect="1"/>
             </wp:cNvGraphicFramePr>
@@ -10140,7 +10504,7 @@
               <a:graphicData uri="http://schemas.openxmlformats.org/drawingml/2006/picture">
                 <pic:pic xmlns:pic="http://schemas.openxmlformats.org/drawingml/2006/picture">
                   <pic:nvPicPr>
-                    <pic:cNvPr id="0" name="Picture 3"/>
+                    <pic:cNvPr id="0" name="Picture 13"/>
                     <pic:cNvPicPr>
                       <a:picLocks noChangeAspect="1" noChangeArrowheads="1"/>
                     </pic:cNvPicPr>
@@ -10161,7 +10525,7 @@
                   <pic:spPr bwMode="auto">
                     <a:xfrm>
                       <a:off x="0" y="0"/>
-                      <a:ext cx="1582800" cy="1151129"/>
+                      <a:ext cx="1676400" cy="1219835"/>
                     </a:xfrm>
                     <a:prstGeom prst="rect">
                       <a:avLst/>
@@ -10179,15 +10543,22 @@
       </w:r>
       <w:r>
         <w:rPr>
+          <w:sz w:val="24"/>
+          <w:szCs w:val="24"/>
+        </w:rPr>
+        <w:t xml:space="preserve"> </w:t>
+      </w:r>
+      <w:r>
+        <w:rPr>
           <w:noProof/>
           <w:sz w:val="24"/>
           <w:szCs w:val="24"/>
         </w:rPr>
         <w:drawing>
-          <wp:inline distT="0" distB="0" distL="0" distR="0" wp14:anchorId="26FE5B8C" wp14:editId="28114144">
-            <wp:extent cx="1676400" cy="1219200"/>
+          <wp:inline distT="0" distB="0" distL="0" distR="0" wp14:anchorId="31CD5ABB" wp14:editId="68F1123D">
+            <wp:extent cx="1676400" cy="1219835"/>
             <wp:effectExtent l="0" t="0" r="0" b="0"/>
-            <wp:docPr id="7" name="Picture 7"/>
+            <wp:docPr id="17" name="Picture 17"/>
             <wp:cNvGraphicFramePr>
               <a:graphicFrameLocks xmlns:a="http://schemas.openxmlformats.org/drawingml/2006/main" noChangeAspect="1"/>
             </wp:cNvGraphicFramePr>
@@ -10195,7 +10566,7 @@
               <a:graphicData uri="http://schemas.openxmlformats.org/drawingml/2006/picture">
                 <pic:pic xmlns:pic="http://schemas.openxmlformats.org/drawingml/2006/picture">
                   <pic:nvPicPr>
-                    <pic:cNvPr id="0" name="Picture 4"/>
+                    <pic:cNvPr id="0" name="Picture 14"/>
                     <pic:cNvPicPr>
                       <a:picLocks noChangeAspect="1" noChangeArrowheads="1"/>
                     </pic:cNvPicPr>
@@ -10216,7 +10587,7 @@
                   <pic:spPr bwMode="auto">
                     <a:xfrm>
                       <a:off x="0" y="0"/>
-                      <a:ext cx="1676400" cy="1219200"/>
+                      <a:ext cx="1676400" cy="1219835"/>
                     </a:xfrm>
                     <a:prstGeom prst="rect">
                       <a:avLst/>
@@ -10246,10 +10617,10 @@
           <w:szCs w:val="24"/>
         </w:rPr>
         <w:drawing>
-          <wp:inline distT="0" distB="0" distL="0" distR="0" wp14:anchorId="6C15D150" wp14:editId="53D481FC">
+          <wp:inline distT="0" distB="0" distL="0" distR="0" wp14:anchorId="36803EC4" wp14:editId="2D231008">
             <wp:extent cx="1676400" cy="1219835"/>
             <wp:effectExtent l="0" t="0" r="0" b="0"/>
-            <wp:docPr id="21" name="Picture 21"/>
+            <wp:docPr id="18" name="Picture 18"/>
             <wp:cNvGraphicFramePr>
               <a:graphicFrameLocks xmlns:a="http://schemas.openxmlformats.org/drawingml/2006/main" noChangeAspect="1"/>
             </wp:cNvGraphicFramePr>
@@ -10257,7 +10628,7 @@
               <a:graphicData uri="http://schemas.openxmlformats.org/drawingml/2006/picture">
                 <pic:pic xmlns:pic="http://schemas.openxmlformats.org/drawingml/2006/picture">
                   <pic:nvPicPr>
-                    <pic:cNvPr id="0" name="Picture 18"/>
+                    <pic:cNvPr id="0" name="Picture 15"/>
                     <pic:cNvPicPr>
                       <a:picLocks noChangeAspect="1" noChangeArrowheads="1"/>
                     </pic:cNvPicPr>
@@ -10307,12 +10678,11 @@
           <w:sz w:val="24"/>
           <w:szCs w:val="24"/>
         </w:rPr>
-        <w:lastRenderedPageBreak/>
         <w:drawing>
-          <wp:inline distT="0" distB="0" distL="0" distR="0" wp14:anchorId="1793BE87" wp14:editId="7DCEE892">
+          <wp:inline distT="0" distB="0" distL="0" distR="0" wp14:anchorId="15DF4AB4" wp14:editId="33C315E2">
             <wp:extent cx="1676400" cy="1219835"/>
             <wp:effectExtent l="0" t="0" r="0" b="0"/>
-            <wp:docPr id="22" name="Picture 22"/>
+            <wp:docPr id="19" name="Picture 19"/>
             <wp:cNvGraphicFramePr>
               <a:graphicFrameLocks xmlns:a="http://schemas.openxmlformats.org/drawingml/2006/main" noChangeAspect="1"/>
             </wp:cNvGraphicFramePr>
@@ -10320,7 +10690,7 @@
               <a:graphicData uri="http://schemas.openxmlformats.org/drawingml/2006/picture">
                 <pic:pic xmlns:pic="http://schemas.openxmlformats.org/drawingml/2006/picture">
                   <pic:nvPicPr>
-                    <pic:cNvPr id="0" name="Picture 19"/>
+                    <pic:cNvPr id="0" name="Picture 16"/>
                     <pic:cNvPicPr>
                       <a:picLocks noChangeAspect="1" noChangeArrowheads="1"/>
                     </pic:cNvPicPr>
@@ -10371,10 +10741,10 @@
           <w:szCs w:val="24"/>
         </w:rPr>
         <w:drawing>
-          <wp:inline distT="0" distB="0" distL="0" distR="0" wp14:anchorId="5EC2BE76" wp14:editId="2FF27EA7">
-            <wp:extent cx="1676400" cy="1219835"/>
-            <wp:effectExtent l="0" t="0" r="0" b="0"/>
-            <wp:docPr id="23" name="Picture 23"/>
+          <wp:inline distT="0" distB="0" distL="0" distR="0" wp14:anchorId="68A6C885" wp14:editId="4342A0C7">
+            <wp:extent cx="1563997" cy="1137454"/>
+            <wp:effectExtent l="0" t="0" r="0" b="5715"/>
+            <wp:docPr id="6" name="Picture 6"/>
             <wp:cNvGraphicFramePr>
               <a:graphicFrameLocks xmlns:a="http://schemas.openxmlformats.org/drawingml/2006/main" noChangeAspect="1"/>
             </wp:cNvGraphicFramePr>
@@ -10382,7 +10752,7 @@
               <a:graphicData uri="http://schemas.openxmlformats.org/drawingml/2006/picture">
                 <pic:pic xmlns:pic="http://schemas.openxmlformats.org/drawingml/2006/picture">
                   <pic:nvPicPr>
-                    <pic:cNvPr id="0" name="Picture 20"/>
+                    <pic:cNvPr id="0" name="Picture 3"/>
                     <pic:cNvPicPr>
                       <a:picLocks noChangeAspect="1" noChangeArrowheads="1"/>
                     </pic:cNvPicPr>
@@ -10403,7 +10773,7 @@
                   <pic:spPr bwMode="auto">
                     <a:xfrm>
                       <a:off x="0" y="0"/>
-                      <a:ext cx="1676400" cy="1219835"/>
+                      <a:ext cx="1582800" cy="1151129"/>
                     </a:xfrm>
                     <a:prstGeom prst="rect">
                       <a:avLst/>
@@ -10421,22 +10791,15 @@
       </w:r>
       <w:r>
         <w:rPr>
-          <w:sz w:val="24"/>
-          <w:szCs w:val="24"/>
-        </w:rPr>
-        <w:t xml:space="preserve"> </w:t>
-      </w:r>
-      <w:r>
-        <w:rPr>
           <w:noProof/>
           <w:sz w:val="24"/>
           <w:szCs w:val="24"/>
         </w:rPr>
         <w:drawing>
-          <wp:inline distT="0" distB="0" distL="0" distR="0" wp14:anchorId="44AD5F78" wp14:editId="72ABDBFA">
-            <wp:extent cx="1676400" cy="1219835"/>
+          <wp:inline distT="0" distB="0" distL="0" distR="0" wp14:anchorId="26FE5B8C" wp14:editId="28114144">
+            <wp:extent cx="1676400" cy="1219200"/>
             <wp:effectExtent l="0" t="0" r="0" b="0"/>
-            <wp:docPr id="24" name="Picture 24"/>
+            <wp:docPr id="7" name="Picture 7"/>
             <wp:cNvGraphicFramePr>
               <a:graphicFrameLocks xmlns:a="http://schemas.openxmlformats.org/drawingml/2006/main" noChangeAspect="1"/>
             </wp:cNvGraphicFramePr>
@@ -10444,7 +10807,7 @@
               <a:graphicData uri="http://schemas.openxmlformats.org/drawingml/2006/picture">
                 <pic:pic xmlns:pic="http://schemas.openxmlformats.org/drawingml/2006/picture">
                   <pic:nvPicPr>
-                    <pic:cNvPr id="0" name="Picture 21"/>
+                    <pic:cNvPr id="0" name="Picture 4"/>
                     <pic:cNvPicPr>
                       <a:picLocks noChangeAspect="1" noChangeArrowheads="1"/>
                     </pic:cNvPicPr>
@@ -10465,7 +10828,7 @@
                   <pic:spPr bwMode="auto">
                     <a:xfrm>
                       <a:off x="0" y="0"/>
-                      <a:ext cx="1676400" cy="1219835"/>
+                      <a:ext cx="1676400" cy="1219200"/>
                     </a:xfrm>
                     <a:prstGeom prst="rect">
                       <a:avLst/>
@@ -10495,10 +10858,10 @@
           <w:szCs w:val="24"/>
         </w:rPr>
         <w:drawing>
-          <wp:inline distT="0" distB="0" distL="0" distR="0" wp14:anchorId="12CBC6B0" wp14:editId="262DEA5B">
+          <wp:inline distT="0" distB="0" distL="0" distR="0" wp14:anchorId="6C15D150" wp14:editId="53D481FC">
             <wp:extent cx="1676400" cy="1219835"/>
             <wp:effectExtent l="0" t="0" r="0" b="0"/>
-            <wp:docPr id="25" name="Picture 25"/>
+            <wp:docPr id="21" name="Picture 21"/>
             <wp:cNvGraphicFramePr>
               <a:graphicFrameLocks xmlns:a="http://schemas.openxmlformats.org/drawingml/2006/main" noChangeAspect="1"/>
             </wp:cNvGraphicFramePr>
@@ -10506,7 +10869,7 @@
               <a:graphicData uri="http://schemas.openxmlformats.org/drawingml/2006/picture">
                 <pic:pic xmlns:pic="http://schemas.openxmlformats.org/drawingml/2006/picture">
                   <pic:nvPicPr>
-                    <pic:cNvPr id="0" name="Picture 22"/>
+                    <pic:cNvPr id="0" name="Picture 18"/>
                     <pic:cNvPicPr>
                       <a:picLocks noChangeAspect="1" noChangeArrowheads="1"/>
                     </pic:cNvPicPr>
@@ -10557,10 +10920,10 @@
           <w:szCs w:val="24"/>
         </w:rPr>
         <w:drawing>
-          <wp:inline distT="0" distB="0" distL="0" distR="0" wp14:anchorId="5261F3D9" wp14:editId="7CC67AD2">
+          <wp:inline distT="0" distB="0" distL="0" distR="0" wp14:anchorId="1793BE87" wp14:editId="7DCEE892">
             <wp:extent cx="1676400" cy="1219835"/>
             <wp:effectExtent l="0" t="0" r="0" b="0"/>
-            <wp:docPr id="26" name="Picture 26"/>
+            <wp:docPr id="22" name="Picture 22"/>
             <wp:cNvGraphicFramePr>
               <a:graphicFrameLocks xmlns:a="http://schemas.openxmlformats.org/drawingml/2006/main" noChangeAspect="1"/>
             </wp:cNvGraphicFramePr>
@@ -10568,7 +10931,7 @@
               <a:graphicData uri="http://schemas.openxmlformats.org/drawingml/2006/picture">
                 <pic:pic xmlns:pic="http://schemas.openxmlformats.org/drawingml/2006/picture">
                   <pic:nvPicPr>
-                    <pic:cNvPr id="0" name="Picture 23"/>
+                    <pic:cNvPr id="0" name="Picture 19"/>
                     <pic:cNvPicPr>
                       <a:picLocks noChangeAspect="1" noChangeArrowheads="1"/>
                     </pic:cNvPicPr>
@@ -10619,10 +10982,10 @@
           <w:szCs w:val="24"/>
         </w:rPr>
         <w:drawing>
-          <wp:inline distT="0" distB="0" distL="0" distR="0" wp14:anchorId="29035A27" wp14:editId="29197915">
+          <wp:inline distT="0" distB="0" distL="0" distR="0" wp14:anchorId="5EC2BE76" wp14:editId="2FF27EA7">
             <wp:extent cx="1676400" cy="1219835"/>
             <wp:effectExtent l="0" t="0" r="0" b="0"/>
-            <wp:docPr id="27" name="Picture 27"/>
+            <wp:docPr id="23" name="Picture 23"/>
             <wp:cNvGraphicFramePr>
               <a:graphicFrameLocks xmlns:a="http://schemas.openxmlformats.org/drawingml/2006/main" noChangeAspect="1"/>
             </wp:cNvGraphicFramePr>
@@ -10630,7 +10993,7 @@
               <a:graphicData uri="http://schemas.openxmlformats.org/drawingml/2006/picture">
                 <pic:pic xmlns:pic="http://schemas.openxmlformats.org/drawingml/2006/picture">
                   <pic:nvPicPr>
-                    <pic:cNvPr id="0" name="Picture 24"/>
+                    <pic:cNvPr id="0" name="Picture 20"/>
                     <pic:cNvPicPr>
                       <a:picLocks noChangeAspect="1" noChangeArrowheads="1"/>
                     </pic:cNvPicPr>
@@ -10667,6 +11030,254 @@
           </wp:inline>
         </w:drawing>
       </w:r>
+      <w:r>
+        <w:rPr>
+          <w:sz w:val="24"/>
+          <w:szCs w:val="24"/>
+        </w:rPr>
+        <w:t xml:space="preserve"> </w:t>
+      </w:r>
+      <w:r>
+        <w:rPr>
+          <w:noProof/>
+          <w:sz w:val="24"/>
+          <w:szCs w:val="24"/>
+        </w:rPr>
+        <w:drawing>
+          <wp:inline distT="0" distB="0" distL="0" distR="0" wp14:anchorId="44AD5F78" wp14:editId="72ABDBFA">
+            <wp:extent cx="1676400" cy="1219835"/>
+            <wp:effectExtent l="0" t="0" r="0" b="0"/>
+            <wp:docPr id="24" name="Picture 24"/>
+            <wp:cNvGraphicFramePr>
+              <a:graphicFrameLocks xmlns:a="http://schemas.openxmlformats.org/drawingml/2006/main" noChangeAspect="1"/>
+            </wp:cNvGraphicFramePr>
+            <a:graphic xmlns:a="http://schemas.openxmlformats.org/drawingml/2006/main">
+              <a:graphicData uri="http://schemas.openxmlformats.org/drawingml/2006/picture">
+                <pic:pic xmlns:pic="http://schemas.openxmlformats.org/drawingml/2006/picture">
+                  <pic:nvPicPr>
+                    <pic:cNvPr id="0" name="Picture 21"/>
+                    <pic:cNvPicPr>
+                      <a:picLocks noChangeAspect="1" noChangeArrowheads="1"/>
+                    </pic:cNvPicPr>
+                  </pic:nvPicPr>
+                  <pic:blipFill>
+                    <a:blip r:embed="rId37" cstate="print">
+                      <a:extLst>
+                        <a:ext uri="{28A0092B-C50C-407E-A947-70E740481C1C}">
+                          <a14:useLocalDpi xmlns:a14="http://schemas.microsoft.com/office/drawing/2010/main" val="0"/>
+                        </a:ext>
+                      </a:extLst>
+                    </a:blip>
+                    <a:srcRect/>
+                    <a:stretch>
+                      <a:fillRect/>
+                    </a:stretch>
+                  </pic:blipFill>
+                  <pic:spPr bwMode="auto">
+                    <a:xfrm>
+                      <a:off x="0" y="0"/>
+                      <a:ext cx="1676400" cy="1219835"/>
+                    </a:xfrm>
+                    <a:prstGeom prst="rect">
+                      <a:avLst/>
+                    </a:prstGeom>
+                    <a:noFill/>
+                    <a:ln>
+                      <a:noFill/>
+                    </a:ln>
+                  </pic:spPr>
+                </pic:pic>
+              </a:graphicData>
+            </a:graphic>
+          </wp:inline>
+        </w:drawing>
+      </w:r>
+      <w:r>
+        <w:rPr>
+          <w:sz w:val="24"/>
+          <w:szCs w:val="24"/>
+        </w:rPr>
+        <w:t xml:space="preserve"> </w:t>
+      </w:r>
+      <w:r>
+        <w:rPr>
+          <w:noProof/>
+          <w:sz w:val="24"/>
+          <w:szCs w:val="24"/>
+        </w:rPr>
+        <w:drawing>
+          <wp:inline distT="0" distB="0" distL="0" distR="0" wp14:anchorId="12CBC6B0" wp14:editId="262DEA5B">
+            <wp:extent cx="1676400" cy="1219835"/>
+            <wp:effectExtent l="0" t="0" r="0" b="0"/>
+            <wp:docPr id="25" name="Picture 25"/>
+            <wp:cNvGraphicFramePr>
+              <a:graphicFrameLocks xmlns:a="http://schemas.openxmlformats.org/drawingml/2006/main" noChangeAspect="1"/>
+            </wp:cNvGraphicFramePr>
+            <a:graphic xmlns:a="http://schemas.openxmlformats.org/drawingml/2006/main">
+              <a:graphicData uri="http://schemas.openxmlformats.org/drawingml/2006/picture">
+                <pic:pic xmlns:pic="http://schemas.openxmlformats.org/drawingml/2006/picture">
+                  <pic:nvPicPr>
+                    <pic:cNvPr id="0" name="Picture 22"/>
+                    <pic:cNvPicPr>
+                      <a:picLocks noChangeAspect="1" noChangeArrowheads="1"/>
+                    </pic:cNvPicPr>
+                  </pic:nvPicPr>
+                  <pic:blipFill>
+                    <a:blip r:embed="rId38" cstate="print">
+                      <a:extLst>
+                        <a:ext uri="{28A0092B-C50C-407E-A947-70E740481C1C}">
+                          <a14:useLocalDpi xmlns:a14="http://schemas.microsoft.com/office/drawing/2010/main" val="0"/>
+                        </a:ext>
+                      </a:extLst>
+                    </a:blip>
+                    <a:srcRect/>
+                    <a:stretch>
+                      <a:fillRect/>
+                    </a:stretch>
+                  </pic:blipFill>
+                  <pic:spPr bwMode="auto">
+                    <a:xfrm>
+                      <a:off x="0" y="0"/>
+                      <a:ext cx="1676400" cy="1219835"/>
+                    </a:xfrm>
+                    <a:prstGeom prst="rect">
+                      <a:avLst/>
+                    </a:prstGeom>
+                    <a:noFill/>
+                    <a:ln>
+                      <a:noFill/>
+                    </a:ln>
+                  </pic:spPr>
+                </pic:pic>
+              </a:graphicData>
+            </a:graphic>
+          </wp:inline>
+        </w:drawing>
+      </w:r>
+      <w:r>
+        <w:rPr>
+          <w:sz w:val="24"/>
+          <w:szCs w:val="24"/>
+        </w:rPr>
+        <w:t xml:space="preserve"> </w:t>
+      </w:r>
+      <w:r>
+        <w:rPr>
+          <w:noProof/>
+          <w:sz w:val="24"/>
+          <w:szCs w:val="24"/>
+        </w:rPr>
+        <w:drawing>
+          <wp:inline distT="0" distB="0" distL="0" distR="0" wp14:anchorId="5261F3D9" wp14:editId="7CC67AD2">
+            <wp:extent cx="1676400" cy="1219835"/>
+            <wp:effectExtent l="0" t="0" r="0" b="0"/>
+            <wp:docPr id="26" name="Picture 26"/>
+            <wp:cNvGraphicFramePr>
+              <a:graphicFrameLocks xmlns:a="http://schemas.openxmlformats.org/drawingml/2006/main" noChangeAspect="1"/>
+            </wp:cNvGraphicFramePr>
+            <a:graphic xmlns:a="http://schemas.openxmlformats.org/drawingml/2006/main">
+              <a:graphicData uri="http://schemas.openxmlformats.org/drawingml/2006/picture">
+                <pic:pic xmlns:pic="http://schemas.openxmlformats.org/drawingml/2006/picture">
+                  <pic:nvPicPr>
+                    <pic:cNvPr id="0" name="Picture 23"/>
+                    <pic:cNvPicPr>
+                      <a:picLocks noChangeAspect="1" noChangeArrowheads="1"/>
+                    </pic:cNvPicPr>
+                  </pic:nvPicPr>
+                  <pic:blipFill>
+                    <a:blip r:embed="rId39" cstate="print">
+                      <a:extLst>
+                        <a:ext uri="{28A0092B-C50C-407E-A947-70E740481C1C}">
+                          <a14:useLocalDpi xmlns:a14="http://schemas.microsoft.com/office/drawing/2010/main" val="0"/>
+                        </a:ext>
+                      </a:extLst>
+                    </a:blip>
+                    <a:srcRect/>
+                    <a:stretch>
+                      <a:fillRect/>
+                    </a:stretch>
+                  </pic:blipFill>
+                  <pic:spPr bwMode="auto">
+                    <a:xfrm>
+                      <a:off x="0" y="0"/>
+                      <a:ext cx="1676400" cy="1219835"/>
+                    </a:xfrm>
+                    <a:prstGeom prst="rect">
+                      <a:avLst/>
+                    </a:prstGeom>
+                    <a:noFill/>
+                    <a:ln>
+                      <a:noFill/>
+                    </a:ln>
+                  </pic:spPr>
+                </pic:pic>
+              </a:graphicData>
+            </a:graphic>
+          </wp:inline>
+        </w:drawing>
+      </w:r>
+      <w:r>
+        <w:rPr>
+          <w:sz w:val="24"/>
+          <w:szCs w:val="24"/>
+        </w:rPr>
+        <w:t xml:space="preserve"> </w:t>
+      </w:r>
+      <w:r>
+        <w:rPr>
+          <w:noProof/>
+          <w:sz w:val="24"/>
+          <w:szCs w:val="24"/>
+        </w:rPr>
+        <w:drawing>
+          <wp:inline distT="0" distB="0" distL="0" distR="0" wp14:anchorId="29035A27" wp14:editId="29197915">
+            <wp:extent cx="1676400" cy="1219835"/>
+            <wp:effectExtent l="0" t="0" r="0" b="0"/>
+            <wp:docPr id="27" name="Picture 27"/>
+            <wp:cNvGraphicFramePr>
+              <a:graphicFrameLocks xmlns:a="http://schemas.openxmlformats.org/drawingml/2006/main" noChangeAspect="1"/>
+            </wp:cNvGraphicFramePr>
+            <a:graphic xmlns:a="http://schemas.openxmlformats.org/drawingml/2006/main">
+              <a:graphicData uri="http://schemas.openxmlformats.org/drawingml/2006/picture">
+                <pic:pic xmlns:pic="http://schemas.openxmlformats.org/drawingml/2006/picture">
+                  <pic:nvPicPr>
+                    <pic:cNvPr id="0" name="Picture 24"/>
+                    <pic:cNvPicPr>
+                      <a:picLocks noChangeAspect="1" noChangeArrowheads="1"/>
+                    </pic:cNvPicPr>
+                  </pic:nvPicPr>
+                  <pic:blipFill>
+                    <a:blip r:embed="rId40" cstate="print">
+                      <a:extLst>
+                        <a:ext uri="{28A0092B-C50C-407E-A947-70E740481C1C}">
+                          <a14:useLocalDpi xmlns:a14="http://schemas.microsoft.com/office/drawing/2010/main" val="0"/>
+                        </a:ext>
+                      </a:extLst>
+                    </a:blip>
+                    <a:srcRect/>
+                    <a:stretch>
+                      <a:fillRect/>
+                    </a:stretch>
+                  </pic:blipFill>
+                  <pic:spPr bwMode="auto">
+                    <a:xfrm>
+                      <a:off x="0" y="0"/>
+                      <a:ext cx="1676400" cy="1219835"/>
+                    </a:xfrm>
+                    <a:prstGeom prst="rect">
+                      <a:avLst/>
+                    </a:prstGeom>
+                    <a:noFill/>
+                    <a:ln>
+                      <a:noFill/>
+                    </a:ln>
+                  </pic:spPr>
+                </pic:pic>
+              </a:graphicData>
+            </a:graphic>
+          </wp:inline>
+        </w:drawing>
+      </w:r>
     </w:p>
     <w:p>
       <w:pPr>
@@ -10723,6 +11334,7 @@
           <w:sz w:val="24"/>
           <w:szCs w:val="24"/>
         </w:rPr>
+        <w:lastRenderedPageBreak/>
         <w:t xml:space="preserve">  </w:t>
       </w:r>
       <w:r>
@@ -10731,27 +11343,81 @@
           <w:sz w:val="24"/>
           <w:szCs w:val="24"/>
         </w:rPr>
-        <w:t>We will need a separate table for covariate means for new tax sample because it has a different number of obs and uses different covariates</w:t>
+        <w:t xml:space="preserve">We will need a separate table for covariate means for new tax sample because it has a different number of </w:t>
+      </w:r>
+      <w:proofErr w:type="spellStart"/>
+      <w:r>
+        <w:rPr>
+          <w:color w:val="FF0000"/>
+          <w:sz w:val="24"/>
+          <w:szCs w:val="24"/>
+        </w:rPr>
+        <w:t>obs</w:t>
+      </w:r>
+      <w:proofErr w:type="spellEnd"/>
+      <w:r>
+        <w:rPr>
+          <w:color w:val="FF0000"/>
+          <w:sz w:val="24"/>
+          <w:szCs w:val="24"/>
+        </w:rPr>
+        <w:t xml:space="preserve"> and uses different covariates</w:t>
+      </w:r>
+    </w:p>
+    <w:p>
+      <w:pPr>
+        <w:pStyle w:val="Heading2"/>
+        <w:numPr>
+          <w:ilvl w:val="1"/>
+          <w:numId w:val="1"/>
+        </w:numPr>
+        <w:pPrChange w:id="39" w:author="Rawat, Saani (rawatsa)" w:date="2025-08-29T11:40:00Z">
+          <w:pPr>
+            <w:spacing w:line="480" w:lineRule="auto"/>
+          </w:pPr>
+        </w:pPrChange>
+      </w:pPr>
+      <w:r>
+        <w:t>Institutional Background</w:t>
       </w:r>
     </w:p>
     <w:p>
       <w:pPr>
         <w:spacing w:line="480" w:lineRule="auto"/>
         <w:rPr>
-          <w:b/>
-          <w:bCs/>
-          <w:sz w:val="28"/>
-          <w:szCs w:val="28"/>
+          <w:sz w:val="24"/>
+          <w:szCs w:val="24"/>
         </w:rPr>
       </w:pPr>
-      <w:r>
-        <w:rPr>
-          <w:b/>
-          <w:bCs/>
-          <w:sz w:val="28"/>
-          <w:szCs w:val="28"/>
-        </w:rPr>
-        <w:t>Institutional Background</w:t>
+      <w:ins w:id="40" w:author="Rawat, Saani (rawatsa)" w:date="2025-08-29T11:39:00Z">
+        <w:r>
+          <w:rPr>
+            <w:sz w:val="24"/>
+            <w:szCs w:val="24"/>
+          </w:rPr>
+          <w:br/>
+        </w:r>
+      </w:ins>
+      <w:r>
+        <w:rPr>
+          <w:sz w:val="24"/>
+          <w:szCs w:val="24"/>
+        </w:rPr>
+        <w:t xml:space="preserve">Ohio has 253 cities, 673 villages, and 1,308 townships.  The township is the default form of local government.  Citizens can petition the Board of County Commissioners to form a village, and when a village exceeds 5,000 residents it is reclassified as a city.  </w:t>
+      </w:r>
+      <w:r>
+        <w:rPr>
+          <w:sz w:val="24"/>
+          <w:szCs w:val="24"/>
+        </w:rPr>
+        <w:t xml:space="preserve">Cincinnati is the largest urban area in Ohio, but unlike many states Ohio is not dominated by a single large city but has six urban areas that range in population between 600,000 and 2.2 million.  </w:t>
+      </w:r>
+      <w:r>
+        <w:rPr>
+          <w:sz w:val="24"/>
+          <w:szCs w:val="24"/>
+        </w:rPr>
+        <w:t xml:space="preserve">The fact that incorporated cities and villages can cross county lines complicates data collection, but cities, villages, and townships offer similar public services, including road construction and maintenance.  </w:t>
       </w:r>
     </w:p>
     <w:p>
@@ -10767,21 +11433,8 @@
           <w:sz w:val="24"/>
           <w:szCs w:val="24"/>
         </w:rPr>
-        <w:t xml:space="preserve">Ohio has 253 cities, 673 villages, and 1,308 townships.  The township is the default form of local government.  Citizens can petition the Board of County Commissioners to form a village, and when a village exceeds 5,000 residents it is reclassified as a city.  </w:t>
-      </w:r>
-      <w:r>
-        <w:rPr>
-          <w:sz w:val="24"/>
-          <w:szCs w:val="24"/>
-        </w:rPr>
-        <w:t xml:space="preserve">Cincinnati is the largest urban area in Ohio, but unlike many states Ohio is not dominated by a single large city but has six urban areas that range in population between 600,000 and 2.2 million.  </w:t>
-      </w:r>
-      <w:r>
-        <w:rPr>
-          <w:sz w:val="24"/>
-          <w:szCs w:val="24"/>
-        </w:rPr>
-        <w:t xml:space="preserve">The fact that incorporated cities and villages can cross county lines complicates data collection, but cities, villages, and townships offer similar public services, including road construction and maintenance.  </w:t>
+        <w:tab/>
+        <w:t xml:space="preserve">The local government may pass a resolution for new road funding or to renew an existing, expiring tax levy.  The resolution specifies the purpose of the levy, the size of the tax (in mills for a property tax, where one mill is one tenth of one percent of taxable value), and the duration of the levy.  When a resolution is passed, the local government submits the resolution to the county board of elections, and citizens vote on the bill.  Most votes occur in November, although about one-third occur in May, and occasionally there are off-cycle referenda in February or August.  There is some variation in the gap between when a tax levy is passed and when collections start, but a levy voted upon in 2022 will generally start collecting tax revenue in 2023.  Registered voters aged 18 and above who have been residents of the local government for 30 days may vote on the referendum.  </w:t>
       </w:r>
     </w:p>
     <w:p>
@@ -10797,9 +11450,23 @@
           <w:sz w:val="24"/>
           <w:szCs w:val="24"/>
         </w:rPr>
+        <w:tab/>
+        <w:t xml:space="preserve">While money from the national government through the Highway Trust Fund helps fund interstate highways, U.S. highways, and some state highways, local roads are almost entirely excluded from national funding.  The State of Ohio provides little funding for local roads, too, as only 2% of the Ohio Department </w:t>
+      </w:r>
+      <w:r>
+        <w:rPr>
+          <w:sz w:val="24"/>
+          <w:szCs w:val="24"/>
+        </w:rPr>
         <w:lastRenderedPageBreak/>
-        <w:tab/>
-        <w:t xml:space="preserve">The local government may pass a resolution for new road funding or to renew an existing, expiring tax levy.  The resolution specifies the purpose of the levy, the size of the tax (in mills for a property tax, where one mill is one tenth of one percent of taxable value), and the duration of the levy.  When a resolution is passed, the local government submits the resolution to the county board of elections, and citizens vote on the bill.  Most votes occur in November, although about one-third occur in May, and occasionally there are off-cycle referenda in February or August.  There is some variation in the gap between when a tax levy is passed and when collections start, but a levy voted upon in 2022 will generally start collecting tax revenue in 2023.  Registered voters aged 18 and above who have been residents of the local government for 30 days may vote on the referendum.  </w:t>
+        <w:t xml:space="preserve">of Transportation's budget goes to local governments as grants to help fund local road maintenance and construction.  </w:t>
+      </w:r>
+      <w:r>
+        <w:rPr>
+          <w:sz w:val="24"/>
+          <w:szCs w:val="24"/>
+        </w:rPr>
+        <w:t>Much of the funding for local roads comes from local tax effort, then.  We reached out to John Schroeder, the Public Service Director of the Beavercreek Township suburb of Dayton (population 56,000), who said 77% of funding for roads comes from Beavercreek Township itself, primarily through property taxes, but also 8% from gas taxes.  Overall, 11% of the budget of Beavercreek Township is dedicated to road maintenance.  Local funding for roads can come from current operating expense tax levies or from the dedicated special purpose road tax levies that are the focus of our study.</w:t>
       </w:r>
     </w:p>
     <w:p>
@@ -10816,14 +11483,133 @@
           <w:szCs w:val="24"/>
         </w:rPr>
         <w:tab/>
-        <w:t xml:space="preserve">While money from the national government through the Highway Trust Fund helps fund interstate highways, U.S. highways, and some state highways, local roads are almost entirely excluded from national funding.  The State of Ohio provides little funding for local roads, too, as only 2% of the Ohio Department of Transportation's budget goes to local governments as grants to help fund local road maintenance and construction.  </w:t>
-      </w:r>
-      <w:r>
-        <w:rPr>
-          <w:sz w:val="24"/>
-          <w:szCs w:val="24"/>
-        </w:rPr>
-        <w:t>Much of the funding for local roads comes from local tax effort, then.  We reached out to John Schroeder, the Public Service Director of the Beavercreek Township suburb of Dayton (population 56,000), who said 77% of funding for roads comes from Beavercreek Township itself, primarily through property taxes, but also 8% from gas taxes.  Overall, 11% of the budget of Beavercreek Township is dedicated to road maintenance.  Local funding for roads can come from current operating expense tax levies or from the dedicated special purpose road tax levies that are the focus of our study.</w:t>
+        <w:t xml:space="preserve">The Ohio Auditor of State provides financial data for cities, village, and townships.  The data for townships is sufficiently uniform in layout to ask </w:t>
+      </w:r>
+      <w:proofErr w:type="spellStart"/>
+      <w:r>
+        <w:rPr>
+          <w:sz w:val="24"/>
+          <w:szCs w:val="24"/>
+        </w:rPr>
+        <w:t>ChatGPT</w:t>
+      </w:r>
+      <w:proofErr w:type="spellEnd"/>
+      <w:r>
+        <w:rPr>
+          <w:sz w:val="24"/>
+          <w:szCs w:val="24"/>
+        </w:rPr>
+        <w:t xml:space="preserve"> to extract public works expenditure data from the thousands of .pdf files.  </w:t>
+      </w:r>
+      <w:r>
+        <w:rPr>
+          <w:sz w:val="24"/>
+          <w:szCs w:val="24"/>
+        </w:rPr>
+        <w:t>We perform a regression discontinuity analysis of public works expenditures as a function of failure to renew a road tax levy for townships in the overall sample, finding a $130,000 drop in public works funding the year after the vote, relative to otherwise similar townships that successfully renewed the tax levy.  The drop persists the second year after the vote with a similar $120,000 treatment effect, indicating an approximately 9% drop in road maintenance funding. (</w:t>
+      </w:r>
+      <w:proofErr w:type="gramStart"/>
+      <w:r>
+        <w:rPr>
+          <w:sz w:val="24"/>
+          <w:szCs w:val="24"/>
+        </w:rPr>
+        <w:t>insert</w:t>
+      </w:r>
+      <w:proofErr w:type="gramEnd"/>
+      <w:r>
+        <w:rPr>
+          <w:sz w:val="24"/>
+          <w:szCs w:val="24"/>
+        </w:rPr>
+        <w:t xml:space="preserve"> footnote thanking high school sophomore </w:t>
+      </w:r>
+      <w:proofErr w:type="spellStart"/>
+      <w:r>
+        <w:rPr>
+          <w:sz w:val="24"/>
+          <w:szCs w:val="24"/>
+        </w:rPr>
+        <w:t>Sricharan</w:t>
+      </w:r>
+      <w:proofErr w:type="spellEnd"/>
+      <w:r>
+        <w:rPr>
+          <w:sz w:val="24"/>
+          <w:szCs w:val="24"/>
+        </w:rPr>
+        <w:t xml:space="preserve"> </w:t>
+      </w:r>
+      <w:proofErr w:type="spellStart"/>
+      <w:r>
+        <w:rPr>
+          <w:sz w:val="24"/>
+          <w:szCs w:val="24"/>
+        </w:rPr>
+        <w:t>Bala</w:t>
+      </w:r>
+      <w:proofErr w:type="spellEnd"/>
+      <w:r>
+        <w:rPr>
+          <w:sz w:val="24"/>
+          <w:szCs w:val="24"/>
+        </w:rPr>
+        <w:t xml:space="preserve"> for doing this exercise).  </w:t>
+      </w:r>
+      <w:r>
+        <w:rPr>
+          <w:color w:val="FF0000"/>
+          <w:sz w:val="24"/>
+          <w:szCs w:val="24"/>
+        </w:rPr>
+        <w:t>Add corresponding information about increases in funding from new tax levies</w:t>
+      </w:r>
+      <w:r>
+        <w:rPr>
+          <w:sz w:val="24"/>
+          <w:szCs w:val="24"/>
+        </w:rPr>
+        <w:t xml:space="preserve"> </w:t>
+      </w:r>
+    </w:p>
+    <w:p>
+      <w:pPr>
+        <w:pStyle w:val="Heading1"/>
+        <w:numPr>
+          <w:ilvl w:val="0"/>
+          <w:numId w:val="1"/>
+        </w:numPr>
+        <w:pPrChange w:id="41" w:author="Rawat, Saani (rawatsa)" w:date="2025-08-29T11:40:00Z">
+          <w:pPr>
+            <w:spacing w:line="480" w:lineRule="auto"/>
+          </w:pPr>
+        </w:pPrChange>
+      </w:pPr>
+      <w:r>
+        <w:t>Results</w:t>
+      </w:r>
+      <w:ins w:id="42" w:author="Rawat, Saani (rawatsa)" w:date="2025-08-29T11:41:00Z">
+        <w:r>
+          <w:br/>
+        </w:r>
+      </w:ins>
+    </w:p>
+    <w:p>
+      <w:pPr>
+        <w:pStyle w:val="Heading2"/>
+        <w:pPrChange w:id="43" w:author="Rawat, Saani (rawatsa)" w:date="2025-08-29T11:33:00Z">
+          <w:pPr>
+            <w:spacing w:line="480" w:lineRule="auto"/>
+          </w:pPr>
+        </w:pPrChange>
+      </w:pPr>
+      <w:ins w:id="44" w:author="Rawat, Saani (rawatsa)" w:date="2025-08-29T11:41:00Z">
+        <w:r>
+          <w:t xml:space="preserve">5.1. </w:t>
+        </w:r>
+      </w:ins>
+      <w:r>
+        <w:t>Renewal Tax Levies</w:t>
       </w:r>
     </w:p>
     <w:p>
@@ -10839,120 +11625,30 @@
           <w:sz w:val="24"/>
           <w:szCs w:val="24"/>
         </w:rPr>
-        <w:tab/>
-        <w:t xml:space="preserve">The Ohio Auditor of State provides financial data for cities, village, and townships.  The data for townships is sufficiently uniform in layout to ask ChatGPT to extract public works expenditure data from the thousands of .pdf files.  </w:t>
-      </w:r>
-      <w:r>
-        <w:rPr>
-          <w:sz w:val="24"/>
-          <w:szCs w:val="24"/>
-        </w:rPr>
-        <w:t xml:space="preserve">We perform a regression discontinuity analysis of public works expenditures as a function of failure to renew a road tax levy for townships in the overall sample, finding a $130,000 drop </w:t>
-      </w:r>
-      <w:r>
-        <w:rPr>
-          <w:sz w:val="24"/>
-          <w:szCs w:val="24"/>
-        </w:rPr>
-        <w:lastRenderedPageBreak/>
-        <w:t xml:space="preserve">in public works funding the year after the vote, relative to otherwise similar townships that successfully renewed the tax levy.  The drop persists the second year after the vote with a similar $120,000 treatment effect, indicating an approximately 9% drop in road maintenance funding. (insert footnote thanking high school sophomore Sricharan Bala for doing this exercise).  </w:t>
-      </w:r>
-      <w:r>
-        <w:rPr>
-          <w:color w:val="FF0000"/>
-          <w:sz w:val="24"/>
-          <w:szCs w:val="24"/>
-        </w:rPr>
-        <w:t>Add corresponding information about increases in funding from new tax levies</w:t>
-      </w:r>
-      <w:r>
-        <w:rPr>
-          <w:sz w:val="24"/>
-          <w:szCs w:val="24"/>
-        </w:rPr>
-        <w:t xml:space="preserve"> </w:t>
+        <w:t xml:space="preserve">Our first set of results uses the set of tax levies to renew existing road maintenance funding.  Section ??? will examine the effects of passing new road tax levies for additional funding.  </w:t>
+      </w:r>
+    </w:p>
+    <w:p>
+      <w:pPr>
+        <w:pStyle w:val="Heading3"/>
+        <w:numPr>
+          <w:ilvl w:val="1"/>
+          <w:numId w:val="1"/>
+        </w:numPr>
+        <w:pPrChange w:id="45" w:author="Rawat, Saani (rawatsa)" w:date="2025-08-29T11:41:00Z">
+          <w:pPr>
+            <w:spacing w:line="480" w:lineRule="auto"/>
+          </w:pPr>
+        </w:pPrChange>
+      </w:pPr>
+      <w:r>
+        <w:t>Renewal Tax Levies and Wages</w:t>
       </w:r>
     </w:p>
     <w:p>
       <w:pPr>
         <w:spacing w:line="480" w:lineRule="auto"/>
         <w:rPr>
-          <w:b/>
-          <w:bCs/>
-          <w:sz w:val="28"/>
-          <w:szCs w:val="28"/>
-        </w:rPr>
-      </w:pPr>
-      <w:r>
-        <w:rPr>
-          <w:b/>
-          <w:bCs/>
-          <w:sz w:val="28"/>
-          <w:szCs w:val="28"/>
-        </w:rPr>
-        <w:t>Results</w:t>
-      </w:r>
-    </w:p>
-    <w:p>
-      <w:pPr>
-        <w:spacing w:line="480" w:lineRule="auto"/>
-        <w:rPr>
-          <w:b/>
-          <w:bCs/>
-          <w:sz w:val="28"/>
-          <w:szCs w:val="28"/>
-        </w:rPr>
-      </w:pPr>
-      <w:r>
-        <w:rPr>
-          <w:b/>
-          <w:bCs/>
-          <w:sz w:val="28"/>
-          <w:szCs w:val="28"/>
-        </w:rPr>
-        <w:t>Renewal Tax Levies</w:t>
-      </w:r>
-    </w:p>
-    <w:p>
-      <w:pPr>
-        <w:spacing w:line="480" w:lineRule="auto"/>
-        <w:rPr>
-          <w:sz w:val="24"/>
-          <w:szCs w:val="24"/>
-        </w:rPr>
-      </w:pPr>
-      <w:r>
-        <w:rPr>
-          <w:sz w:val="24"/>
-          <w:szCs w:val="24"/>
-        </w:rPr>
-        <w:t xml:space="preserve">Our first set of results uses the set of tax levies to renew existing road maintenance funding.  Section ??? will examine the effects of passing new road tax levies for additional funding.  </w:t>
-      </w:r>
-    </w:p>
-    <w:p>
-      <w:pPr>
-        <w:spacing w:line="480" w:lineRule="auto"/>
-        <w:rPr>
-          <w:b/>
-          <w:bCs/>
-          <w:sz w:val="28"/>
-          <w:szCs w:val="28"/>
-        </w:rPr>
-      </w:pPr>
-      <w:r>
-        <w:rPr>
-          <w:b/>
-          <w:bCs/>
-          <w:sz w:val="28"/>
-          <w:szCs w:val="28"/>
-        </w:rPr>
-        <w:t>Renewal Tax Levies and Wages</w:t>
-      </w:r>
-    </w:p>
-    <w:p>
-      <w:pPr>
-        <w:spacing w:line="480" w:lineRule="auto"/>
-        <w:rPr>
           <w:sz w:val="28"/>
           <w:szCs w:val="28"/>
         </w:rPr>
@@ -10987,11 +11683,13 @@
           <w:szCs w:val="28"/>
         </w:rPr>
       </w:pPr>
+      <w:proofErr w:type="gramStart"/>
       <w:r>
         <w:rPr>
           <w:sz w:val="28"/>
           <w:szCs w:val="28"/>
         </w:rPr>
+        <w:lastRenderedPageBreak/>
         <w:t>Figure</w:t>
       </w:r>
       <w:r>
@@ -11001,6 +11699,7 @@
         </w:rPr>
         <w:t xml:space="preserve"> ???</w:t>
       </w:r>
+      <w:proofErr w:type="gramEnd"/>
     </w:p>
     <w:p>
       <w:pPr>
@@ -11027,7 +11726,6 @@
         <w:rPr>
           <w:noProof/>
         </w:rPr>
-        <w:lastRenderedPageBreak/>
         <w:drawing>
           <wp:inline distT="0" distB="0" distL="0" distR="0" wp14:anchorId="23E58CA4" wp14:editId="16C31E34">
             <wp:extent cx="5029200" cy="3657600"/>
@@ -11046,7 +11744,7 @@
                     </pic:cNvPicPr>
                   </pic:nvPicPr>
                   <pic:blipFill>
-                    <a:blip r:embed="rId37" cstate="print">
+                    <a:blip r:embed="rId41" cstate="print">
                       <a:extLst>
                         <a:ext uri="{28A0092B-C50C-407E-A947-70E740481C1C}">
                           <a14:useLocalDpi xmlns:a14="http://schemas.microsoft.com/office/drawing/2010/main" val="0"/>
@@ -11107,7 +11805,23 @@
           <w:sz w:val="24"/>
           <w:szCs w:val="24"/>
         </w:rPr>
-        <w:t>In contrast, Chaurey and Le (2022) finds increased road funding causes wage gains between 11 and 16%</w:t>
+        <w:t xml:space="preserve">In contrast, </w:t>
+      </w:r>
+      <w:proofErr w:type="spellStart"/>
+      <w:r>
+        <w:rPr>
+          <w:sz w:val="24"/>
+          <w:szCs w:val="24"/>
+        </w:rPr>
+        <w:t>Chaurey</w:t>
+      </w:r>
+      <w:proofErr w:type="spellEnd"/>
+      <w:r>
+        <w:rPr>
+          <w:sz w:val="24"/>
+          <w:szCs w:val="24"/>
+        </w:rPr>
+        <w:t xml:space="preserve"> and Le (2022) finds increased road funding causes wage gains between 11 and 16%</w:t>
       </w:r>
       <w:r>
         <w:rPr>
@@ -11129,32 +11843,29 @@
           <w:szCs w:val="24"/>
         </w:rPr>
         <w:t xml:space="preserve"> null findings are useful when interpreting the effect of road levy renewal on employment in the next section.</w:t>
+      </w:r>
+    </w:p>
+    <w:p>
+      <w:pPr>
+        <w:pStyle w:val="Heading3"/>
+        <w:numPr>
+          <w:ilvl w:val="1"/>
+          <w:numId w:val="1"/>
+        </w:numPr>
+        <w:pPrChange w:id="46" w:author="Rawat, Saani (rawatsa)" w:date="2025-08-29T11:41:00Z">
+          <w:pPr>
+            <w:spacing w:line="480" w:lineRule="auto"/>
+          </w:pPr>
+        </w:pPrChange>
+      </w:pPr>
+      <w:r>
+        <w:t>Renewal Tax Levies and Employment</w:t>
       </w:r>
     </w:p>
     <w:p>
       <w:pPr>
         <w:spacing w:line="480" w:lineRule="auto"/>
         <w:rPr>
-          <w:b/>
-          <w:bCs/>
-          <w:sz w:val="28"/>
-          <w:szCs w:val="28"/>
-        </w:rPr>
-      </w:pPr>
-      <w:r>
-        <w:rPr>
-          <w:b/>
-          <w:bCs/>
-          <w:sz w:val="28"/>
-          <w:szCs w:val="28"/>
-        </w:rPr>
-        <w:t>Renewal Tax Levies and Employment</w:t>
-      </w:r>
-    </w:p>
-    <w:p>
-      <w:pPr>
-        <w:spacing w:line="480" w:lineRule="auto"/>
-        <w:rPr>
           <w:sz w:val="24"/>
           <w:szCs w:val="24"/>
         </w:rPr>
@@ -11175,6 +11886,7 @@
           <w:szCs w:val="28"/>
         </w:rPr>
       </w:pPr>
+      <w:proofErr w:type="gramStart"/>
       <w:r>
         <w:rPr>
           <w:sz w:val="28"/>
@@ -11182,6 +11894,7 @@
         </w:rPr>
         <w:t>Table ???</w:t>
       </w:r>
+      <w:proofErr w:type="gramEnd"/>
     </w:p>
     <w:p>
       <w:pPr>
@@ -11225,7 +11938,7 @@
                 <w:szCs w:val="24"/>
               </w:rPr>
             </w:pPr>
-            <w:bookmarkStart w:id="11" w:name="_Hlk203729795"/>
+            <w:bookmarkStart w:id="47" w:name="_Hlk203729795"/>
             <w:r>
               <w:rPr>
                 <w:rFonts w:cstheme="minorHAnsi"/>
@@ -11301,6 +12014,7 @@
                 <w:sz w:val="24"/>
                 <w:szCs w:val="24"/>
               </w:rPr>
+              <w:lastRenderedPageBreak/>
               <w:t>with Outliers</w:t>
             </w:r>
           </w:p>
@@ -11327,6 +12041,7 @@
                 <w:sz w:val="24"/>
                 <w:szCs w:val="24"/>
               </w:rPr>
+              <w:lastRenderedPageBreak/>
               <w:t>&lt; Median Labor Force Participation</w:t>
             </w:r>
           </w:p>
@@ -11346,6 +12061,7 @@
                 <w:sz w:val="24"/>
                 <w:szCs w:val="24"/>
               </w:rPr>
+              <w:lastRenderedPageBreak/>
               <w:t>without Outliers</w:t>
             </w:r>
           </w:p>
@@ -11377,6 +12093,7 @@
                 <w:sz w:val="24"/>
                 <w:szCs w:val="24"/>
               </w:rPr>
+              <w:lastRenderedPageBreak/>
               <w:t>t</w:t>
             </w:r>
             <w:r>
@@ -11542,7 +12259,6 @@
                 <w:sz w:val="24"/>
                 <w:szCs w:val="24"/>
               </w:rPr>
-              <w:lastRenderedPageBreak/>
               <w:t>t</w:t>
             </w:r>
             <w:r>
@@ -13626,7 +14342,7 @@
           </w:p>
         </w:tc>
       </w:tr>
-      <w:bookmarkEnd w:id="11"/>
+      <w:bookmarkEnd w:id="47"/>
     </w:tbl>
     <w:p/>
     <w:p>
@@ -13659,7 +14375,15 @@
           <w:szCs w:val="24"/>
         </w:rPr>
         <w:tab/>
-        <w:t xml:space="preserve">Our first experiment is to split the sample by median labor force participation rate, a measure of a city's economic health.  While we find no significance in healthy cities by this measure, Table ??? shows an effect for cities with a below-median labor force participation rate.  </w:t>
+        <w:t xml:space="preserve">Our first experiment is to split the sample by median labor force participation rate, a measure of a city's economic health.  While we find no significance in healthy cities by this measure, Table ??? shows an </w:t>
+      </w:r>
+      <w:r>
+        <w:rPr>
+          <w:sz w:val="24"/>
+          <w:szCs w:val="24"/>
+        </w:rPr>
+        <w:lastRenderedPageBreak/>
+        <w:t xml:space="preserve">effect for cities with a below-median labor force participation rate.  </w:t>
       </w:r>
       <w:r>
         <w:rPr>
@@ -13687,7 +14411,6 @@
           <w:sz w:val="24"/>
           <w:szCs w:val="24"/>
         </w:rPr>
-        <w:lastRenderedPageBreak/>
         <w:t xml:space="preserve">evident three years after the vote.  In this case, starting three years after the vote, we find cities with low labor force participation that renew road maintenance spending </w:t>
       </w:r>
       <w:r>
@@ -13811,7 +14534,23 @@
           <w:sz w:val="24"/>
           <w:szCs w:val="24"/>
         </w:rPr>
-        <w:t xml:space="preserve">+10 the 675 treatment effect means that renewing road taxes causes a four percentage point higher employment growth than tax cutting cities annualized over the 10 year period.  </w:t>
+        <w:t xml:space="preserve">+10 the </w:t>
+      </w:r>
+      <w:proofErr w:type="gramStart"/>
+      <w:r>
+        <w:rPr>
+          <w:sz w:val="24"/>
+          <w:szCs w:val="24"/>
+        </w:rPr>
+        <w:t>675 treatment</w:t>
+      </w:r>
+      <w:proofErr w:type="gramEnd"/>
+      <w:r>
+        <w:rPr>
+          <w:sz w:val="24"/>
+          <w:szCs w:val="24"/>
+        </w:rPr>
+        <w:t xml:space="preserve"> effect means that renewing road taxes causes a four percentage point higher employment growth than tax cutting cities annualized over the 10 year period.  </w:t>
       </w:r>
     </w:p>
     <w:p>
@@ -13829,7 +14568,23 @@
           <w:szCs w:val="24"/>
         </w:rPr>
         <w:tab/>
-        <w:t xml:space="preserve">The large treatment effect makes us suspect the presence of outliers.  Trimming the top and bottom 5% (but not 1%) of employment reduces the magnitude of the treatment effect estimates, as shown in the last column of Table ???.  Now the </w:t>
+        <w:t xml:space="preserve">The large treatment effect makes us suspect the presence of outliers.  Trimming the top and bottom 5% (but not 1%) of employment reduces the magnitude of the treatment effect estimates, as shown in the last column of </w:t>
+      </w:r>
+      <w:proofErr w:type="gramStart"/>
+      <w:r>
+        <w:rPr>
+          <w:sz w:val="24"/>
+          <w:szCs w:val="24"/>
+        </w:rPr>
+        <w:t>Table ?</w:t>
+      </w:r>
+      <w:proofErr w:type="gramEnd"/>
+      <w:r>
+        <w:rPr>
+          <w:sz w:val="24"/>
+          <w:szCs w:val="24"/>
+        </w:rPr>
+        <w:t xml:space="preserve">??.  Now the </w:t>
       </w:r>
       <w:r>
         <w:rPr>
@@ -13845,7 +14600,23 @@
           <w:sz w:val="24"/>
           <w:szCs w:val="24"/>
         </w:rPr>
-        <w:t xml:space="preserve">+3 estimate of 416 suggests a 24% higher employment three years after the </w:t>
+        <w:t xml:space="preserve">+3 estimate of 416 suggests </w:t>
+      </w:r>
+      <w:proofErr w:type="gramStart"/>
+      <w:r>
+        <w:rPr>
+          <w:sz w:val="24"/>
+          <w:szCs w:val="24"/>
+        </w:rPr>
+        <w:t>a 24% higher employment three years</w:t>
+      </w:r>
+      <w:proofErr w:type="gramEnd"/>
+      <w:r>
+        <w:rPr>
+          <w:sz w:val="24"/>
+          <w:szCs w:val="24"/>
+        </w:rPr>
+        <w:t xml:space="preserve"> after the </w:t>
       </w:r>
       <w:r>
         <w:rPr>
@@ -13915,6 +14686,7 @@
           <w:szCs w:val="28"/>
         </w:rPr>
       </w:pPr>
+      <w:proofErr w:type="gramStart"/>
       <w:r>
         <w:rPr>
           <w:sz w:val="28"/>
@@ -13922,6 +14694,7 @@
         </w:rPr>
         <w:t>Table ???</w:t>
       </w:r>
+      <w:proofErr w:type="gramEnd"/>
     </w:p>
     <w:p>
       <w:pPr>
@@ -14781,6 +15554,7 @@
                 <w:sz w:val="24"/>
                 <w:szCs w:val="24"/>
               </w:rPr>
+              <w:lastRenderedPageBreak/>
               <w:t>t</w:t>
             </w:r>
             <w:r>
@@ -15008,7 +15782,6 @@
                 <w:sz w:val="24"/>
                 <w:szCs w:val="24"/>
               </w:rPr>
-              <w:lastRenderedPageBreak/>
               <w:t>t</w:t>
             </w:r>
             <w:r>
@@ -16998,7 +17771,29 @@
                 <w:sz w:val="24"/>
                 <w:szCs w:val="24"/>
               </w:rPr>
-              <w:t>-values in parentheses below.  As an example of interpretation, the treatment effect of 355 for the &gt; Median % Aged 0 to 5 with Outliers column would mean that, the year after the vote, cities that renew road tax levies experience 355 extra workers than cities that vote to cut road taxes, if it were significant. Number of observations ranges from 462 to 698 for &gt; Median % Aged 0 to 5 with Outliers sample; from 412 to 612 for the &gt; Median % Aged 0 to 5 without Outliers sample; from 248 to 349 for &gt; 75</w:t>
+              <w:t xml:space="preserve">-values in parentheses below.  As an example of interpretation, the treatment effect of 355 for the &gt; Median % Aged 0 to 5 with </w:t>
+            </w:r>
+            <w:proofErr w:type="gramStart"/>
+            <w:r>
+              <w:rPr>
+                <w:rFonts w:cstheme="minorHAnsi"/>
+                <w:b w:val="0"/>
+                <w:bCs w:val="0"/>
+                <w:sz w:val="24"/>
+                <w:szCs w:val="24"/>
+              </w:rPr>
+              <w:t>Outliers</w:t>
+            </w:r>
+            <w:proofErr w:type="gramEnd"/>
+            <w:r>
+              <w:rPr>
+                <w:rFonts w:cstheme="minorHAnsi"/>
+                <w:b w:val="0"/>
+                <w:bCs w:val="0"/>
+                <w:sz w:val="24"/>
+                <w:szCs w:val="24"/>
+              </w:rPr>
+              <w:t xml:space="preserve"> column would mean that, the year after the vote, cities that renew road tax levies experience 355 extra workers than cities that vote to cut road taxes, if it were significant. Number of observations ranges from 462 to 698 for &gt; Median % Aged 0 to 5 with Outliers sample; from 412 to 612 for the &gt; Median % Aged 0 to 5 without Outliers sample; from 248 to 349 for &gt; 75</w:t>
             </w:r>
             <w:r>
               <w:rPr>
@@ -17100,7 +17895,23 @@
           <w:sz w:val="24"/>
           <w:szCs w:val="24"/>
         </w:rPr>
-        <w:t xml:space="preserve">In this case trimming outliers in employment does not markedly affect the treatment effect estimates.  The 922 estimate for period </w:t>
+        <w:t xml:space="preserve">In this case trimming outliers in employment does not markedly affect the treatment effect estimates.  The 922 </w:t>
+      </w:r>
+      <w:proofErr w:type="gramStart"/>
+      <w:r>
+        <w:rPr>
+          <w:sz w:val="24"/>
+          <w:szCs w:val="24"/>
+        </w:rPr>
+        <w:t>estimate</w:t>
+      </w:r>
+      <w:proofErr w:type="gramEnd"/>
+      <w:r>
+        <w:rPr>
+          <w:sz w:val="24"/>
+          <w:szCs w:val="24"/>
+        </w:rPr>
+        <w:t xml:space="preserve"> for period </w:t>
       </w:r>
       <w:r>
         <w:rPr>
@@ -17134,7 +17945,7 @@
           <w:szCs w:val="24"/>
         </w:rPr>
         <w:tab/>
-        <w:t xml:space="preserve">Our last experiment for the renewal tax sample that bears fruit is to examine high-poverty cities.  The literature often finds improved labor market outcomes in developing nations as a result of infrastructure investment, so it makes sense that disinvestment in road infrastructure in a developed economy might hurt employment in high-poverty cities.  Splitting the sample by the median poverty rate </w:t>
+        <w:t xml:space="preserve">Our last experiment for the renewal tax sample that bears fruit is to examine high-poverty cities.  The literature often finds improved labor market outcomes in developing nations as a result of infrastructure investment, so it makes sense that disinvestment in road infrastructure in a developed </w:t>
       </w:r>
       <w:r>
         <w:rPr>
@@ -17142,7 +17953,7 @@
           <w:szCs w:val="24"/>
         </w:rPr>
         <w:lastRenderedPageBreak/>
-        <w:t xml:space="preserve">bears no fruit, but focusing on the </w:t>
+        <w:t xml:space="preserve">economy might hurt employment in high-poverty cities.  Splitting the sample by the median poverty rate bears no fruit, but focusing on the </w:t>
       </w:r>
       <w:r>
         <w:rPr>
@@ -17165,275 +17976,2787 @@
           <w:szCs w:val="24"/>
         </w:rPr>
         <w:t xml:space="preserve"> percentile--a 14% poverty rate--does.  For these high-poverty cities, cutting road maintenance funding hurts employment.  We again find lower treatment effects after removing 5% outliers in employment, but even for this sample, after ten years we still find a persistent decrease in employment growth for high-poverty cities that cut road maintenance, at the rate of 6.8 percentage points per year.</w:t>
+      </w:r>
+    </w:p>
+    <w:p>
+      <w:pPr>
+        <w:pStyle w:val="Heading2"/>
+        <w:pPrChange w:id="48" w:author="Rawat, Saani (rawatsa)" w:date="2025-08-29T11:34:00Z">
+          <w:pPr>
+            <w:spacing w:line="480" w:lineRule="auto"/>
+          </w:pPr>
+        </w:pPrChange>
+      </w:pPr>
+      <w:ins w:id="49" w:author="Rawat, Saani (rawatsa)" w:date="2025-08-29T11:41:00Z">
+        <w:r>
+          <w:t xml:space="preserve">5.2. </w:t>
+        </w:r>
+      </w:ins>
+      <w:r>
+        <w:t>New Tax Levies for Additional Road Funding</w:t>
       </w:r>
     </w:p>
     <w:p>
       <w:pPr>
         <w:spacing w:line="480" w:lineRule="auto"/>
         <w:rPr>
-          <w:b/>
-          <w:bCs/>
-          <w:sz w:val="28"/>
-          <w:szCs w:val="28"/>
+          <w:sz w:val="24"/>
+          <w:szCs w:val="24"/>
         </w:rPr>
       </w:pPr>
       <w:r>
         <w:rPr>
-          <w:b/>
-          <w:bCs/>
-          <w:sz w:val="28"/>
-          <w:szCs w:val="28"/>
-        </w:rPr>
-        <w:t>New Tax Levies for Additional Road Funding</w:t>
+          <w:sz w:val="24"/>
+          <w:szCs w:val="24"/>
+        </w:rPr>
+        <w:t xml:space="preserve">Our next set of results uses the set of tax levies for new taxes to increase road maintenance funding.  While the renewal tax levies used event-style RDD, the results from the current section come from RDD models that account for vote history (cite BLS or whoever).  </w:t>
+      </w:r>
+    </w:p>
+    <w:p>
+      <w:pPr>
+        <w:pStyle w:val="Heading3"/>
+        <w:rPr>
+          <w:ins w:id="50" w:author="Rawat, Saani (rawatsa)" w:date="2025-08-29T11:43:00Z"/>
+        </w:rPr>
+      </w:pPr>
+      <w:ins w:id="51" w:author="Rawat, Saani (rawatsa)" w:date="2025-08-29T11:42:00Z">
+        <w:r>
+          <w:t xml:space="preserve">Effect of New Road Tax Levies on Government </w:t>
+        </w:r>
+        <w:r>
+          <w:t>Revenue and S</w:t>
+        </w:r>
+      </w:ins>
+      <w:ins w:id="52" w:author="Rawat, Saani (rawatsa)" w:date="2025-08-29T11:43:00Z">
+        <w:r>
+          <w:t>pending</w:t>
+        </w:r>
+      </w:ins>
+    </w:p>
+    <w:p>
+      <w:pPr>
+        <w:rPr>
+          <w:ins w:id="53" w:author="Rawat, Saani (rawatsa)" w:date="2025-08-29T11:43:00Z"/>
+        </w:rPr>
+      </w:pPr>
+    </w:p>
+    <w:p>
+      <w:pPr>
+        <w:rPr>
+          <w:ins w:id="54" w:author="Rawat, Saani (rawatsa)" w:date="2025-08-29T12:32:00Z"/>
+          <w:sz w:val="24"/>
+          <w:szCs w:val="24"/>
+        </w:rPr>
+      </w:pPr>
+      <w:ins w:id="55" w:author="Rawat, Saani (rawatsa)" w:date="2025-08-29T12:18:00Z">
+        <w:r>
+          <w:rPr>
+            <w:sz w:val="24"/>
+            <w:szCs w:val="24"/>
+            <w:rPrChange w:id="56" w:author="Rawat, Saani (rawatsa)" w:date="2025-08-29T12:18:00Z">
+              <w:rPr/>
+            </w:rPrChange>
+          </w:rPr>
+          <w:t>In the first stage</w:t>
+        </w:r>
+        <w:r>
+          <w:rPr>
+            <w:sz w:val="24"/>
+            <w:szCs w:val="24"/>
+          </w:rPr>
+          <w:t>, we analyze whether</w:t>
+        </w:r>
+        <w:r>
+          <w:rPr>
+            <w:sz w:val="24"/>
+            <w:szCs w:val="24"/>
+          </w:rPr>
+          <w:t xml:space="preserve"> pa</w:t>
+        </w:r>
+      </w:ins>
+      <w:ins w:id="57" w:author="Rawat, Saani (rawatsa)" w:date="2025-08-29T12:19:00Z">
+        <w:r>
+          <w:rPr>
+            <w:sz w:val="24"/>
+            <w:szCs w:val="24"/>
+          </w:rPr>
+          <w:t xml:space="preserve">ssing a </w:t>
+        </w:r>
+      </w:ins>
+      <w:ins w:id="58" w:author="Rawat, Saani (rawatsa)" w:date="2025-08-29T12:18:00Z">
+        <w:r>
+          <w:rPr>
+            <w:sz w:val="24"/>
+            <w:szCs w:val="24"/>
+          </w:rPr>
+          <w:t>road tax lev</w:t>
+        </w:r>
+      </w:ins>
+      <w:ins w:id="59" w:author="Rawat, Saani (rawatsa)" w:date="2025-08-29T12:19:00Z">
+        <w:r>
+          <w:rPr>
+            <w:sz w:val="24"/>
+            <w:szCs w:val="24"/>
+          </w:rPr>
+          <w:t xml:space="preserve">y </w:t>
+        </w:r>
+        <w:r>
+          <w:rPr>
+            <w:sz w:val="24"/>
+            <w:szCs w:val="24"/>
+          </w:rPr>
+          <w:t xml:space="preserve">affects the property tax revenue and government spending on </w:t>
+        </w:r>
+      </w:ins>
+      <w:ins w:id="60" w:author="Rawat, Saani (rawatsa)" w:date="2025-08-29T12:29:00Z">
+        <w:r>
+          <w:rPr>
+            <w:sz w:val="24"/>
+            <w:szCs w:val="24"/>
+          </w:rPr>
+          <w:t xml:space="preserve">local </w:t>
+        </w:r>
+      </w:ins>
+      <w:ins w:id="61" w:author="Rawat, Saani (rawatsa)" w:date="2025-08-29T12:19:00Z">
+        <w:r>
+          <w:rPr>
+            <w:sz w:val="24"/>
+            <w:szCs w:val="24"/>
+          </w:rPr>
+          <w:t>roads</w:t>
+        </w:r>
+        <w:r>
+          <w:rPr>
+            <w:sz w:val="24"/>
+            <w:szCs w:val="24"/>
+          </w:rPr>
+          <w:t>. U</w:t>
+        </w:r>
+      </w:ins>
+      <w:ins w:id="62" w:author="Rawat, Saani (rawatsa)" w:date="2025-08-29T12:20:00Z">
+        <w:r>
+          <w:rPr>
+            <w:sz w:val="24"/>
+            <w:szCs w:val="24"/>
+          </w:rPr>
+          <w:t xml:space="preserve">sing yearly financial reports of local governments in Ohio </w:t>
+        </w:r>
+        <w:r>
+          <w:rPr>
+            <w:sz w:val="24"/>
+            <w:szCs w:val="24"/>
+          </w:rPr>
+          <w:t xml:space="preserve">via Auditor of State’s website, we </w:t>
+        </w:r>
+        <w:r>
+          <w:rPr>
+            <w:sz w:val="24"/>
+            <w:szCs w:val="24"/>
+          </w:rPr>
+          <w:t>co</w:t>
+        </w:r>
+      </w:ins>
+      <w:ins w:id="63" w:author="Rawat, Saani (rawatsa)" w:date="2025-08-29T12:21:00Z">
+        <w:r>
+          <w:rPr>
+            <w:sz w:val="24"/>
+            <w:szCs w:val="24"/>
+          </w:rPr>
+          <w:t>llect data on property tax revenue reported by the local governments in their financial reports</w:t>
+        </w:r>
+      </w:ins>
+      <w:ins w:id="64" w:author="Rawat, Saani (rawatsa)" w:date="2025-08-29T12:23:00Z">
+        <w:r>
+          <w:rPr>
+            <w:rStyle w:val="FootnoteReference"/>
+            <w:sz w:val="24"/>
+            <w:szCs w:val="24"/>
+          </w:rPr>
+          <w:footnoteReference w:id="1"/>
+        </w:r>
+      </w:ins>
+      <w:ins w:id="68" w:author="Rawat, Saani (rawatsa)" w:date="2025-08-29T12:26:00Z">
+        <w:r>
+          <w:rPr>
+            <w:sz w:val="24"/>
+            <w:szCs w:val="24"/>
+          </w:rPr>
+          <w:t xml:space="preserve"> and assess the changes in the</w:t>
+        </w:r>
+        <w:r>
+          <w:rPr>
+            <w:sz w:val="24"/>
+            <w:szCs w:val="24"/>
+          </w:rPr>
+          <w:t xml:space="preserve"> reported tax revenue before and after a </w:t>
+        </w:r>
+      </w:ins>
+      <w:ins w:id="69" w:author="Rawat, Saani (rawatsa)" w:date="2025-08-29T12:27:00Z">
+        <w:r>
+          <w:rPr>
+            <w:sz w:val="24"/>
+            <w:szCs w:val="24"/>
+          </w:rPr>
+          <w:t xml:space="preserve">township </w:t>
+        </w:r>
+      </w:ins>
+      <w:ins w:id="70" w:author="Rawat, Saani (rawatsa)" w:date="2025-08-29T12:26:00Z">
+        <w:r>
+          <w:rPr>
+            <w:sz w:val="24"/>
+            <w:szCs w:val="24"/>
+          </w:rPr>
+          <w:t>passe</w:t>
+        </w:r>
+      </w:ins>
+      <w:ins w:id="71" w:author="Rawat, Saani (rawatsa)" w:date="2025-08-29T12:27:00Z">
+        <w:r>
+          <w:rPr>
+            <w:sz w:val="24"/>
+            <w:szCs w:val="24"/>
+          </w:rPr>
+          <w:t>s</w:t>
+        </w:r>
+      </w:ins>
+      <w:ins w:id="72" w:author="Rawat, Saani (rawatsa)" w:date="2025-08-29T12:26:00Z">
+        <w:r>
+          <w:rPr>
+            <w:sz w:val="24"/>
+            <w:szCs w:val="24"/>
+          </w:rPr>
+          <w:t xml:space="preserve"> </w:t>
+        </w:r>
+      </w:ins>
+      <w:ins w:id="73" w:author="Rawat, Saani (rawatsa)" w:date="2025-08-29T12:27:00Z">
+        <w:r>
+          <w:rPr>
+            <w:sz w:val="24"/>
+            <w:szCs w:val="24"/>
+          </w:rPr>
+          <w:t>a road tax levy</w:t>
+        </w:r>
+      </w:ins>
+      <w:ins w:id="74" w:author="Rawat, Saani (rawatsa)" w:date="2025-08-29T12:28:00Z">
+        <w:r>
+          <w:rPr>
+            <w:rStyle w:val="FootnoteReference"/>
+            <w:sz w:val="24"/>
+            <w:szCs w:val="24"/>
+          </w:rPr>
+          <w:footnoteReference w:id="2"/>
+        </w:r>
+      </w:ins>
+      <w:ins w:id="76" w:author="Rawat, Saani (rawatsa)" w:date="2025-08-29T12:21:00Z">
+        <w:r>
+          <w:rPr>
+            <w:sz w:val="24"/>
+            <w:szCs w:val="24"/>
+          </w:rPr>
+          <w:t>.</w:t>
+        </w:r>
+      </w:ins>
+      <w:ins w:id="77" w:author="Rawat, Saani (rawatsa)" w:date="2025-08-29T12:28:00Z">
+        <w:r>
+          <w:rPr>
+            <w:sz w:val="24"/>
+            <w:szCs w:val="24"/>
+          </w:rPr>
+          <w:t xml:space="preserve"> For </w:t>
+        </w:r>
+      </w:ins>
+      <w:ins w:id="78" w:author="Rawat, Saani (rawatsa)" w:date="2025-08-29T12:29:00Z">
+        <w:r>
+          <w:rPr>
+            <w:sz w:val="24"/>
+            <w:szCs w:val="24"/>
+          </w:rPr>
+          <w:t>spending</w:t>
+        </w:r>
+      </w:ins>
+      <w:ins w:id="79" w:author="Rawat, Saani (rawatsa)" w:date="2025-08-29T12:30:00Z">
+        <w:r>
+          <w:rPr>
+            <w:sz w:val="24"/>
+            <w:szCs w:val="24"/>
+          </w:rPr>
+          <w:t xml:space="preserve"> numbers</w:t>
+        </w:r>
+      </w:ins>
+      <w:ins w:id="80" w:author="Rawat, Saani (rawatsa)" w:date="2025-08-29T12:29:00Z">
+        <w:r>
+          <w:rPr>
+            <w:sz w:val="24"/>
+            <w:szCs w:val="24"/>
+          </w:rPr>
+          <w:t xml:space="preserve">, we use the </w:t>
+        </w:r>
+        <w:r>
+          <w:rPr>
+            <w:sz w:val="24"/>
+            <w:szCs w:val="24"/>
+          </w:rPr>
+          <w:t xml:space="preserve">annual expenditure of public works department, which is the primary department responsible for </w:t>
+        </w:r>
+        <w:r>
+          <w:rPr>
+            <w:sz w:val="24"/>
+            <w:szCs w:val="24"/>
+          </w:rPr>
+          <w:t>maintenance and development of local roads in Ohio.</w:t>
+        </w:r>
+      </w:ins>
+      <w:ins w:id="81" w:author="Rawat, Saani (rawatsa)" w:date="2025-08-29T12:30:00Z">
+        <w:r>
+          <w:rPr>
+            <w:sz w:val="24"/>
+            <w:szCs w:val="24"/>
+          </w:rPr>
+          <w:t xml:space="preserve"> Due to data sparseness,</w:t>
+        </w:r>
+        <w:r>
+          <w:rPr>
+            <w:sz w:val="24"/>
+            <w:szCs w:val="24"/>
+          </w:rPr>
+          <w:t xml:space="preserve"> we create a time window,</w:t>
+        </w:r>
+      </w:ins>
+      <w:ins w:id="82" w:author="Rawat, Saani (rawatsa)" w:date="2025-08-29T12:31:00Z">
+        <w:r>
+          <w:rPr>
+            <w:sz w:val="24"/>
+            <w:szCs w:val="24"/>
+          </w:rPr>
+          <w:t xml:space="preserve"> averaging the </w:t>
+        </w:r>
+        <w:r>
+          <w:rPr>
+            <w:sz w:val="24"/>
+            <w:szCs w:val="24"/>
+          </w:rPr>
+          <w:t xml:space="preserve">data before and after a tax levy is passed or failed, and compare the changes </w:t>
+        </w:r>
+      </w:ins>
+      <w:ins w:id="83" w:author="Rawat, Saani (rawatsa)" w:date="2025-08-29T12:32:00Z">
+        <w:r>
+          <w:rPr>
+            <w:sz w:val="24"/>
+            <w:szCs w:val="24"/>
+          </w:rPr>
+          <w:t xml:space="preserve">in the treatment and the control groups. </w:t>
+        </w:r>
+      </w:ins>
+    </w:p>
+    <w:p>
+      <w:pPr>
+        <w:rPr>
+          <w:ins w:id="84" w:author="Rawat, Saani (rawatsa)" w:date="2025-08-29T12:32:00Z"/>
+          <w:sz w:val="24"/>
+          <w:szCs w:val="24"/>
+        </w:rPr>
+      </w:pPr>
+    </w:p>
+    <w:p>
+      <w:pPr>
+        <w:rPr>
+          <w:ins w:id="85" w:author="Rawat, Saani (rawatsa)" w:date="2025-08-29T12:32:00Z"/>
+          <w:sz w:val="24"/>
+          <w:szCs w:val="24"/>
+        </w:rPr>
+      </w:pPr>
+      <w:ins w:id="86" w:author="Rawat, Saani (rawatsa)" w:date="2025-08-29T12:32:00Z">
+        <w:r>
+          <w:rPr>
+            <w:sz w:val="24"/>
+            <w:szCs w:val="24"/>
+          </w:rPr>
+          <w:t xml:space="preserve">The </w:t>
+        </w:r>
+        <w:r>
+          <w:rPr>
+            <w:sz w:val="24"/>
+            <w:szCs w:val="24"/>
+          </w:rPr>
+          <w:t>equation below summarizes our method –</w:t>
+        </w:r>
+      </w:ins>
+    </w:p>
+    <w:p>
+      <w:pPr>
+        <w:rPr>
+          <w:ins w:id="87" w:author="Rawat, Saani (rawatsa)" w:date="2025-08-29T12:32:00Z"/>
+          <w:sz w:val="24"/>
+          <w:szCs w:val="24"/>
+        </w:rPr>
+      </w:pPr>
+    </w:p>
+    <w:p>
+      <w:pPr>
+        <w:rPr>
+          <w:ins w:id="88" w:author="Rawat, Saani (rawatsa)" w:date="2025-08-29T12:50:00Z"/>
+          <w:sz w:val="24"/>
+          <w:szCs w:val="24"/>
+          <w:rPrChange w:id="89" w:author="Rawat, Saani (rawatsa)" w:date="2025-08-29T12:59:00Z">
+            <w:rPr>
+              <w:ins w:id="90" w:author="Rawat, Saani (rawatsa)" w:date="2025-08-29T12:50:00Z"/>
+              <w:rFonts w:eastAsiaTheme="minorEastAsia"/>
+            </w:rPr>
+          </w:rPrChange>
+        </w:rPr>
+      </w:pPr>
+      <m:oMathPara>
+        <m:oMath>
+          <m:acc>
+            <m:accPr>
+              <m:chr m:val="̅"/>
+              <m:ctrlPr>
+                <w:ins w:id="91" w:author="Rawat, Saani (rawatsa)" w:date="2025-08-29T12:42:00Z">
+                  <w:rPr>
+                    <w:rFonts w:ascii="Cambria Math" w:hAnsi="Cambria Math"/>
+                    <w:i/>
+                    <w:sz w:val="24"/>
+                    <w:szCs w:val="24"/>
+                  </w:rPr>
+                </w:ins>
+              </m:ctrlPr>
+            </m:accPr>
+            <m:e>
+              <m:sSub>
+                <m:sSubPr>
+                  <m:ctrlPr>
+                    <w:ins w:id="92" w:author="Rawat, Saani (rawatsa)" w:date="2025-08-29T12:42:00Z">
+                      <w:rPr>
+                        <w:rFonts w:ascii="Cambria Math" w:hAnsi="Cambria Math"/>
+                        <w:i/>
+                        <w:sz w:val="24"/>
+                        <w:szCs w:val="24"/>
+                      </w:rPr>
+                    </w:ins>
+                  </m:ctrlPr>
+                </m:sSubPr>
+                <m:e>
+                  <m:r>
+                    <w:ins w:id="93" w:author="Rawat, Saani (rawatsa)" w:date="2025-08-29T12:42:00Z">
+                      <w:rPr>
+                        <w:rFonts w:ascii="Cambria Math" w:hAnsi="Cambria Math"/>
+                        <w:sz w:val="24"/>
+                        <w:szCs w:val="24"/>
+                      </w:rPr>
+                      <m:t>Y</m:t>
+                    </w:ins>
+                  </m:r>
+                </m:e>
+                <m:sub>
+                  <m:r>
+                    <w:ins w:id="94" w:author="Rawat, Saani (rawatsa)" w:date="2025-08-29T12:42:00Z">
+                      <w:rPr>
+                        <w:rFonts w:ascii="Cambria Math" w:hAnsi="Cambria Math"/>
+                        <w:sz w:val="24"/>
+                        <w:szCs w:val="24"/>
+                      </w:rPr>
+                      <m:t>iτ</m:t>
+                    </w:ins>
+                  </m:r>
+                </m:sub>
+              </m:sSub>
+              <m:r>
+                <w:ins w:id="95" w:author="Rawat, Saani (rawatsa)" w:date="2025-08-29T12:43:00Z">
+                  <w:rPr>
+                    <w:rFonts w:ascii="Cambria Math" w:hAnsi="Cambria Math"/>
+                    <w:sz w:val="24"/>
+                    <w:szCs w:val="24"/>
+                  </w:rPr>
+                  <m:t xml:space="preserve"> </m:t>
+                </w:ins>
+              </m:r>
+            </m:e>
+          </m:acc>
+          <m:r>
+            <w:ins w:id="96" w:author="Rawat, Saani (rawatsa)" w:date="2025-08-29T13:01:00Z">
+              <w:rPr>
+                <w:rFonts w:ascii="Cambria Math" w:eastAsiaTheme="minorEastAsia" w:hAnsi="Cambria Math"/>
+                <w:sz w:val="24"/>
+                <w:szCs w:val="24"/>
+              </w:rPr>
+              <m:t xml:space="preserve">= </m:t>
+            </w:ins>
+          </m:r>
+          <m:sSub>
+            <m:sSubPr>
+              <m:ctrlPr>
+                <w:ins w:id="97" w:author="Rawat, Saani (rawatsa)" w:date="2025-08-29T13:01:00Z">
+                  <w:rPr>
+                    <w:rFonts w:ascii="Cambria Math" w:hAnsi="Cambria Math"/>
+                    <w:i/>
+                    <w:sz w:val="24"/>
+                    <w:szCs w:val="24"/>
+                  </w:rPr>
+                </w:ins>
+              </m:ctrlPr>
+            </m:sSubPr>
+            <m:e>
+              <m:r>
+                <w:ins w:id="98" w:author="Rawat, Saani (rawatsa)" w:date="2025-08-29T13:01:00Z">
+                  <w:rPr>
+                    <w:rFonts w:ascii="Cambria Math" w:hAnsi="Cambria Math"/>
+                    <w:sz w:val="24"/>
+                    <w:szCs w:val="24"/>
+                  </w:rPr>
+                  <m:t>α</m:t>
+                </w:ins>
+              </m:r>
+            </m:e>
+            <m:sub>
+              <m:r>
+                <w:ins w:id="99" w:author="Rawat, Saani (rawatsa)" w:date="2025-08-29T13:01:00Z">
+                  <w:rPr>
+                    <w:rFonts w:ascii="Cambria Math" w:hAnsi="Cambria Math"/>
+                    <w:sz w:val="24"/>
+                    <w:szCs w:val="24"/>
+                  </w:rPr>
+                  <m:t>i</m:t>
+                </w:ins>
+              </m:r>
+            </m:sub>
+          </m:sSub>
+          <m:r>
+            <w:ins w:id="100" w:author="Rawat, Saani (rawatsa)" w:date="2025-08-29T13:01:00Z">
+              <w:rPr>
+                <w:rFonts w:ascii="Cambria Math" w:hAnsi="Cambria Math"/>
+                <w:sz w:val="24"/>
+                <w:szCs w:val="24"/>
+              </w:rPr>
+              <m:t>+</m:t>
+            </w:ins>
+          </m:r>
+          <m:sSub>
+            <m:sSubPr>
+              <m:ctrlPr>
+                <w:ins w:id="101" w:author="Rawat, Saani (rawatsa)" w:date="2025-08-29T13:01:00Z">
+                  <w:rPr>
+                    <w:rFonts w:ascii="Cambria Math" w:hAnsi="Cambria Math"/>
+                    <w:i/>
+                    <w:sz w:val="24"/>
+                    <w:szCs w:val="24"/>
+                  </w:rPr>
+                </w:ins>
+              </m:ctrlPr>
+            </m:sSubPr>
+            <m:e>
+              <m:r>
+                <w:ins w:id="102" w:author="Rawat, Saani (rawatsa)" w:date="2025-08-29T13:01:00Z">
+                  <w:rPr>
+                    <w:rFonts w:ascii="Cambria Math" w:hAnsi="Cambria Math"/>
+                    <w:sz w:val="24"/>
+                    <w:szCs w:val="24"/>
+                  </w:rPr>
+                  <m:t>λ</m:t>
+                </w:ins>
+              </m:r>
+            </m:e>
+            <m:sub>
+              <m:r>
+                <w:ins w:id="103" w:author="Rawat, Saani (rawatsa)" w:date="2025-08-29T13:01:00Z">
+                  <w:rPr>
+                    <w:rFonts w:ascii="Cambria Math" w:hAnsi="Cambria Math"/>
+                    <w:sz w:val="24"/>
+                    <w:szCs w:val="24"/>
+                  </w:rPr>
+                  <m:t>τ</m:t>
+                </w:ins>
+              </m:r>
+            </m:sub>
+          </m:sSub>
+          <m:r>
+            <w:ins w:id="104" w:author="Rawat, Saani (rawatsa)" w:date="2025-08-29T13:01:00Z">
+              <w:rPr>
+                <w:rFonts w:ascii="Cambria Math" w:hAnsi="Cambria Math"/>
+                <w:sz w:val="24"/>
+                <w:szCs w:val="24"/>
+              </w:rPr>
+              <m:t>+β</m:t>
+            </w:ins>
+          </m:r>
+          <m:d>
+            <m:dPr>
+              <m:ctrlPr>
+                <w:ins w:id="105" w:author="Rawat, Saani (rawatsa)" w:date="2025-08-29T13:01:00Z">
+                  <w:rPr>
+                    <w:rFonts w:ascii="Cambria Math" w:hAnsi="Cambria Math"/>
+                    <w:i/>
+                    <w:sz w:val="24"/>
+                    <w:szCs w:val="24"/>
+                  </w:rPr>
+                </w:ins>
+              </m:ctrlPr>
+            </m:dPr>
+            <m:e>
+              <m:r>
+                <w:ins w:id="106" w:author="Rawat, Saani (rawatsa)" w:date="2025-08-29T13:01:00Z">
+                  <w:rPr>
+                    <w:rFonts w:ascii="Cambria Math" w:hAnsi="Cambria Math"/>
+                    <w:sz w:val="24"/>
+                    <w:szCs w:val="24"/>
+                  </w:rPr>
+                  <m:t>pas</m:t>
+                </w:ins>
+              </m:r>
+              <m:sSub>
+                <m:sSubPr>
+                  <m:ctrlPr>
+                    <w:ins w:id="107" w:author="Rawat, Saani (rawatsa)" w:date="2025-08-29T13:01:00Z">
+                      <w:rPr>
+                        <w:rFonts w:ascii="Cambria Math" w:hAnsi="Cambria Math"/>
+                        <w:i/>
+                        <w:sz w:val="24"/>
+                        <w:szCs w:val="24"/>
+                      </w:rPr>
+                    </w:ins>
+                  </m:ctrlPr>
+                </m:sSubPr>
+                <m:e>
+                  <m:r>
+                    <w:ins w:id="108" w:author="Rawat, Saani (rawatsa)" w:date="2025-08-29T13:01:00Z">
+                      <w:rPr>
+                        <w:rFonts w:ascii="Cambria Math" w:hAnsi="Cambria Math"/>
+                        <w:sz w:val="24"/>
+                        <w:szCs w:val="24"/>
+                      </w:rPr>
+                      <m:t>s</m:t>
+                    </w:ins>
+                  </m:r>
+                </m:e>
+                <m:sub>
+                  <m:r>
+                    <w:ins w:id="109" w:author="Rawat, Saani (rawatsa)" w:date="2025-08-29T13:01:00Z">
+                      <w:rPr>
+                        <w:rFonts w:ascii="Cambria Math" w:hAnsi="Cambria Math"/>
+                        <w:sz w:val="24"/>
+                        <w:szCs w:val="24"/>
+                      </w:rPr>
+                      <m:t>iτ</m:t>
+                    </w:ins>
+                  </m:r>
+                </m:sub>
+              </m:sSub>
+              <m:r>
+                <w:ins w:id="110" w:author="Rawat, Saani (rawatsa)" w:date="2025-08-29T13:01:00Z">
+                  <w:rPr>
+                    <w:rFonts w:ascii="Cambria Math" w:hAnsi="Cambria Math"/>
+                    <w:sz w:val="24"/>
+                    <w:szCs w:val="24"/>
+                  </w:rPr>
+                  <m:t>×Pos</m:t>
+                </w:ins>
+              </m:r>
+              <m:sSub>
+                <m:sSubPr>
+                  <m:ctrlPr>
+                    <w:ins w:id="111" w:author="Rawat, Saani (rawatsa)" w:date="2025-08-29T13:01:00Z">
+                      <w:rPr>
+                        <w:rFonts w:ascii="Cambria Math" w:hAnsi="Cambria Math"/>
+                        <w:i/>
+                        <w:sz w:val="24"/>
+                        <w:szCs w:val="24"/>
+                      </w:rPr>
+                    </w:ins>
+                  </m:ctrlPr>
+                </m:sSubPr>
+                <m:e>
+                  <m:r>
+                    <w:ins w:id="112" w:author="Rawat, Saani (rawatsa)" w:date="2025-08-29T13:01:00Z">
+                      <w:rPr>
+                        <w:rFonts w:ascii="Cambria Math" w:hAnsi="Cambria Math"/>
+                        <w:sz w:val="24"/>
+                        <w:szCs w:val="24"/>
+                      </w:rPr>
+                      <m:t>t</m:t>
+                    </w:ins>
+                  </m:r>
+                </m:e>
+                <m:sub>
+                  <m:r>
+                    <w:ins w:id="113" w:author="Rawat, Saani (rawatsa)" w:date="2025-08-29T13:01:00Z">
+                      <w:rPr>
+                        <w:rFonts w:ascii="Cambria Math" w:hAnsi="Cambria Math"/>
+                        <w:sz w:val="24"/>
+                        <w:szCs w:val="24"/>
+                      </w:rPr>
+                      <m:t>iτ</m:t>
+                    </w:ins>
+                  </m:r>
+                </m:sub>
+              </m:sSub>
+            </m:e>
+          </m:d>
+          <m:r>
+            <w:ins w:id="114" w:author="Rawat, Saani (rawatsa)" w:date="2025-08-29T13:01:00Z">
+              <w:rPr>
+                <w:rFonts w:ascii="Cambria Math" w:hAnsi="Cambria Math"/>
+                <w:sz w:val="24"/>
+                <w:szCs w:val="24"/>
+              </w:rPr>
+              <m:t>+</m:t>
+            </w:ins>
+          </m:r>
+          <m:sSub>
+            <m:sSubPr>
+              <m:ctrlPr>
+                <w:ins w:id="115" w:author="Rawat, Saani (rawatsa)" w:date="2025-08-29T13:01:00Z">
+                  <w:rPr>
+                    <w:rFonts w:ascii="Cambria Math" w:hAnsi="Cambria Math"/>
+                    <w:i/>
+                    <w:sz w:val="24"/>
+                    <w:szCs w:val="24"/>
+                  </w:rPr>
+                </w:ins>
+              </m:ctrlPr>
+            </m:sSubPr>
+            <m:e>
+              <m:r>
+                <w:ins w:id="116" w:author="Rawat, Saani (rawatsa)" w:date="2025-08-29T13:01:00Z">
+                  <w:rPr>
+                    <w:rFonts w:ascii="Cambria Math" w:hAnsi="Cambria Math"/>
+                    <w:sz w:val="24"/>
+                    <w:szCs w:val="24"/>
+                  </w:rPr>
+                  <m:t>μ</m:t>
+                </w:ins>
+              </m:r>
+            </m:e>
+            <m:sub>
+              <m:r>
+                <w:ins w:id="117" w:author="Rawat, Saani (rawatsa)" w:date="2025-08-29T13:01:00Z">
+                  <w:rPr>
+                    <w:rFonts w:ascii="Cambria Math" w:hAnsi="Cambria Math"/>
+                    <w:sz w:val="24"/>
+                    <w:szCs w:val="24"/>
+                  </w:rPr>
+                  <m:t>iτ</m:t>
+                </w:ins>
+              </m:r>
+            </m:sub>
+          </m:sSub>
+          <w:ins w:id="118" w:author="Rawat, Saani (rawatsa)" w:date="2025-08-29T12:46:00Z">
+            <m:r>
+              <w:rPr>
+                <w:rFonts w:eastAsiaTheme="minorEastAsia"/>
+                <w:sz w:val="24"/>
+                <w:szCs w:val="24"/>
+              </w:rPr>
+              <w:br/>
+            </m:r>
+          </w:ins>
+        </m:oMath>
+      </m:oMathPara>
+    </w:p>
+    <w:p>
+      <w:pPr>
+        <w:rPr>
+          <w:ins w:id="119" w:author="Rawat, Saani (rawatsa)" w:date="2025-08-29T12:30:00Z"/>
+        </w:rPr>
+      </w:pPr>
+    </w:p>
+    <w:p>
+      <w:pPr>
+        <w:rPr>
+          <w:ins w:id="120" w:author="Rawat, Saani (rawatsa)" w:date="2025-08-29T11:43:00Z"/>
+        </w:rPr>
+      </w:pPr>
+      <m:oMath>
+        <m:r>
+          <w:ins w:id="121" w:author="Rawat, Saani (rawatsa)" w:date="2025-08-29T12:51:00Z">
+            <w:rPr>
+              <w:rFonts w:ascii="Cambria Math" w:hAnsi="Cambria Math"/>
+            </w:rPr>
+            <m:t>i</m:t>
+          </w:ins>
+        </m:r>
+      </m:oMath>
+      <w:ins w:id="122" w:author="Rawat, Saani (rawatsa)" w:date="2025-08-29T12:51:00Z">
+        <w:r>
+          <w:rPr>
+            <w:rFonts w:eastAsiaTheme="minorEastAsia"/>
+          </w:rPr>
+          <w:t xml:space="preserve"> indexes townships, with elections </w:t>
+        </w:r>
+        <w:r>
+          <w:rPr>
+            <w:rFonts w:eastAsiaTheme="minorEastAsia"/>
+          </w:rPr>
+          <w:t xml:space="preserve">occurring in years </w:t>
+        </w:r>
+      </w:ins>
+      <m:oMath>
+        <m:sSub>
+          <m:sSubPr>
+            <m:ctrlPr>
+              <w:ins w:id="123" w:author="Rawat, Saani (rawatsa)" w:date="2025-08-29T12:51:00Z">
+                <w:rPr>
+                  <w:rFonts w:ascii="Cambria Math" w:eastAsiaTheme="minorEastAsia" w:hAnsi="Cambria Math"/>
+                  <w:i/>
+                </w:rPr>
+              </w:ins>
+            </m:ctrlPr>
+          </m:sSubPr>
+          <m:e>
+            <m:r>
+              <w:ins w:id="124" w:author="Rawat, Saani (rawatsa)" w:date="2025-08-29T12:55:00Z">
+                <w:rPr>
+                  <w:rFonts w:ascii="Cambria Math" w:eastAsiaTheme="minorEastAsia" w:hAnsi="Cambria Math"/>
+                </w:rPr>
+                <m:t>t</m:t>
+              </w:ins>
+            </m:r>
+          </m:e>
+          <m:sub>
+            <m:r>
+              <w:ins w:id="125" w:author="Rawat, Saani (rawatsa)" w:date="2025-08-29T12:51:00Z">
+                <w:rPr>
+                  <w:rFonts w:ascii="Cambria Math" w:eastAsiaTheme="minorEastAsia" w:hAnsi="Cambria Math"/>
+                </w:rPr>
+                <m:t>i</m:t>
+              </w:ins>
+            </m:r>
+          </m:sub>
+        </m:sSub>
+      </m:oMath>
+      <w:ins w:id="126" w:author="Rawat, Saani (rawatsa)" w:date="2025-08-29T12:51:00Z">
+        <w:r>
+          <w:rPr>
+            <w:rFonts w:eastAsiaTheme="minorEastAsia"/>
+          </w:rPr>
+          <w:t xml:space="preserve"> and </w:t>
+        </w:r>
+      </w:ins>
+      <m:oMath>
+        <m:r>
+          <w:ins w:id="127" w:author="Rawat, Saani (rawatsa)" w:date="2025-08-29T12:51:00Z">
+            <w:rPr>
+              <w:rFonts w:ascii="Cambria Math" w:hAnsi="Cambria Math"/>
+            </w:rPr>
+            <m:t>τ</m:t>
+          </w:ins>
+        </m:r>
+      </m:oMath>
+      <w:ins w:id="128" w:author="Rawat, Saani (rawatsa)" w:date="2025-08-29T12:51:00Z">
+        <w:r>
+          <w:rPr>
+            <w:rFonts w:eastAsiaTheme="minorEastAsia"/>
+          </w:rPr>
+          <w:t xml:space="preserve"> is a two-period indicator </w:t>
+        </w:r>
+      </w:ins>
+      <w:ins w:id="129" w:author="Rawat, Saani (rawatsa)" w:date="2025-08-29T12:52:00Z">
+        <w:r>
+          <w:rPr>
+            <w:rFonts w:eastAsiaTheme="minorEastAsia"/>
+          </w:rPr>
+          <w:t>(</w:t>
+        </w:r>
+      </w:ins>
+      <m:oMath>
+        <m:r>
+          <w:ins w:id="130" w:author="Rawat, Saani (rawatsa)" w:date="2025-08-29T12:53:00Z">
+            <w:rPr>
+              <w:rFonts w:ascii="Cambria Math" w:hAnsi="Cambria Math"/>
+            </w:rPr>
+            <m:t>pre</m:t>
+          </w:ins>
+        </m:r>
+      </m:oMath>
+      <w:ins w:id="131" w:author="Rawat, Saani (rawatsa)" w:date="2025-08-29T12:53:00Z">
+        <w:r>
+          <w:rPr>
+            <w:rFonts w:eastAsiaTheme="minorEastAsia"/>
+          </w:rPr>
+          <w:t xml:space="preserve"> </w:t>
+        </w:r>
+      </w:ins>
+      <w:ins w:id="132" w:author="Rawat, Saani (rawatsa)" w:date="2025-08-29T12:52:00Z">
+        <w:r>
+          <w:rPr>
+            <w:rFonts w:eastAsiaTheme="minorEastAsia"/>
+          </w:rPr>
+          <w:t xml:space="preserve">vs </w:t>
+        </w:r>
+      </w:ins>
+      <m:oMath>
+        <m:r>
+          <w:ins w:id="133" w:author="Rawat, Saani (rawatsa)" w:date="2025-08-29T12:54:00Z">
+            <w:rPr>
+              <w:rFonts w:ascii="Cambria Math" w:eastAsiaTheme="minorEastAsia" w:hAnsi="Cambria Math"/>
+            </w:rPr>
+            <m:t>post</m:t>
+          </w:ins>
+        </m:r>
+      </m:oMath>
+      <w:ins w:id="134" w:author="Rawat, Saani (rawatsa)" w:date="2025-08-29T12:52:00Z">
+        <w:r>
+          <w:rPr>
+            <w:rFonts w:eastAsiaTheme="minorEastAsia"/>
+          </w:rPr>
+          <w:t xml:space="preserve">), with </w:t>
+        </w:r>
+      </w:ins>
+      <m:oMath>
+        <m:r>
+          <w:ins w:id="135" w:author="Rawat, Saani (rawatsa)" w:date="2025-08-29T12:52:00Z">
+            <w:rPr>
+              <w:rFonts w:ascii="Cambria Math" w:hAnsi="Cambria Math"/>
+            </w:rPr>
+            <m:t>pre</m:t>
+          </w:ins>
+        </m:r>
+        <m:r>
+          <w:ins w:id="136" w:author="Rawat, Saani (rawatsa)" w:date="2025-08-29T12:52:00Z">
+            <w:rPr>
+              <w:rFonts w:ascii="Cambria Math" w:hAnsi="Cambria Math"/>
+            </w:rPr>
+            <m:t>=</m:t>
+          </w:ins>
+        </m:r>
+        <m:d>
+          <m:dPr>
+            <m:begChr m:val="{"/>
+            <m:endChr m:val="}"/>
+            <m:ctrlPr>
+              <w:ins w:id="137" w:author="Rawat, Saani (rawatsa)" w:date="2025-08-29T12:52:00Z">
+                <w:rPr>
+                  <w:rFonts w:ascii="Cambria Math" w:hAnsi="Cambria Math"/>
+                  <w:i/>
+                </w:rPr>
+              </w:ins>
+            </m:ctrlPr>
+          </m:dPr>
+          <m:e>
+            <m:sSub>
+              <m:sSubPr>
+                <m:ctrlPr>
+                  <w:ins w:id="138" w:author="Rawat, Saani (rawatsa)" w:date="2025-08-29T12:52:00Z">
+                    <w:rPr>
+                      <w:rFonts w:ascii="Cambria Math" w:hAnsi="Cambria Math"/>
+                      <w:i/>
+                    </w:rPr>
+                  </w:ins>
+                </m:ctrlPr>
+              </m:sSubPr>
+              <m:e>
+                <m:r>
+                  <w:ins w:id="139" w:author="Rawat, Saani (rawatsa)" w:date="2025-08-29T12:55:00Z">
+                    <w:rPr>
+                      <w:rFonts w:ascii="Cambria Math" w:hAnsi="Cambria Math"/>
+                    </w:rPr>
+                    <m:t>t</m:t>
+                  </w:ins>
+                </m:r>
+              </m:e>
+              <m:sub>
+                <m:r>
+                  <w:ins w:id="140" w:author="Rawat, Saani (rawatsa)" w:date="2025-08-29T12:52:00Z">
+                    <w:rPr>
+                      <w:rFonts w:ascii="Cambria Math" w:hAnsi="Cambria Math"/>
+                    </w:rPr>
+                    <m:t xml:space="preserve">i </m:t>
+                  </w:ins>
+                </m:r>
+              </m:sub>
+            </m:sSub>
+            <m:r>
+              <w:ins w:id="141" w:author="Rawat, Saani (rawatsa)" w:date="2025-08-29T12:52:00Z">
+                <w:rPr>
+                  <w:rFonts w:ascii="Cambria Math" w:hAnsi="Cambria Math"/>
+                </w:rPr>
+                <m:t xml:space="preserve">-3, </m:t>
+              </w:ins>
+            </m:r>
+            <m:sSub>
+              <m:sSubPr>
+                <m:ctrlPr>
+                  <w:ins w:id="142" w:author="Rawat, Saani (rawatsa)" w:date="2025-08-29T12:52:00Z">
+                    <w:rPr>
+                      <w:rFonts w:ascii="Cambria Math" w:hAnsi="Cambria Math"/>
+                      <w:i/>
+                    </w:rPr>
+                  </w:ins>
+                </m:ctrlPr>
+              </m:sSubPr>
+              <m:e>
+                <m:r>
+                  <w:ins w:id="143" w:author="Rawat, Saani (rawatsa)" w:date="2025-08-29T12:55:00Z">
+                    <w:rPr>
+                      <w:rFonts w:ascii="Cambria Math" w:hAnsi="Cambria Math"/>
+                    </w:rPr>
+                    <m:t>t</m:t>
+                  </w:ins>
+                </m:r>
+              </m:e>
+              <m:sub>
+                <m:r>
+                  <w:ins w:id="144" w:author="Rawat, Saani (rawatsa)" w:date="2025-08-29T12:52:00Z">
+                    <w:rPr>
+                      <w:rFonts w:ascii="Cambria Math" w:hAnsi="Cambria Math"/>
+                    </w:rPr>
+                    <m:t>i</m:t>
+                  </w:ins>
+                </m:r>
+              </m:sub>
+            </m:sSub>
+            <m:r>
+              <w:ins w:id="145" w:author="Rawat, Saani (rawatsa)" w:date="2025-08-29T12:52:00Z">
+                <w:rPr>
+                  <w:rFonts w:ascii="Cambria Math" w:hAnsi="Cambria Math"/>
+                </w:rPr>
+                <m:t xml:space="preserve">-2, </m:t>
+              </w:ins>
+            </m:r>
+            <m:sSub>
+              <m:sSubPr>
+                <m:ctrlPr>
+                  <w:ins w:id="146" w:author="Rawat, Saani (rawatsa)" w:date="2025-08-29T12:52:00Z">
+                    <w:rPr>
+                      <w:rFonts w:ascii="Cambria Math" w:hAnsi="Cambria Math"/>
+                      <w:i/>
+                    </w:rPr>
+                  </w:ins>
+                </m:ctrlPr>
+              </m:sSubPr>
+              <m:e>
+                <m:r>
+                  <w:ins w:id="147" w:author="Rawat, Saani (rawatsa)" w:date="2025-08-29T12:55:00Z">
+                    <w:rPr>
+                      <w:rFonts w:ascii="Cambria Math" w:hAnsi="Cambria Math"/>
+                    </w:rPr>
+                    <m:t>t</m:t>
+                  </w:ins>
+                </m:r>
+              </m:e>
+              <m:sub>
+                <m:r>
+                  <w:ins w:id="148" w:author="Rawat, Saani (rawatsa)" w:date="2025-08-29T12:52:00Z">
+                    <w:rPr>
+                      <w:rFonts w:ascii="Cambria Math" w:hAnsi="Cambria Math"/>
+                    </w:rPr>
+                    <m:t>i</m:t>
+                  </w:ins>
+                </m:r>
+              </m:sub>
+            </m:sSub>
+            <m:r>
+              <w:ins w:id="149" w:author="Rawat, Saani (rawatsa)" w:date="2025-08-29T12:52:00Z">
+                <w:rPr>
+                  <w:rFonts w:ascii="Cambria Math" w:hAnsi="Cambria Math"/>
+                </w:rPr>
+                <m:t>-1</m:t>
+              </w:ins>
+            </m:r>
+          </m:e>
+        </m:d>
+        <m:r>
+          <w:ins w:id="150" w:author="Rawat, Saani (rawatsa)" w:date="2025-08-29T12:53:00Z">
+            <w:rPr>
+              <w:rFonts w:ascii="Cambria Math" w:hAnsi="Cambria Math"/>
+            </w:rPr>
+            <m:t>, post={</m:t>
+          </w:ins>
+        </m:r>
+        <m:sSub>
+          <m:sSubPr>
+            <m:ctrlPr>
+              <w:ins w:id="151" w:author="Rawat, Saani (rawatsa)" w:date="2025-08-29T12:53:00Z">
+                <w:rPr>
+                  <w:rFonts w:ascii="Cambria Math" w:hAnsi="Cambria Math"/>
+                  <w:i/>
+                </w:rPr>
+              </w:ins>
+            </m:ctrlPr>
+          </m:sSubPr>
+          <m:e>
+            <m:r>
+              <w:ins w:id="152" w:author="Rawat, Saani (rawatsa)" w:date="2025-08-29T12:55:00Z">
+                <w:rPr>
+                  <w:rFonts w:ascii="Cambria Math" w:hAnsi="Cambria Math"/>
+                </w:rPr>
+                <m:t>t</m:t>
+              </w:ins>
+            </m:r>
+          </m:e>
+          <m:sub>
+            <m:r>
+              <w:ins w:id="153" w:author="Rawat, Saani (rawatsa)" w:date="2025-08-29T12:53:00Z">
+                <w:rPr>
+                  <w:rFonts w:ascii="Cambria Math" w:hAnsi="Cambria Math"/>
+                </w:rPr>
+                <m:t>i</m:t>
+              </w:ins>
+            </m:r>
+          </m:sub>
+        </m:sSub>
+        <m:r>
+          <w:ins w:id="154" w:author="Rawat, Saani (rawatsa)" w:date="2025-08-29T12:53:00Z">
+            <w:rPr>
+              <w:rFonts w:ascii="Cambria Math" w:hAnsi="Cambria Math"/>
+            </w:rPr>
+            <m:t xml:space="preserve">+1, </m:t>
+          </w:ins>
+        </m:r>
+        <m:sSub>
+          <m:sSubPr>
+            <m:ctrlPr>
+              <w:ins w:id="155" w:author="Rawat, Saani (rawatsa)" w:date="2025-08-29T12:53:00Z">
+                <w:rPr>
+                  <w:rFonts w:ascii="Cambria Math" w:hAnsi="Cambria Math"/>
+                  <w:i/>
+                </w:rPr>
+              </w:ins>
+            </m:ctrlPr>
+          </m:sSubPr>
+          <m:e>
+            <m:r>
+              <w:ins w:id="156" w:author="Rawat, Saani (rawatsa)" w:date="2025-08-29T12:55:00Z">
+                <w:rPr>
+                  <w:rFonts w:ascii="Cambria Math" w:hAnsi="Cambria Math"/>
+                </w:rPr>
+                <m:t>t</m:t>
+              </w:ins>
+            </m:r>
+          </m:e>
+          <m:sub>
+            <m:r>
+              <w:ins w:id="157" w:author="Rawat, Saani (rawatsa)" w:date="2025-08-29T12:53:00Z">
+                <w:rPr>
+                  <w:rFonts w:ascii="Cambria Math" w:hAnsi="Cambria Math"/>
+                </w:rPr>
+                <m:t>i</m:t>
+              </w:ins>
+            </m:r>
+          </m:sub>
+        </m:sSub>
+        <m:r>
+          <w:ins w:id="158" w:author="Rawat, Saani (rawatsa)" w:date="2025-08-29T12:53:00Z">
+            <w:rPr>
+              <w:rFonts w:ascii="Cambria Math" w:hAnsi="Cambria Math"/>
+            </w:rPr>
+            <m:t xml:space="preserve">+2, </m:t>
+          </w:ins>
+        </m:r>
+        <m:sSub>
+          <m:sSubPr>
+            <m:ctrlPr>
+              <w:ins w:id="159" w:author="Rawat, Saani (rawatsa)" w:date="2025-08-29T12:53:00Z">
+                <w:rPr>
+                  <w:rFonts w:ascii="Cambria Math" w:hAnsi="Cambria Math"/>
+                  <w:i/>
+                </w:rPr>
+              </w:ins>
+            </m:ctrlPr>
+          </m:sSubPr>
+          <m:e>
+            <m:r>
+              <w:ins w:id="160" w:author="Rawat, Saani (rawatsa)" w:date="2025-08-29T12:55:00Z">
+                <w:rPr>
+                  <w:rFonts w:ascii="Cambria Math" w:hAnsi="Cambria Math"/>
+                </w:rPr>
+                <m:t>t</m:t>
+              </w:ins>
+            </m:r>
+          </m:e>
+          <m:sub>
+            <m:r>
+              <w:ins w:id="161" w:author="Rawat, Saani (rawatsa)" w:date="2025-08-29T12:53:00Z">
+                <w:rPr>
+                  <w:rFonts w:ascii="Cambria Math" w:hAnsi="Cambria Math"/>
+                </w:rPr>
+                <m:t>i</m:t>
+              </w:ins>
+            </m:r>
+          </m:sub>
+        </m:sSub>
+        <m:r>
+          <w:ins w:id="162" w:author="Rawat, Saani (rawatsa)" w:date="2025-08-29T12:53:00Z">
+            <w:rPr>
+              <w:rFonts w:ascii="Cambria Math" w:hAnsi="Cambria Math"/>
+            </w:rPr>
+            <m:t>+3}</m:t>
+          </w:ins>
+        </m:r>
+        <m:r>
+          <w:ins w:id="163" w:author="Rawat, Saani (rawatsa)" w:date="2025-08-29T12:54:00Z">
+            <w:rPr>
+              <w:rStyle w:val="FootnoteReference"/>
+              <w:rFonts w:ascii="Cambria Math" w:hAnsi="Cambria Math"/>
+              <w:i/>
+            </w:rPr>
+            <w:footnoteReference w:id="3"/>
+          </w:ins>
+        </m:r>
+      </m:oMath>
+      <w:ins w:id="166" w:author="Rawat, Saani (rawatsa)" w:date="2025-08-29T12:52:00Z">
+        <w:r>
+          <w:rPr>
+            <w:rFonts w:eastAsiaTheme="minorEastAsia"/>
+          </w:rPr>
+          <w:t xml:space="preserve"> </w:t>
+        </w:r>
+      </w:ins>
+    </w:p>
+    <w:p>
+      <w:pPr>
+        <w:rPr>
+          <w:ins w:id="167" w:author="Rawat, Saani (rawatsa)" w:date="2025-08-29T12:57:00Z"/>
+          <w:rFonts w:eastAsiaTheme="minorEastAsia"/>
+          <w:sz w:val="24"/>
+          <w:szCs w:val="24"/>
+        </w:rPr>
+      </w:pPr>
+      <m:oMathPara>
+        <m:oMath>
+          <m:r>
+            <w:ins w:id="168" w:author="Rawat, Saani (rawatsa)" w:date="2025-08-29T12:57:00Z">
+              <w:rPr>
+                <w:rFonts w:ascii="Cambria Math" w:hAnsi="Cambria Math"/>
+                <w:sz w:val="24"/>
+                <w:szCs w:val="24"/>
+              </w:rPr>
+              <w:br/>
+            </w:ins>
+          </m:r>
+          <m:r>
+            <w:ins w:id="169" w:author="Rawat, Saani (rawatsa)" w:date="2025-08-29T12:56:00Z">
+              <w:rPr>
+                <w:rFonts w:ascii="Cambria Math" w:hAnsi="Cambria Math"/>
+                <w:sz w:val="24"/>
+                <w:szCs w:val="24"/>
+              </w:rPr>
+              <m:t>Pos</m:t>
+            </w:ins>
+          </m:r>
+          <m:sSub>
+            <m:sSubPr>
+              <m:ctrlPr>
+                <w:ins w:id="170" w:author="Rawat, Saani (rawatsa)" w:date="2025-08-29T12:56:00Z">
+                  <w:rPr>
+                    <w:rFonts w:ascii="Cambria Math" w:hAnsi="Cambria Math"/>
+                    <w:i/>
+                    <w:sz w:val="24"/>
+                    <w:szCs w:val="24"/>
+                  </w:rPr>
+                </w:ins>
+              </m:ctrlPr>
+            </m:sSubPr>
+            <m:e>
+              <m:r>
+                <w:ins w:id="171" w:author="Rawat, Saani (rawatsa)" w:date="2025-08-29T12:56:00Z">
+                  <w:rPr>
+                    <w:rFonts w:ascii="Cambria Math" w:hAnsi="Cambria Math"/>
+                    <w:sz w:val="24"/>
+                    <w:szCs w:val="24"/>
+                  </w:rPr>
+                  <m:t>t</m:t>
+                </w:ins>
+              </m:r>
+            </m:e>
+            <m:sub>
+              <m:r>
+                <w:ins w:id="172" w:author="Rawat, Saani (rawatsa)" w:date="2025-08-29T12:56:00Z">
+                  <w:rPr>
+                    <w:rFonts w:ascii="Cambria Math" w:hAnsi="Cambria Math"/>
+                    <w:sz w:val="24"/>
+                    <w:szCs w:val="24"/>
+                  </w:rPr>
+                  <m:t>iτ</m:t>
+                </w:ins>
+              </m:r>
+            </m:sub>
+          </m:sSub>
+          <m:r>
+            <w:ins w:id="173" w:author="Rawat, Saani (rawatsa)" w:date="2025-08-29T12:56:00Z">
+              <w:rPr>
+                <w:rFonts w:ascii="Cambria Math" w:hAnsi="Cambria Math"/>
+                <w:sz w:val="24"/>
+                <w:szCs w:val="24"/>
+              </w:rPr>
+              <m:t>=</m:t>
+            </w:ins>
+          </m:r>
+          <m:sSub>
+            <m:sSubPr>
+              <m:ctrlPr>
+                <w:ins w:id="174" w:author="Rawat, Saani (rawatsa)" w:date="2025-08-29T12:56:00Z">
+                  <w:rPr>
+                    <w:rFonts w:ascii="Cambria Math" w:hAnsi="Cambria Math"/>
+                    <w:i/>
+                    <w:sz w:val="24"/>
+                    <w:szCs w:val="24"/>
+                  </w:rPr>
+                </w:ins>
+              </m:ctrlPr>
+            </m:sSubPr>
+            <m:e>
+              <m:r>
+                <w:ins w:id="175" w:author="Rawat, Saani (rawatsa)" w:date="2025-08-29T12:56:00Z">
+                  <w:rPr>
+                    <w:rFonts w:ascii="Cambria Math" w:hAnsi="Cambria Math"/>
+                    <w:sz w:val="24"/>
+                    <w:szCs w:val="24"/>
+                  </w:rPr>
+                  <m:t>1</m:t>
+                </w:ins>
+              </m:r>
+            </m:e>
+            <m:sub>
+              <m:r>
+                <w:ins w:id="176" w:author="Rawat, Saani (rawatsa)" w:date="2025-08-29T12:56:00Z">
+                  <w:rPr>
+                    <w:rFonts w:ascii="Cambria Math" w:hAnsi="Cambria Math"/>
+                    <w:sz w:val="24"/>
+                    <w:szCs w:val="24"/>
+                  </w:rPr>
+                  <m:t>{τ=post}</m:t>
+                </w:ins>
+              </m:r>
+            </m:sub>
+          </m:sSub>
+        </m:oMath>
+      </m:oMathPara>
+      <w:ins w:id="177" w:author="Rawat, Saani (rawatsa)" w:date="2025-08-29T12:56:00Z">
+        <w:r>
+          <w:rPr>
+            <w:rFonts w:eastAsiaTheme="minorEastAsia"/>
+            <w:sz w:val="24"/>
+            <w:szCs w:val="24"/>
+          </w:rPr>
+          <w:t xml:space="preserve"> and </w:t>
+        </w:r>
+      </w:ins>
+      <m:oMath>
+        <m:sSub>
+          <m:sSubPr>
+            <m:ctrlPr>
+              <w:ins w:id="178" w:author="Rawat, Saani (rawatsa)" w:date="2025-08-29T12:56:00Z">
+                <w:rPr>
+                  <w:rFonts w:ascii="Cambria Math" w:hAnsi="Cambria Math"/>
+                  <w:i/>
+                  <w:sz w:val="24"/>
+                  <w:szCs w:val="24"/>
+                </w:rPr>
+              </w:ins>
+            </m:ctrlPr>
+          </m:sSubPr>
+          <m:e>
+            <m:r>
+              <w:ins w:id="179" w:author="Rawat, Saani (rawatsa)" w:date="2025-08-29T12:57:00Z">
+                <w:rPr>
+                  <w:rFonts w:ascii="Cambria Math" w:hAnsi="Cambria Math"/>
+                  <w:sz w:val="24"/>
+                  <w:szCs w:val="24"/>
+                </w:rPr>
+                <m:t>pass</m:t>
+              </w:ins>
+            </m:r>
+          </m:e>
+          <m:sub>
+            <m:r>
+              <w:ins w:id="180" w:author="Rawat, Saani (rawatsa)" w:date="2025-08-29T12:56:00Z">
+                <w:rPr>
+                  <w:rFonts w:ascii="Cambria Math" w:hAnsi="Cambria Math"/>
+                  <w:sz w:val="24"/>
+                  <w:szCs w:val="24"/>
+                </w:rPr>
+                <m:t>iτ</m:t>
+              </w:ins>
+            </m:r>
+          </m:sub>
+        </m:sSub>
+      </m:oMath>
+      <w:ins w:id="181" w:author="Rawat, Saani (rawatsa)" w:date="2025-08-29T12:57:00Z">
+        <w:r>
+          <w:rPr>
+            <w:rFonts w:eastAsiaTheme="minorEastAsia"/>
+            <w:sz w:val="24"/>
+            <w:szCs w:val="24"/>
+          </w:rPr>
+          <w:t>= 1 if election was passed, 0 otherwise.</w:t>
+        </w:r>
+      </w:ins>
+    </w:p>
+    <w:p>
+      <w:pPr>
+        <w:rPr>
+          <w:ins w:id="182" w:author="Rawat, Saani (rawatsa)" w:date="2025-08-29T12:59:00Z"/>
+          <w:rFonts w:eastAsiaTheme="minorEastAsia"/>
+          <w:sz w:val="24"/>
+          <w:szCs w:val="24"/>
+        </w:rPr>
+      </w:pPr>
+      <m:oMath>
+        <m:r>
+          <w:ins w:id="183" w:author="Rawat, Saani (rawatsa)" w:date="2025-08-29T12:58:00Z">
+            <w:rPr>
+              <w:rFonts w:ascii="Cambria Math" w:hAnsi="Cambria Math"/>
+              <w:sz w:val="24"/>
+              <w:szCs w:val="24"/>
+            </w:rPr>
+            <w:lastRenderedPageBreak/>
+            <m:t>β</m:t>
+          </w:ins>
+        </m:r>
+      </m:oMath>
+      <w:ins w:id="184" w:author="Rawat, Saani (rawatsa)" w:date="2025-08-29T12:59:00Z">
+        <w:r>
+          <w:rPr>
+            <w:rFonts w:eastAsiaTheme="minorEastAsia"/>
+            <w:sz w:val="24"/>
+            <w:szCs w:val="24"/>
+          </w:rPr>
+          <w:t xml:space="preserve"> </w:t>
+        </w:r>
+      </w:ins>
+      <w:ins w:id="185" w:author="Rawat, Saani (rawatsa)" w:date="2025-08-29T12:58:00Z">
+        <w:r>
+          <w:rPr>
+            <w:rFonts w:eastAsiaTheme="minorEastAsia"/>
+            <w:sz w:val="24"/>
+            <w:szCs w:val="24"/>
+          </w:rPr>
+          <w:t xml:space="preserve">is the </w:t>
+        </w:r>
+        <w:r>
+          <w:rPr>
+            <w:rFonts w:eastAsiaTheme="minorEastAsia"/>
+            <w:sz w:val="24"/>
+            <w:szCs w:val="24"/>
+          </w:rPr>
+          <w:t>first-stage effect for our collaps</w:t>
+        </w:r>
+      </w:ins>
+      <w:ins w:id="186" w:author="Rawat, Saani (rawatsa)" w:date="2025-08-29T12:59:00Z">
+        <w:r>
+          <w:rPr>
+            <w:rFonts w:eastAsiaTheme="minorEastAsia"/>
+            <w:sz w:val="24"/>
+            <w:szCs w:val="24"/>
+          </w:rPr>
+          <w:t xml:space="preserve">ed </w:t>
+        </w:r>
+        <w:proofErr w:type="spellStart"/>
+        <w:r>
+          <w:rPr>
+            <w:rFonts w:eastAsiaTheme="minorEastAsia"/>
+            <w:sz w:val="24"/>
+            <w:szCs w:val="24"/>
+          </w:rPr>
+          <w:t>DiD</w:t>
+        </w:r>
+        <w:proofErr w:type="spellEnd"/>
+        <w:r>
+          <w:rPr>
+            <w:rFonts w:eastAsiaTheme="minorEastAsia"/>
+            <w:sz w:val="24"/>
+            <w:szCs w:val="24"/>
+          </w:rPr>
+          <w:t>-style specification, with standard errors clustered at the township level.</w:t>
+        </w:r>
+      </w:ins>
+      <w:ins w:id="187" w:author="Rawat, Saani (rawatsa)" w:date="2025-08-29T13:00:00Z">
+        <w:r>
+          <w:rPr>
+            <w:rFonts w:eastAsiaTheme="minorEastAsia"/>
+            <w:sz w:val="24"/>
+            <w:szCs w:val="24"/>
+          </w:rPr>
+          <w:t xml:space="preserve"> </w:t>
+        </w:r>
+      </w:ins>
+      <m:oMath>
+        <m:acc>
+          <m:accPr>
+            <m:chr m:val="̅"/>
+            <m:ctrlPr>
+              <w:ins w:id="188" w:author="Rawat, Saani (rawatsa)" w:date="2025-08-29T13:00:00Z">
+                <w:rPr>
+                  <w:rFonts w:ascii="Cambria Math" w:hAnsi="Cambria Math"/>
+                  <w:i/>
+                  <w:sz w:val="24"/>
+                  <w:szCs w:val="24"/>
+                </w:rPr>
+              </w:ins>
+            </m:ctrlPr>
+          </m:accPr>
+          <m:e>
+            <m:sSub>
+              <m:sSubPr>
+                <m:ctrlPr>
+                  <w:ins w:id="189" w:author="Rawat, Saani (rawatsa)" w:date="2025-08-29T13:01:00Z">
+                    <w:rPr>
+                      <w:rFonts w:ascii="Cambria Math" w:hAnsi="Cambria Math"/>
+                      <w:i/>
+                      <w:sz w:val="24"/>
+                      <w:szCs w:val="24"/>
+                    </w:rPr>
+                  </w:ins>
+                </m:ctrlPr>
+              </m:sSubPr>
+              <m:e>
+                <m:r>
+                  <w:ins w:id="190" w:author="Rawat, Saani (rawatsa)" w:date="2025-08-29T13:01:00Z">
+                    <w:rPr>
+                      <w:rFonts w:ascii="Cambria Math" w:hAnsi="Cambria Math"/>
+                      <w:sz w:val="24"/>
+                      <w:szCs w:val="24"/>
+                    </w:rPr>
+                    <m:t>Y</m:t>
+                  </w:ins>
+                </m:r>
+              </m:e>
+              <m:sub>
+                <m:r>
+                  <w:ins w:id="191" w:author="Rawat, Saani (rawatsa)" w:date="2025-08-29T13:01:00Z">
+                    <w:rPr>
+                      <w:rFonts w:ascii="Cambria Math" w:hAnsi="Cambria Math"/>
+                      <w:sz w:val="24"/>
+                      <w:szCs w:val="24"/>
+                    </w:rPr>
+                    <m:t>iτ</m:t>
+                  </w:ins>
+                </m:r>
+              </m:sub>
+            </m:sSub>
+          </m:e>
+        </m:acc>
+      </m:oMath>
+      <w:ins w:id="192" w:author="Rawat, Saani (rawatsa)" w:date="2025-08-29T13:01:00Z">
+        <w:r>
+          <w:rPr>
+            <w:rFonts w:eastAsiaTheme="minorEastAsia"/>
+            <w:sz w:val="24"/>
+            <w:szCs w:val="24"/>
+          </w:rPr>
+          <w:t xml:space="preserve"> is the 3-year mean or median of the outcome variable</w:t>
+        </w:r>
+      </w:ins>
+      <w:ins w:id="193" w:author="Rawat, Saani (rawatsa)" w:date="2025-08-29T13:02:00Z">
+        <w:r>
+          <w:rPr>
+            <w:rStyle w:val="FootnoteReference"/>
+            <w:rFonts w:eastAsiaTheme="minorEastAsia"/>
+            <w:sz w:val="24"/>
+            <w:szCs w:val="24"/>
+          </w:rPr>
+          <w:footnoteReference w:id="4"/>
+        </w:r>
+        <w:r>
+          <w:rPr>
+            <w:rFonts w:eastAsiaTheme="minorEastAsia"/>
+            <w:sz w:val="24"/>
+            <w:szCs w:val="24"/>
+          </w:rPr>
+          <w:t>.</w:t>
+        </w:r>
+      </w:ins>
+    </w:p>
+    <w:p>
+      <w:pPr>
+        <w:rPr>
+          <w:ins w:id="195" w:author="Rawat, Saani (rawatsa)" w:date="2025-08-29T12:59:00Z"/>
+          <w:rFonts w:eastAsiaTheme="minorEastAsia"/>
+          <w:sz w:val="24"/>
+          <w:szCs w:val="24"/>
+        </w:rPr>
+      </w:pPr>
+    </w:p>
+    <w:p>
+      <w:pPr>
+        <w:rPr>
+          <w:ins w:id="196" w:author="Rawat, Saani (rawatsa)" w:date="2025-08-29T13:12:00Z"/>
+        </w:rPr>
+      </w:pPr>
+    </w:p>
+    <w:tbl>
+      <w:tblPr>
+        <w:tblStyle w:val="TableGrid0"/>
+        <w:tblW w:w="0" w:type="auto"/>
+        <w:tblLook w:val="04A0" w:firstRow="1" w:lastRow="0" w:firstColumn="1" w:lastColumn="0" w:noHBand="0" w:noVBand="1"/>
+        <w:tblPrChange w:id="197" w:author="Rawat, Saani (rawatsa)" w:date="2025-08-29T14:21:00Z">
+          <w:tblPr>
+            <w:tblStyle w:val="TableGrid0"/>
+            <w:tblW w:w="0" w:type="auto"/>
+            <w:tblLook w:val="04A0" w:firstRow="1" w:lastRow="0" w:firstColumn="1" w:lastColumn="0" w:noHBand="0" w:noVBand="1"/>
+          </w:tblPr>
+        </w:tblPrChange>
+      </w:tblPr>
+      <w:tblGrid>
+        <w:gridCol w:w="3163"/>
+        <w:gridCol w:w="3164"/>
+        <w:gridCol w:w="3164"/>
+        <w:tblGridChange w:id="198">
+          <w:tblGrid>
+            <w:gridCol w:w="2607"/>
+            <w:gridCol w:w="2608"/>
+            <w:gridCol w:w="1112"/>
+            <w:gridCol w:w="1496"/>
+            <w:gridCol w:w="1668"/>
+          </w:tblGrid>
+        </w:tblGridChange>
+      </w:tblGrid>
+      <w:tr>
+        <w:trPr>
+          <w:trHeight w:val="532"/>
+          <w:ins w:id="199" w:author="Rawat, Saani (rawatsa)" w:date="2025-08-29T14:18:00Z"/>
+          <w:trPrChange w:id="200" w:author="Rawat, Saani (rawatsa)" w:date="2025-08-29T14:21:00Z">
+            <w:trPr>
+              <w:trHeight w:val="532"/>
+            </w:trPr>
+          </w:trPrChange>
+        </w:trPr>
+        <w:tc>
+          <w:tcPr>
+            <w:tcW w:w="6327" w:type="dxa"/>
+            <w:gridSpan w:val="2"/>
+            <w:tcBorders>
+              <w:right w:val="nil"/>
+            </w:tcBorders>
+            <w:vAlign w:val="center"/>
+            <w:tcPrChange w:id="201" w:author="Rawat, Saani (rawatsa)" w:date="2025-08-29T14:21:00Z">
+              <w:tcPr>
+                <w:tcW w:w="6327" w:type="dxa"/>
+                <w:gridSpan w:val="3"/>
+                <w:vAlign w:val="center"/>
+              </w:tcPr>
+            </w:tcPrChange>
+          </w:tcPr>
+          <w:p>
+            <w:pPr>
+              <w:rPr>
+                <w:ins w:id="202" w:author="Rawat, Saani (rawatsa)" w:date="2025-08-29T14:18:00Z"/>
+                <w:b/>
+                <w:bCs/>
+              </w:rPr>
+            </w:pPr>
+            <w:ins w:id="203" w:author="Rawat, Saani (rawatsa)" w:date="2025-08-29T14:18:00Z">
+              <w:r>
+                <w:t>Panel A. Property Tax Revenue</w:t>
+              </w:r>
+            </w:ins>
+          </w:p>
+        </w:tc>
+        <w:tc>
+          <w:tcPr>
+            <w:tcW w:w="3164" w:type="dxa"/>
+            <w:tcBorders>
+              <w:left w:val="nil"/>
+              <w:bottom w:val="single" w:sz="4" w:space="0" w:color="auto"/>
+            </w:tcBorders>
+            <w:vAlign w:val="center"/>
+            <w:tcPrChange w:id="204" w:author="Rawat, Saani (rawatsa)" w:date="2025-08-29T14:21:00Z">
+              <w:tcPr>
+                <w:tcW w:w="3164" w:type="dxa"/>
+                <w:gridSpan w:val="2"/>
+                <w:vAlign w:val="center"/>
+              </w:tcPr>
+            </w:tcPrChange>
+          </w:tcPr>
+          <w:p>
+            <w:pPr>
+              <w:rPr>
+                <w:ins w:id="205" w:author="Rawat, Saani (rawatsa)" w:date="2025-08-29T14:18:00Z"/>
+                <w:b/>
+                <w:bCs/>
+              </w:rPr>
+            </w:pPr>
+          </w:p>
+        </w:tc>
+      </w:tr>
+      <w:tr>
+        <w:trPr>
+          <w:trHeight w:val="273"/>
+          <w:ins w:id="206" w:author="Rawat, Saani (rawatsa)" w:date="2025-08-29T14:15:00Z"/>
+          <w:trPrChange w:id="207" w:author="Rawat, Saani (rawatsa)" w:date="2025-08-29T14:21:00Z">
+            <w:trPr>
+              <w:gridAfter w:val="0"/>
+            </w:trPr>
+          </w:trPrChange>
+        </w:trPr>
+        <w:tc>
+          <w:tcPr>
+            <w:tcW w:w="3163" w:type="dxa"/>
+            <w:tcBorders>
+              <w:top w:val="nil"/>
+              <w:left w:val="single" w:sz="4" w:space="0" w:color="auto"/>
+              <w:bottom w:val="nil"/>
+              <w:right w:val="nil"/>
+            </w:tcBorders>
+            <w:vAlign w:val="center"/>
+            <w:tcPrChange w:id="208" w:author="Rawat, Saani (rawatsa)" w:date="2025-08-29T14:21:00Z">
+              <w:tcPr>
+                <w:tcW w:w="2607" w:type="dxa"/>
+                <w:vAlign w:val="center"/>
+              </w:tcPr>
+            </w:tcPrChange>
+          </w:tcPr>
+          <w:p>
+            <w:pPr>
+              <w:rPr>
+                <w:ins w:id="209" w:author="Rawat, Saani (rawatsa)" w:date="2025-08-29T14:15:00Z"/>
+              </w:rPr>
+            </w:pPr>
+          </w:p>
+        </w:tc>
+        <w:tc>
+          <w:tcPr>
+            <w:tcW w:w="3164" w:type="dxa"/>
+            <w:tcBorders>
+              <w:top w:val="nil"/>
+              <w:left w:val="nil"/>
+              <w:bottom w:val="nil"/>
+              <w:right w:val="nil"/>
+            </w:tcBorders>
+            <w:vAlign w:val="center"/>
+            <w:tcPrChange w:id="210" w:author="Rawat, Saani (rawatsa)" w:date="2025-08-29T14:21:00Z">
+              <w:tcPr>
+                <w:tcW w:w="2608" w:type="dxa"/>
+                <w:vAlign w:val="center"/>
+              </w:tcPr>
+            </w:tcPrChange>
+          </w:tcPr>
+          <w:p>
+            <w:pPr>
+              <w:jc w:val="center"/>
+              <w:rPr>
+                <w:ins w:id="211" w:author="Rawat, Saani (rawatsa)" w:date="2025-08-29T14:15:00Z"/>
+              </w:rPr>
+              <w:pPrChange w:id="212" w:author="Rawat, Saani (rawatsa)" w:date="2025-08-29T14:19:00Z">
+                <w:pPr/>
+              </w:pPrChange>
+            </w:pPr>
+            <w:ins w:id="213" w:author="Rawat, Saani (rawatsa)" w:date="2025-08-29T14:17:00Z">
+              <w:r>
+                <w:rPr>
+                  <w:b/>
+                  <w:bCs/>
+                </w:rPr>
+                <w:t>Mean</w:t>
+              </w:r>
+            </w:ins>
+          </w:p>
+        </w:tc>
+        <w:tc>
+          <w:tcPr>
+            <w:tcW w:w="3164" w:type="dxa"/>
+            <w:tcBorders>
+              <w:top w:val="single" w:sz="4" w:space="0" w:color="auto"/>
+              <w:left w:val="nil"/>
+              <w:bottom w:val="nil"/>
+              <w:right w:val="single" w:sz="4" w:space="0" w:color="auto"/>
+            </w:tcBorders>
+            <w:vAlign w:val="center"/>
+            <w:tcPrChange w:id="214" w:author="Rawat, Saani (rawatsa)" w:date="2025-08-29T14:21:00Z">
+              <w:tcPr>
+                <w:tcW w:w="2608" w:type="dxa"/>
+                <w:gridSpan w:val="2"/>
+                <w:vAlign w:val="center"/>
+              </w:tcPr>
+            </w:tcPrChange>
+          </w:tcPr>
+          <w:p>
+            <w:pPr>
+              <w:jc w:val="center"/>
+              <w:rPr>
+                <w:ins w:id="215" w:author="Rawat, Saani (rawatsa)" w:date="2025-08-29T14:15:00Z"/>
+              </w:rPr>
+              <w:pPrChange w:id="216" w:author="Rawat, Saani (rawatsa)" w:date="2025-08-29T14:19:00Z">
+                <w:pPr/>
+              </w:pPrChange>
+            </w:pPr>
+            <w:ins w:id="217" w:author="Rawat, Saani (rawatsa)" w:date="2025-08-29T14:15:00Z">
+              <w:r>
+                <w:rPr>
+                  <w:b/>
+                  <w:bCs/>
+                </w:rPr>
+                <w:t>Median, τ=0.5 (95% CI)</w:t>
+              </w:r>
+            </w:ins>
+          </w:p>
+        </w:tc>
+      </w:tr>
+      <w:tr>
+        <w:trPr>
+          <w:trHeight w:val="272"/>
+          <w:ins w:id="218" w:author="Rawat, Saani (rawatsa)" w:date="2025-08-29T14:15:00Z"/>
+          <w:trPrChange w:id="219" w:author="Rawat, Saani (rawatsa)" w:date="2025-08-29T14:21:00Z">
+            <w:trPr>
+              <w:gridAfter w:val="0"/>
+            </w:trPr>
+          </w:trPrChange>
+        </w:trPr>
+        <w:tc>
+          <w:tcPr>
+            <w:tcW w:w="3163" w:type="dxa"/>
+            <w:tcBorders>
+              <w:top w:val="nil"/>
+              <w:left w:val="single" w:sz="4" w:space="0" w:color="auto"/>
+              <w:bottom w:val="nil"/>
+              <w:right w:val="nil"/>
+            </w:tcBorders>
+            <w:vAlign w:val="center"/>
+            <w:tcPrChange w:id="220" w:author="Rawat, Saani (rawatsa)" w:date="2025-08-29T14:21:00Z">
+              <w:tcPr>
+                <w:tcW w:w="2607" w:type="dxa"/>
+                <w:vAlign w:val="center"/>
+              </w:tcPr>
+            </w:tcPrChange>
+          </w:tcPr>
+          <w:p>
+            <w:pPr>
+              <w:rPr>
+                <w:ins w:id="221" w:author="Rawat, Saani (rawatsa)" w:date="2025-08-29T14:15:00Z"/>
+              </w:rPr>
+            </w:pPr>
+            <w:ins w:id="222" w:author="Rawat, Saani (rawatsa)" w:date="2025-08-29T14:15:00Z">
+              <w:r>
+                <w:rPr>
+                  <w:rStyle w:val="Strong"/>
+                </w:rPr>
+                <w:t>Pass</w:t>
+              </w:r>
+            </w:ins>
+          </w:p>
+        </w:tc>
+        <w:tc>
+          <w:tcPr>
+            <w:tcW w:w="3164" w:type="dxa"/>
+            <w:tcBorders>
+              <w:top w:val="nil"/>
+              <w:left w:val="nil"/>
+              <w:bottom w:val="nil"/>
+              <w:right w:val="nil"/>
+            </w:tcBorders>
+            <w:vAlign w:val="center"/>
+            <w:tcPrChange w:id="223" w:author="Rawat, Saani (rawatsa)" w:date="2025-08-29T14:21:00Z">
+              <w:tcPr>
+                <w:tcW w:w="2608" w:type="dxa"/>
+                <w:vAlign w:val="center"/>
+              </w:tcPr>
+            </w:tcPrChange>
+          </w:tcPr>
+          <w:p>
+            <w:pPr>
+              <w:jc w:val="center"/>
+              <w:rPr>
+                <w:ins w:id="224" w:author="Rawat, Saani (rawatsa)" w:date="2025-08-29T14:17:00Z"/>
+              </w:rPr>
+              <w:pPrChange w:id="225" w:author="Rawat, Saani (rawatsa)" w:date="2025-08-29T14:19:00Z">
+                <w:pPr/>
+              </w:pPrChange>
+            </w:pPr>
+            <w:ins w:id="226" w:author="Rawat, Saani (rawatsa)" w:date="2025-08-29T14:15:00Z">
+              <w:r>
+                <w:t>0.0922**</w:t>
+              </w:r>
+            </w:ins>
+          </w:p>
+          <w:p>
+            <w:pPr>
+              <w:jc w:val="center"/>
+              <w:rPr>
+                <w:ins w:id="227" w:author="Rawat, Saani (rawatsa)" w:date="2025-08-29T14:15:00Z"/>
+              </w:rPr>
+              <w:pPrChange w:id="228" w:author="Rawat, Saani (rawatsa)" w:date="2025-08-29T14:19:00Z">
+                <w:pPr/>
+              </w:pPrChange>
+            </w:pPr>
+            <w:ins w:id="229" w:author="Rawat, Saani (rawatsa)" w:date="2025-08-29T14:15:00Z">
+              <w:r>
+                <w:t>(0.0345)</w:t>
+              </w:r>
+            </w:ins>
+          </w:p>
+        </w:tc>
+        <w:tc>
+          <w:tcPr>
+            <w:tcW w:w="3164" w:type="dxa"/>
+            <w:tcBorders>
+              <w:top w:val="nil"/>
+              <w:left w:val="nil"/>
+              <w:bottom w:val="nil"/>
+              <w:right w:val="single" w:sz="4" w:space="0" w:color="auto"/>
+            </w:tcBorders>
+            <w:vAlign w:val="center"/>
+            <w:tcPrChange w:id="230" w:author="Rawat, Saani (rawatsa)" w:date="2025-08-29T14:21:00Z">
+              <w:tcPr>
+                <w:tcW w:w="2608" w:type="dxa"/>
+                <w:gridSpan w:val="2"/>
+                <w:vAlign w:val="center"/>
+              </w:tcPr>
+            </w:tcPrChange>
+          </w:tcPr>
+          <w:p>
+            <w:pPr>
+              <w:jc w:val="center"/>
+              <w:rPr>
+                <w:ins w:id="231" w:author="Rawat, Saani (rawatsa)" w:date="2025-08-29T14:17:00Z"/>
+              </w:rPr>
+              <w:pPrChange w:id="232" w:author="Rawat, Saani (rawatsa)" w:date="2025-08-29T14:19:00Z">
+                <w:pPr/>
+              </w:pPrChange>
+            </w:pPr>
+            <w:ins w:id="233" w:author="Rawat, Saani (rawatsa)" w:date="2025-08-29T14:15:00Z">
+              <w:r>
+                <w:t>0.1270</w:t>
+              </w:r>
+            </w:ins>
+            <w:ins w:id="234" w:author="Rawat, Saani (rawatsa)" w:date="2025-08-29T14:17:00Z">
+              <w:r>
+                <w:t>***</w:t>
+              </w:r>
+            </w:ins>
+          </w:p>
+          <w:p>
+            <w:pPr>
+              <w:jc w:val="center"/>
+              <w:rPr>
+                <w:ins w:id="235" w:author="Rawat, Saani (rawatsa)" w:date="2025-08-29T14:15:00Z"/>
+              </w:rPr>
+              <w:pPrChange w:id="236" w:author="Rawat, Saani (rawatsa)" w:date="2025-08-29T14:19:00Z">
+                <w:pPr/>
+              </w:pPrChange>
+            </w:pPr>
+            <w:ins w:id="237" w:author="Rawat, Saani (rawatsa)" w:date="2025-08-29T14:15:00Z">
+              <w:r>
+                <w:t>[0.0719, 0.1704]</w:t>
+              </w:r>
+            </w:ins>
+          </w:p>
+        </w:tc>
+      </w:tr>
+      <w:tr>
+        <w:trPr>
+          <w:trHeight w:val="273"/>
+          <w:ins w:id="238" w:author="Rawat, Saani (rawatsa)" w:date="2025-08-29T14:15:00Z"/>
+          <w:trPrChange w:id="239" w:author="Rawat, Saani (rawatsa)" w:date="2025-08-29T14:21:00Z">
+            <w:trPr>
+              <w:gridAfter w:val="0"/>
+            </w:trPr>
+          </w:trPrChange>
+        </w:trPr>
+        <w:tc>
+          <w:tcPr>
+            <w:tcW w:w="3163" w:type="dxa"/>
+            <w:tcBorders>
+              <w:top w:val="nil"/>
+              <w:left w:val="single" w:sz="4" w:space="0" w:color="auto"/>
+              <w:bottom w:val="nil"/>
+              <w:right w:val="nil"/>
+            </w:tcBorders>
+            <w:vAlign w:val="center"/>
+            <w:tcPrChange w:id="240" w:author="Rawat, Saani (rawatsa)" w:date="2025-08-29T14:21:00Z">
+              <w:tcPr>
+                <w:tcW w:w="2607" w:type="dxa"/>
+                <w:vAlign w:val="center"/>
+              </w:tcPr>
+            </w:tcPrChange>
+          </w:tcPr>
+          <w:p>
+            <w:pPr>
+              <w:rPr>
+                <w:ins w:id="241" w:author="Rawat, Saani (rawatsa)" w:date="2025-08-29T14:15:00Z"/>
+              </w:rPr>
+            </w:pPr>
+            <w:ins w:id="242" w:author="Rawat, Saani (rawatsa)" w:date="2025-08-29T14:15:00Z">
+              <w:r>
+                <w:t xml:space="preserve">N </w:t>
+              </w:r>
+            </w:ins>
+          </w:p>
+        </w:tc>
+        <w:tc>
+          <w:tcPr>
+            <w:tcW w:w="3164" w:type="dxa"/>
+            <w:tcBorders>
+              <w:top w:val="nil"/>
+              <w:left w:val="nil"/>
+              <w:bottom w:val="nil"/>
+              <w:right w:val="nil"/>
+            </w:tcBorders>
+            <w:vAlign w:val="center"/>
+            <w:tcPrChange w:id="243" w:author="Rawat, Saani (rawatsa)" w:date="2025-08-29T14:21:00Z">
+              <w:tcPr>
+                <w:tcW w:w="2608" w:type="dxa"/>
+                <w:vAlign w:val="center"/>
+              </w:tcPr>
+            </w:tcPrChange>
+          </w:tcPr>
+          <w:p>
+            <w:pPr>
+              <w:jc w:val="center"/>
+              <w:rPr>
+                <w:ins w:id="244" w:author="Rawat, Saani (rawatsa)" w:date="2025-08-29T14:15:00Z"/>
+              </w:rPr>
+              <w:pPrChange w:id="245" w:author="Rawat, Saani (rawatsa)" w:date="2025-08-29T14:19:00Z">
+                <w:pPr/>
+              </w:pPrChange>
+            </w:pPr>
+            <w:ins w:id="246" w:author="Rawat, Saani (rawatsa)" w:date="2025-08-29T14:15:00Z">
+              <w:r>
+                <w:t>266</w:t>
+              </w:r>
+            </w:ins>
+          </w:p>
+        </w:tc>
+        <w:tc>
+          <w:tcPr>
+            <w:tcW w:w="3164" w:type="dxa"/>
+            <w:tcBorders>
+              <w:top w:val="nil"/>
+              <w:left w:val="nil"/>
+              <w:bottom w:val="nil"/>
+              <w:right w:val="single" w:sz="4" w:space="0" w:color="auto"/>
+            </w:tcBorders>
+            <w:vAlign w:val="center"/>
+            <w:tcPrChange w:id="247" w:author="Rawat, Saani (rawatsa)" w:date="2025-08-29T14:21:00Z">
+              <w:tcPr>
+                <w:tcW w:w="2608" w:type="dxa"/>
+                <w:gridSpan w:val="2"/>
+                <w:vAlign w:val="center"/>
+              </w:tcPr>
+            </w:tcPrChange>
+          </w:tcPr>
+          <w:p>
+            <w:pPr>
+              <w:jc w:val="center"/>
+              <w:rPr>
+                <w:ins w:id="248" w:author="Rawat, Saani (rawatsa)" w:date="2025-08-29T14:15:00Z"/>
+              </w:rPr>
+              <w:pPrChange w:id="249" w:author="Rawat, Saani (rawatsa)" w:date="2025-08-29T14:19:00Z">
+                <w:pPr/>
+              </w:pPrChange>
+            </w:pPr>
+            <w:ins w:id="250" w:author="Rawat, Saani (rawatsa)" w:date="2025-08-29T14:15:00Z">
+              <w:r>
+                <w:t>266</w:t>
+              </w:r>
+            </w:ins>
+          </w:p>
+        </w:tc>
+      </w:tr>
+      <w:tr>
+        <w:trPr>
+          <w:trHeight w:val="532"/>
+          <w:ins w:id="251" w:author="Rawat, Saani (rawatsa)" w:date="2025-08-29T14:15:00Z"/>
+        </w:trPr>
+        <w:tc>
+          <w:tcPr>
+            <w:tcW w:w="9491" w:type="dxa"/>
+            <w:gridSpan w:val="3"/>
+            <w:vAlign w:val="center"/>
+          </w:tcPr>
+          <w:p>
+            <w:pPr>
+              <w:rPr>
+                <w:ins w:id="252" w:author="Rawat, Saani (rawatsa)" w:date="2025-08-29T14:15:00Z"/>
+              </w:rPr>
+            </w:pPr>
+            <w:ins w:id="253" w:author="Rawat, Saani (rawatsa)" w:date="2025-08-29T14:18:00Z">
+              <w:r>
+                <w:t>Panel B. Public Works Spending</w:t>
+              </w:r>
+            </w:ins>
+          </w:p>
+        </w:tc>
+      </w:tr>
+      <w:tr>
+        <w:trPr>
+          <w:trHeight w:val="259"/>
+          <w:ins w:id="254" w:author="Rawat, Saani (rawatsa)" w:date="2025-08-29T14:15:00Z"/>
+          <w:trPrChange w:id="255" w:author="Rawat, Saani (rawatsa)" w:date="2025-08-29T14:20:00Z">
+            <w:trPr>
+              <w:gridAfter w:val="0"/>
+            </w:trPr>
+          </w:trPrChange>
+        </w:trPr>
+        <w:tc>
+          <w:tcPr>
+            <w:tcW w:w="3163" w:type="dxa"/>
+            <w:tcBorders>
+              <w:bottom w:val="nil"/>
+              <w:right w:val="nil"/>
+            </w:tcBorders>
+            <w:vAlign w:val="center"/>
+            <w:tcPrChange w:id="256" w:author="Rawat, Saani (rawatsa)" w:date="2025-08-29T14:20:00Z">
+              <w:tcPr>
+                <w:tcW w:w="2607" w:type="dxa"/>
+                <w:vAlign w:val="center"/>
+              </w:tcPr>
+            </w:tcPrChange>
+          </w:tcPr>
+          <w:p>
+            <w:pPr>
+              <w:rPr>
+                <w:ins w:id="257" w:author="Rawat, Saani (rawatsa)" w:date="2025-08-29T14:15:00Z"/>
+              </w:rPr>
+            </w:pPr>
+          </w:p>
+        </w:tc>
+        <w:tc>
+          <w:tcPr>
+            <w:tcW w:w="3164" w:type="dxa"/>
+            <w:tcBorders>
+              <w:top w:val="nil"/>
+              <w:left w:val="nil"/>
+              <w:bottom w:val="nil"/>
+              <w:right w:val="nil"/>
+            </w:tcBorders>
+            <w:vAlign w:val="center"/>
+            <w:tcPrChange w:id="258" w:author="Rawat, Saani (rawatsa)" w:date="2025-08-29T14:20:00Z">
+              <w:tcPr>
+                <w:tcW w:w="2608" w:type="dxa"/>
+                <w:vAlign w:val="center"/>
+              </w:tcPr>
+            </w:tcPrChange>
+          </w:tcPr>
+          <w:p>
+            <w:pPr>
+              <w:jc w:val="center"/>
+              <w:rPr>
+                <w:ins w:id="259" w:author="Rawat, Saani (rawatsa)" w:date="2025-08-29T14:15:00Z"/>
+              </w:rPr>
+              <w:pPrChange w:id="260" w:author="Rawat, Saani (rawatsa)" w:date="2025-08-29T14:19:00Z">
+                <w:pPr/>
+              </w:pPrChange>
+            </w:pPr>
+            <w:ins w:id="261" w:author="Rawat, Saani (rawatsa)" w:date="2025-08-29T14:17:00Z">
+              <w:r>
+                <w:rPr>
+                  <w:b/>
+                  <w:bCs/>
+                </w:rPr>
+                <w:t>Median</w:t>
+              </w:r>
+            </w:ins>
+          </w:p>
+        </w:tc>
+        <w:tc>
+          <w:tcPr>
+            <w:tcW w:w="3164" w:type="dxa"/>
+            <w:tcBorders>
+              <w:top w:val="nil"/>
+              <w:left w:val="nil"/>
+              <w:bottom w:val="nil"/>
+              <w:right w:val="single" w:sz="4" w:space="0" w:color="auto"/>
+            </w:tcBorders>
+            <w:vAlign w:val="center"/>
+            <w:tcPrChange w:id="262" w:author="Rawat, Saani (rawatsa)" w:date="2025-08-29T14:20:00Z">
+              <w:tcPr>
+                <w:tcW w:w="2608" w:type="dxa"/>
+                <w:gridSpan w:val="2"/>
+                <w:vAlign w:val="center"/>
+              </w:tcPr>
+            </w:tcPrChange>
+          </w:tcPr>
+          <w:p>
+            <w:pPr>
+              <w:jc w:val="center"/>
+              <w:rPr>
+                <w:ins w:id="263" w:author="Rawat, Saani (rawatsa)" w:date="2025-08-29T14:15:00Z"/>
+              </w:rPr>
+              <w:pPrChange w:id="264" w:author="Rawat, Saani (rawatsa)" w:date="2025-08-29T14:19:00Z">
+                <w:pPr/>
+              </w:pPrChange>
+            </w:pPr>
+            <w:ins w:id="265" w:author="Rawat, Saani (rawatsa)" w:date="2025-08-29T14:16:00Z">
+              <w:r>
+                <w:rPr>
+                  <w:b/>
+                  <w:bCs/>
+                </w:rPr>
+                <w:t>Median, τ=0.5 (95% CI)</w:t>
+              </w:r>
+            </w:ins>
+          </w:p>
+        </w:tc>
+      </w:tr>
+      <w:tr>
+        <w:trPr>
+          <w:trHeight w:val="545"/>
+          <w:ins w:id="266" w:author="Rawat, Saani (rawatsa)" w:date="2025-08-29T14:16:00Z"/>
+          <w:trPrChange w:id="267" w:author="Rawat, Saani (rawatsa)" w:date="2025-08-29T14:20:00Z">
+            <w:trPr>
+              <w:gridAfter w:val="0"/>
+            </w:trPr>
+          </w:trPrChange>
+        </w:trPr>
+        <w:tc>
+          <w:tcPr>
+            <w:tcW w:w="3163" w:type="dxa"/>
+            <w:tcBorders>
+              <w:top w:val="nil"/>
+              <w:bottom w:val="nil"/>
+              <w:right w:val="nil"/>
+            </w:tcBorders>
+            <w:vAlign w:val="center"/>
+            <w:tcPrChange w:id="268" w:author="Rawat, Saani (rawatsa)" w:date="2025-08-29T14:20:00Z">
+              <w:tcPr>
+                <w:tcW w:w="2607" w:type="dxa"/>
+                <w:vAlign w:val="center"/>
+              </w:tcPr>
+            </w:tcPrChange>
+          </w:tcPr>
+          <w:p>
+            <w:pPr>
+              <w:rPr>
+                <w:ins w:id="269" w:author="Rawat, Saani (rawatsa)" w:date="2025-08-29T14:16:00Z"/>
+              </w:rPr>
+            </w:pPr>
+            <w:ins w:id="270" w:author="Rawat, Saani (rawatsa)" w:date="2025-08-29T14:16:00Z">
+              <w:r>
+                <w:rPr>
+                  <w:rStyle w:val="Strong"/>
+                </w:rPr>
+                <w:t>Pass</w:t>
+              </w:r>
+            </w:ins>
+          </w:p>
+        </w:tc>
+        <w:tc>
+          <w:tcPr>
+            <w:tcW w:w="3164" w:type="dxa"/>
+            <w:tcBorders>
+              <w:top w:val="nil"/>
+              <w:left w:val="nil"/>
+              <w:bottom w:val="nil"/>
+              <w:right w:val="nil"/>
+            </w:tcBorders>
+            <w:vAlign w:val="center"/>
+            <w:tcPrChange w:id="271" w:author="Rawat, Saani (rawatsa)" w:date="2025-08-29T14:20:00Z">
+              <w:tcPr>
+                <w:tcW w:w="2608" w:type="dxa"/>
+                <w:vAlign w:val="center"/>
+              </w:tcPr>
+            </w:tcPrChange>
+          </w:tcPr>
+          <w:p>
+            <w:pPr>
+              <w:jc w:val="center"/>
+              <w:rPr>
+                <w:ins w:id="272" w:author="Rawat, Saani (rawatsa)" w:date="2025-08-29T14:18:00Z"/>
+              </w:rPr>
+              <w:pPrChange w:id="273" w:author="Rawat, Saani (rawatsa)" w:date="2025-08-29T14:19:00Z">
+                <w:pPr/>
+              </w:pPrChange>
+            </w:pPr>
+            <w:ins w:id="274" w:author="Rawat, Saani (rawatsa)" w:date="2025-08-29T14:16:00Z">
+              <w:r>
+                <w:t>0.0852*</w:t>
+              </w:r>
+            </w:ins>
+          </w:p>
+          <w:p>
+            <w:pPr>
+              <w:jc w:val="center"/>
+              <w:rPr>
+                <w:ins w:id="275" w:author="Rawat, Saani (rawatsa)" w:date="2025-08-29T14:16:00Z"/>
+              </w:rPr>
+              <w:pPrChange w:id="276" w:author="Rawat, Saani (rawatsa)" w:date="2025-08-29T14:19:00Z">
+                <w:pPr/>
+              </w:pPrChange>
+            </w:pPr>
+            <w:ins w:id="277" w:author="Rawat, Saani (rawatsa)" w:date="2025-08-29T14:16:00Z">
+              <w:r>
+                <w:t>(0.0444)</w:t>
+              </w:r>
+            </w:ins>
+          </w:p>
+        </w:tc>
+        <w:tc>
+          <w:tcPr>
+            <w:tcW w:w="3164" w:type="dxa"/>
+            <w:tcBorders>
+              <w:top w:val="nil"/>
+              <w:left w:val="nil"/>
+              <w:bottom w:val="nil"/>
+              <w:right w:val="single" w:sz="4" w:space="0" w:color="auto"/>
+            </w:tcBorders>
+            <w:vAlign w:val="center"/>
+            <w:tcPrChange w:id="278" w:author="Rawat, Saani (rawatsa)" w:date="2025-08-29T14:20:00Z">
+              <w:tcPr>
+                <w:tcW w:w="2608" w:type="dxa"/>
+                <w:gridSpan w:val="2"/>
+                <w:vAlign w:val="center"/>
+              </w:tcPr>
+            </w:tcPrChange>
+          </w:tcPr>
+          <w:p>
+            <w:pPr>
+              <w:jc w:val="center"/>
+              <w:rPr>
+                <w:ins w:id="279" w:author="Rawat, Saani (rawatsa)" w:date="2025-08-29T14:18:00Z"/>
+              </w:rPr>
+              <w:pPrChange w:id="280" w:author="Rawat, Saani (rawatsa)" w:date="2025-08-29T14:19:00Z">
+                <w:pPr/>
+              </w:pPrChange>
+            </w:pPr>
+            <w:ins w:id="281" w:author="Rawat, Saani (rawatsa)" w:date="2025-08-29T14:16:00Z">
+              <w:r>
+                <w:t>0.0859</w:t>
+              </w:r>
+            </w:ins>
+            <w:ins w:id="282" w:author="Rawat, Saani (rawatsa)" w:date="2025-08-29T14:18:00Z">
+              <w:r>
+                <w:t>***</w:t>
+              </w:r>
+            </w:ins>
+          </w:p>
+          <w:p>
+            <w:pPr>
+              <w:jc w:val="center"/>
+              <w:rPr>
+                <w:ins w:id="283" w:author="Rawat, Saani (rawatsa)" w:date="2025-08-29T14:16:00Z"/>
+              </w:rPr>
+              <w:pPrChange w:id="284" w:author="Rawat, Saani (rawatsa)" w:date="2025-08-29T14:19:00Z">
+                <w:pPr/>
+              </w:pPrChange>
+            </w:pPr>
+            <w:ins w:id="285" w:author="Rawat, Saani (rawatsa)" w:date="2025-08-29T14:16:00Z">
+              <w:r>
+                <w:t>[0.0196, 0.1444]</w:t>
+              </w:r>
+            </w:ins>
+          </w:p>
+        </w:tc>
+      </w:tr>
+      <w:tr>
+        <w:trPr>
+          <w:trHeight w:val="259"/>
+          <w:ins w:id="286" w:author="Rawat, Saani (rawatsa)" w:date="2025-08-29T14:16:00Z"/>
+          <w:trPrChange w:id="287" w:author="Rawat, Saani (rawatsa)" w:date="2025-08-29T14:20:00Z">
+            <w:trPr>
+              <w:gridAfter w:val="0"/>
+            </w:trPr>
+          </w:trPrChange>
+        </w:trPr>
+        <w:tc>
+          <w:tcPr>
+            <w:tcW w:w="3163" w:type="dxa"/>
+            <w:tcBorders>
+              <w:top w:val="nil"/>
+              <w:right w:val="nil"/>
+            </w:tcBorders>
+            <w:vAlign w:val="center"/>
+            <w:tcPrChange w:id="288" w:author="Rawat, Saani (rawatsa)" w:date="2025-08-29T14:20:00Z">
+              <w:tcPr>
+                <w:tcW w:w="2607" w:type="dxa"/>
+                <w:vAlign w:val="center"/>
+              </w:tcPr>
+            </w:tcPrChange>
+          </w:tcPr>
+          <w:p>
+            <w:pPr>
+              <w:rPr>
+                <w:ins w:id="289" w:author="Rawat, Saani (rawatsa)" w:date="2025-08-29T14:16:00Z"/>
+              </w:rPr>
+            </w:pPr>
+            <w:ins w:id="290" w:author="Rawat, Saani (rawatsa)" w:date="2025-08-29T14:16:00Z">
+              <w:r>
+                <w:t xml:space="preserve">N </w:t>
+              </w:r>
+            </w:ins>
+          </w:p>
+        </w:tc>
+        <w:tc>
+          <w:tcPr>
+            <w:tcW w:w="3164" w:type="dxa"/>
+            <w:tcBorders>
+              <w:top w:val="nil"/>
+              <w:left w:val="nil"/>
+              <w:bottom w:val="single" w:sz="4" w:space="0" w:color="auto"/>
+              <w:right w:val="nil"/>
+            </w:tcBorders>
+            <w:vAlign w:val="center"/>
+            <w:tcPrChange w:id="291" w:author="Rawat, Saani (rawatsa)" w:date="2025-08-29T14:20:00Z">
+              <w:tcPr>
+                <w:tcW w:w="2608" w:type="dxa"/>
+                <w:vAlign w:val="center"/>
+              </w:tcPr>
+            </w:tcPrChange>
+          </w:tcPr>
+          <w:p>
+            <w:pPr>
+              <w:jc w:val="center"/>
+              <w:rPr>
+                <w:ins w:id="292" w:author="Rawat, Saani (rawatsa)" w:date="2025-08-29T14:16:00Z"/>
+              </w:rPr>
+              <w:pPrChange w:id="293" w:author="Rawat, Saani (rawatsa)" w:date="2025-08-29T14:19:00Z">
+                <w:pPr/>
+              </w:pPrChange>
+            </w:pPr>
+            <w:ins w:id="294" w:author="Rawat, Saani (rawatsa)" w:date="2025-08-29T14:16:00Z">
+              <w:r>
+                <w:t>266</w:t>
+              </w:r>
+            </w:ins>
+          </w:p>
+        </w:tc>
+        <w:tc>
+          <w:tcPr>
+            <w:tcW w:w="3164" w:type="dxa"/>
+            <w:tcBorders>
+              <w:top w:val="nil"/>
+              <w:left w:val="nil"/>
+              <w:bottom w:val="single" w:sz="4" w:space="0" w:color="auto"/>
+              <w:right w:val="single" w:sz="4" w:space="0" w:color="auto"/>
+            </w:tcBorders>
+            <w:vAlign w:val="center"/>
+            <w:tcPrChange w:id="295" w:author="Rawat, Saani (rawatsa)" w:date="2025-08-29T14:20:00Z">
+              <w:tcPr>
+                <w:tcW w:w="2608" w:type="dxa"/>
+                <w:gridSpan w:val="2"/>
+                <w:vAlign w:val="center"/>
+              </w:tcPr>
+            </w:tcPrChange>
+          </w:tcPr>
+          <w:p>
+            <w:pPr>
+              <w:jc w:val="center"/>
+              <w:rPr>
+                <w:ins w:id="296" w:author="Rawat, Saani (rawatsa)" w:date="2025-08-29T14:16:00Z"/>
+              </w:rPr>
+              <w:pPrChange w:id="297" w:author="Rawat, Saani (rawatsa)" w:date="2025-08-29T14:19:00Z">
+                <w:pPr/>
+              </w:pPrChange>
+            </w:pPr>
+            <w:ins w:id="298" w:author="Rawat, Saani (rawatsa)" w:date="2025-08-29T14:16:00Z">
+              <w:r>
+                <w:t>266</w:t>
+              </w:r>
+            </w:ins>
+          </w:p>
+        </w:tc>
+      </w:tr>
+    </w:tbl>
+    <w:p>
+      <w:pPr>
+        <w:rPr>
+          <w:ins w:id="299" w:author="Rawat, Saani (rawatsa)" w:date="2025-08-29T11:42:00Z"/>
+        </w:rPr>
+        <w:pPrChange w:id="300" w:author="Rawat, Saani (rawatsa)" w:date="2025-08-29T11:43:00Z">
+          <w:pPr>
+            <w:pStyle w:val="Heading3"/>
+          </w:pPr>
+        </w:pPrChange>
+      </w:pPr>
+    </w:p>
+    <w:p>
+      <w:pPr>
+        <w:rPr>
+          <w:ins w:id="301" w:author="Rawat, Saani (rawatsa)" w:date="2025-08-29T14:24:00Z"/>
+        </w:rPr>
+      </w:pPr>
+    </w:p>
+    <w:p>
+      <w:pPr>
+        <w:rPr>
+          <w:ins w:id="302" w:author="Rawat, Saani (rawatsa)" w:date="2025-08-29T14:26:00Z"/>
+        </w:rPr>
+      </w:pPr>
+      <w:ins w:id="303" w:author="Rawat, Saani (rawatsa)" w:date="2025-08-29T14:24:00Z">
+        <w:r>
+          <w:t xml:space="preserve">Table </w:t>
+        </w:r>
+        <w:r>
+          <w:t>above</w:t>
+        </w:r>
+        <w:r>
+          <w:t xml:space="preserve"> shows a clear </w:t>
+        </w:r>
+        <w:r>
+          <w:t>relationship between passing a road tax levy and our outcomes</w:t>
+        </w:r>
+        <w:r>
+          <w:t xml:space="preserve">: townships that </w:t>
+        </w:r>
+        <w:r>
+          <w:rPr>
+            <w:rStyle w:val="Strong"/>
+          </w:rPr>
+          <w:t>pass</w:t>
+        </w:r>
+        <w:r>
+          <w:t xml:space="preserve"> an additional road‐funding levy experience </w:t>
+        </w:r>
+        <w:r>
+          <w:t>statistically significant</w:t>
+        </w:r>
+        <w:r>
+          <w:t xml:space="preserve"> budget increases between the pre- and post-election </w:t>
+        </w:r>
+      </w:ins>
+      <w:ins w:id="304" w:author="Rawat, Saani (rawatsa)" w:date="2025-08-29T14:25:00Z">
+        <w:r>
+          <w:t xml:space="preserve">periods </w:t>
+        </w:r>
+      </w:ins>
+      <w:ins w:id="305" w:author="Rawat, Saani (rawatsa)" w:date="2025-08-29T14:24:00Z">
+        <w:r>
+          <w:t xml:space="preserve">than townships </w:t>
+        </w:r>
+      </w:ins>
+      <w:ins w:id="306" w:author="Rawat, Saani (rawatsa)" w:date="2025-08-29T14:25:00Z">
+        <w:r>
+          <w:t xml:space="preserve">that fail their road tax </w:t>
+        </w:r>
+      </w:ins>
+      <w:ins w:id="307" w:author="Rawat, Saani (rawatsa)" w:date="2025-08-29T14:24:00Z">
+        <w:r>
+          <w:t xml:space="preserve">levy. For </w:t>
+        </w:r>
+        <w:r>
+          <w:rPr>
+            <w:rStyle w:val="Strong"/>
+          </w:rPr>
+          <w:t>property tax revenue</w:t>
+        </w:r>
+        <w:r>
+          <w:t xml:space="preserve">, the </w:t>
+        </w:r>
+      </w:ins>
+      <w:proofErr w:type="spellStart"/>
+      <w:ins w:id="308" w:author="Rawat, Saani (rawatsa)" w:date="2025-08-29T14:25:00Z">
+        <w:r>
+          <w:t>DiD</w:t>
+        </w:r>
+        <w:proofErr w:type="spellEnd"/>
+        <w:r>
+          <w:t xml:space="preserve"> </w:t>
+        </w:r>
+      </w:ins>
+      <w:ins w:id="309" w:author="Rawat, Saani (rawatsa)" w:date="2025-08-29T14:24:00Z">
+        <w:r>
+          <w:t xml:space="preserve">estimate indicates that passing raises the log change by </w:t>
+        </w:r>
+        <w:r>
+          <w:rPr>
+            <w:rStyle w:val="Strong"/>
+          </w:rPr>
+          <w:t>0.092</w:t>
+        </w:r>
+        <w:r>
+          <w:t xml:space="preserve">, which corresponds to a </w:t>
+        </w:r>
+        <w:r>
+          <w:rPr>
+            <w:rStyle w:val="Strong"/>
+          </w:rPr>
+          <w:t>9.6%</w:t>
+        </w:r>
+        <w:r>
+          <w:t xml:space="preserve"> larger increase in revenue over the post window relative to failed elections. The median (τ=0.5) estimate is even larger at </w:t>
+        </w:r>
+        <w:r>
+          <w:rPr>
+            <w:rStyle w:val="Strong"/>
+          </w:rPr>
+          <w:t>0.127</w:t>
+        </w:r>
+        <w:r>
+          <w:t xml:space="preserve"> with a 95% cluster-bootstrap interval </w:t>
+        </w:r>
+        <w:r>
+          <w:rPr>
+            <w:rStyle w:val="Strong"/>
+          </w:rPr>
+          <w:t>[0.072, 0.170]</w:t>
+        </w:r>
+        <w:r>
+          <w:t xml:space="preserve">, implying about a </w:t>
+        </w:r>
+        <w:r>
+          <w:rPr>
+            <w:rStyle w:val="Strong"/>
+          </w:rPr>
+          <w:t>13.6%</w:t>
+        </w:r>
+        <w:r>
+          <w:t xml:space="preserve"> typical gain. </w:t>
+        </w:r>
+      </w:ins>
+    </w:p>
+    <w:p>
+      <w:pPr>
+        <w:rPr>
+          <w:ins w:id="310" w:author="Rawat, Saani (rawatsa)" w:date="2025-08-29T14:26:00Z"/>
+        </w:rPr>
+      </w:pPr>
+    </w:p>
+    <w:p>
+      <w:pPr>
+        <w:rPr>
+          <w:ins w:id="311" w:author="Rawat, Saani (rawatsa)" w:date="2025-08-29T14:26:00Z"/>
+        </w:rPr>
+      </w:pPr>
+      <w:ins w:id="312" w:author="Rawat, Saani (rawatsa)" w:date="2025-08-29T14:26:00Z">
+        <w:r>
+          <w:t xml:space="preserve">For </w:t>
+        </w:r>
+        <w:r>
+          <w:rPr>
+            <w:b/>
+            <w:bCs/>
+          </w:rPr>
+          <w:t>public works spending</w:t>
+        </w:r>
+        <w:r>
+          <w:t xml:space="preserve">, the </w:t>
+        </w:r>
+        <w:proofErr w:type="spellStart"/>
+        <w:r>
+          <w:t>DiD</w:t>
+        </w:r>
+        <w:proofErr w:type="spellEnd"/>
+        <w:r>
+          <w:t xml:space="preserve"> coefficient is </w:t>
+        </w:r>
+        <w:r>
+          <w:rPr>
+            <w:b/>
+            <w:bCs/>
+          </w:rPr>
+          <w:t>0.085</w:t>
+        </w:r>
+        <w:r>
+          <w:t>,</w:t>
+        </w:r>
+      </w:ins>
+      <w:ins w:id="313" w:author="Rawat, Saani (rawatsa)" w:date="2025-08-29T14:27:00Z">
+        <w:r>
+          <w:t xml:space="preserve"> meaning</w:t>
+        </w:r>
+      </w:ins>
+      <w:ins w:id="314" w:author="Rawat, Saani (rawatsa)" w:date="2025-08-29T14:26:00Z">
+        <w:r>
+          <w:t xml:space="preserve"> about an </w:t>
+        </w:r>
+        <w:r>
+          <w:rPr>
+            <w:b/>
+            <w:bCs/>
+          </w:rPr>
+          <w:t>8.9%</w:t>
+        </w:r>
+        <w:r>
+          <w:t xml:space="preserve"> larger post-election increase for passes than fails</w:t>
+        </w:r>
+      </w:ins>
+      <w:ins w:id="315" w:author="Rawat, Saani (rawatsa)" w:date="2025-08-29T14:27:00Z">
+        <w:r>
+          <w:t>.</w:t>
+        </w:r>
+      </w:ins>
+      <w:ins w:id="316" w:author="Rawat, Saani (rawatsa)" w:date="2025-08-29T14:26:00Z">
+        <w:r>
+          <w:t xml:space="preserve"> </w:t>
+        </w:r>
+      </w:ins>
+      <w:ins w:id="317" w:author="Rawat, Saani (rawatsa)" w:date="2025-08-29T14:27:00Z">
+        <w:r>
+          <w:t>T</w:t>
+        </w:r>
+      </w:ins>
+      <w:ins w:id="318" w:author="Rawat, Saani (rawatsa)" w:date="2025-08-29T14:26:00Z">
+        <w:r>
+          <w:t xml:space="preserve">his estimate is marginally significant but is corroborated by the median regression, </w:t>
+        </w:r>
+        <w:r>
+          <w:rPr>
+            <w:b/>
+            <w:bCs/>
+          </w:rPr>
+          <w:t>0.086</w:t>
+        </w:r>
+        <w:r>
+          <w:t xml:space="preserve"> with a 95% </w:t>
+        </w:r>
+        <w:proofErr w:type="gramStart"/>
+        <w:r>
+          <w:t>interval  (</w:t>
+        </w:r>
+      </w:ins>
+      <w:proofErr w:type="gramEnd"/>
+      <w:ins w:id="319" w:author="Rawat, Saani (rawatsa)" w:date="2025-08-29T14:27:00Z">
+        <w:r>
+          <w:t xml:space="preserve">around </w:t>
+        </w:r>
+      </w:ins>
+      <w:ins w:id="320" w:author="Rawat, Saani (rawatsa)" w:date="2025-08-29T14:26:00Z">
+        <w:r>
+          <w:rPr>
+            <w:b/>
+            <w:bCs/>
+          </w:rPr>
+          <w:t>9.0%</w:t>
+        </w:r>
+        <w:r>
+          <w:t xml:space="preserve">). Taken together, the estimates demonstrate a strong and economically meaningful first stage: when voters approve new road money, township revenues and road-related expenditures subsequently rise, with effects on the order of </w:t>
+        </w:r>
+        <w:r>
+          <w:rPr>
+            <w:b/>
+            <w:bCs/>
+          </w:rPr>
+          <w:t>9–14%</w:t>
+        </w:r>
+        <w:r>
+          <w:t xml:space="preserve"> for revenues and </w:t>
+        </w:r>
+        <w:r>
+          <w:rPr>
+            <w:b/>
+            <w:bCs/>
+          </w:rPr>
+          <w:t>~9%</w:t>
+        </w:r>
+        <w:r>
+          <w:t xml:space="preserve"> for public works in the first few years after the election.</w:t>
+        </w:r>
+      </w:ins>
+    </w:p>
+    <w:p>
+      <w:pPr>
+        <w:rPr>
+          <w:ins w:id="321" w:author="Rawat, Saani (rawatsa)" w:date="2025-08-29T14:24:00Z"/>
+        </w:rPr>
+      </w:pPr>
+    </w:p>
+    <w:p>
+      <w:pPr>
+        <w:rPr>
+          <w:ins w:id="322" w:author="Rawat, Saani (rawatsa)" w:date="2025-08-29T11:42:00Z"/>
+        </w:rPr>
+        <w:pPrChange w:id="323" w:author="Rawat, Saani (rawatsa)" w:date="2025-08-29T11:42:00Z">
+          <w:pPr>
+            <w:pStyle w:val="Heading3"/>
+          </w:pPr>
+        </w:pPrChange>
+      </w:pPr>
+    </w:p>
+    <w:p>
+      <w:pPr>
+        <w:pStyle w:val="Heading3"/>
+        <w:pPrChange w:id="324" w:author="Rawat, Saani (rawatsa)" w:date="2025-08-29T11:35:00Z">
+          <w:pPr>
+            <w:spacing w:line="480" w:lineRule="auto"/>
+          </w:pPr>
+        </w:pPrChange>
+      </w:pPr>
+      <w:r>
+        <w:t>New Tax Levies and Wages</w:t>
       </w:r>
     </w:p>
     <w:p>
       <w:pPr>
         <w:spacing w:line="480" w:lineRule="auto"/>
         <w:rPr>
-          <w:sz w:val="24"/>
-          <w:szCs w:val="24"/>
-        </w:rPr>
-      </w:pPr>
-      <w:r>
-        <w:rPr>
-          <w:sz w:val="24"/>
-          <w:szCs w:val="24"/>
-        </w:rPr>
-        <w:t xml:space="preserve">Our next set of results uses the set of tax levies for new taxes to increase road maintenance funding.  While the renewal tax levies used event-style RDD, the results from the current section come from RDD models that account for vote history (cite BLS or whoever).  </w:t>
-      </w:r>
-    </w:p>
-    <w:p>
-      <w:pPr>
-        <w:spacing w:line="480" w:lineRule="auto"/>
-        <w:rPr>
-          <w:b/>
-          <w:bCs/>
-          <w:sz w:val="28"/>
-          <w:szCs w:val="28"/>
-        </w:rPr>
-      </w:pPr>
-      <w:r>
-        <w:rPr>
-          <w:b/>
-          <w:bCs/>
-          <w:sz w:val="28"/>
-          <w:szCs w:val="28"/>
-        </w:rPr>
-        <w:t>New Tax Levies and Wages</w:t>
-      </w:r>
-    </w:p>
-    <w:p>
-      <w:pPr>
-        <w:spacing w:line="480" w:lineRule="auto"/>
-        <w:rPr>
-          <w:b/>
-          <w:bCs/>
-          <w:sz w:val="28"/>
-          <w:szCs w:val="28"/>
-        </w:rPr>
-      </w:pPr>
-      <w:r>
-        <w:rPr>
-          <w:b/>
-          <w:bCs/>
-          <w:sz w:val="28"/>
-          <w:szCs w:val="28"/>
-        </w:rPr>
-        <w:t>New Tax Levies and Employment</w:t>
-      </w:r>
-    </w:p>
-    <w:p>
-      <w:pPr>
-        <w:spacing w:line="480" w:lineRule="auto"/>
-        <w:rPr>
-          <w:b/>
-          <w:bCs/>
-          <w:sz w:val="28"/>
-          <w:szCs w:val="28"/>
-        </w:rPr>
-      </w:pPr>
-      <w:r>
-        <w:rPr>
-          <w:b/>
-          <w:bCs/>
-          <w:sz w:val="28"/>
-          <w:szCs w:val="28"/>
-        </w:rPr>
-        <w:t>Mechanism</w:t>
-      </w:r>
-    </w:p>
-    <w:p>
-      <w:pPr>
-        <w:spacing w:line="480" w:lineRule="auto"/>
-        <w:rPr>
-          <w:sz w:val="24"/>
-          <w:szCs w:val="24"/>
-        </w:rPr>
-      </w:pPr>
-      <w:r>
-        <w:rPr>
-          <w:sz w:val="24"/>
-          <w:szCs w:val="24"/>
-        </w:rPr>
-        <w:t xml:space="preserve">Add in the fact that </w:t>
-      </w:r>
-      <w:r>
-        <w:rPr>
-          <w:sz w:val="24"/>
-          <w:szCs w:val="24"/>
-        </w:rPr>
-        <w:t xml:space="preserve">for renewals </w:t>
-      </w:r>
-      <w:r>
-        <w:rPr>
-          <w:sz w:val="24"/>
-          <w:szCs w:val="24"/>
-        </w:rPr>
-        <w:t>there's no change in price of labor, just Q, suggesting a pattern of simultaneous S&amp;D curve shifting</w:t>
-      </w:r>
-    </w:p>
-    <w:p>
-      <w:pPr>
-        <w:spacing w:line="480" w:lineRule="auto"/>
-        <w:rPr>
-          <w:b/>
-          <w:bCs/>
-          <w:sz w:val="28"/>
-          <w:szCs w:val="28"/>
-        </w:rPr>
-      </w:pPr>
-      <w:r>
-        <w:rPr>
-          <w:b/>
-          <w:bCs/>
-          <w:sz w:val="28"/>
-          <w:szCs w:val="28"/>
-        </w:rPr>
-        <w:t>Falsification Testing</w:t>
-      </w:r>
-    </w:p>
-    <w:p>
-      <w:pPr>
-        <w:spacing w:line="480" w:lineRule="auto"/>
-        <w:rPr>
-          <w:color w:val="FF0000"/>
-          <w:sz w:val="24"/>
-          <w:szCs w:val="24"/>
-        </w:rPr>
-      </w:pPr>
-      <w:r>
-        <w:rPr>
-          <w:sz w:val="24"/>
-          <w:szCs w:val="24"/>
-        </w:rPr>
-        <w:t xml:space="preserve">One falsification test is to use the wrong value of </w:t>
-      </w:r>
-      <w:r>
-        <w:rPr>
-          <w:i/>
-          <w:iCs/>
-          <w:sz w:val="24"/>
-          <w:szCs w:val="24"/>
-        </w:rPr>
-        <w:t>c</w:t>
-      </w:r>
-      <w:r>
-        <w:rPr>
-          <w:sz w:val="24"/>
-          <w:szCs w:val="24"/>
-        </w:rPr>
-        <w:t xml:space="preserve"> in regressions, called placebo cutoffs.  We perform this test for the trimmed version of the low labor force participation sample, for periods </w:t>
-      </w:r>
-      <w:r>
-        <w:rPr>
-          <w:i/>
-          <w:iCs/>
-          <w:sz w:val="24"/>
-          <w:szCs w:val="24"/>
-        </w:rPr>
-        <w:t>t</w:t>
-      </w:r>
-      <w:r>
-        <w:rPr>
-          <w:sz w:val="24"/>
-          <w:szCs w:val="24"/>
-        </w:rPr>
-        <w:t xml:space="preserve">+3 through </w:t>
-      </w:r>
-      <w:r>
-        <w:rPr>
-          <w:i/>
-          <w:iCs/>
-          <w:sz w:val="24"/>
-          <w:szCs w:val="24"/>
-        </w:rPr>
-        <w:t>t</w:t>
-      </w:r>
-      <w:r>
-        <w:rPr>
-          <w:sz w:val="24"/>
-          <w:szCs w:val="24"/>
-        </w:rPr>
-        <w:t xml:space="preserve">+8, to see if these statistically significant estimates might not in fact represent the effect of cutting road maintenance taxes on employment but might stem from random discontinuities in the data.  We generally use false cutoffs of 0.35, 0.65, 0.70, and 0.75, chosen because they are outside the estimated optimal effective bandwidth.  We have to exclude 0.65 for </w:t>
-      </w:r>
-      <w:r>
-        <w:rPr>
-          <w:i/>
-          <w:iCs/>
-          <w:sz w:val="24"/>
-          <w:szCs w:val="24"/>
-        </w:rPr>
-        <w:t>t</w:t>
-      </w:r>
-      <w:r>
-        <w:rPr>
-          <w:sz w:val="24"/>
-          <w:szCs w:val="24"/>
-        </w:rPr>
-        <w:t xml:space="preserve">+6 because 0.65 is very close to the actual 0.64 upper bandwidth; and the optimal bandwidth is small enough to allow testing for false cutoffs of 0.60 and 0.40 </w:t>
-      </w:r>
-      <w:r>
-        <w:rPr>
-          <w:sz w:val="24"/>
-          <w:szCs w:val="24"/>
-        </w:rPr>
-        <w:lastRenderedPageBreak/>
-        <w:t xml:space="preserve">for two periods.  In all, we find one statistically significant treatment effect out of 27 regressions with false cutoffs, which is about what random chance at the 5% cutoff would predict.  This test argues that the renewal regression treatment effects are more likely the result of changes in taxes and spending on roads than random discrete jumps in the data at the true 0.50 cutoff.  </w:t>
-      </w:r>
-      <w:r>
-        <w:rPr>
-          <w:color w:val="FF0000"/>
-          <w:sz w:val="24"/>
-          <w:szCs w:val="24"/>
-        </w:rPr>
-        <w:t>Should say something about the new tax levies placebo cutoffs here</w:t>
-      </w:r>
-    </w:p>
-    <w:p>
-      <w:pPr>
-        <w:spacing w:line="480" w:lineRule="auto"/>
-        <w:rPr>
-          <w:b/>
-          <w:bCs/>
-          <w:sz w:val="28"/>
-          <w:szCs w:val="28"/>
-        </w:rPr>
-      </w:pPr>
-      <w:r>
-        <w:rPr>
-          <w:b/>
-          <w:bCs/>
-          <w:sz w:val="28"/>
-          <w:szCs w:val="28"/>
-        </w:rPr>
-        <w:t>Conclusion</w:t>
-      </w:r>
-    </w:p>
-    <w:p>
-      <w:pPr>
-        <w:spacing w:line="480" w:lineRule="auto"/>
-        <w:rPr>
+          <w:ins w:id="325" w:author="Rawat, Saani (rawatsa)" w:date="2025-08-29T14:28:00Z"/>
           <w:b/>
           <w:bCs/>
           <w:sz w:val="28"/>
@@ -17445,6 +20768,230 @@
       <w:pPr>
         <w:spacing w:line="480" w:lineRule="auto"/>
         <w:rPr>
+          <w:ins w:id="326" w:author="Rawat, Saani (rawatsa)" w:date="2025-08-29T11:35:00Z"/>
+          <w:b/>
+          <w:bCs/>
+          <w:sz w:val="28"/>
+          <w:szCs w:val="28"/>
+        </w:rPr>
+      </w:pPr>
+    </w:p>
+    <w:p>
+      <w:pPr>
+        <w:pStyle w:val="Heading3"/>
+        <w:pPrChange w:id="327" w:author="Rawat, Saani (rawatsa)" w:date="2025-08-29T11:35:00Z">
+          <w:pPr>
+            <w:spacing w:line="480" w:lineRule="auto"/>
+          </w:pPr>
+        </w:pPrChange>
+      </w:pPr>
+      <w:r>
+        <w:t>New Tax Levies and Employment</w:t>
+      </w:r>
+    </w:p>
+    <w:p>
+      <w:pPr>
+        <w:spacing w:line="480" w:lineRule="auto"/>
+        <w:rPr>
+          <w:b/>
+          <w:bCs/>
+          <w:sz w:val="28"/>
+          <w:szCs w:val="28"/>
+        </w:rPr>
+      </w:pPr>
+      <w:ins w:id="328" w:author="Rawat, Saani (rawatsa)" w:date="2025-08-29T11:43:00Z">
+        <w:r>
+          <w:rPr>
+            <w:b/>
+            <w:bCs/>
+            <w:sz w:val="28"/>
+            <w:szCs w:val="28"/>
+          </w:rPr>
+          <w:br/>
+        </w:r>
+      </w:ins>
+      <w:r>
+        <w:rPr>
+          <w:b/>
+          <w:bCs/>
+          <w:sz w:val="28"/>
+          <w:szCs w:val="28"/>
+        </w:rPr>
+        <w:t>Mechanism</w:t>
+      </w:r>
+    </w:p>
+    <w:p>
+      <w:pPr>
+        <w:spacing w:line="480" w:lineRule="auto"/>
+        <w:rPr>
+          <w:sz w:val="24"/>
+          <w:szCs w:val="24"/>
+        </w:rPr>
+      </w:pPr>
+      <w:r>
+        <w:rPr>
+          <w:sz w:val="24"/>
+          <w:szCs w:val="24"/>
+        </w:rPr>
+        <w:lastRenderedPageBreak/>
+        <w:t xml:space="preserve">Add in the fact that </w:t>
+      </w:r>
+      <w:r>
+        <w:rPr>
+          <w:sz w:val="24"/>
+          <w:szCs w:val="24"/>
+        </w:rPr>
+        <w:t xml:space="preserve">for renewals </w:t>
+      </w:r>
+      <w:r>
+        <w:rPr>
+          <w:sz w:val="24"/>
+          <w:szCs w:val="24"/>
+        </w:rPr>
+        <w:t>there's no change in price of labor, just Q, suggesting a pattern of simultaneous S&amp;D curve shifting</w:t>
+      </w:r>
+    </w:p>
+    <w:p>
+      <w:pPr>
+        <w:spacing w:line="480" w:lineRule="auto"/>
+        <w:rPr>
+          <w:b/>
+          <w:bCs/>
+          <w:sz w:val="28"/>
+          <w:szCs w:val="28"/>
+        </w:rPr>
+      </w:pPr>
+      <w:r>
+        <w:rPr>
+          <w:b/>
+          <w:bCs/>
+          <w:sz w:val="28"/>
+          <w:szCs w:val="28"/>
+        </w:rPr>
+        <w:t>Falsification Testing</w:t>
+      </w:r>
+    </w:p>
+    <w:p>
+      <w:pPr>
+        <w:spacing w:line="480" w:lineRule="auto"/>
+        <w:rPr>
+          <w:color w:val="FF0000"/>
+          <w:sz w:val="24"/>
+          <w:szCs w:val="24"/>
+        </w:rPr>
+      </w:pPr>
+      <w:r>
+        <w:rPr>
+          <w:sz w:val="24"/>
+          <w:szCs w:val="24"/>
+        </w:rPr>
+        <w:t xml:space="preserve">One falsification test is to use the wrong value of </w:t>
+      </w:r>
+      <w:r>
+        <w:rPr>
+          <w:i/>
+          <w:iCs/>
+          <w:sz w:val="24"/>
+          <w:szCs w:val="24"/>
+        </w:rPr>
+        <w:t>c</w:t>
+      </w:r>
+      <w:r>
+        <w:rPr>
+          <w:sz w:val="24"/>
+          <w:szCs w:val="24"/>
+        </w:rPr>
+        <w:t xml:space="preserve"> in regressions, called placebo cutoffs.  We perform this test for the trimmed version of the low labor force participation sample, for periods </w:t>
+      </w:r>
+      <w:r>
+        <w:rPr>
+          <w:i/>
+          <w:iCs/>
+          <w:sz w:val="24"/>
+          <w:szCs w:val="24"/>
+        </w:rPr>
+        <w:t>t</w:t>
+      </w:r>
+      <w:r>
+        <w:rPr>
+          <w:sz w:val="24"/>
+          <w:szCs w:val="24"/>
+        </w:rPr>
+        <w:t xml:space="preserve">+3 through </w:t>
+      </w:r>
+      <w:r>
+        <w:rPr>
+          <w:i/>
+          <w:iCs/>
+          <w:sz w:val="24"/>
+          <w:szCs w:val="24"/>
+        </w:rPr>
+        <w:t>t</w:t>
+      </w:r>
+      <w:r>
+        <w:rPr>
+          <w:sz w:val="24"/>
+          <w:szCs w:val="24"/>
+        </w:rPr>
+        <w:t xml:space="preserve">+8, to see if these statistically significant estimates might not in fact represent the effect of cutting road maintenance taxes on employment but might stem from random discontinuities in the data.  We generally use false cutoffs of 0.35, 0.65, 0.70, and 0.75, chosen because they are outside the estimated optimal effective bandwidth.  We have to exclude 0.65 for </w:t>
+      </w:r>
+      <w:r>
+        <w:rPr>
+          <w:i/>
+          <w:iCs/>
+          <w:sz w:val="24"/>
+          <w:szCs w:val="24"/>
+        </w:rPr>
+        <w:t>t</w:t>
+      </w:r>
+      <w:r>
+        <w:rPr>
+          <w:sz w:val="24"/>
+          <w:szCs w:val="24"/>
+        </w:rPr>
+        <w:t xml:space="preserve">+6 because 0.65 is very close to the actual 0.64 upper bandwidth; and the optimal bandwidth is small enough to allow testing for false cutoffs of 0.60 and 0.40 for two periods.  In all, we find one statistically significant treatment effect out of 27 regressions with false cutoffs, which is about what random chance at the 5% cutoff would predict.  This test argues that the renewal regression treatment effects are more likely the result of changes in taxes and spending on roads than random discrete jumps in the data at the true 0.50 cutoff.  </w:t>
+      </w:r>
+      <w:r>
+        <w:rPr>
+          <w:color w:val="FF0000"/>
+          <w:sz w:val="24"/>
+          <w:szCs w:val="24"/>
+        </w:rPr>
+        <w:t>Should say something about the new tax levies placebo cutoffs here</w:t>
+      </w:r>
+    </w:p>
+    <w:p>
+      <w:pPr>
+        <w:pStyle w:val="Heading1"/>
+        <w:numPr>
+          <w:ilvl w:val="0"/>
+          <w:numId w:val="1"/>
+        </w:numPr>
+        <w:pPrChange w:id="329" w:author="Rawat, Saani (rawatsa)" w:date="2025-08-29T11:41:00Z">
+          <w:pPr>
+            <w:spacing w:line="480" w:lineRule="auto"/>
+          </w:pPr>
+        </w:pPrChange>
+      </w:pPr>
+      <w:r>
+        <w:t>Conclusion</w:t>
+      </w:r>
+    </w:p>
+    <w:p>
+      <w:pPr>
+        <w:spacing w:line="480" w:lineRule="auto"/>
+        <w:rPr>
+          <w:b/>
+          <w:bCs/>
+          <w:sz w:val="28"/>
+          <w:szCs w:val="28"/>
+        </w:rPr>
+      </w:pPr>
+    </w:p>
+    <w:p>
+      <w:pPr>
+        <w:spacing w:line="480" w:lineRule="auto"/>
+        <w:rPr>
           <w:b/>
           <w:bCs/>
           <w:sz w:val="28"/>
@@ -17547,6 +21094,7 @@
         </w:rPr>
         <w:t xml:space="preserve"> </w:t>
       </w:r>
+      <w:proofErr w:type="spellStart"/>
       <w:r>
         <w:rPr>
           <w:rFonts w:cstheme="minorHAnsi"/>
@@ -17554,7 +21102,17 @@
           <w:sz w:val="24"/>
           <w:szCs w:val="24"/>
         </w:rPr>
-        <w:t>Novosad.</w:t>
+        <w:t>Novosad</w:t>
+      </w:r>
+      <w:proofErr w:type="spellEnd"/>
+      <w:r>
+        <w:rPr>
+          <w:rFonts w:cstheme="minorHAnsi"/>
+          <w:bCs/>
+          <w:sz w:val="24"/>
+          <w:szCs w:val="24"/>
+        </w:rPr>
+        <w:t>.</w:t>
       </w:r>
       <w:r>
         <w:rPr>
@@ -17701,8 +21259,8 @@
           <w:szCs w:val="24"/>
         </w:rPr>
       </w:pPr>
-      <w:bookmarkStart w:id="12" w:name="_bookmark51"/>
-      <w:bookmarkEnd w:id="12"/>
+      <w:bookmarkStart w:id="330" w:name="_bookmark51"/>
+      <w:bookmarkEnd w:id="330"/>
       <w:r>
         <w:rPr>
           <w:rFonts w:cstheme="minorHAnsi"/>
@@ -17776,6 +21334,7 @@
           <w:szCs w:val="24"/>
         </w:rPr>
       </w:pPr>
+      <w:proofErr w:type="spellStart"/>
       <w:r>
         <w:rPr>
           <w:rFonts w:eastAsia="CMBX12" w:cstheme="minorHAnsi"/>
@@ -17783,7 +21342,37 @@
           <w:sz w:val="24"/>
           <w:szCs w:val="24"/>
         </w:rPr>
-        <w:t>Biasi, B., LaFortune, J., &amp; Schönholzer, D. 2025. What works and for whom? Effectiveness and efficiency of school capital investments across the U.S. Quarterly Journal of Economics (forthcoming).</w:t>
+        <w:t>Biasi</w:t>
+      </w:r>
+      <w:proofErr w:type="spellEnd"/>
+      <w:r>
+        <w:rPr>
+          <w:rFonts w:eastAsia="CMBX12" w:cstheme="minorHAnsi"/>
+          <w:bCs/>
+          <w:sz w:val="24"/>
+          <w:szCs w:val="24"/>
+        </w:rPr>
+        <w:t xml:space="preserve">, B., LaFortune, J., &amp; </w:t>
+      </w:r>
+      <w:proofErr w:type="spellStart"/>
+      <w:r>
+        <w:rPr>
+          <w:rFonts w:eastAsia="CMBX12" w:cstheme="minorHAnsi"/>
+          <w:bCs/>
+          <w:sz w:val="24"/>
+          <w:szCs w:val="24"/>
+        </w:rPr>
+        <w:t>Schönholzer</w:t>
+      </w:r>
+      <w:proofErr w:type="spellEnd"/>
+      <w:r>
+        <w:rPr>
+          <w:rFonts w:eastAsia="CMBX12" w:cstheme="minorHAnsi"/>
+          <w:bCs/>
+          <w:sz w:val="24"/>
+          <w:szCs w:val="24"/>
+        </w:rPr>
+        <w:t>, D. 2025. What works and for whom? Effectiveness and efficiency of school capital investments across the U.S. Quarterly Journal of Economics (forthcoming).</w:t>
       </w:r>
     </w:p>
     <w:p>
@@ -17836,8 +21425,8 @@
         </w:rPr>
         <w:t xml:space="preserve">Science </w:t>
       </w:r>
-      <w:bookmarkStart w:id="13" w:name="_bookmark57"/>
-      <w:bookmarkEnd w:id="13"/>
+      <w:bookmarkStart w:id="331" w:name="_bookmark57"/>
+      <w:bookmarkEnd w:id="331"/>
       <w:r>
         <w:rPr>
           <w:rFonts w:cstheme="minorHAnsi"/>
@@ -18154,6 +21743,7 @@
         </w:rPr>
         <w:t xml:space="preserve"> </w:t>
       </w:r>
+      <w:proofErr w:type="spellStart"/>
       <w:r>
         <w:rPr>
           <w:rFonts w:cstheme="minorHAnsi"/>
@@ -18162,12 +21752,23 @@
           <w:sz w:val="24"/>
           <w:szCs w:val="24"/>
         </w:rPr>
-        <w:t>Runfola.</w:t>
-      </w:r>
+        <w:t>Runfola</w:t>
+      </w:r>
+      <w:proofErr w:type="spellEnd"/>
       <w:r>
         <w:rPr>
           <w:rFonts w:cstheme="minorHAnsi"/>
           <w:bCs/>
+          <w:spacing w:val="-4"/>
+          <w:sz w:val="24"/>
+          <w:szCs w:val="24"/>
+        </w:rPr>
+        <w:t>.</w:t>
+      </w:r>
+      <w:r>
+        <w:rPr>
+          <w:rFonts w:cstheme="minorHAnsi"/>
+          <w:bCs/>
           <w:spacing w:val="-12"/>
           <w:sz w:val="24"/>
           <w:szCs w:val="24"/>
@@ -18191,12 +21792,32 @@
           <w:sz w:val="24"/>
           <w:szCs w:val="24"/>
         </w:rPr>
-        <w:t>“Predicting road quality using high resolution satellite imagery:</w:t>
-      </w:r>
+        <w:t>“</w:t>
+      </w:r>
+      <w:proofErr w:type="gramStart"/>
       <w:r>
         <w:rPr>
           <w:rFonts w:cstheme="minorHAnsi"/>
           <w:bCs/>
+          <w:sz w:val="24"/>
+          <w:szCs w:val="24"/>
+        </w:rPr>
+        <w:t>Predicting road</w:t>
+      </w:r>
+      <w:proofErr w:type="gramEnd"/>
+      <w:r>
+        <w:rPr>
+          <w:rFonts w:cstheme="minorHAnsi"/>
+          <w:bCs/>
+          <w:sz w:val="24"/>
+          <w:szCs w:val="24"/>
+        </w:rPr>
+        <w:t xml:space="preserve"> quality using high resolution satellite imagery:</w:t>
+      </w:r>
+      <w:r>
+        <w:rPr>
+          <w:rFonts w:cstheme="minorHAnsi"/>
+          <w:bCs/>
           <w:spacing w:val="40"/>
           <w:sz w:val="24"/>
           <w:szCs w:val="24"/>
@@ -18212,8 +21833,9 @@
         </w:rPr>
         <w:t xml:space="preserve">A transfer learning ap- </w:t>
       </w:r>
-      <w:bookmarkStart w:id="14" w:name="_bookmark58"/>
-      <w:bookmarkEnd w:id="14"/>
+      <w:bookmarkStart w:id="332" w:name="_bookmark58"/>
+      <w:bookmarkEnd w:id="332"/>
+      <w:proofErr w:type="spellStart"/>
       <w:r>
         <w:rPr>
           <w:rFonts w:cstheme="minorHAnsi"/>
@@ -18221,17 +21843,39 @@
           <w:sz w:val="24"/>
           <w:szCs w:val="24"/>
         </w:rPr>
-        <w:t xml:space="preserve">proach.” </w:t>
-      </w:r>
+        <w:t>proach</w:t>
+      </w:r>
+      <w:proofErr w:type="spellEnd"/>
       <w:r>
         <w:rPr>
           <w:rFonts w:cstheme="minorHAnsi"/>
           <w:bCs/>
+          <w:sz w:val="24"/>
+          <w:szCs w:val="24"/>
+        </w:rPr>
+        <w:t xml:space="preserve">.” </w:t>
+      </w:r>
+      <w:proofErr w:type="spellStart"/>
+      <w:r>
+        <w:rPr>
+          <w:rFonts w:cstheme="minorHAnsi"/>
+          <w:bCs/>
           <w:i/>
           <w:sz w:val="24"/>
           <w:szCs w:val="24"/>
         </w:rPr>
-        <w:t>Plos one</w:t>
+        <w:t>Plos</w:t>
+      </w:r>
+      <w:proofErr w:type="spellEnd"/>
+      <w:r>
+        <w:rPr>
+          <w:rFonts w:cstheme="minorHAnsi"/>
+          <w:bCs/>
+          <w:i/>
+          <w:sz w:val="24"/>
+          <w:szCs w:val="24"/>
+        </w:rPr>
+        <w:t xml:space="preserve"> one</w:t>
       </w:r>
       <w:r>
         <w:rPr>
@@ -18253,6 +21897,7 @@
           <w:szCs w:val="24"/>
         </w:rPr>
       </w:pPr>
+      <w:proofErr w:type="spellStart"/>
       <w:r>
         <w:rPr>
           <w:rFonts w:cstheme="minorHAnsi"/>
@@ -18261,7 +21906,19 @@
           <w:sz w:val="24"/>
           <w:szCs w:val="24"/>
         </w:rPr>
-        <w:t>Calonico,</w:t>
+        <w:lastRenderedPageBreak/>
+        <w:t>Calonico</w:t>
+      </w:r>
+      <w:proofErr w:type="spellEnd"/>
+      <w:r>
+        <w:rPr>
+          <w:rFonts w:cstheme="minorHAnsi"/>
+          <w:bCs/>
+          <w:w w:val="95"/>
+          <w:sz w:val="24"/>
+          <w:szCs w:val="24"/>
+        </w:rPr>
+        <w:t>,</w:t>
       </w:r>
       <w:r>
         <w:rPr>
@@ -18337,6 +21994,7 @@
         </w:rPr>
         <w:t xml:space="preserve"> </w:t>
       </w:r>
+      <w:proofErr w:type="spellStart"/>
       <w:r>
         <w:rPr>
           <w:rFonts w:cstheme="minorHAnsi"/>
@@ -18345,7 +22003,18 @@
           <w:sz w:val="24"/>
           <w:szCs w:val="24"/>
         </w:rPr>
-        <w:t>Cattaneo,</w:t>
+        <w:t>Cattaneo</w:t>
+      </w:r>
+      <w:proofErr w:type="spellEnd"/>
+      <w:r>
+        <w:rPr>
+          <w:rFonts w:cstheme="minorHAnsi"/>
+          <w:bCs/>
+          <w:w w:val="95"/>
+          <w:sz w:val="24"/>
+          <w:szCs w:val="24"/>
+        </w:rPr>
+        <w:t>,</w:t>
       </w:r>
       <w:r>
         <w:rPr>
@@ -18442,6 +22111,7 @@
         </w:rPr>
         <w:t xml:space="preserve"> </w:t>
       </w:r>
+      <w:proofErr w:type="spellStart"/>
       <w:r>
         <w:rPr>
           <w:rFonts w:cstheme="minorHAnsi"/>
@@ -18508,6 +22178,7 @@
         </w:rPr>
         <w:t>o</w:t>
       </w:r>
+      <w:proofErr w:type="spellEnd"/>
       <w:r>
         <w:rPr>
           <w:rFonts w:cstheme="minorHAnsi"/>
@@ -18519,6 +22190,7 @@
         </w:rPr>
         <w:t xml:space="preserve"> </w:t>
       </w:r>
+      <w:proofErr w:type="spellStart"/>
       <w:r>
         <w:rPr>
           <w:rFonts w:cstheme="minorHAnsi"/>
@@ -18527,7 +22199,18 @@
           <w:sz w:val="24"/>
           <w:szCs w:val="24"/>
         </w:rPr>
-        <w:t>Titiunik.</w:t>
+        <w:t>Titiunik</w:t>
+      </w:r>
+      <w:proofErr w:type="spellEnd"/>
+      <w:r>
+        <w:rPr>
+          <w:rFonts w:cstheme="minorHAnsi"/>
+          <w:bCs/>
+          <w:w w:val="95"/>
+          <w:sz w:val="24"/>
+          <w:szCs w:val="24"/>
+        </w:rPr>
+        <w:t>.</w:t>
       </w:r>
       <w:r>
         <w:rPr>
@@ -18748,8 +22431,8 @@
         </w:rPr>
         <w:t xml:space="preserve">, </w:t>
       </w:r>
-      <w:bookmarkStart w:id="15" w:name="_bookmark61"/>
-      <w:bookmarkEnd w:id="15"/>
+      <w:bookmarkStart w:id="333" w:name="_bookmark61"/>
+      <w:bookmarkEnd w:id="333"/>
       <w:r>
         <w:rPr>
           <w:rFonts w:cstheme="minorHAnsi"/>
@@ -18770,6 +22453,7 @@
           <w:szCs w:val="24"/>
         </w:rPr>
       </w:pPr>
+      <w:proofErr w:type="spellStart"/>
       <w:r>
         <w:rPr>
           <w:rFonts w:eastAsia="CMCSC10" w:cstheme="minorHAnsi"/>
@@ -18777,7 +22461,57 @@
           <w:sz w:val="24"/>
           <w:szCs w:val="24"/>
         </w:rPr>
-        <w:t xml:space="preserve">Cattaneo, M. D., N. Idrobo, and R. Titiunik </w:t>
+        <w:t>Cattaneo</w:t>
+      </w:r>
+      <w:proofErr w:type="spellEnd"/>
+      <w:r>
+        <w:rPr>
+          <w:rFonts w:eastAsia="CMCSC10" w:cstheme="minorHAnsi"/>
+          <w:bCs/>
+          <w:sz w:val="24"/>
+          <w:szCs w:val="24"/>
+        </w:rPr>
+        <w:t xml:space="preserve">, M. D., N. </w:t>
+      </w:r>
+      <w:proofErr w:type="spellStart"/>
+      <w:r>
+        <w:rPr>
+          <w:rFonts w:eastAsia="CMCSC10" w:cstheme="minorHAnsi"/>
+          <w:bCs/>
+          <w:sz w:val="24"/>
+          <w:szCs w:val="24"/>
+        </w:rPr>
+        <w:t>Idrobo</w:t>
+      </w:r>
+      <w:proofErr w:type="spellEnd"/>
+      <w:r>
+        <w:rPr>
+          <w:rFonts w:eastAsia="CMCSC10" w:cstheme="minorHAnsi"/>
+          <w:bCs/>
+          <w:sz w:val="24"/>
+          <w:szCs w:val="24"/>
+        </w:rPr>
+        <w:t xml:space="preserve">, and R. </w:t>
+      </w:r>
+      <w:proofErr w:type="spellStart"/>
+      <w:r>
+        <w:rPr>
+          <w:rFonts w:eastAsia="CMCSC10" w:cstheme="minorHAnsi"/>
+          <w:bCs/>
+          <w:sz w:val="24"/>
+          <w:szCs w:val="24"/>
+        </w:rPr>
+        <w:t>Titiunik</w:t>
+      </w:r>
+      <w:proofErr w:type="spellEnd"/>
+      <w:r>
+        <w:rPr>
+          <w:rFonts w:eastAsia="CMCSC10" w:cstheme="minorHAnsi"/>
+          <w:bCs/>
+          <w:sz w:val="24"/>
+          <w:szCs w:val="24"/>
+        </w:rPr>
+        <w:t xml:space="preserve"> </w:t>
       </w:r>
       <w:r>
         <w:rPr>
@@ -18832,6 +22566,7 @@
           <w:cols w:space="720"/>
         </w:sectPr>
       </w:pPr>
+      <w:proofErr w:type="spellStart"/>
       <w:r>
         <w:rPr>
           <w:rFonts w:cstheme="minorHAnsi"/>
@@ -18839,12 +22574,22 @@
           <w:sz w:val="24"/>
           <w:szCs w:val="24"/>
         </w:rPr>
-        <w:t>Cattaneo,</w:t>
-      </w:r>
+        <w:t>Cattaneo</w:t>
+      </w:r>
+      <w:proofErr w:type="spellEnd"/>
       <w:r>
         <w:rPr>
           <w:rFonts w:cstheme="minorHAnsi"/>
           <w:bCs/>
+          <w:sz w:val="24"/>
+          <w:szCs w:val="24"/>
+        </w:rPr>
+        <w:t>,</w:t>
+      </w:r>
+      <w:r>
+        <w:rPr>
+          <w:rFonts w:cstheme="minorHAnsi"/>
+          <w:bCs/>
           <w:spacing w:val="-4"/>
           <w:sz w:val="24"/>
           <w:szCs w:val="24"/>
@@ -18946,6 +22691,7 @@
         </w:rPr>
         <w:t xml:space="preserve"> </w:t>
       </w:r>
+      <w:proofErr w:type="spellStart"/>
       <w:r>
         <w:rPr>
           <w:rFonts w:cstheme="minorHAnsi"/>
@@ -18955,6 +22701,7 @@
         </w:rPr>
         <w:t>Xinwei</w:t>
       </w:r>
+      <w:proofErr w:type="spellEnd"/>
       <w:r>
         <w:rPr>
           <w:rFonts w:cstheme="minorHAnsi"/>
@@ -19302,8 +23049,8 @@
           <w:szCs w:val="24"/>
         </w:rPr>
       </w:pPr>
-      <w:bookmarkStart w:id="16" w:name="_bookmark62"/>
-      <w:bookmarkEnd w:id="16"/>
+      <w:bookmarkStart w:id="334" w:name="_bookmark62"/>
+      <w:bookmarkEnd w:id="334"/>
       <w:r>
         <w:rPr>
           <w:rFonts w:cstheme="minorHAnsi"/>
@@ -19400,8 +23147,8 @@
         </w:rPr>
         <w:t xml:space="preserve"> </w:t>
       </w:r>
-      <w:bookmarkStart w:id="17" w:name="_bookmark63"/>
-      <w:bookmarkEnd w:id="17"/>
+      <w:bookmarkStart w:id="335" w:name="_bookmark63"/>
+      <w:bookmarkEnd w:id="335"/>
       <w:r>
         <w:rPr>
           <w:rFonts w:cstheme="minorHAnsi"/>
@@ -19565,6 +23312,7 @@
           <w:szCs w:val="24"/>
         </w:rPr>
       </w:pPr>
+      <w:proofErr w:type="spellStart"/>
       <w:r>
         <w:rPr>
           <w:rFonts w:eastAsia="CMBX12" w:cstheme="minorHAnsi"/>
@@ -19572,7 +23320,57 @@
           <w:sz w:val="24"/>
           <w:szCs w:val="24"/>
         </w:rPr>
-        <w:t xml:space="preserve">Chaurey, Ritam, and Duong Trung Le. </w:t>
+        <w:t>Chaurey</w:t>
+      </w:r>
+      <w:proofErr w:type="spellEnd"/>
+      <w:r>
+        <w:rPr>
+          <w:rFonts w:eastAsia="CMBX12" w:cstheme="minorHAnsi"/>
+          <w:bCs/>
+          <w:sz w:val="24"/>
+          <w:szCs w:val="24"/>
+        </w:rPr>
+        <w:t xml:space="preserve">, </w:t>
+      </w:r>
+      <w:proofErr w:type="spellStart"/>
+      <w:r>
+        <w:rPr>
+          <w:rFonts w:eastAsia="CMBX12" w:cstheme="minorHAnsi"/>
+          <w:bCs/>
+          <w:sz w:val="24"/>
+          <w:szCs w:val="24"/>
+        </w:rPr>
+        <w:t>Ritam</w:t>
+      </w:r>
+      <w:proofErr w:type="spellEnd"/>
+      <w:r>
+        <w:rPr>
+          <w:rFonts w:eastAsia="CMBX12" w:cstheme="minorHAnsi"/>
+          <w:bCs/>
+          <w:sz w:val="24"/>
+          <w:szCs w:val="24"/>
+        </w:rPr>
+        <w:t xml:space="preserve">, and Duong </w:t>
+      </w:r>
+      <w:proofErr w:type="spellStart"/>
+      <w:r>
+        <w:rPr>
+          <w:rFonts w:eastAsia="CMBX12" w:cstheme="minorHAnsi"/>
+          <w:bCs/>
+          <w:sz w:val="24"/>
+          <w:szCs w:val="24"/>
+        </w:rPr>
+        <w:t>Trung</w:t>
+      </w:r>
+      <w:proofErr w:type="spellEnd"/>
+      <w:r>
+        <w:rPr>
+          <w:rFonts w:eastAsia="CMBX12" w:cstheme="minorHAnsi"/>
+          <w:bCs/>
+          <w:sz w:val="24"/>
+          <w:szCs w:val="24"/>
+        </w:rPr>
+        <w:t xml:space="preserve"> Le. </w:t>
       </w:r>
       <w:r>
         <w:rPr>
@@ -19632,6 +23430,7 @@
           <w:szCs w:val="24"/>
         </w:rPr>
       </w:pPr>
+      <w:proofErr w:type="spellStart"/>
       <w:r>
         <w:rPr>
           <w:rFonts w:eastAsia="Times New Roman" w:cstheme="minorHAnsi"/>
@@ -19639,7 +23438,17 @@
           <w:sz w:val="24"/>
           <w:szCs w:val="24"/>
         </w:rPr>
-        <w:t xml:space="preserve">Dalenberg, D. R., &amp; Partridge, M. D. (1995). The effects of taxes, expenditures, and public infrastructure on metropolitan area employment. </w:t>
+        <w:t>Dalenberg</w:t>
+      </w:r>
+      <w:proofErr w:type="spellEnd"/>
+      <w:r>
+        <w:rPr>
+          <w:rFonts w:eastAsia="Times New Roman" w:cstheme="minorHAnsi"/>
+          <w:bCs/>
+          <w:sz w:val="24"/>
+          <w:szCs w:val="24"/>
+        </w:rPr>
+        <w:t xml:space="preserve">, D. R., &amp; Partridge, M. D. (1995). The effects of taxes, expenditures, and public infrastructure on metropolitan area employment. </w:t>
       </w:r>
       <w:r>
         <w:rPr>
@@ -19746,6 +23555,7 @@
           <w:szCs w:val="24"/>
         </w:rPr>
       </w:pPr>
+      <w:proofErr w:type="spellStart"/>
       <w:r>
         <w:rPr>
           <w:rFonts w:cstheme="minorHAnsi"/>
@@ -19753,10 +23563,9 @@
           <w:sz w:val="24"/>
           <w:szCs w:val="24"/>
         </w:rPr>
-        <w:t xml:space="preserve">Edel, Matthew, and Elliott Sclar. 1974. “Taxes, spending, and property values: Supply </w:t>
-      </w:r>
-      <w:bookmarkStart w:id="18" w:name="_bookmark70"/>
-      <w:bookmarkEnd w:id="18"/>
+        <w:t>Edel</w:t>
+      </w:r>
+      <w:proofErr w:type="spellEnd"/>
       <w:r>
         <w:rPr>
           <w:rFonts w:cstheme="minorHAnsi"/>
@@ -19764,7 +23573,58 @@
           <w:sz w:val="24"/>
           <w:szCs w:val="24"/>
         </w:rPr>
-        <w:t xml:space="preserve">adjustment in a Tiebout-Oates model.” </w:t>
+        <w:t xml:space="preserve">, Matthew, and Elliott </w:t>
+      </w:r>
+      <w:proofErr w:type="spellStart"/>
+      <w:r>
+        <w:rPr>
+          <w:rFonts w:cstheme="minorHAnsi"/>
+          <w:bCs/>
+          <w:sz w:val="24"/>
+          <w:szCs w:val="24"/>
+        </w:rPr>
+        <w:t>Sclar</w:t>
+      </w:r>
+      <w:proofErr w:type="spellEnd"/>
+      <w:r>
+        <w:rPr>
+          <w:rFonts w:cstheme="minorHAnsi"/>
+          <w:bCs/>
+          <w:sz w:val="24"/>
+          <w:szCs w:val="24"/>
+        </w:rPr>
+        <w:t xml:space="preserve">. 1974. “Taxes, spending, and property values: Supply </w:t>
+      </w:r>
+      <w:bookmarkStart w:id="336" w:name="_bookmark70"/>
+      <w:bookmarkEnd w:id="336"/>
+      <w:r>
+        <w:rPr>
+          <w:rFonts w:cstheme="minorHAnsi"/>
+          <w:bCs/>
+          <w:sz w:val="24"/>
+          <w:szCs w:val="24"/>
+        </w:rPr>
+        <w:t xml:space="preserve">adjustment in a </w:t>
+      </w:r>
+      <w:proofErr w:type="spellStart"/>
+      <w:r>
+        <w:rPr>
+          <w:rFonts w:cstheme="minorHAnsi"/>
+          <w:bCs/>
+          <w:sz w:val="24"/>
+          <w:szCs w:val="24"/>
+        </w:rPr>
+        <w:t>Tiebout</w:t>
+      </w:r>
+      <w:proofErr w:type="spellEnd"/>
+      <w:r>
+        <w:rPr>
+          <w:rFonts w:cstheme="minorHAnsi"/>
+          <w:bCs/>
+          <w:sz w:val="24"/>
+          <w:szCs w:val="24"/>
+        </w:rPr>
+        <w:t xml:space="preserve">-Oates model.” </w:t>
       </w:r>
       <w:r>
         <w:rPr>
@@ -19803,8 +23663,47 @@
           <w:sz w:val="24"/>
           <w:szCs w:val="24"/>
         </w:rPr>
-        <w:lastRenderedPageBreak/>
-        <w:t xml:space="preserve">Foster, V., Gorgulu, N., Straub, S., &amp; Vagliasindi, M. (2023). </w:t>
+        <w:t xml:space="preserve">Foster, V., </w:t>
+      </w:r>
+      <w:proofErr w:type="spellStart"/>
+      <w:r>
+        <w:rPr>
+          <w:rFonts w:eastAsia="Times New Roman" w:cstheme="minorHAnsi"/>
+          <w:bCs/>
+          <w:sz w:val="24"/>
+          <w:szCs w:val="24"/>
+        </w:rPr>
+        <w:t>Gorgulu</w:t>
+      </w:r>
+      <w:proofErr w:type="spellEnd"/>
+      <w:r>
+        <w:rPr>
+          <w:rFonts w:eastAsia="Times New Roman" w:cstheme="minorHAnsi"/>
+          <w:bCs/>
+          <w:sz w:val="24"/>
+          <w:szCs w:val="24"/>
+        </w:rPr>
+        <w:t xml:space="preserve">, N., Straub, S., &amp; </w:t>
+      </w:r>
+      <w:proofErr w:type="spellStart"/>
+      <w:r>
+        <w:rPr>
+          <w:rFonts w:eastAsia="Times New Roman" w:cstheme="minorHAnsi"/>
+          <w:bCs/>
+          <w:sz w:val="24"/>
+          <w:szCs w:val="24"/>
+        </w:rPr>
+        <w:t>Vagliasindi</w:t>
+      </w:r>
+      <w:proofErr w:type="spellEnd"/>
+      <w:r>
+        <w:rPr>
+          <w:rFonts w:eastAsia="Times New Roman" w:cstheme="minorHAnsi"/>
+          <w:bCs/>
+          <w:sz w:val="24"/>
+          <w:szCs w:val="24"/>
+        </w:rPr>
+        <w:t xml:space="preserve">, M. (2023). </w:t>
       </w:r>
       <w:r>
         <w:rPr>
@@ -19844,7 +23743,27 @@
           <w:sz w:val="24"/>
           <w:szCs w:val="24"/>
         </w:rPr>
-        <w:t xml:space="preserve">Gelman, A., &amp; Imbens, G. (2019). Why high-order polynomials should not be used in regression discontinuity designs. </w:t>
+        <w:t xml:space="preserve">Gelman, A., &amp; </w:t>
+      </w:r>
+      <w:proofErr w:type="spellStart"/>
+      <w:r>
+        <w:rPr>
+          <w:rFonts w:eastAsia="Times New Roman" w:cstheme="minorHAnsi"/>
+          <w:bCs/>
+          <w:sz w:val="24"/>
+          <w:szCs w:val="24"/>
+        </w:rPr>
+        <w:t>Imbens</w:t>
+      </w:r>
+      <w:proofErr w:type="spellEnd"/>
+      <w:r>
+        <w:rPr>
+          <w:rFonts w:eastAsia="Times New Roman" w:cstheme="minorHAnsi"/>
+          <w:bCs/>
+          <w:sz w:val="24"/>
+          <w:szCs w:val="24"/>
+        </w:rPr>
+        <w:t xml:space="preserve">, G. (2019). Why high-order polynomials should not be used in regression discontinuity designs. </w:t>
       </w:r>
       <w:r>
         <w:rPr>
@@ -19906,8 +23825,8 @@
         </w:rPr>
         <w:t xml:space="preserve">Gibbons, Stephen, and Stephen Machin. 2005. “Valuing rail access using transport </w:t>
       </w:r>
-      <w:bookmarkStart w:id="19" w:name="_bookmark72"/>
-      <w:bookmarkEnd w:id="19"/>
+      <w:bookmarkStart w:id="337" w:name="_bookmark72"/>
+      <w:bookmarkEnd w:id="337"/>
       <w:r>
         <w:rPr>
           <w:rFonts w:cstheme="minorHAnsi"/>
@@ -20146,8 +24065,8 @@
         </w:rPr>
         <w:t xml:space="preserve">Macroeconomic effects of Maintenance versus New </w:t>
       </w:r>
-      <w:bookmarkStart w:id="20" w:name="_bookmark87"/>
-      <w:bookmarkEnd w:id="20"/>
+      <w:bookmarkStart w:id="338" w:name="_bookmark87"/>
+      <w:bookmarkEnd w:id="338"/>
       <w:r>
         <w:rPr>
           <w:rFonts w:cstheme="minorHAnsi"/>
@@ -20183,7 +24102,27 @@
           <w:sz w:val="24"/>
           <w:szCs w:val="24"/>
         </w:rPr>
-        <w:t xml:space="preserve">Suárez-Cuesta, D., &amp; Latorre, M. C. (2023). Modeling the Impact of Public Infrastructure investments in the US: A CGE Analysis. </w:t>
+        <w:t xml:space="preserve">Suárez-Cuesta, D., &amp; </w:t>
+      </w:r>
+      <w:proofErr w:type="spellStart"/>
+      <w:r>
+        <w:rPr>
+          <w:rFonts w:eastAsia="Times New Roman" w:cstheme="minorHAnsi"/>
+          <w:bCs/>
+          <w:sz w:val="24"/>
+          <w:szCs w:val="24"/>
+        </w:rPr>
+        <w:t>Latorre</w:t>
+      </w:r>
+      <w:proofErr w:type="spellEnd"/>
+      <w:r>
+        <w:rPr>
+          <w:rFonts w:eastAsia="Times New Roman" w:cstheme="minorHAnsi"/>
+          <w:bCs/>
+          <w:sz w:val="24"/>
+          <w:szCs w:val="24"/>
+        </w:rPr>
+        <w:t xml:space="preserve">, M. C. (2023). Modeling the Impact of Public Infrastructure investments in the US: A CGE Analysis. </w:t>
       </w:r>
       <w:r>
         <w:rPr>
@@ -20230,7 +24169,7 @@
       <w:pPr>
         <w:spacing w:line="480" w:lineRule="auto"/>
         <w:rPr>
-          <w:ins w:id="21" w:author="Rawat, Saani (rawatsa)" w:date="2025-08-21T15:48:00Z"/>
+          <w:ins w:id="339" w:author="Rawat, Saani (rawatsa)" w:date="2025-08-21T15:48:00Z"/>
           <w:b/>
           <w:bCs/>
           <w:sz w:val="28"/>
@@ -20242,7 +24181,7 @@
       <w:pPr>
         <w:spacing w:line="480" w:lineRule="auto"/>
         <w:rPr>
-          <w:ins w:id="22" w:author="Rawat, Saani (rawatsa)" w:date="2025-08-21T15:48:00Z"/>
+          <w:ins w:id="340" w:author="Rawat, Saani (rawatsa)" w:date="2025-08-21T15:48:00Z"/>
           <w:b/>
           <w:bCs/>
           <w:sz w:val="28"/>
@@ -20254,7 +24193,7 @@
       <w:pPr>
         <w:spacing w:line="480" w:lineRule="auto"/>
         <w:rPr>
-          <w:ins w:id="23" w:author="Rawat, Saani (rawatsa)" w:date="2025-08-21T15:48:00Z"/>
+          <w:ins w:id="341" w:author="Rawat, Saani (rawatsa)" w:date="2025-08-21T15:48:00Z"/>
           <w:b/>
           <w:bCs/>
           <w:sz w:val="28"/>
@@ -20264,78 +24203,72 @@
     </w:p>
     <w:p>
       <w:pPr>
-        <w:spacing w:line="480" w:lineRule="auto"/>
-        <w:rPr>
-          <w:ins w:id="24" w:author="Rawat, Saani (rawatsa)" w:date="2025-08-21T15:48:00Z"/>
-          <w:b/>
-          <w:bCs/>
-          <w:sz w:val="64"/>
-          <w:szCs w:val="64"/>
-        </w:rPr>
+        <w:pStyle w:val="Heading1"/>
+        <w:rPr>
+          <w:ins w:id="342" w:author="Rawat, Saani (rawatsa)" w:date="2025-08-21T15:48:00Z"/>
+        </w:rPr>
+        <w:pPrChange w:id="343" w:author="Rawat, Saani (rawatsa)" w:date="2025-08-29T11:41:00Z">
+          <w:pPr>
+            <w:spacing w:line="480" w:lineRule="auto"/>
+          </w:pPr>
+        </w:pPrChange>
       </w:pPr>
-      <w:ins w:id="25" w:author="Rawat, Saani (rawatsa)" w:date="2025-08-21T15:48:00Z">
+      <w:ins w:id="344" w:author="Rawat, Saani (rawatsa)" w:date="2025-08-21T15:48:00Z">
         <w:r>
           <w:rPr>
-            <w:b/>
-            <w:bCs/>
             <w:sz w:val="28"/>
             <w:szCs w:val="28"/>
           </w:rPr>
+          <w:lastRenderedPageBreak/>
           <w:tab/>
         </w:r>
         <w:r>
-          <w:rPr>
-            <w:b/>
-            <w:bCs/>
-            <w:sz w:val="64"/>
-            <w:szCs w:val="64"/>
-          </w:rPr>
           <w:t>Appendix</w:t>
+        </w:r>
+      </w:ins>
+      <w:ins w:id="345" w:author="Rawat, Saani (rawatsa)" w:date="2025-08-29T11:42:00Z">
+        <w:r>
+          <w:br/>
         </w:r>
       </w:ins>
     </w:p>
     <w:p>
       <w:pPr>
-        <w:spacing w:line="480" w:lineRule="auto"/>
-        <w:rPr>
-          <w:ins w:id="26" w:author="Rawat, Saani (rawatsa)" w:date="2025-08-21T15:48:00Z"/>
-          <w:b/>
-          <w:bCs/>
-          <w:sz w:val="52"/>
-          <w:szCs w:val="52"/>
-        </w:rPr>
+        <w:pStyle w:val="Heading2"/>
+        <w:rPr>
+          <w:ins w:id="346" w:author="Rawat, Saani (rawatsa)" w:date="2025-08-21T15:48:00Z"/>
+        </w:rPr>
+        <w:pPrChange w:id="347" w:author="Rawat, Saani (rawatsa)" w:date="2025-08-29T11:41:00Z">
+          <w:pPr>
+            <w:spacing w:line="480" w:lineRule="auto"/>
+          </w:pPr>
+        </w:pPrChange>
       </w:pPr>
-      <w:ins w:id="27" w:author="Rawat, Saani (rawatsa)" w:date="2025-08-21T15:48:00Z">
+      <w:ins w:id="348" w:author="Rawat, Saani (rawatsa)" w:date="2025-08-21T15:48:00Z">
         <w:r>
-          <w:rPr>
-            <w:b/>
-            <w:bCs/>
-            <w:sz w:val="52"/>
-            <w:szCs w:val="52"/>
-          </w:rPr>
           <w:t>Data Benchmarking</w:t>
+        </w:r>
+      </w:ins>
+      <w:ins w:id="349" w:author="Rawat, Saani (rawatsa)" w:date="2025-08-29T11:42:00Z">
+        <w:r>
+          <w:br/>
         </w:r>
       </w:ins>
     </w:p>
     <w:p>
       <w:pPr>
-        <w:spacing w:line="480" w:lineRule="auto"/>
-        <w:rPr>
-          <w:ins w:id="28" w:author="Rawat, Saani (rawatsa)" w:date="2025-08-21T15:48:00Z"/>
-          <w:b/>
-          <w:bCs/>
-          <w:sz w:val="40"/>
-          <w:szCs w:val="40"/>
-        </w:rPr>
+        <w:pStyle w:val="Heading3"/>
+        <w:rPr>
+          <w:ins w:id="350" w:author="Rawat, Saani (rawatsa)" w:date="2025-08-21T15:48:00Z"/>
+        </w:rPr>
+        <w:pPrChange w:id="351" w:author="Rawat, Saani (rawatsa)" w:date="2025-08-29T11:42:00Z">
+          <w:pPr>
+            <w:spacing w:line="480" w:lineRule="auto"/>
+          </w:pPr>
+        </w:pPrChange>
       </w:pPr>
-      <w:ins w:id="29" w:author="Rawat, Saani (rawatsa)" w:date="2025-08-21T15:48:00Z">
+      <w:ins w:id="352" w:author="Rawat, Saani (rawatsa)" w:date="2025-08-21T15:48:00Z">
         <w:r>
-          <w:rPr>
-            <w:b/>
-            <w:bCs/>
-            <w:sz w:val="40"/>
-            <w:szCs w:val="40"/>
-          </w:rPr>
           <w:t>QCEW Wages and Employment Data</w:t>
         </w:r>
       </w:ins>
@@ -20344,14 +24277,14 @@
       <w:pPr>
         <w:spacing w:line="480" w:lineRule="auto"/>
         <w:rPr>
-          <w:ins w:id="30" w:author="Rawat, Saani (rawatsa)" w:date="2025-08-21T15:48:00Z"/>
+          <w:ins w:id="353" w:author="Rawat, Saani (rawatsa)" w:date="2025-08-21T15:48:00Z"/>
           <w:b/>
           <w:bCs/>
           <w:sz w:val="24"/>
           <w:szCs w:val="24"/>
         </w:rPr>
       </w:pPr>
-      <w:ins w:id="31" w:author="Rawat, Saani (rawatsa)" w:date="2025-08-21T15:48:00Z">
+      <w:ins w:id="354" w:author="Rawat, Saani (rawatsa)" w:date="2025-08-21T15:48:00Z">
         <w:r>
           <w:rPr>
             <w:b/>
@@ -20431,14 +24364,14 @@
       <w:pPr>
         <w:spacing w:line="480" w:lineRule="auto"/>
         <w:rPr>
-          <w:ins w:id="32" w:author="Rawat, Saani (rawatsa)" w:date="2025-08-21T15:49:00Z"/>
+          <w:ins w:id="355" w:author="Rawat, Saani (rawatsa)" w:date="2025-08-21T15:49:00Z"/>
           <w:b/>
           <w:bCs/>
           <w:sz w:val="24"/>
           <w:szCs w:val="24"/>
         </w:rPr>
       </w:pPr>
-      <w:ins w:id="33" w:author="Rawat, Saani (rawatsa)" w:date="2025-08-21T15:49:00Z">
+      <w:ins w:id="356" w:author="Rawat, Saani (rawatsa)" w:date="2025-08-21T15:49:00Z">
         <w:r>
           <w:rPr>
             <w:b/>
@@ -20454,14 +24387,14 @@
       <w:pPr>
         <w:spacing w:line="480" w:lineRule="auto"/>
         <w:rPr>
-          <w:ins w:id="34" w:author="Rawat, Saani (rawatsa)" w:date="2025-08-21T15:49:00Z"/>
+          <w:ins w:id="357" w:author="Rawat, Saani (rawatsa)" w:date="2025-08-21T15:49:00Z"/>
           <w:b/>
           <w:bCs/>
           <w:sz w:val="24"/>
           <w:szCs w:val="24"/>
         </w:rPr>
       </w:pPr>
-      <w:ins w:id="35" w:author="Rawat, Saani (rawatsa)" w:date="2025-08-21T15:49:00Z">
+      <w:ins w:id="358" w:author="Rawat, Saani (rawatsa)" w:date="2025-08-21T15:49:00Z">
         <w:r>
           <w:rPr>
             <w:b/>
@@ -20477,14 +24410,14 @@
       <w:pPr>
         <w:spacing w:line="480" w:lineRule="auto"/>
         <w:rPr>
-          <w:ins w:id="36" w:author="Rawat, Saani (rawatsa)" w:date="2025-08-21T16:34:00Z"/>
+          <w:ins w:id="359" w:author="Rawat, Saani (rawatsa)" w:date="2025-08-21T16:34:00Z"/>
           <w:b/>
           <w:bCs/>
           <w:sz w:val="24"/>
           <w:szCs w:val="24"/>
         </w:rPr>
       </w:pPr>
-      <w:ins w:id="37" w:author="Rawat, Saani (rawatsa)" w:date="2025-08-21T16:34:00Z">
+      <w:ins w:id="360" w:author="Rawat, Saani (rawatsa)" w:date="2025-08-21T16:34:00Z">
         <w:r>
           <w:rPr>
             <w:b/>
@@ -20493,7 +24426,6 @@
             <w:sz w:val="24"/>
             <w:szCs w:val="24"/>
           </w:rPr>
-          <w:lastRenderedPageBreak/>
           <w:drawing>
             <wp:inline distT="0" distB="0" distL="0" distR="0" wp14:anchorId="74210C17" wp14:editId="74A45879">
               <wp:extent cx="6418740" cy="3467595"/>
@@ -20512,7 +24444,7 @@
                       </pic:cNvPicPr>
                     </pic:nvPicPr>
                     <pic:blipFill>
-                      <a:blip r:embed="rId38">
+                      <a:blip r:embed="rId42">
                         <a:extLst>
                           <a:ext uri="{28A0092B-C50C-407E-A947-70E740481C1C}">
                             <a14:useLocalDpi xmlns:a14="http://schemas.microsoft.com/office/drawing/2010/main" val="0"/>
@@ -20546,14 +24478,14 @@
       <w:pPr>
         <w:spacing w:line="480" w:lineRule="auto"/>
         <w:rPr>
-          <w:ins w:id="38" w:author="Rawat, Saani (rawatsa)" w:date="2025-08-21T16:34:00Z"/>
+          <w:ins w:id="361" w:author="Rawat, Saani (rawatsa)" w:date="2025-08-21T16:34:00Z"/>
           <w:b/>
           <w:bCs/>
           <w:sz w:val="24"/>
           <w:szCs w:val="24"/>
         </w:rPr>
       </w:pPr>
-      <w:ins w:id="39" w:author="Rawat, Saani (rawatsa)" w:date="2025-08-21T16:34:00Z">
+      <w:ins w:id="362" w:author="Rawat, Saani (rawatsa)" w:date="2025-08-21T16:34:00Z">
         <w:r>
           <w:rPr>
             <w:b/>
@@ -20562,6 +24494,7 @@
             <w:sz w:val="24"/>
             <w:szCs w:val="24"/>
           </w:rPr>
+          <w:lastRenderedPageBreak/>
           <w:drawing>
             <wp:inline distT="0" distB="0" distL="0" distR="0" wp14:anchorId="2C84392E" wp14:editId="18D19DEB">
               <wp:extent cx="6650182" cy="3592627"/>
@@ -20580,7 +24513,7 @@
                       </pic:cNvPicPr>
                     </pic:nvPicPr>
                     <pic:blipFill>
-                      <a:blip r:embed="rId39">
+                      <a:blip r:embed="rId43">
                         <a:extLst>
                           <a:ext uri="{28A0092B-C50C-407E-A947-70E740481C1C}">
                             <a14:useLocalDpi xmlns:a14="http://schemas.microsoft.com/office/drawing/2010/main" val="0"/>
@@ -20614,7 +24547,7 @@
       <w:pPr>
         <w:spacing w:line="480" w:lineRule="auto"/>
         <w:rPr>
-          <w:ins w:id="40" w:author="Rawat, Saani (rawatsa)" w:date="2025-08-21T15:49:00Z"/>
+          <w:ins w:id="363" w:author="Rawat, Saani (rawatsa)" w:date="2025-08-21T15:49:00Z"/>
           <w:b/>
           <w:bCs/>
           <w:sz w:val="24"/>
@@ -20626,7 +24559,7 @@
       <w:pPr>
         <w:spacing w:line="480" w:lineRule="auto"/>
         <w:rPr>
-          <w:ins w:id="41" w:author="Rawat, Saani (rawatsa)" w:date="2025-08-21T17:38:00Z"/>
+          <w:ins w:id="364" w:author="Rawat, Saani (rawatsa)" w:date="2025-08-21T17:38:00Z"/>
           <w:b/>
           <w:bCs/>
           <w:sz w:val="24"/>
@@ -20636,58 +24569,83 @@
     </w:p>
     <w:p>
       <w:pPr>
-        <w:spacing w:line="480" w:lineRule="auto"/>
-        <w:rPr>
-          <w:ins w:id="42" w:author="Rawat, Saani (rawatsa)" w:date="2025-08-21T17:39:00Z"/>
-          <w:b/>
-          <w:bCs/>
-          <w:sz w:val="40"/>
-          <w:szCs w:val="40"/>
-        </w:rPr>
+        <w:pStyle w:val="Heading3"/>
+        <w:rPr>
+          <w:ins w:id="365" w:author="Rawat, Saani (rawatsa)" w:date="2025-08-21T17:39:00Z"/>
+          <w:rPrChange w:id="366" w:author="Rawat, Saani (rawatsa)" w:date="2025-08-29T11:30:00Z">
+            <w:rPr>
+              <w:ins w:id="367" w:author="Rawat, Saani (rawatsa)" w:date="2025-08-21T17:39:00Z"/>
+              <w:b/>
+              <w:bCs/>
+              <w:sz w:val="40"/>
+              <w:szCs w:val="40"/>
+            </w:rPr>
+          </w:rPrChange>
+        </w:rPr>
+        <w:pPrChange w:id="368" w:author="Rawat, Saani (rawatsa)" w:date="2025-08-29T11:42:00Z">
+          <w:pPr>
+            <w:spacing w:line="480" w:lineRule="auto"/>
+          </w:pPr>
+        </w:pPrChange>
       </w:pPr>
-      <w:ins w:id="43" w:author="Rawat, Saani (rawatsa)" w:date="2025-08-21T17:38:00Z">
+      <w:ins w:id="369" w:author="Rawat, Saani (rawatsa)" w:date="2025-08-29T11:30:00Z">
         <w:r>
           <w:rPr>
-            <w:b/>
-            <w:bCs/>
-            <w:sz w:val="40"/>
-            <w:szCs w:val="40"/>
+            <w:rPrChange w:id="370" w:author="Rawat, Saani (rawatsa)" w:date="2025-08-29T11:30:00Z">
+              <w:rPr>
+                <w:b/>
+                <w:bCs/>
+                <w:sz w:val="40"/>
+                <w:szCs w:val="40"/>
+              </w:rPr>
+            </w:rPrChange>
           </w:rPr>
-          <w:lastRenderedPageBreak/>
-          <w:t>Additional-fu</w:t>
+          <w:t>New Road Tax Levies</w:t>
         </w:r>
       </w:ins>
-      <w:ins w:id="44" w:author="Rawat, Saani (rawatsa)" w:date="2025-08-21T17:39:00Z">
+      <w:ins w:id="371" w:author="Rawat, Saani (rawatsa)" w:date="2025-08-21T17:39:00Z">
         <w:r>
           <w:rPr>
-            <w:b/>
-            <w:bCs/>
-            <w:sz w:val="40"/>
-            <w:szCs w:val="40"/>
+            <w:rPrChange w:id="372" w:author="Rawat, Saani (rawatsa)" w:date="2025-08-29T11:30:00Z">
+              <w:rPr>
+                <w:b/>
+                <w:bCs/>
+                <w:sz w:val="40"/>
+                <w:szCs w:val="40"/>
+              </w:rPr>
+            </w:rPrChange>
           </w:rPr>
-          <w:t xml:space="preserve">nding </w:t>
+          <w:t xml:space="preserve"> and </w:t>
         </w:r>
       </w:ins>
-      <w:ins w:id="45" w:author="Rawat, Saani (rawatsa)" w:date="2025-08-21T17:38:00Z">
+      <w:ins w:id="373" w:author="Rawat, Saani (rawatsa)" w:date="2025-08-29T11:30:00Z">
         <w:r>
           <w:rPr>
-            <w:b/>
-            <w:bCs/>
-            <w:sz w:val="40"/>
-            <w:szCs w:val="40"/>
+            <w:rPrChange w:id="374" w:author="Rawat, Saani (rawatsa)" w:date="2025-08-29T11:30:00Z">
+              <w:rPr>
+                <w:b/>
+                <w:bCs/>
+                <w:sz w:val="40"/>
+                <w:szCs w:val="40"/>
+              </w:rPr>
+            </w:rPrChange>
           </w:rPr>
-          <w:t>Election</w:t>
+          <w:t xml:space="preserve">Government </w:t>
         </w:r>
       </w:ins>
-      <w:ins w:id="46" w:author="Rawat, Saani (rawatsa)" w:date="2025-08-21T17:39:00Z">
+      <w:ins w:id="375" w:author="Rawat, Saani (rawatsa)" w:date="2025-08-21T17:39:00Z">
         <w:r>
           <w:rPr>
-            <w:b/>
-            <w:bCs/>
-            <w:sz w:val="40"/>
-            <w:szCs w:val="40"/>
+            <w:rPrChange w:id="376" w:author="Rawat, Saani (rawatsa)" w:date="2025-08-29T11:30:00Z">
+              <w:rPr>
+                <w:b/>
+                <w:bCs/>
+                <w:sz w:val="40"/>
+                <w:szCs w:val="40"/>
+              </w:rPr>
+            </w:rPrChange>
           </w:rPr>
-          <w:t xml:space="preserve"> Results and Revenue/Spending</w:t>
+          <w:t>Revenue/Spending</w:t>
         </w:r>
       </w:ins>
     </w:p>
@@ -20695,14 +24653,14 @@
       <w:pPr>
         <w:spacing w:line="480" w:lineRule="auto"/>
         <w:rPr>
-          <w:ins w:id="47" w:author="Rawat, Saani (rawatsa)" w:date="2025-08-21T17:39:00Z"/>
+          <w:ins w:id="377" w:author="Rawat, Saani (rawatsa)" w:date="2025-08-21T17:39:00Z"/>
           <w:b/>
           <w:bCs/>
           <w:sz w:val="24"/>
           <w:szCs w:val="24"/>
-          <w:rPrChange w:id="48" w:author="Rawat, Saani (rawatsa)" w:date="2025-08-25T10:42:00Z">
+          <w:rPrChange w:id="378" w:author="Rawat, Saani (rawatsa)" w:date="2025-08-25T10:42:00Z">
             <w:rPr>
-              <w:ins w:id="49" w:author="Rawat, Saani (rawatsa)" w:date="2025-08-21T17:39:00Z"/>
+              <w:ins w:id="379" w:author="Rawat, Saani (rawatsa)" w:date="2025-08-21T17:39:00Z"/>
               <w:b/>
               <w:bCs/>
               <w:sz w:val="40"/>
@@ -20711,7 +24669,7 @@
           </w:rPrChange>
         </w:rPr>
       </w:pPr>
-      <w:ins w:id="50" w:author="Rawat, Saani (rawatsa)" w:date="2025-08-25T10:42:00Z">
+      <w:ins w:id="380" w:author="Rawat, Saani (rawatsa)" w:date="2025-08-25T10:42:00Z">
         <w:r>
           <w:rPr>
             <w:b/>
@@ -20731,7 +24689,7 @@
           <w:t xml:space="preserve">difference in revenue/spending between </w:t>
         </w:r>
       </w:ins>
-      <w:ins w:id="51" w:author="Rawat, Saani (rawatsa)" w:date="2025-08-25T10:43:00Z">
+      <w:ins w:id="381" w:author="Rawat, Saani (rawatsa)" w:date="2025-08-25T10:43:00Z">
         <w:r>
           <w:rPr>
             <w:b/>
@@ -20742,7 +24700,7 @@
           <w:t xml:space="preserve">townships </w:t>
         </w:r>
       </w:ins>
-      <w:ins w:id="52" w:author="Rawat, Saani (rawatsa)" w:date="2025-08-25T10:42:00Z">
+      <w:ins w:id="382" w:author="Rawat, Saani (rawatsa)" w:date="2025-08-25T10:42:00Z">
         <w:r>
           <w:rPr>
             <w:b/>
@@ -20753,7 +24711,7 @@
           <w:t xml:space="preserve">that passed their elections and </w:t>
         </w:r>
       </w:ins>
-      <w:ins w:id="53" w:author="Rawat, Saani (rawatsa)" w:date="2025-08-25T10:43:00Z">
+      <w:ins w:id="383" w:author="Rawat, Saani (rawatsa)" w:date="2025-08-25T10:43:00Z">
         <w:r>
           <w:rPr>
             <w:b/>
@@ -20769,7 +24727,7 @@
       <w:pPr>
         <w:spacing w:line="480" w:lineRule="auto"/>
         <w:rPr>
-          <w:ins w:id="54" w:author="Rawat, Saani (rawatsa)" w:date="2025-08-25T10:43:00Z"/>
+          <w:ins w:id="384" w:author="Rawat, Saani (rawatsa)" w:date="2025-08-29T11:29:00Z"/>
           <w:b/>
           <w:bCs/>
           <w:sz w:val="40"/>
@@ -20781,43 +24739,38 @@
       <w:pPr>
         <w:spacing w:line="480" w:lineRule="auto"/>
         <w:rPr>
-          <w:ins w:id="55" w:author="Rawat, Saani (rawatsa)" w:date="2025-08-25T10:44:00Z"/>
+          <w:ins w:id="385" w:author="Rawat, Saani (rawatsa)" w:date="2025-08-25T10:43:00Z"/>
           <w:b/>
           <w:bCs/>
           <w:sz w:val="40"/>
           <w:szCs w:val="40"/>
         </w:rPr>
       </w:pPr>
-      <w:ins w:id="56" w:author="Rawat, Saani (rawatsa)" w:date="2025-08-25T10:44:00Z">
+    </w:p>
+    <w:p>
+      <w:pPr>
+        <w:pStyle w:val="Heading3"/>
+        <w:rPr>
+          <w:ins w:id="386" w:author="Rawat, Saani (rawatsa)" w:date="2025-08-25T10:44:00Z"/>
+        </w:rPr>
+        <w:pPrChange w:id="387" w:author="Rawat, Saani (rawatsa)" w:date="2025-08-29T11:42:00Z">
+          <w:pPr>
+            <w:spacing w:line="480" w:lineRule="auto"/>
+          </w:pPr>
+        </w:pPrChange>
+      </w:pPr>
+      <w:ins w:id="388" w:author="Rawat, Saani (rawatsa)" w:date="2025-08-25T10:44:00Z">
         <w:r>
-          <w:rPr>
-            <w:b/>
-            <w:bCs/>
-            <w:sz w:val="40"/>
-            <w:szCs w:val="40"/>
-          </w:rPr>
           <w:t>“Additional” r</w:t>
         </w:r>
       </w:ins>
-      <w:ins w:id="57" w:author="Rawat, Saani (rawatsa)" w:date="2025-08-25T10:43:00Z">
+      <w:ins w:id="389" w:author="Rawat, Saani (rawatsa)" w:date="2025-08-25T10:43:00Z">
         <w:r>
-          <w:rPr>
-            <w:b/>
-            <w:bCs/>
-            <w:sz w:val="40"/>
-            <w:szCs w:val="40"/>
-          </w:rPr>
           <w:t>oad tax</w:t>
         </w:r>
       </w:ins>
-      <w:ins w:id="58" w:author="Rawat, Saani (rawatsa)" w:date="2025-08-25T10:44:00Z">
+      <w:ins w:id="390" w:author="Rawat, Saani (rawatsa)" w:date="2025-08-25T10:44:00Z">
         <w:r>
-          <w:rPr>
-            <w:b/>
-            <w:bCs/>
-            <w:sz w:val="40"/>
-            <w:szCs w:val="40"/>
-          </w:rPr>
           <w:t>es and Labor Outcomes</w:t>
         </w:r>
       </w:ins>
@@ -20830,7 +24783,7 @@
           <w:bCs/>
           <w:sz w:val="40"/>
           <w:szCs w:val="40"/>
-          <w:rPrChange w:id="59" w:author="Rawat, Saani (rawatsa)" w:date="2025-08-21T17:38:00Z">
+          <w:rPrChange w:id="391" w:author="Rawat, Saani (rawatsa)" w:date="2025-08-21T17:38:00Z">
             <w:rPr>
               <w:b/>
               <w:bCs/>
@@ -20854,7 +24807,7 @@
 
 <file path=word/comments.xml><?xml version="1.0" encoding="utf-8"?>
 <w:comments xmlns:wpc="http://schemas.microsoft.com/office/word/2010/wordprocessingCanvas" xmlns:cx="http://schemas.microsoft.com/office/drawing/2014/chartex" xmlns:cx1="http://schemas.microsoft.com/office/drawing/2015/9/8/chartex" xmlns:cx2="http://schemas.microsoft.com/office/drawing/2015/10/21/chartex" xmlns:cx3="http://schemas.microsoft.com/office/drawing/2016/5/9/chartex" xmlns:cx4="http://schemas.microsoft.com/office/drawing/2016/5/10/chartex" xmlns:cx5="http://schemas.microsoft.com/office/drawing/2016/5/11/chartex" xmlns:cx6="http://schemas.microsoft.com/office/drawing/2016/5/12/chartex" xmlns:cx7="http://schemas.microsoft.com/office/drawing/2016/5/13/chartex" xmlns:cx8="http://schemas.microsoft.com/office/drawing/2016/5/14/chartex" xmlns:mc="http://schemas.openxmlformats.org/markup-compatibility/2006" xmlns:aink="http://schemas.microsoft.com/office/drawing/2016/ink" xmlns:am3d="http://schemas.microsoft.com/office/drawing/2017/model3d" xmlns:o="urn:schemas-microsoft-com:office:office" xmlns:r="http://schemas.openxmlformats.org/officeDocument/2006/relationships" xmlns:m="http://schemas.openxmlformats.org/officeDocument/2006/math" xmlns:v="urn:schemas-microsoft-com:vml" xmlns:wp14="http://schemas.microsoft.com/office/word/2010/wordprocessingDrawing" xmlns:wp="http://schemas.openxmlformats.org/drawingml/2006/wordprocessingDrawing" xmlns:w10="urn:schemas-microsoft-com:office:word" xmlns:w="http://schemas.openxmlformats.org/wordprocessingml/2006/main" xmlns:w14="http://schemas.microsoft.com/office/word/2010/wordml" xmlns:w15="http://schemas.microsoft.com/office/word/2012/wordml" xmlns:w16cex="http://schemas.microsoft.com/office/word/2018/wordml/cex" xmlns:w16cid="http://schemas.microsoft.com/office/word/2016/wordml/cid" xmlns:w16="http://schemas.microsoft.com/office/word/2018/wordml" xmlns:w16sdtdh="http://schemas.microsoft.com/office/word/2020/wordml/sdtdatahash" xmlns:w16se="http://schemas.microsoft.com/office/word/2015/wordml/symex" xmlns:wpg="http://schemas.microsoft.com/office/word/2010/wordprocessingGroup" xmlns:wpi="http://schemas.microsoft.com/office/word/2010/wordprocessingInk" xmlns:wne="http://schemas.microsoft.com/office/word/2006/wordml" xmlns:wps="http://schemas.microsoft.com/office/word/2010/wordprocessingShape" mc:Ignorable="w14 w15 w16se w16cid w16 w16cex w16sdtdh wp14">
-  <w:comment w:id="3" w:author="Rawat, Saani (rawatsa)" w:date="2025-08-21T12:22:00Z" w:initials="RS(">
+  <w:comment w:id="18" w:author="Rawat, Saani (rawatsa)" w:date="2025-08-21T12:22:00Z" w:initials="RS(">
     <w:p>
       <w:pPr>
         <w:pStyle w:val="CommentText"/>
@@ -20866,7 +24819,15 @@
         <w:annotationRef/>
       </w:r>
       <w:r>
-        <w:t xml:space="preserve">Can also cite Asher and Novosad since they look at </w:t>
+        <w:t xml:space="preserve">Can also cite Asher and </w:t>
+      </w:r>
+      <w:proofErr w:type="spellStart"/>
+      <w:r>
+        <w:t>Novosad</w:t>
+      </w:r>
+      <w:proofErr w:type="spellEnd"/>
+      <w:r>
+        <w:t xml:space="preserve"> since they look at </w:t>
       </w:r>
       <w:r>
         <w:t>Labor outcomes.</w:t>
@@ -20892,6 +24853,269 @@
 <w16cid:commentsIds xmlns:wpc="http://schemas.microsoft.com/office/word/2010/wordprocessingCanvas" xmlns:cx="http://schemas.microsoft.com/office/drawing/2014/chartex" xmlns:cx1="http://schemas.microsoft.com/office/drawing/2015/9/8/chartex" xmlns:cx2="http://schemas.microsoft.com/office/drawing/2015/10/21/chartex" xmlns:cx3="http://schemas.microsoft.com/office/drawing/2016/5/9/chartex" xmlns:cx4="http://schemas.microsoft.com/office/drawing/2016/5/10/chartex" xmlns:cx5="http://schemas.microsoft.com/office/drawing/2016/5/11/chartex" xmlns:cx6="http://schemas.microsoft.com/office/drawing/2016/5/12/chartex" xmlns:cx7="http://schemas.microsoft.com/office/drawing/2016/5/13/chartex" xmlns:cx8="http://schemas.microsoft.com/office/drawing/2016/5/14/chartex" xmlns:mc="http://schemas.openxmlformats.org/markup-compatibility/2006" xmlns:aink="http://schemas.microsoft.com/office/drawing/2016/ink" xmlns:am3d="http://schemas.microsoft.com/office/drawing/2017/model3d" xmlns:o="urn:schemas-microsoft-com:office:office" xmlns:r="http://schemas.openxmlformats.org/officeDocument/2006/relationships" xmlns:m="http://schemas.openxmlformats.org/officeDocument/2006/math" xmlns:v="urn:schemas-microsoft-com:vml" xmlns:wp14="http://schemas.microsoft.com/office/word/2010/wordprocessingDrawing" xmlns:wp="http://schemas.openxmlformats.org/drawingml/2006/wordprocessingDrawing" xmlns:w10="urn:schemas-microsoft-com:office:word" xmlns:w="http://schemas.openxmlformats.org/wordprocessingml/2006/main" xmlns:w14="http://schemas.microsoft.com/office/word/2010/wordml" xmlns:w15="http://schemas.microsoft.com/office/word/2012/wordml" xmlns:w16cex="http://schemas.microsoft.com/office/word/2018/wordml/cex" xmlns:w16cid="http://schemas.microsoft.com/office/word/2016/wordml/cid" xmlns:w16="http://schemas.microsoft.com/office/word/2018/wordml" xmlns:w16sdtdh="http://schemas.microsoft.com/office/word/2020/wordml/sdtdatahash" xmlns:w16se="http://schemas.microsoft.com/office/word/2015/wordml/symex" xmlns:wpg="http://schemas.microsoft.com/office/word/2010/wordprocessingGroup" xmlns:wpi="http://schemas.microsoft.com/office/word/2010/wordprocessingInk" xmlns:wne="http://schemas.microsoft.com/office/word/2006/wordml" xmlns:wps="http://schemas.microsoft.com/office/word/2010/wordprocessingShape" mc:Ignorable="w14 w15 w16se w16cid w16 w16cex w16sdtdh wp14">
   <w16cid:commentId w16cid:paraId="748689EB" w16cid:durableId="2C518DEC"/>
 </w16cid:commentsIds>
+</file>
+
+<file path=word/endnotes.xml><?xml version="1.0" encoding="utf-8"?>
+<w:endnotes xmlns:wpc="http://schemas.microsoft.com/office/word/2010/wordprocessingCanvas" xmlns:cx="http://schemas.microsoft.com/office/drawing/2014/chartex" xmlns:cx1="http://schemas.microsoft.com/office/drawing/2015/9/8/chartex" xmlns:cx2="http://schemas.microsoft.com/office/drawing/2015/10/21/chartex" xmlns:cx3="http://schemas.microsoft.com/office/drawing/2016/5/9/chartex" xmlns:cx4="http://schemas.microsoft.com/office/drawing/2016/5/10/chartex" xmlns:cx5="http://schemas.microsoft.com/office/drawing/2016/5/11/chartex" xmlns:cx6="http://schemas.microsoft.com/office/drawing/2016/5/12/chartex" xmlns:cx7="http://schemas.microsoft.com/office/drawing/2016/5/13/chartex" xmlns:cx8="http://schemas.microsoft.com/office/drawing/2016/5/14/chartex" xmlns:mc="http://schemas.openxmlformats.org/markup-compatibility/2006" xmlns:aink="http://schemas.microsoft.com/office/drawing/2016/ink" xmlns:am3d="http://schemas.microsoft.com/office/drawing/2017/model3d" xmlns:o="urn:schemas-microsoft-com:office:office" xmlns:r="http://schemas.openxmlformats.org/officeDocument/2006/relationships" xmlns:m="http://schemas.openxmlformats.org/officeDocument/2006/math" xmlns:v="urn:schemas-microsoft-com:vml" xmlns:wp14="http://schemas.microsoft.com/office/word/2010/wordprocessingDrawing" xmlns:wp="http://schemas.openxmlformats.org/drawingml/2006/wordprocessingDrawing" xmlns:w10="urn:schemas-microsoft-com:office:word" xmlns:w="http://schemas.openxmlformats.org/wordprocessingml/2006/main" xmlns:w14="http://schemas.microsoft.com/office/word/2010/wordml" xmlns:w15="http://schemas.microsoft.com/office/word/2012/wordml" xmlns:w16cex="http://schemas.microsoft.com/office/word/2018/wordml/cex" xmlns:w16cid="http://schemas.microsoft.com/office/word/2016/wordml/cid" xmlns:w16="http://schemas.microsoft.com/office/word/2018/wordml" xmlns:w16sdtdh="http://schemas.microsoft.com/office/word/2020/wordml/sdtdatahash" xmlns:w16se="http://schemas.microsoft.com/office/word/2015/wordml/symex" xmlns:wpg="http://schemas.microsoft.com/office/word/2010/wordprocessingGroup" xmlns:wpi="http://schemas.microsoft.com/office/word/2010/wordprocessingInk" xmlns:wne="http://schemas.microsoft.com/office/word/2006/wordml" xmlns:wps="http://schemas.microsoft.com/office/word/2010/wordprocessingShape" mc:Ignorable="w14 w15 w16se w16cid w16 w16cex w16sdtdh wp14">
+  <w:endnote w:type="separator" w:id="-1">
+    <w:p>
+      <w:r>
+        <w:separator/>
+      </w:r>
+    </w:p>
+  </w:endnote>
+  <w:endnote w:type="continuationSeparator" w:id="0">
+    <w:p>
+      <w:r>
+        <w:continuationSeparator/>
+      </w:r>
+    </w:p>
+  </w:endnote>
+</w:endnotes>
+</file>
+
+<file path=word/footnotes.xml><?xml version="1.0" encoding="utf-8"?>
+<w:footnotes xmlns:wpc="http://schemas.microsoft.com/office/word/2010/wordprocessingCanvas" xmlns:cx="http://schemas.microsoft.com/office/drawing/2014/chartex" xmlns:cx1="http://schemas.microsoft.com/office/drawing/2015/9/8/chartex" xmlns:cx2="http://schemas.microsoft.com/office/drawing/2015/10/21/chartex" xmlns:cx3="http://schemas.microsoft.com/office/drawing/2016/5/9/chartex" xmlns:cx4="http://schemas.microsoft.com/office/drawing/2016/5/10/chartex" xmlns:cx5="http://schemas.microsoft.com/office/drawing/2016/5/11/chartex" xmlns:cx6="http://schemas.microsoft.com/office/drawing/2016/5/12/chartex" xmlns:cx7="http://schemas.microsoft.com/office/drawing/2016/5/13/chartex" xmlns:cx8="http://schemas.microsoft.com/office/drawing/2016/5/14/chartex" xmlns:mc="http://schemas.openxmlformats.org/markup-compatibility/2006" xmlns:aink="http://schemas.microsoft.com/office/drawing/2016/ink" xmlns:am3d="http://schemas.microsoft.com/office/drawing/2017/model3d" xmlns:o="urn:schemas-microsoft-com:office:office" xmlns:r="http://schemas.openxmlformats.org/officeDocument/2006/relationships" xmlns:m="http://schemas.openxmlformats.org/officeDocument/2006/math" xmlns:v="urn:schemas-microsoft-com:vml" xmlns:wp14="http://schemas.microsoft.com/office/word/2010/wordprocessingDrawing" xmlns:wp="http://schemas.openxmlformats.org/drawingml/2006/wordprocessingDrawing" xmlns:w10="urn:schemas-microsoft-com:office:word" xmlns:w="http://schemas.openxmlformats.org/wordprocessingml/2006/main" xmlns:w14="http://schemas.microsoft.com/office/word/2010/wordml" xmlns:w15="http://schemas.microsoft.com/office/word/2012/wordml" xmlns:w16cex="http://schemas.microsoft.com/office/word/2018/wordml/cex" xmlns:w16cid="http://schemas.microsoft.com/office/word/2016/wordml/cid" xmlns:w16="http://schemas.microsoft.com/office/word/2018/wordml" xmlns:w16sdtdh="http://schemas.microsoft.com/office/word/2020/wordml/sdtdatahash" xmlns:w16se="http://schemas.microsoft.com/office/word/2015/wordml/symex" xmlns:wpg="http://schemas.microsoft.com/office/word/2010/wordprocessingGroup" xmlns:wpi="http://schemas.microsoft.com/office/word/2010/wordprocessingInk" xmlns:wne="http://schemas.microsoft.com/office/word/2006/wordml" xmlns:wps="http://schemas.microsoft.com/office/word/2010/wordprocessingShape" mc:Ignorable="w14 w15 w16se w16cid w16 w16cex w16sdtdh wp14">
+  <w:footnote w:type="separator" w:id="-1">
+    <w:p>
+      <w:r>
+        <w:separator/>
+      </w:r>
+    </w:p>
+  </w:footnote>
+  <w:footnote w:type="continuationSeparator" w:id="0">
+    <w:p>
+      <w:r>
+        <w:continuationSeparator/>
+      </w:r>
+    </w:p>
+  </w:footnote>
+  <w:footnote w:id="1">
+    <w:p>
+      <w:pPr>
+        <w:pStyle w:val="FootnoteText"/>
+      </w:pPr>
+      <w:ins w:id="65" w:author="Rawat, Saani (rawatsa)" w:date="2025-08-29T12:23:00Z">
+        <w:r>
+          <w:rPr>
+            <w:rStyle w:val="FootnoteReference"/>
+          </w:rPr>
+          <w:footnoteRef/>
+        </w:r>
+        <w:r>
+          <w:t xml:space="preserve"> </w:t>
+        </w:r>
+      </w:ins>
+      <w:ins w:id="66" w:author="Rawat, Saani (rawatsa)" w:date="2025-08-29T12:24:00Z">
+        <w:r>
+          <w:t xml:space="preserve">These reports are available for years in which </w:t>
+        </w:r>
+      </w:ins>
+      <w:ins w:id="67" w:author="Rawat, Saani (rawatsa)" w:date="2025-08-29T12:25:00Z">
+        <w:r>
+          <w:t>Ohio Auditor of State performed a financial audit.</w:t>
+        </w:r>
+        <w:r>
+          <w:t xml:space="preserve"> Hence, data is not available uniformly for all years for a local government.</w:t>
+        </w:r>
+      </w:ins>
+    </w:p>
+  </w:footnote>
+  <w:footnote w:id="2">
+    <w:p>
+      <w:pPr>
+        <w:pStyle w:val="FootnoteText"/>
+      </w:pPr>
+      <w:ins w:id="75" w:author="Rawat, Saani (rawatsa)" w:date="2025-08-29T12:28:00Z">
+        <w:r>
+          <w:rPr>
+            <w:rStyle w:val="FootnoteReference"/>
+          </w:rPr>
+          <w:footnoteRef/>
+        </w:r>
+        <w:r>
+          <w:t xml:space="preserve"> We restrict our analysis to townships due to consistency </w:t>
+        </w:r>
+        <w:r>
+          <w:t>in reporting and data availability.</w:t>
+        </w:r>
+      </w:ins>
+    </w:p>
+  </w:footnote>
+  <w:footnote w:id="3">
+    <w:p>
+      <w:pPr>
+        <w:pStyle w:val="FootnoteText"/>
+      </w:pPr>
+      <w:ins w:id="164" w:author="Rawat, Saani (rawatsa)" w:date="2025-08-29T12:54:00Z">
+        <w:r>
+          <w:rPr>
+            <w:rStyle w:val="FootnoteReference"/>
+          </w:rPr>
+          <w:footnoteRef/>
+        </w:r>
+        <w:r>
+          <w:t xml:space="preserve"> We right-truncate the post-window if another election was passed immediately after</w:t>
+        </w:r>
+        <w:r>
+          <w:t>w</w:t>
+        </w:r>
+      </w:ins>
+      <w:ins w:id="165" w:author="Rawat, Saani (rawatsa)" w:date="2025-08-29T12:55:00Z">
+        <w:r>
+          <w:t>ards to avoid any contamination.</w:t>
+        </w:r>
+      </w:ins>
+    </w:p>
+  </w:footnote>
+  <w:footnote w:id="4">
+    <w:p>
+      <w:pPr>
+        <w:pStyle w:val="FootnoteText"/>
+      </w:pPr>
+      <w:ins w:id="194" w:author="Rawat, Saani (rawatsa)" w:date="2025-08-29T13:02:00Z">
+        <w:r>
+          <w:rPr>
+            <w:rStyle w:val="FootnoteReference"/>
+          </w:rPr>
+          <w:footnoteRef/>
+        </w:r>
+        <w:r>
+          <w:t xml:space="preserve"> We consider property tax revenue and public works expenditures as our outcome variables.</w:t>
+        </w:r>
+      </w:ins>
+    </w:p>
+  </w:footnote>
+</w:footnotes>
+</file>
+
+<file path=word/numbering.xml><?xml version="1.0" encoding="utf-8"?>
+<w:numbering xmlns:wpc="http://schemas.microsoft.com/office/word/2010/wordprocessingCanvas" xmlns:cx="http://schemas.microsoft.com/office/drawing/2014/chartex" xmlns:cx1="http://schemas.microsoft.com/office/drawing/2015/9/8/chartex" xmlns:cx2="http://schemas.microsoft.com/office/drawing/2015/10/21/chartex" xmlns:cx3="http://schemas.microsoft.com/office/drawing/2016/5/9/chartex" xmlns:cx4="http://schemas.microsoft.com/office/drawing/2016/5/10/chartex" xmlns:cx5="http://schemas.microsoft.com/office/drawing/2016/5/11/chartex" xmlns:cx6="http://schemas.microsoft.com/office/drawing/2016/5/12/chartex" xmlns:cx7="http://schemas.microsoft.com/office/drawing/2016/5/13/chartex" xmlns:cx8="http://schemas.microsoft.com/office/drawing/2016/5/14/chartex" xmlns:mc="http://schemas.openxmlformats.org/markup-compatibility/2006" xmlns:aink="http://schemas.microsoft.com/office/drawing/2016/ink" xmlns:am3d="http://schemas.microsoft.com/office/drawing/2017/model3d" xmlns:o="urn:schemas-microsoft-com:office:office" xmlns:r="http://schemas.openxmlformats.org/officeDocument/2006/relationships" xmlns:m="http://schemas.openxmlformats.org/officeDocument/2006/math" xmlns:v="urn:schemas-microsoft-com:vml" xmlns:wp14="http://schemas.microsoft.com/office/word/2010/wordprocessingDrawing" xmlns:wp="http://schemas.openxmlformats.org/drawingml/2006/wordprocessingDrawing" xmlns:w10="urn:schemas-microsoft-com:office:word" xmlns:w="http://schemas.openxmlformats.org/wordprocessingml/2006/main" xmlns:w14="http://schemas.microsoft.com/office/word/2010/wordml" xmlns:w15="http://schemas.microsoft.com/office/word/2012/wordml" xmlns:w16cex="http://schemas.microsoft.com/office/word/2018/wordml/cex" xmlns:w16cid="http://schemas.microsoft.com/office/word/2016/wordml/cid" xmlns:w16="http://schemas.microsoft.com/office/word/2018/wordml" xmlns:w16sdtdh="http://schemas.microsoft.com/office/word/2020/wordml/sdtdatahash" xmlns:w16se="http://schemas.microsoft.com/office/word/2015/wordml/symex" xmlns:wpg="http://schemas.microsoft.com/office/word/2010/wordprocessingGroup" xmlns:wpi="http://schemas.microsoft.com/office/word/2010/wordprocessingInk" xmlns:wne="http://schemas.microsoft.com/office/word/2006/wordml" xmlns:wps="http://schemas.microsoft.com/office/word/2010/wordprocessingShape" mc:Ignorable="w14 w15 w16se w16cid w16 w16cex w16sdtdh wp14">
+  <w:abstractNum w:abstractNumId="0" w15:restartNumberingAfterBreak="0">
+    <w:nsid w:val="2B953599"/>
+    <w:multiLevelType w:val="multilevel"/>
+    <w:tmpl w:val="353EED26"/>
+    <w:lvl w:ilvl="0">
+      <w:start w:val="1"/>
+      <w:numFmt w:val="decimal"/>
+      <w:lvlText w:val="%1."/>
+      <w:lvlJc w:val="left"/>
+      <w:pPr>
+        <w:ind w:left="720" w:hanging="360"/>
+      </w:pPr>
+      <w:rPr>
+        <w:rFonts w:hint="default"/>
+      </w:rPr>
+    </w:lvl>
+    <w:lvl w:ilvl="1">
+      <w:start w:val="2"/>
+      <w:numFmt w:val="decimal"/>
+      <w:isLgl/>
+      <w:lvlText w:val="%1.%2."/>
+      <w:lvlJc w:val="left"/>
+      <w:pPr>
+        <w:ind w:left="1080" w:hanging="720"/>
+      </w:pPr>
+      <w:rPr>
+        <w:rFonts w:hint="default"/>
+      </w:rPr>
+    </w:lvl>
+    <w:lvl w:ilvl="2">
+      <w:start w:val="1"/>
+      <w:numFmt w:val="decimal"/>
+      <w:isLgl/>
+      <w:lvlText w:val="%1.%2.%3."/>
+      <w:lvlJc w:val="left"/>
+      <w:pPr>
+        <w:ind w:left="1440" w:hanging="1080"/>
+      </w:pPr>
+      <w:rPr>
+        <w:rFonts w:hint="default"/>
+      </w:rPr>
+    </w:lvl>
+    <w:lvl w:ilvl="3">
+      <w:start w:val="1"/>
+      <w:numFmt w:val="decimal"/>
+      <w:isLgl/>
+      <w:lvlText w:val="%1.%2.%3.%4."/>
+      <w:lvlJc w:val="left"/>
+      <w:pPr>
+        <w:ind w:left="1440" w:hanging="1080"/>
+      </w:pPr>
+      <w:rPr>
+        <w:rFonts w:hint="default"/>
+      </w:rPr>
+    </w:lvl>
+    <w:lvl w:ilvl="4">
+      <w:start w:val="1"/>
+      <w:numFmt w:val="decimal"/>
+      <w:isLgl/>
+      <w:lvlText w:val="%1.%2.%3.%4.%5."/>
+      <w:lvlJc w:val="left"/>
+      <w:pPr>
+        <w:ind w:left="1800" w:hanging="1440"/>
+      </w:pPr>
+      <w:rPr>
+        <w:rFonts w:hint="default"/>
+      </w:rPr>
+    </w:lvl>
+    <w:lvl w:ilvl="5">
+      <w:start w:val="1"/>
+      <w:numFmt w:val="decimal"/>
+      <w:isLgl/>
+      <w:lvlText w:val="%1.%2.%3.%4.%5.%6."/>
+      <w:lvlJc w:val="left"/>
+      <w:pPr>
+        <w:ind w:left="2160" w:hanging="1800"/>
+      </w:pPr>
+      <w:rPr>
+        <w:rFonts w:hint="default"/>
+      </w:rPr>
+    </w:lvl>
+    <w:lvl w:ilvl="6">
+      <w:start w:val="1"/>
+      <w:numFmt w:val="decimal"/>
+      <w:isLgl/>
+      <w:lvlText w:val="%1.%2.%3.%4.%5.%6.%7."/>
+      <w:lvlJc w:val="left"/>
+      <w:pPr>
+        <w:ind w:left="2520" w:hanging="2160"/>
+      </w:pPr>
+      <w:rPr>
+        <w:rFonts w:hint="default"/>
+      </w:rPr>
+    </w:lvl>
+    <w:lvl w:ilvl="7">
+      <w:start w:val="1"/>
+      <w:numFmt w:val="decimal"/>
+      <w:isLgl/>
+      <w:lvlText w:val="%1.%2.%3.%4.%5.%6.%7.%8."/>
+      <w:lvlJc w:val="left"/>
+      <w:pPr>
+        <w:ind w:left="2520" w:hanging="2160"/>
+      </w:pPr>
+      <w:rPr>
+        <w:rFonts w:hint="default"/>
+      </w:rPr>
+    </w:lvl>
+    <w:lvl w:ilvl="8">
+      <w:start w:val="1"/>
+      <w:numFmt w:val="decimal"/>
+      <w:isLgl/>
+      <w:lvlText w:val="%1.%2.%3.%4.%5.%6.%7.%8.%9."/>
+      <w:lvlJc w:val="left"/>
+      <w:pPr>
+        <w:ind w:left="2880" w:hanging="2520"/>
+      </w:pPr>
+      <w:rPr>
+        <w:rFonts w:hint="default"/>
+      </w:rPr>
+    </w:lvl>
+  </w:abstractNum>
+  <w:num w:numId="1">
+    <w:abstractNumId w:val="0"/>
+  </w:num>
+</w:numbering>
 </file>
 
 <file path=word/people.xml><?xml version="1.0" encoding="utf-8"?>
@@ -21021,6 +25245,7 @@
     <w:lsdException w:name="HTML Sample" w:semiHidden="1" w:unhideWhenUsed="1"/>
     <w:lsdException w:name="HTML Typewriter" w:semiHidden="1" w:unhideWhenUsed="1"/>
     <w:lsdException w:name="HTML Variable" w:semiHidden="1" w:unhideWhenUsed="1"/>
+    <w:lsdException w:name="Normal Table" w:semiHidden="1" w:unhideWhenUsed="1"/>
     <w:lsdException w:name="annotation subject" w:semiHidden="1" w:unhideWhenUsed="1"/>
     <w:lsdException w:name="No List" w:semiHidden="1" w:unhideWhenUsed="1"/>
     <w:lsdException w:name="Outline List 1" w:semiHidden="1" w:unhideWhenUsed="1"/>
@@ -21067,8 +25292,10 @@
     <w:lsdException w:name="Table Subtle 2" w:semiHidden="1" w:unhideWhenUsed="1"/>
     <w:lsdException w:name="Table Web 1" w:semiHidden="1" w:unhideWhenUsed="1"/>
     <w:lsdException w:name="Table Web 2" w:semiHidden="1" w:unhideWhenUsed="1"/>
+    <w:lsdException w:name="Table Web 3" w:semiHidden="1" w:unhideWhenUsed="1"/>
     <w:lsdException w:name="Balloon Text" w:semiHidden="1" w:unhideWhenUsed="1"/>
     <w:lsdException w:name="Table Grid" w:uiPriority="39"/>
+    <w:lsdException w:name="Table Theme" w:semiHidden="1" w:unhideWhenUsed="1"/>
     <w:lsdException w:name="Placeholder Text" w:semiHidden="1"/>
     <w:lsdException w:name="No Spacing" w:uiPriority="1" w:qFormat="1"/>
     <w:lsdException w:name="Light Shading" w:uiPriority="60"/>
@@ -21294,10 +25521,74 @@
     <w:name w:val="Normal"/>
     <w:qFormat/>
   </w:style>
+  <w:style w:type="paragraph" w:styleId="Heading1">
+    <w:name w:val="heading 1"/>
+    <w:basedOn w:val="Normal"/>
+    <w:next w:val="Normal"/>
+    <w:link w:val="Heading1Char"/>
+    <w:uiPriority w:val="9"/>
+    <w:qFormat/>
+    <w:rsid w:val="009E22A0"/>
+    <w:pPr>
+      <w:keepNext/>
+      <w:keepLines/>
+      <w:spacing w:before="240"/>
+      <w:outlineLvl w:val="0"/>
+    </w:pPr>
+    <w:rPr>
+      <w:rFonts w:asciiTheme="majorHAnsi" w:eastAsiaTheme="majorEastAsia" w:hAnsiTheme="majorHAnsi" w:cstheme="majorBidi"/>
+      <w:color w:val="C00000"/>
+      <w:sz w:val="40"/>
+      <w:szCs w:val="32"/>
+    </w:rPr>
+  </w:style>
+  <w:style w:type="paragraph" w:styleId="Heading2">
+    <w:name w:val="heading 2"/>
+    <w:basedOn w:val="Normal"/>
+    <w:next w:val="Normal"/>
+    <w:link w:val="Heading2Char"/>
+    <w:uiPriority w:val="9"/>
+    <w:unhideWhenUsed/>
+    <w:qFormat/>
+    <w:rsid w:val="009E22A0"/>
+    <w:pPr>
+      <w:keepNext/>
+      <w:keepLines/>
+      <w:spacing w:before="40"/>
+      <w:outlineLvl w:val="1"/>
+    </w:pPr>
+    <w:rPr>
+      <w:rFonts w:asciiTheme="majorHAnsi" w:eastAsiaTheme="majorEastAsia" w:hAnsiTheme="majorHAnsi" w:cstheme="majorBidi"/>
+      <w:color w:val="C00000"/>
+      <w:sz w:val="36"/>
+      <w:szCs w:val="26"/>
+    </w:rPr>
+  </w:style>
+  <w:style w:type="paragraph" w:styleId="Heading3">
+    <w:name w:val="heading 3"/>
+    <w:basedOn w:val="Normal"/>
+    <w:next w:val="Normal"/>
+    <w:link w:val="Heading3Char"/>
+    <w:uiPriority w:val="9"/>
+    <w:unhideWhenUsed/>
+    <w:qFormat/>
+    <w:rsid w:val="009E22A0"/>
+    <w:pPr>
+      <w:keepNext/>
+      <w:keepLines/>
+      <w:spacing w:before="40"/>
+      <w:outlineLvl w:val="2"/>
+    </w:pPr>
+    <w:rPr>
+      <w:rFonts w:asciiTheme="majorHAnsi" w:eastAsiaTheme="majorEastAsia" w:hAnsiTheme="majorHAnsi" w:cstheme="majorBidi"/>
+      <w:color w:val="C00000"/>
+      <w:sz w:val="32"/>
+      <w:szCs w:val="24"/>
+    </w:rPr>
+  </w:style>
   <w:style w:type="character" w:default="1" w:styleId="DefaultParagraphFont">
     <w:name w:val="Default Paragraph Font"/>
     <w:uiPriority w:val="1"/>
-    <w:semiHidden/>
     <w:unhideWhenUsed/>
   </w:style>
   <w:style w:type="table" w:default="1" w:styleId="TableNormal">
@@ -21637,6 +25928,118 @@
       <w:shd w:val="clear" w:color="auto" w:fill="E1DFDD"/>
     </w:rPr>
   </w:style>
+  <w:style w:type="character" w:customStyle="1" w:styleId="Heading1Char">
+    <w:name w:val="Heading 1 Char"/>
+    <w:basedOn w:val="DefaultParagraphFont"/>
+    <w:link w:val="Heading1"/>
+    <w:uiPriority w:val="9"/>
+    <w:rsid w:val="009E22A0"/>
+    <w:rPr>
+      <w:rFonts w:asciiTheme="majorHAnsi" w:eastAsiaTheme="majorEastAsia" w:hAnsiTheme="majorHAnsi" w:cstheme="majorBidi"/>
+      <w:color w:val="C00000"/>
+      <w:sz w:val="40"/>
+      <w:szCs w:val="32"/>
+    </w:rPr>
+  </w:style>
+  <w:style w:type="character" w:customStyle="1" w:styleId="Heading2Char">
+    <w:name w:val="Heading 2 Char"/>
+    <w:basedOn w:val="DefaultParagraphFont"/>
+    <w:link w:val="Heading2"/>
+    <w:uiPriority w:val="9"/>
+    <w:rsid w:val="009E22A0"/>
+    <w:rPr>
+      <w:rFonts w:asciiTheme="majorHAnsi" w:eastAsiaTheme="majorEastAsia" w:hAnsiTheme="majorHAnsi" w:cstheme="majorBidi"/>
+      <w:color w:val="C00000"/>
+      <w:sz w:val="36"/>
+      <w:szCs w:val="26"/>
+    </w:rPr>
+  </w:style>
+  <w:style w:type="character" w:customStyle="1" w:styleId="Heading3Char">
+    <w:name w:val="Heading 3 Char"/>
+    <w:basedOn w:val="DefaultParagraphFont"/>
+    <w:link w:val="Heading3"/>
+    <w:uiPriority w:val="9"/>
+    <w:rsid w:val="009E22A0"/>
+    <w:rPr>
+      <w:rFonts w:asciiTheme="majorHAnsi" w:eastAsiaTheme="majorEastAsia" w:hAnsiTheme="majorHAnsi" w:cstheme="majorBidi"/>
+      <w:color w:val="C00000"/>
+      <w:sz w:val="32"/>
+      <w:szCs w:val="24"/>
+    </w:rPr>
+  </w:style>
+  <w:style w:type="paragraph" w:styleId="FootnoteText">
+    <w:name w:val="footnote text"/>
+    <w:basedOn w:val="Normal"/>
+    <w:link w:val="FootnoteTextChar"/>
+    <w:uiPriority w:val="99"/>
+    <w:semiHidden/>
+    <w:unhideWhenUsed/>
+    <w:rsid w:val="00195A09"/>
+    <w:rPr>
+      <w:sz w:val="20"/>
+      <w:szCs w:val="20"/>
+    </w:rPr>
+  </w:style>
+  <w:style w:type="character" w:customStyle="1" w:styleId="FootnoteTextChar">
+    <w:name w:val="Footnote Text Char"/>
+    <w:basedOn w:val="DefaultParagraphFont"/>
+    <w:link w:val="FootnoteText"/>
+    <w:uiPriority w:val="99"/>
+    <w:semiHidden/>
+    <w:rsid w:val="00195A09"/>
+    <w:rPr>
+      <w:sz w:val="20"/>
+      <w:szCs w:val="20"/>
+    </w:rPr>
+  </w:style>
+  <w:style w:type="character" w:styleId="FootnoteReference">
+    <w:name w:val="footnote reference"/>
+    <w:basedOn w:val="DefaultParagraphFont"/>
+    <w:uiPriority w:val="99"/>
+    <w:semiHidden/>
+    <w:unhideWhenUsed/>
+    <w:rsid w:val="00195A09"/>
+    <w:rPr>
+      <w:vertAlign w:val="superscript"/>
+    </w:rPr>
+  </w:style>
+  <w:style w:type="character" w:styleId="PlaceholderText">
+    <w:name w:val="Placeholder Text"/>
+    <w:basedOn w:val="DefaultParagraphFont"/>
+    <w:uiPriority w:val="99"/>
+    <w:semiHidden/>
+    <w:rsid w:val="00F95C39"/>
+    <w:rPr>
+      <w:color w:val="808080"/>
+    </w:rPr>
+  </w:style>
+  <w:style w:type="character" w:styleId="Strong">
+    <w:name w:val="Strong"/>
+    <w:basedOn w:val="DefaultParagraphFont"/>
+    <w:uiPriority w:val="22"/>
+    <w:qFormat/>
+    <w:rsid w:val="00BD5CC2"/>
+    <w:rPr>
+      <w:b/>
+      <w:bCs/>
+    </w:rPr>
+  </w:style>
+  <w:style w:type="table" w:styleId="TableGrid0">
+    <w:name w:val="Table Grid"/>
+    <w:basedOn w:val="TableNormal"/>
+    <w:uiPriority w:val="39"/>
+    <w:rsid w:val="003919A3"/>
+    <w:tblPr>
+      <w:tblBorders>
+        <w:top w:val="single" w:sz="4" w:space="0" w:color="auto"/>
+        <w:left w:val="single" w:sz="4" w:space="0" w:color="auto"/>
+        <w:bottom w:val="single" w:sz="4" w:space="0" w:color="auto"/>
+        <w:right w:val="single" w:sz="4" w:space="0" w:color="auto"/>
+        <w:insideH w:val="single" w:sz="4" w:space="0" w:color="auto"/>
+        <w:insideV w:val="single" w:sz="4" w:space="0" w:color="auto"/>
+      </w:tblBorders>
+    </w:tblPr>
+  </w:style>
 </w:styles>
 </file>
 
@@ -21936,15 +26339,6 @@
 </file>
 
 <file path=customXml/item1.xml><?xml version="1.0" encoding="utf-8"?>
-<?mso-contentType ?>
-<FormTemplates xmlns="http://schemas.microsoft.com/sharepoint/v3/contenttype/forms">
-  <Display>DocumentLibraryForm</Display>
-  <Edit>DocumentLibraryForm</Edit>
-  <New>DocumentLibraryForm</New>
-</FormTemplates>
-</file>
-
-<file path=customXml/item2.xml><?xml version="1.0" encoding="utf-8"?>
 <ct:contentTypeSchema xmlns:ct="http://schemas.microsoft.com/office/2006/metadata/contentType" xmlns:ma="http://schemas.microsoft.com/office/2006/metadata/properties/metaAttributes" ct:_="" ma:_="" ma:contentTypeName="Document" ma:contentTypeID="0x01010060C37653FBFDB34DA291AE7806E480FB" ma:contentTypeVersion="18" ma:contentTypeDescription="Create a new document." ma:contentTypeScope="" ma:versionID="e2f461f34ffad10b50448cf5ec3e6c30">
   <xsd:schema xmlns:xsd="http://www.w3.org/2001/XMLSchema" xmlns:xs="http://www.w3.org/2001/XMLSchema" xmlns:p="http://schemas.microsoft.com/office/2006/metadata/properties" xmlns:ns3="9772973a-2681-4778-b4c7-fa785e6ae870" xmlns:ns4="bb53d160-e9b7-42e4-9639-85c2eeb2a294" targetNamespace="http://schemas.microsoft.com/office/2006/metadata/properties" ma:root="true" ma:fieldsID="59c8267b27cee8459fc7ce163b5ad682" ns3:_="" ns4:_="">
     <xsd:import namespace="9772973a-2681-4778-b4c7-fa785e6ae870"/>
@@ -22197,6 +26591,15 @@
 </ct:contentTypeSchema>
 </file>
 
+<file path=customXml/item2.xml><?xml version="1.0" encoding="utf-8"?>
+<?mso-contentType ?>
+<FormTemplates xmlns="http://schemas.microsoft.com/sharepoint/v3/contenttype/forms">
+  <Display>DocumentLibraryForm</Display>
+  <Edit>DocumentLibraryForm</Edit>
+  <New>DocumentLibraryForm</New>
+</FormTemplates>
+</file>
+
 <file path=customXml/item3.xml><?xml version="1.0" encoding="utf-8"?>
 <p:properties xmlns:p="http://schemas.microsoft.com/office/2006/metadata/properties" xmlns:xsi="http://www.w3.org/2001/XMLSchema-instance" xmlns:pc="http://schemas.microsoft.com/office/infopath/2007/PartnerControls">
   <documentManagement>
@@ -22205,15 +26608,11 @@
 </p:properties>
 </file>
 
-<file path=customXml/itemProps1.xml><?xml version="1.0" encoding="utf-8"?>
-<ds:datastoreItem xmlns:ds="http://schemas.openxmlformats.org/officeDocument/2006/customXml" ds:itemID="{73D5566C-494B-458A-AEAC-28CA08EDE222}">
-  <ds:schemaRefs>
-    <ds:schemaRef ds:uri="http://schemas.microsoft.com/sharepoint/v3/contenttype/forms"/>
-  </ds:schemaRefs>
-</ds:datastoreItem>
+<file path=customXml/item4.xml><?xml version="1.0" encoding="utf-8"?>
+<b:Sources xmlns:b="http://schemas.openxmlformats.org/officeDocument/2006/bibliography" xmlns="http://schemas.openxmlformats.org/officeDocument/2006/bibliography" SelectedStyle="\APASixthEditionOfficeOnline.xsl" StyleName="APA" Version="6"/>
 </file>
 
-<file path=customXml/itemProps2.xml><?xml version="1.0" encoding="utf-8"?>
+<file path=customXml/itemProps1.xml><?xml version="1.0" encoding="utf-8"?>
 <ds:datastoreItem xmlns:ds="http://schemas.openxmlformats.org/officeDocument/2006/customXml" ds:itemID="{3D611E9B-0D90-40D7-AED0-99CCDC179A5F}">
   <ds:schemaRefs>
     <ds:schemaRef ds:uri="http://schemas.microsoft.com/office/2006/metadata/contentType"/>
@@ -22232,6 +26631,14 @@
 </ds:datastoreItem>
 </file>
 
+<file path=customXml/itemProps2.xml><?xml version="1.0" encoding="utf-8"?>
+<ds:datastoreItem xmlns:ds="http://schemas.openxmlformats.org/officeDocument/2006/customXml" ds:itemID="{73D5566C-494B-458A-AEAC-28CA08EDE222}">
+  <ds:schemaRefs>
+    <ds:schemaRef ds:uri="http://schemas.microsoft.com/sharepoint/v3/contenttype/forms"/>
+  </ds:schemaRefs>
+</ds:datastoreItem>
+</file>
+
 <file path=customXml/itemProps3.xml><?xml version="1.0" encoding="utf-8"?>
 <ds:datastoreItem xmlns:ds="http://schemas.openxmlformats.org/officeDocument/2006/customXml" ds:itemID="{88502D8F-CAE3-496D-A249-859A3F262FC6}">
   <ds:schemaRefs>
@@ -22240,4 +26647,12 @@
     <ds:schemaRef ds:uri="9772973a-2681-4778-b4c7-fa785e6ae870"/>
   </ds:schemaRefs>
 </ds:datastoreItem>
+</file>
+
+<file path=customXml/itemProps4.xml><?xml version="1.0" encoding="utf-8"?>
+<ds:datastoreItem xmlns:ds="http://schemas.openxmlformats.org/officeDocument/2006/customXml" ds:itemID="{3EA0924E-C4CC-4A07-B6C4-E61BE43DAE3B}">
+  <ds:schemaRefs>
+    <ds:schemaRef ds:uri="http://schemas.openxmlformats.org/officeDocument/2006/bibliography"/>
+  </ds:schemaRefs>
+</ds:datastoreItem>
 </file>